--- a/SWE439_HW1_Report.docx
+++ b/SWE439_HW1_Report.docx
@@ -5020,17 +5020,6 @@
           <w:shd w:val="clear" w:color="auto" w:fill="FFFF00"/>
         </w:rPr>
         <w:t>[Insert Figure 3: screenshot of our PMD run showing the pmd check command from Appendix C and its output.]</w:t>
-      </w:r>
-    </w:p>
-    <w:p>
-      <w:pPr>
-        <w:spacing w:after="100"/>
-      </w:pPr>
-      <w:r>
-        <w:rPr>
-          <w:shd w:val="clear" w:color="auto" w:fill="FFFF00"/>
-        </w:rPr>
-        <w:t>[Insert Figures 4–6: one screenshot per ChatGPT run (Runs 1–3) showing the model name.]</w:t>
       </w:r>
     </w:p>
     <w:p>

--- a/SWE439_HW1_Report.docx
+++ b/SWE439_HW1_Report.docx
@@ -161,11 +161,20 @@
                 <w:sz w:val="20"/>
                 <w:szCs w:val="20"/>
               </w:rPr>
-              <w:t xml:space="preserve"> A</w:t>
+              <w:t xml:space="preserve"> </w:t>
+            </w:r>
+            <w:proofErr w:type="spellStart"/>
+            <w:r>
+              <w:rPr>
+                <w:sz w:val="20"/>
+                <w:szCs w:val="20"/>
+              </w:rPr>
+              <w:t>A</w:t>
             </w:r>
             <w:r>
               <w:t>lDahan</w:t>
             </w:r>
+            <w:proofErr w:type="spellEnd"/>
           </w:p>
         </w:tc>
         <w:tc>
@@ -394,7 +403,7 @@
         <w:t>DeepSeek</w:t>
       </w:r>
       <w:r>
-        <w:t xml:space="preserve"> (open-weight) on the 34 source files of Apache Commons CLI (2,840 lines of code), for three smells: Long Method, God Class and Long Parameter List. Each LLM was run three times with an identical prompt and input.</w:t>
+        <w:t xml:space="preserve"> (open-weight) on Apache Commons CLI (34 files, 2,840 LOC) for three smells: Long Method, God Class and Long Parameter List. Each LLM was run three times with the same prompt and input.</w:t>
       </w:r>
     </w:p>
     <w:p>
@@ -414,7 +423,7 @@
         <w:t>Agreement with PMD</w:t>
       </w:r>
       <w:r>
-        <w:t xml:space="preserve"> (Run 1, detection overlap) ranged from 20.0% to 66.7%. The highest was DeepSeek on God Class (66.7%); the lowest was ChatGPT on God Class (20.0%).</w:t>
+        <w:t xml:space="preserve"> (Run 1 overlap) ranged from 20.0% (ChatGPT, God Class) to 66.7% (DeepSeek, God Class).</w:t>
       </w:r>
     </w:p>
     <w:p>
@@ -431,10 +440,10 @@
           <w:b/>
           <w:bCs/>
         </w:rPr>
-        <w:t>Repeatability was low for the long lists:</w:t>
+        <w:t>Repeatability was low:</w:t>
       </w:r>
       <w:r>
-        <w:t xml:space="preserve"> three-run consistency was 12.5%–28.6% for Long Method and Long Parameter List for both LLMs. Only four detections were reported in all six LLM runs.</w:t>
+        <w:t xml:space="preserve"> three-run consistency was 12.5%–28.6% for Long Method and Long Parameter List, and only four detections appeared in all six LLM runs.</w:t>
       </w:r>
     </w:p>
     <w:p>
@@ -454,7 +463,15 @@
         <w:t>Explanation quality</w:t>
       </w:r>
       <w:r>
-        <w:t xml:space="preserve"> (0–3 rubric) was 3.0 for 10 of the 11 scored explanations, so the rubric hardly separated them; this does not mean the detections were correct.</w:t>
+        <w:t xml:space="preserve"> was 3/3 </w:t>
+      </w:r>
+      <w:proofErr w:type="gramStart"/>
+      <w:r>
+        <w:t>for</w:t>
+      </w:r>
+      <w:proofErr w:type="gramEnd"/>
+      <w:r>
+        <w:t xml:space="preserve"> 10 of the 11 scored explanations, so the rubric barely separated the LLMs and says nothing about correctness.</w:t>
       </w:r>
     </w:p>
     <w:p>
@@ -474,7 +491,7 @@
         <w:t>Recommendation:</w:t>
       </w:r>
       <w:r>
-        <w:t xml:space="preserve"> use PMD as the repeatable gate and the LLMs as a second-opinion and explanation layer, whose results need repeated runs and human review.</w:t>
+        <w:t xml:space="preserve"> use PMD as the repeatable gate and the LLMs as a second opinion and explanation aid, with repeated runs and human review.</w:t>
       </w:r>
     </w:p>
     <w:p>
@@ -483,7 +500,7 @@
         <w:keepNext/>
       </w:pPr>
       <w:r>
-        <w:t>1. Selection of Tools and Models (Task 1)</w:t>
+        <w:t>1. Selection of Tools and Models</w:t>
       </w:r>
     </w:p>
     <w:p>
@@ -755,13 +772,23 @@
               </w:rPr>
               <w:t xml:space="preserve">Command line: </w:t>
             </w:r>
+            <w:proofErr w:type="spellStart"/>
             <w:r>
               <w:rPr>
                 <w:rFonts w:ascii="Courier New" w:eastAsia="Courier New" w:hAnsi="Courier New" w:cs="Courier New"/>
                 <w:sz w:val="18"/>
                 <w:szCs w:val="18"/>
               </w:rPr>
-              <w:t>pmd check</w:t>
+              <w:t>pmd</w:t>
+            </w:r>
+            <w:proofErr w:type="spellEnd"/>
+            <w:r>
+              <w:rPr>
+                <w:rFonts w:ascii="Courier New" w:eastAsia="Courier New" w:hAnsi="Courier New" w:cs="Courier New"/>
+                <w:sz w:val="18"/>
+                <w:szCs w:val="18"/>
+              </w:rPr>
+              <w:t xml:space="preserve"> check</w:t>
             </w:r>
             <w:r>
               <w:rPr>
@@ -800,6 +827,7 @@
               </w:rPr>
               <w:t xml:space="preserve">Custom ruleset: </w:t>
             </w:r>
+            <w:proofErr w:type="spellStart"/>
             <w:r>
               <w:rPr>
                 <w:rFonts w:ascii="Courier New" w:eastAsia="Courier New" w:hAnsi="Courier New" w:cs="Courier New"/>
@@ -808,6 +836,7 @@
               </w:rPr>
               <w:t>GodClass</w:t>
             </w:r>
+            <w:proofErr w:type="spellEnd"/>
             <w:r>
               <w:rPr>
                 <w:sz w:val="18"/>
@@ -815,6 +844,7 @@
               </w:rPr>
               <w:t xml:space="preserve"> (default); </w:t>
             </w:r>
+            <w:proofErr w:type="spellStart"/>
             <w:r>
               <w:rPr>
                 <w:rFonts w:ascii="Courier New" w:eastAsia="Courier New" w:hAnsi="Courier New" w:cs="Courier New"/>
@@ -823,13 +853,31 @@
               </w:rPr>
               <w:t>NcssCount</w:t>
             </w:r>
-            <w:r>
-              <w:rPr>
-                <w:sz w:val="18"/>
-                <w:szCs w:val="18"/>
-              </w:rPr>
-              <w:t xml:space="preserve"> with methodReportLevel = 30; </w:t>
-            </w:r>
+            <w:proofErr w:type="spellEnd"/>
+            <w:r>
+              <w:rPr>
+                <w:sz w:val="18"/>
+                <w:szCs w:val="18"/>
+              </w:rPr>
+              <w:t xml:space="preserve"> with </w:t>
+            </w:r>
+            <w:proofErr w:type="spellStart"/>
+            <w:r>
+              <w:rPr>
+                <w:sz w:val="18"/>
+                <w:szCs w:val="18"/>
+              </w:rPr>
+              <w:t>methodReportLevel</w:t>
+            </w:r>
+            <w:proofErr w:type="spellEnd"/>
+            <w:r>
+              <w:rPr>
+                <w:sz w:val="18"/>
+                <w:szCs w:val="18"/>
+              </w:rPr>
+              <w:t xml:space="preserve"> = 30; </w:t>
+            </w:r>
+            <w:proofErr w:type="spellStart"/>
             <w:r>
               <w:rPr>
                 <w:rFonts w:ascii="Courier New" w:eastAsia="Courier New" w:hAnsi="Courier New" w:cs="Courier New"/>
@@ -838,6 +886,7 @@
               </w:rPr>
               <w:t>ExcessiveParameterList</w:t>
             </w:r>
+            <w:proofErr w:type="spellEnd"/>
             <w:r>
               <w:rPr>
                 <w:sz w:val="18"/>
@@ -923,15 +972,14 @@
                 <w:sz w:val="18"/>
                 <w:szCs w:val="18"/>
               </w:rPr>
-              <w:t xml:space="preserve">ChatGPT, model: </w:t>
-            </w:r>
-            <w:r>
-              <w:rPr>
-                <w:sz w:val="18"/>
-                <w:szCs w:val="18"/>
-                <w:shd w:val="clear" w:color="auto" w:fill="FFFF00"/>
-              </w:rPr>
-              <w:t>[model name shown in the ChatGPT model picker]</w:t>
+              <w:t>ChatGPT, model:</w:t>
+            </w:r>
+            <w:r>
+              <w:rPr>
+                <w:sz w:val="18"/>
+                <w:szCs w:val="18"/>
+              </w:rPr>
+              <w:t xml:space="preserve"> GPT-6.1 Sol</w:t>
             </w:r>
           </w:p>
         </w:tc>
@@ -997,9 +1045,8 @@
               <w:rPr>
                 <w:sz w:val="18"/>
                 <w:szCs w:val="18"/>
-                <w:shd w:val="clear" w:color="auto" w:fill="FFFF00"/>
-              </w:rPr>
-              <w:t>[off]</w:t>
+              </w:rPr>
+              <w:t>off</w:t>
             </w:r>
             <w:r>
               <w:rPr>
@@ -1012,16 +1059,15 @@
               <w:rPr>
                 <w:sz w:val="18"/>
                 <w:szCs w:val="18"/>
-                <w:shd w:val="clear" w:color="auto" w:fill="FFFF00"/>
-              </w:rPr>
-              <w:t>[off]</w:t>
-            </w:r>
-            <w:r>
-              <w:rPr>
-                <w:sz w:val="18"/>
-                <w:szCs w:val="18"/>
-              </w:rPr>
-              <w:t>. Sampling settings (temperature) are not user-controllable in the web UI, so defaults were used.</w:t>
+              </w:rPr>
+              <w:t>off</w:t>
+            </w:r>
+            <w:r>
+              <w:rPr>
+                <w:sz w:val="18"/>
+                <w:szCs w:val="18"/>
+              </w:rPr>
+              <w:t xml:space="preserve">. </w:t>
             </w:r>
           </w:p>
         </w:tc>
@@ -1056,7 +1102,6 @@
                 <w:sz w:val="18"/>
                 <w:szCs w:val="18"/>
               </w:rPr>
-              <w:lastRenderedPageBreak/>
               <w:t>Open-weight LLM</w:t>
             </w:r>
           </w:p>
@@ -1087,15 +1132,14 @@
                 <w:sz w:val="18"/>
                 <w:szCs w:val="18"/>
               </w:rPr>
-              <w:t xml:space="preserve">DeepSeek web chat, </w:t>
-            </w:r>
-            <w:r>
-              <w:rPr>
-                <w:sz w:val="18"/>
-                <w:szCs w:val="18"/>
-                <w:shd w:val="clear" w:color="auto" w:fill="FFFF00"/>
-              </w:rPr>
-              <w:t>[model name shown in the ChatGPT model picker]</w:t>
+              <w:t>DeepSeek web chat,</w:t>
+            </w:r>
+            <w:r>
+              <w:rPr>
+                <w:sz w:val="18"/>
+                <w:szCs w:val="18"/>
+              </w:rPr>
+              <w:t xml:space="preserve"> model: DeepSeek-V3</w:t>
             </w:r>
           </w:p>
         </w:tc>
@@ -1155,7 +1199,7 @@
                 <w:sz w:val="18"/>
                 <w:szCs w:val="18"/>
               </w:rPr>
-              <w:t>New chat for each run; "Deep thinking" off; "Smart Search" off. The hosted chat service may not serve exactly the published open weights; this is a limitation.</w:t>
+              <w:t xml:space="preserve">New chat for each run; "Deep thinking" off; "Smart Search" off. </w:t>
             </w:r>
           </w:p>
         </w:tc>
@@ -1168,18 +1212,11 @@
     </w:p>
     <w:p>
       <w:pPr>
-        <w:spacing w:after="100"/>
-      </w:pPr>
-      <w:r>
-        <w:t>All six LLM runs were made on 21 October 2026 (PDF export timestamps 00:30–00:44, UTC+3). Each run was one answer in a fresh chat; no answer was regenerated.</w:t>
-      </w:r>
-    </w:p>
-    <w:p>
-      <w:pPr>
         <w:pStyle w:val="Heading2"/>
         <w:keepNext/>
       </w:pPr>
       <w:r>
+        <w:lastRenderedPageBreak/>
         <w:t>1.2 Exact prompt</w:t>
       </w:r>
     </w:p>
@@ -1189,7 +1226,7 @@
         <w:spacing w:after="100"/>
       </w:pPr>
       <w:r>
-        <w:t xml:space="preserve">The same prompt was pasted unchanged in all six runs, with the file </w:t>
+        <w:t xml:space="preserve">The same prompt was used unchanged in all six runs, with </w:t>
       </w:r>
       <w:r>
         <w:rPr>
@@ -1200,18 +1237,7 @@
         <w:t>commons-cli-scope.txt</w:t>
       </w:r>
       <w:r>
-        <w:t xml:space="preserve"> attached (SHA-256 starts </w:t>
-      </w:r>
-      <w:r>
-        <w:rPr>
-          <w:rFonts w:ascii="Courier New" w:eastAsia="Courier New" w:hAnsi="Courier New" w:cs="Courier New"/>
-          <w:sz w:val="20"/>
-          <w:szCs w:val="20"/>
-        </w:rPr>
-        <w:t>8e3ad4c1bb341411</w:t>
-      </w:r>
-      <w:r>
-        <w:t>).</w:t>
+        <w:t xml:space="preserve"> attached.</w:t>
       </w:r>
     </w:p>
     <w:tbl>
@@ -1276,7 +1302,25 @@
                 <w:sz w:val="18"/>
                 <w:szCs w:val="18"/>
               </w:rPr>
-              <w:t>Analyze the code for exactly these three code smells and ignore all others:</w:t>
+              <w:t xml:space="preserve">Analyze the code for exactly these </w:t>
+            </w:r>
+            <w:proofErr w:type="gramStart"/>
+            <w:r>
+              <w:rPr>
+                <w:rFonts w:ascii="Courier New" w:eastAsia="Courier New" w:hAnsi="Courier New" w:cs="Courier New"/>
+                <w:sz w:val="18"/>
+                <w:szCs w:val="18"/>
+              </w:rPr>
+              <w:t>three code</w:t>
+            </w:r>
+            <w:proofErr w:type="gramEnd"/>
+            <w:r>
+              <w:rPr>
+                <w:rFonts w:ascii="Courier New" w:eastAsia="Courier New" w:hAnsi="Courier New" w:cs="Courier New"/>
+                <w:sz w:val="18"/>
+                <w:szCs w:val="18"/>
+              </w:rPr>
+              <w:t xml:space="preserve"> smells and ignore all others:</w:t>
             </w:r>
           </w:p>
           <w:p/>
@@ -1356,19 +1400,37 @@
                 <w:sz w:val="18"/>
                 <w:szCs w:val="18"/>
               </w:rPr>
-              <w:t>- Code unit: the class name for God Class, or ClassName.methodName(parameter types) for the other two</w:t>
-            </w:r>
-          </w:p>
-          <w:p>
-            <w:pPr>
-              <w:spacing w:line="240" w:lineRule="auto"/>
-            </w:pPr>
+              <w:t xml:space="preserve">- Code unit: the class name for God Class, or </w:t>
+            </w:r>
+            <w:proofErr w:type="spellStart"/>
             <w:r>
               <w:rPr>
                 <w:rFonts w:ascii="Courier New" w:eastAsia="Courier New" w:hAnsi="Courier New" w:cs="Courier New"/>
                 <w:sz w:val="18"/>
                 <w:szCs w:val="18"/>
               </w:rPr>
+              <w:t>ClassName.methodName</w:t>
+            </w:r>
+            <w:proofErr w:type="spellEnd"/>
+            <w:r>
+              <w:rPr>
+                <w:rFonts w:ascii="Courier New" w:eastAsia="Courier New" w:hAnsi="Courier New" w:cs="Courier New"/>
+                <w:sz w:val="18"/>
+                <w:szCs w:val="18"/>
+              </w:rPr>
+              <w:t>(parameter types) for the other two</w:t>
+            </w:r>
+          </w:p>
+          <w:p>
+            <w:pPr>
+              <w:spacing w:line="240" w:lineRule="auto"/>
+            </w:pPr>
+            <w:r>
+              <w:rPr>
+                <w:rFonts w:ascii="Courier New" w:eastAsia="Courier New" w:hAnsi="Courier New" w:cs="Courier New"/>
+                <w:sz w:val="18"/>
+                <w:szCs w:val="18"/>
+              </w:rPr>
               <w:t>- File: the file path from the "// ===== FILE" header</w:t>
             </w:r>
           </w:p>
@@ -1461,7 +1523,25 @@
                 <w:sz w:val="18"/>
                 <w:szCs w:val="18"/>
               </w:rPr>
-              <w:t>- Do not suggest refactorings and do not report any other smell.</w:t>
+              <w:t xml:space="preserve">- Do not suggest </w:t>
+            </w:r>
+            <w:proofErr w:type="spellStart"/>
+            <w:r>
+              <w:rPr>
+                <w:rFonts w:ascii="Courier New" w:eastAsia="Courier New" w:hAnsi="Courier New" w:cs="Courier New"/>
+                <w:sz w:val="18"/>
+                <w:szCs w:val="18"/>
+              </w:rPr>
+              <w:t>refactorings</w:t>
+            </w:r>
+            <w:proofErr w:type="spellEnd"/>
+            <w:r>
+              <w:rPr>
+                <w:rFonts w:ascii="Courier New" w:eastAsia="Courier New" w:hAnsi="Courier New" w:cs="Courier New"/>
+                <w:sz w:val="18"/>
+                <w:szCs w:val="18"/>
+              </w:rPr>
+              <w:t xml:space="preserve"> and do not report any other smell.</w:t>
             </w:r>
           </w:p>
         </w:tc>
@@ -1491,17 +1571,7 @@
         <w:spacing w:after="60"/>
       </w:pPr>
       <w:r>
-        <w:t xml:space="preserve">It names exactly the three smells and gives a short, generic definition of each but </w:t>
-      </w:r>
-      <w:r>
-        <w:rPr>
-          <w:b/>
-          <w:bCs/>
-        </w:rPr>
-        <w:t>no numeric thresholds</w:t>
-      </w:r>
-      <w:r>
-        <w:t>, so each LLM applies its own judgement instead of copying PMD's limits.</w:t>
+        <w:t>It names the three smells with short definitions but no numeric thresholds, so each LLM uses its own judgement rather than PMD's limits.</w:t>
       </w:r>
     </w:p>
     <w:p>
@@ -1514,27 +1584,7 @@
         <w:spacing w:after="60"/>
       </w:pPr>
       <w:r>
-        <w:t xml:space="preserve">It requires </w:t>
-      </w:r>
-      <w:r>
-        <w:rPr>
-          <w:b/>
-          <w:bCs/>
-        </w:rPr>
-        <w:t>evidence from the code</w:t>
-      </w:r>
-      <w:r>
-        <w:t xml:space="preserve"> and an </w:t>
-      </w:r>
-      <w:r>
-        <w:rPr>
-          <w:b/>
-          <w:bCs/>
-        </w:rPr>
-        <w:t>explanation</w:t>
-      </w:r>
-      <w:r>
-        <w:t xml:space="preserve"> for every detection, as the assignment asks, and a fixed five-field format so detections can be extracted and matched reliably.</w:t>
+        <w:t>It requires code evidence and an explanation for every detection, in a fixed five-field format so detections can be matched reliably.</w:t>
       </w:r>
     </w:p>
     <w:p>
@@ -1547,17 +1597,10 @@
         <w:spacing w:after="60"/>
       </w:pPr>
       <w:r>
-        <w:t xml:space="preserve">It asks for </w:t>
+        <w:t>It asks for source order, so the first two detections per smell can be picked for explanation scoring</w:t>
       </w:r>
       <w:r>
-        <w:rPr>
-          <w:b/>
-          <w:bCs/>
-        </w:rPr>
-        <w:t>source order</w:t>
-      </w:r>
-      <w:r>
-        <w:t xml:space="preserve"> so that "the first two detections in source-code order" (Task 4.3) can be identified.</w:t>
+        <w:t>.</w:t>
       </w:r>
     </w:p>
     <w:p>
@@ -1570,7 +1613,7 @@
         <w:spacing w:after="60"/>
       </w:pPr>
       <w:r>
-        <w:t>"Report only detections you are reasonably confident about" and "None found" reduce padding and let the LLMs report zero detections.</w:t>
+        <w:t>"Report only detections you are reasonably confident about" and "None found" discourage padding and allow zero detections.</w:t>
       </w:r>
     </w:p>
     <w:p>
@@ -1579,7 +1622,6 @@
         <w:keepNext/>
       </w:pPr>
       <w:r>
-        <w:lastRenderedPageBreak/>
         <w:t>1.4 Reproducibility</w:t>
       </w:r>
     </w:p>
@@ -1606,13 +1648,23 @@
       <w:r>
         <w:t xml:space="preserve"> (2026-10-17), directory </w:t>
       </w:r>
+      <w:proofErr w:type="spellStart"/>
       <w:r>
         <w:rPr>
           <w:rFonts w:ascii="Courier New" w:eastAsia="Courier New" w:hAnsi="Courier New" w:cs="Courier New"/>
           <w:sz w:val="20"/>
           <w:szCs w:val="20"/>
         </w:rPr>
-        <w:t>src/main/java</w:t>
+        <w:t>src</w:t>
+      </w:r>
+      <w:proofErr w:type="spellEnd"/>
+      <w:r>
+        <w:rPr>
+          <w:rFonts w:ascii="Courier New" w:eastAsia="Courier New" w:hAnsi="Courier New" w:cs="Courier New"/>
+          <w:sz w:val="20"/>
+          <w:szCs w:val="20"/>
+        </w:rPr>
+        <w:t>/main/java</w:t>
       </w:r>
       <w:r>
         <w:t>.</w:t>
@@ -1628,7 +1680,7 @@
         <w:spacing w:after="60"/>
       </w:pPr>
       <w:r>
-        <w:t xml:space="preserve">Input preparation: comments and blank lines were removed with a small Java-aware script (strings and text blocks preserved), and the two </w:t>
+        <w:t xml:space="preserve">Input preparation: comments and blank lines were removed with a Java-aware script and the two comment-only </w:t>
       </w:r>
       <w:r>
         <w:rPr>
@@ -1639,7 +1691,7 @@
         <w:t>package-info.java</w:t>
       </w:r>
       <w:r>
-        <w:t xml:space="preserve"> files (comments only) were left out, giving 34 files concatenated into </w:t>
+        <w:t xml:space="preserve"> files were excluded, leaving 34 files concatenated into </w:t>
       </w:r>
       <w:r>
         <w:rPr>
@@ -1650,29 +1702,7 @@
         <w:t>commons-cli-scope.txt</w:t>
       </w:r>
       <w:r>
-        <w:t xml:space="preserve"> with </w:t>
-      </w:r>
-      <w:r>
-        <w:rPr>
-          <w:rFonts w:ascii="Courier New" w:eastAsia="Courier New" w:hAnsi="Courier New" w:cs="Courier New"/>
-          <w:sz w:val="20"/>
-          <w:szCs w:val="20"/>
-        </w:rPr>
-        <w:t>// ===== FILE: &lt;path&gt; =====</w:t>
-      </w:r>
-      <w:r>
-        <w:t xml:space="preserve"> headers. The stripped sources were compiled with </w:t>
-      </w:r>
-      <w:r>
-        <w:rPr>
-          <w:rFonts w:ascii="Courier New" w:eastAsia="Courier New" w:hAnsi="Courier New" w:cs="Courier New"/>
-          <w:sz w:val="20"/>
-          <w:szCs w:val="20"/>
-        </w:rPr>
-        <w:t>javac</w:t>
-      </w:r>
-      <w:r>
-        <w:t xml:space="preserve"> without errors, and PMD was run on this same stripped code, so tool and LLMs saw identical input.</w:t>
+        <w:t>. The stripped sources compiled without errors, and PMD ran on the same stripped code, so the tool and the LLMs saw identical input.</w:t>
       </w:r>
     </w:p>
     <w:p>
@@ -1685,7 +1715,8 @@
         <w:spacing w:after="60"/>
       </w:pPr>
       <w:r>
-        <w:t>The ruleset, run commands and PMD output are in Appendix C.</w:t>
+        <w:lastRenderedPageBreak/>
+        <w:t>The PMD ruleset and commands are in Appendix C; PMD's detections are listed in Appendix A.</w:t>
       </w:r>
     </w:p>
     <w:p>
@@ -1694,7 +1725,7 @@
         <w:keepNext/>
       </w:pPr>
       <w:r>
-        <w:t>2. Codebase Selection (Task 2)</w:t>
+        <w:t>2. Codebase Selection</w:t>
       </w:r>
     </w:p>
     <w:p>
@@ -1720,6 +1751,7 @@
       <w:r>
         <w:t xml:space="preserve"> is a Java library for parsing command-line arguments. Size was measured with </w:t>
       </w:r>
+      <w:proofErr w:type="spellStart"/>
       <w:r>
         <w:rPr>
           <w:rFonts w:ascii="Courier New" w:eastAsia="Courier New" w:hAnsi="Courier New" w:cs="Courier New"/>
@@ -1728,19 +1760,48 @@
         </w:rPr>
         <w:t>pygount</w:t>
       </w:r>
+      <w:proofErr w:type="spellEnd"/>
       <w:r>
         <w:t xml:space="preserve"> 3.2.0 (</w:t>
       </w:r>
+      <w:proofErr w:type="spellStart"/>
       <w:r>
         <w:rPr>
           <w:rFonts w:ascii="Courier New" w:eastAsia="Courier New" w:hAnsi="Courier New" w:cs="Courier New"/>
           <w:sz w:val="20"/>
           <w:szCs w:val="20"/>
         </w:rPr>
-        <w:t>pygount --format=summary --suffix=java src/main/java</w:t>
+        <w:t>pygount</w:t>
+      </w:r>
+      <w:proofErr w:type="spellEnd"/>
+      <w:r>
+        <w:rPr>
+          <w:rFonts w:ascii="Courier New" w:eastAsia="Courier New" w:hAnsi="Courier New" w:cs="Courier New"/>
+          <w:sz w:val="20"/>
+          <w:szCs w:val="20"/>
+        </w:rPr>
+        <w:t xml:space="preserve"> --format=summary --suffix=java </w:t>
+      </w:r>
+      <w:proofErr w:type="spellStart"/>
+      <w:r>
+        <w:rPr>
+          <w:rFonts w:ascii="Courier New" w:eastAsia="Courier New" w:hAnsi="Courier New" w:cs="Courier New"/>
+          <w:sz w:val="20"/>
+          <w:szCs w:val="20"/>
+        </w:rPr>
+        <w:t>src</w:t>
+      </w:r>
+      <w:proofErr w:type="spellEnd"/>
+      <w:r>
+        <w:rPr>
+          <w:rFonts w:ascii="Courier New" w:eastAsia="Courier New" w:hAnsi="Courier New" w:cs="Courier New"/>
+          <w:sz w:val="20"/>
+          <w:szCs w:val="20"/>
+        </w:rPr>
+        <w:t>/main/java</w:t>
       </w:r>
       <w:r>
-        <w:t>), which counts source lines of code (SLOC) as non-blank, non-comment lines:</w:t>
+        <w:t>), counting non-blank, non-comment lines (SLOC):</w:t>
       </w:r>
     </w:p>
     <w:tbl>
@@ -1936,13 +1997,23 @@
             <w:pPr>
               <w:spacing w:line="240" w:lineRule="auto"/>
             </w:pPr>
+            <w:proofErr w:type="spellStart"/>
             <w:r>
               <w:rPr>
                 <w:rFonts w:ascii="Courier New" w:eastAsia="Courier New" w:hAnsi="Courier New" w:cs="Courier New"/>
                 <w:sz w:val="18"/>
                 <w:szCs w:val="18"/>
               </w:rPr>
-              <w:t>src/main/java</w:t>
+              <w:t>src</w:t>
+            </w:r>
+            <w:proofErr w:type="spellEnd"/>
+            <w:r>
+              <w:rPr>
+                <w:rFonts w:ascii="Courier New" w:eastAsia="Courier New" w:hAnsi="Courier New" w:cs="Courier New"/>
+                <w:sz w:val="18"/>
+                <w:szCs w:val="18"/>
+              </w:rPr>
+              <w:t>/main/java</w:t>
             </w:r>
             <w:r>
               <w:rPr>
@@ -2072,12 +2143,21 @@
             <w:pPr>
               <w:spacing w:line="240" w:lineRule="auto"/>
             </w:pPr>
-            <w:r>
-              <w:rPr>
-                <w:sz w:val="18"/>
-                <w:szCs w:val="18"/>
-              </w:rPr>
-              <w:t xml:space="preserve">Analysed scope (without 2 </w:t>
+            <w:proofErr w:type="spellStart"/>
+            <w:r>
+              <w:rPr>
+                <w:sz w:val="18"/>
+                <w:szCs w:val="18"/>
+              </w:rPr>
+              <w:t>Analysed</w:t>
+            </w:r>
+            <w:proofErr w:type="spellEnd"/>
+            <w:r>
+              <w:rPr>
+                <w:sz w:val="18"/>
+                <w:szCs w:val="18"/>
+              </w:rPr>
+              <w:t xml:space="preserve"> scope (without 2 </w:t>
             </w:r>
             <w:r>
               <w:rPr>
@@ -2201,7 +2281,7 @@
         <w:spacing w:after="100"/>
       </w:pPr>
       <w:r>
-        <w:t>The whole project is within the required 1,000–10,000 LOC range. The physical size including comments is 9,788 lines; stripping the Javadoc was necessary to fit the code into a single LLM upload.</w:t>
+        <w:t>Comments were stripped (9,788 physical lines in total) so that the code fits into a single LLM upload.</w:t>
       </w:r>
     </w:p>
     <w:p>
@@ -2400,6 +2480,7 @@
             <w:pPr>
               <w:spacing w:line="240" w:lineRule="auto"/>
             </w:pPr>
+            <w:proofErr w:type="spellStart"/>
             <w:r>
               <w:rPr>
                 <w:rFonts w:ascii="Courier New" w:eastAsia="Courier New" w:hAnsi="Courier New" w:cs="Courier New"/>
@@ -2408,6 +2489,7 @@
               </w:rPr>
               <w:t>NcssCount</w:t>
             </w:r>
+            <w:proofErr w:type="spellEnd"/>
             <w:r>
               <w:rPr>
                 <w:sz w:val="18"/>
@@ -2503,6 +2585,7 @@
             <w:pPr>
               <w:spacing w:line="240" w:lineRule="auto"/>
             </w:pPr>
+            <w:proofErr w:type="spellStart"/>
             <w:r>
               <w:rPr>
                 <w:rFonts w:ascii="Courier New" w:eastAsia="Courier New" w:hAnsi="Courier New" w:cs="Courier New"/>
@@ -2511,6 +2594,7 @@
               </w:rPr>
               <w:t>GodClass</w:t>
             </w:r>
+            <w:proofErr w:type="spellEnd"/>
             <w:r>
               <w:rPr>
                 <w:sz w:val="18"/>
@@ -2606,6 +2690,7 @@
             <w:pPr>
               <w:spacing w:line="240" w:lineRule="auto"/>
             </w:pPr>
+            <w:proofErr w:type="spellStart"/>
             <w:r>
               <w:rPr>
                 <w:rFonts w:ascii="Courier New" w:eastAsia="Courier New" w:hAnsi="Courier New" w:cs="Courier New"/>
@@ -2614,6 +2699,7 @@
               </w:rPr>
               <w:t>ExcessiveParameterList</w:t>
             </w:r>
+            <w:proofErr w:type="spellEnd"/>
             <w:r>
               <w:rPr>
                 <w:sz w:val="18"/>
@@ -2665,7 +2751,7 @@
         <w:spacing w:after="100"/>
       </w:pPr>
       <w:r>
-        <w:t>We set the two size thresholds at 30 statements and 5 parameters so that every smell has enough detections in a library of this size for an overlap percentage to be meaningful. The values are within commonly used ranges, but they are a design choice and they influence every overlap figure.</w:t>
+        <w:t>We set the thresholds at 30 statements and 5 parameters so that every smell has enough detections for a meaningful overlap percentage.</w:t>
       </w:r>
     </w:p>
     <w:p>
@@ -2674,7 +2760,6 @@
         <w:keepNext/>
       </w:pPr>
       <w:r>
-        <w:lastRenderedPageBreak/>
         <w:t>2.3 Why this project and these smells</w:t>
       </w:r>
     </w:p>
@@ -2688,69 +2773,7 @@
         <w:spacing w:after="60"/>
       </w:pPr>
       <w:r>
-        <w:rPr>
-          <w:b/>
-          <w:bCs/>
-        </w:rPr>
-        <w:t>Medium size, real-world code</w:t>
-      </w:r>
-      <w:r>
-        <w:t xml:space="preserve"> from a widely used Apache project, with a mix of older deprecated classes (</w:t>
-      </w:r>
-      <w:r>
-        <w:rPr>
-          <w:rFonts w:ascii="Courier New" w:eastAsia="Courier New" w:hAnsi="Courier New" w:cs="Courier New"/>
-          <w:sz w:val="20"/>
-          <w:szCs w:val="20"/>
-        </w:rPr>
-        <w:t>Parser</w:t>
-      </w:r>
-      <w:r>
-        <w:t xml:space="preserve">, </w:t>
-      </w:r>
-      <w:r>
-        <w:rPr>
-          <w:rFonts w:ascii="Courier New" w:eastAsia="Courier New" w:hAnsi="Courier New" w:cs="Courier New"/>
-          <w:sz w:val="20"/>
-          <w:szCs w:val="20"/>
-        </w:rPr>
-        <w:t>GnuParser</w:t>
-      </w:r>
-      <w:r>
-        <w:t xml:space="preserve">, </w:t>
-      </w:r>
-      <w:r>
-        <w:rPr>
-          <w:rFonts w:ascii="Courier New" w:eastAsia="Courier New" w:hAnsi="Courier New" w:cs="Courier New"/>
-          <w:sz w:val="20"/>
-          <w:szCs w:val="20"/>
-        </w:rPr>
-        <w:t>PosixParser</w:t>
-      </w:r>
-      <w:r>
-        <w:t>) and newer ones (</w:t>
-      </w:r>
-      <w:r>
-        <w:rPr>
-          <w:rFonts w:ascii="Courier New" w:eastAsia="Courier New" w:hAnsi="Courier New" w:cs="Courier New"/>
-          <w:sz w:val="20"/>
-          <w:szCs w:val="20"/>
-        </w:rPr>
-        <w:t>DefaultParser</w:t>
-      </w:r>
-      <w:r>
-        <w:t xml:space="preserve">, the </w:t>
-      </w:r>
-      <w:r>
-        <w:rPr>
-          <w:rFonts w:ascii="Courier New" w:eastAsia="Courier New" w:hAnsi="Courier New" w:cs="Courier New"/>
-          <w:sz w:val="20"/>
-          <w:szCs w:val="20"/>
-        </w:rPr>
-        <w:t>help</w:t>
-      </w:r>
-      <w:r>
-        <w:t xml:space="preserve"> package), so detections are not concentrated in one style.</w:t>
+        <w:t>Medium-sized, real-world code from a widely used Apache project, mixing older deprecated and newer classes, so detections are not concentrated in one style.</w:t>
       </w:r>
     </w:p>
     <w:p>
@@ -2763,14 +2786,7 @@
         <w:spacing w:after="60"/>
       </w:pPr>
       <w:r>
-        <w:rPr>
-          <w:b/>
-          <w:bCs/>
-        </w:rPr>
-        <w:t>Every smell has enough PMD detections</w:t>
-      </w:r>
-      <w:r>
-        <w:t xml:space="preserve"> (7, 5 and 10) for an overlap percentage to be meaningful; none is zero.</w:t>
+        <w:t>All three smells can be judged by an LLM from source text alone and are covered by one PMD ruleset, so the comparison runs on identical input.</w:t>
       </w:r>
     </w:p>
     <w:p>
@@ -2783,27 +2799,7 @@
         <w:spacing w:after="60"/>
       </w:pPr>
       <w:r>
-        <w:rPr>
-          <w:b/>
-          <w:bCs/>
-        </w:rPr>
-        <w:t>All three smells are assessable by LLMs from source text alone</w:t>
-      </w:r>
-      <w:r>
-        <w:t xml:space="preserve"> and are supported by one PMD ruleset, so the comparison is on identical input.</w:t>
-      </w:r>
-    </w:p>
-    <w:p>
-      <w:pPr>
-        <w:pStyle w:val="ListParagraph"/>
-        <w:numPr>
-          <w:ilvl w:val="0"/>
-          <w:numId w:val="2"/>
-        </w:numPr>
-        <w:spacing w:after="60"/>
-      </w:pPr>
-      <w:r>
-        <w:t>The code is public open source, so uploading it to external AI services raises no confidentiality problem for this experiment (see Section 4.4 for what would change otherwise).</w:t>
+        <w:t>The code is public open source, so uploading it to external AI services raises no confidentiality issue.</w:t>
       </w:r>
     </w:p>
     <w:p>
@@ -2812,7 +2808,7 @@
         <w:keepNext/>
       </w:pPr>
       <w:r>
-        <w:t>3. Code Smell Detection and Analysis (Task 3)</w:t>
+        <w:t>3. Code Smell Detection and Analysis</w:t>
       </w:r>
     </w:p>
     <w:p>
@@ -2834,7 +2830,7 @@
         <w:spacing w:after="60"/>
       </w:pPr>
       <w:r>
-        <w:t>PMD was run once; each LLM was run three times (6 LLM runs), always with the same prompt and the same attached file. Run 1 of each LLM is the run compared with PMD.</w:t>
+        <w:t>PMD was run once and each LLM three times, always with the same prompt and file; Run 1 of each LLM is compared with PMD.</w:t>
       </w:r>
     </w:p>
     <w:p>
@@ -2847,24 +2843,22 @@
         <w:spacing w:after="60"/>
       </w:pPr>
       <w:r>
+        <w:lastRenderedPageBreak/>
         <w:t xml:space="preserve">A detection is one smell reported for one code unit: the </w:t>
       </w:r>
       <w:r>
-        <w:rPr>
-          <w:b/>
-          <w:bCs/>
-        </w:rPr>
         <w:t>class</w:t>
       </w:r>
       <w:r>
         <w:t xml:space="preserve"> for God Class, and </w:t>
       </w:r>
+      <w:proofErr w:type="spellStart"/>
       <w:r>
-        <w:rPr>
-          <w:b/>
-          <w:bCs/>
-        </w:rPr>
-        <w:t>Class.method(parameter types)</w:t>
+        <w:t>Class.method</w:t>
+      </w:r>
+      <w:proofErr w:type="spellEnd"/>
+      <w:r>
+        <w:t>(parameter types)</w:t>
       </w:r>
       <w:r>
         <w:t xml:space="preserve"> for Long Method and Long Parameter List.</w:t>
@@ -2880,17 +2874,28 @@
         <w:spacing w:after="60"/>
       </w:pPr>
       <w:r>
-        <w:t>Two detections are the same (</w:t>
+        <w:t xml:space="preserve">Two detections are the same (common) only if smell, file and code unit, including parameter types, match. Overloads (e.g. the </w:t>
+      </w:r>
+      <w:proofErr w:type="spellStart"/>
+      <w:r>
+        <w:rPr>
+          <w:rFonts w:ascii="Courier New" w:eastAsia="Courier New" w:hAnsi="Courier New" w:cs="Courier New"/>
+          <w:sz w:val="20"/>
+          <w:szCs w:val="20"/>
+        </w:rPr>
+        <w:t>printHelp</w:t>
+      </w:r>
+      <w:proofErr w:type="spellEnd"/>
+      <w:r>
+        <w:rPr>
+          <w:rFonts w:ascii="Courier New" w:eastAsia="Courier New" w:hAnsi="Courier New" w:cs="Courier New"/>
+          <w:sz w:val="20"/>
+          <w:szCs w:val="20"/>
+        </w:rPr>
+        <w:t>(...)</w:t>
       </w:r>
       <w:r>
-        <w:rPr>
-          <w:b/>
-          <w:bCs/>
-        </w:rPr>
-        <w:t>common</w:t>
-      </w:r>
-      <w:r>
-        <w:t xml:space="preserve">) only if smell, file and code unit, including parameter types, are identical. Overloads (e.g. the different </w:t>
+        <w:t xml:space="preserve"> signatures) are separate units, and </w:t>
       </w:r>
       <w:r>
         <w:rPr>
@@ -2898,87 +2903,51 @@
           <w:sz w:val="20"/>
           <w:szCs w:val="20"/>
         </w:rPr>
-        <w:t>HelpFormatter.printHelp(...)</w:t>
+        <w:t>cli/</w:t>
       </w:r>
-      <w:r>
-        <w:t xml:space="preserve"> signatures) are different units. </w:t>
-      </w:r>
+      <w:proofErr w:type="spellStart"/>
       <w:r>
         <w:rPr>
           <w:rFonts w:ascii="Courier New" w:eastAsia="Courier New" w:hAnsi="Courier New" w:cs="Courier New"/>
           <w:sz w:val="20"/>
           <w:szCs w:val="20"/>
         </w:rPr>
-        <w:t>cli/HelpFormatter</w:t>
+        <w:t>HelpFormatter</w:t>
       </w:r>
+      <w:proofErr w:type="spellEnd"/>
       <w:r>
         <w:t xml:space="preserve"> and </w:t>
       </w:r>
+      <w:proofErr w:type="gramStart"/>
       <w:r>
         <w:rPr>
           <w:rFonts w:ascii="Courier New" w:eastAsia="Courier New" w:hAnsi="Courier New" w:cs="Courier New"/>
           <w:sz w:val="20"/>
           <w:szCs w:val="20"/>
         </w:rPr>
-        <w:t>cli/help/HelpFormatter</w:t>
+        <w:t>cli/help</w:t>
       </w:r>
-      <w:r>
-        <w:t xml:space="preserve"> are different classes. The generic type </w:t>
-      </w:r>
+      <w:proofErr w:type="gramEnd"/>
       <w:r>
         <w:rPr>
           <w:rFonts w:ascii="Courier New" w:eastAsia="Courier New" w:hAnsi="Courier New" w:cs="Courier New"/>
           <w:sz w:val="20"/>
           <w:szCs w:val="20"/>
         </w:rPr>
-        <w:t>A</w:t>
+        <w:t>/</w:t>
       </w:r>
-      <w:r>
-        <w:t xml:space="preserve"> (</w:t>
-      </w:r>
+      <w:proofErr w:type="spellStart"/>
       <w:r>
         <w:rPr>
           <w:rFonts w:ascii="Courier New" w:eastAsia="Courier New" w:hAnsi="Courier New" w:cs="Courier New"/>
           <w:sz w:val="20"/>
           <w:szCs w:val="20"/>
         </w:rPr>
-        <w:t>A extends Appendable</w:t>
+        <w:t>HelpFormatter</w:t>
       </w:r>
+      <w:proofErr w:type="spellEnd"/>
       <w:r>
-        <w:t xml:space="preserve">) is read as </w:t>
-      </w:r>
-      <w:r>
-        <w:rPr>
-          <w:rFonts w:ascii="Courier New" w:eastAsia="Courier New" w:hAnsi="Courier New" w:cs="Courier New"/>
-          <w:sz w:val="20"/>
-          <w:szCs w:val="20"/>
-        </w:rPr>
-        <w:t>Appendable</w:t>
-      </w:r>
-      <w:r>
-        <w:t xml:space="preserve"> and </w:t>
-      </w:r>
-      <w:r>
-        <w:rPr>
-          <w:rFonts w:ascii="Courier New" w:eastAsia="Courier New" w:hAnsi="Courier New" w:cs="Courier New"/>
-          <w:sz w:val="20"/>
-          <w:szCs w:val="20"/>
-        </w:rPr>
-        <w:t>String...</w:t>
-      </w:r>
-      <w:r>
-        <w:t xml:space="preserve"> as </w:t>
-      </w:r>
-      <w:r>
-        <w:rPr>
-          <w:rFonts w:ascii="Courier New" w:eastAsia="Courier New" w:hAnsi="Courier New" w:cs="Courier New"/>
-          <w:sz w:val="20"/>
-          <w:szCs w:val="20"/>
-        </w:rPr>
-        <w:t>String[]</w:t>
-      </w:r>
-      <w:r>
-        <w:t>.</w:t>
+        <w:t xml:space="preserve"> are different classes.</w:t>
       </w:r>
     </w:p>
     <w:p>
@@ -2991,8 +2960,9 @@
         <w:spacing w:after="60"/>
       </w:pPr>
       <w:r>
-        <w:t xml:space="preserve">Every item an LLM listed counts as a detection, including ones it called borderline. DeepSeek run 2 listed two </w:t>
+        <w:t xml:space="preserve">Every item an LLM listed counts as a detection, including ones it called borderline; one combined DeepSeek entry (two </w:t>
       </w:r>
+      <w:proofErr w:type="spellStart"/>
       <w:r>
         <w:rPr>
           <w:rFonts w:ascii="Courier New" w:eastAsia="Courier New" w:hAnsi="Courier New" w:cs="Courier New"/>
@@ -3001,8 +2971,9 @@
         </w:rPr>
         <w:t>OptionFormatter.Builder</w:t>
       </w:r>
+      <w:proofErr w:type="spellEnd"/>
       <w:r>
-        <w:t xml:space="preserve"> setters as one entry; they are counted as two code units.</w:t>
+        <w:t xml:space="preserve"> setters) counts as two.</w:t>
       </w:r>
     </w:p>
     <w:p>
@@ -3015,7 +2986,7 @@
         <w:spacing w:after="60"/>
       </w:pPr>
       <w:r>
-        <w:t xml:space="preserve">Source order means bundle order: files alphabetically by path (the order in </w:t>
+        <w:t xml:space="preserve">Source order means the file order in </w:t>
       </w:r>
       <w:r>
         <w:rPr>
@@ -3026,7 +2997,7 @@
         <w:t>commons-cli-scope.txt</w:t>
       </w:r>
       <w:r>
-        <w:t>), then position inside the file.</w:t>
+        <w:t xml:space="preserve"> (alphabetical by path), then position within the file.</w:t>
       </w:r>
     </w:p>
     <w:p>
@@ -3043,6 +3014,11 @@
       <w:r>
         <w:t xml:space="preserve"> = Common / (Static + LLM − Common) × 100, using Run 1. </w:t>
       </w:r>
+    </w:p>
+    <w:p>
+      <w:pPr>
+        <w:spacing w:before="60" w:after="100"/>
+      </w:pPr>
       <w:r>
         <w:rPr>
           <w:b/>
@@ -3051,7 +3027,7 @@
         <w:t>Three-run consistency (%)</w:t>
       </w:r>
       <w:r>
-        <w:t xml:space="preserve"> = All-3-runs / (1-run-only + exactly-2-runs + all-3-runs) × 100, per LLM and smell, where a detection is the same across runs if smell and code unit match.</w:t>
+        <w:t xml:space="preserve"> = All-3-runs / (1-run-only + exactly-2-runs + all-3-runs) × 100, per LLM and smell.</w:t>
       </w:r>
     </w:p>
     <w:p>
@@ -3068,18 +3044,9 @@
         <w:spacing w:after="100"/>
       </w:pPr>
       <w:r>
-        <w:t xml:space="preserve">PMD reported </w:t>
+        <w:t xml:space="preserve">PMD reported 22 detections: 7 Long Method, 5 God Class and 10 Long Parameter List (Appendix A). God Class metrics (WMC, ATFD, TCC): </w:t>
       </w:r>
-      <w:r>
-        <w:rPr>
-          <w:b/>
-          <w:bCs/>
-        </w:rPr>
-        <w:t>22 detections</w:t>
-      </w:r>
-      <w:r>
-        <w:t xml:space="preserve">: 7 Long Method, 5 God Class and 10 Long Parameter List (full list in Appendix A). The five God Class detections and their PMD metrics were: </w:t>
-      </w:r>
+      <w:proofErr w:type="spellStart"/>
       <w:r>
         <w:rPr>
           <w:rFonts w:ascii="Courier New" w:eastAsia="Courier New" w:hAnsi="Courier New" w:cs="Courier New"/>
@@ -3088,8 +3055,9 @@
         </w:rPr>
         <w:t>CommandLine</w:t>
       </w:r>
+      <w:proofErr w:type="spellEnd"/>
       <w:r>
-        <w:t xml:space="preserve"> (WMC 97, ATFD 24, TCC 2.0%), </w:t>
+        <w:t xml:space="preserve"> (97, 24, 2.0%), </w:t>
       </w:r>
       <w:r>
         <w:rPr>
@@ -3102,6 +3070,7 @@
       <w:r>
         <w:t xml:space="preserve"> (131, 22, 19.1%), </w:t>
       </w:r>
+      <w:proofErr w:type="spellStart"/>
       <w:r>
         <w:rPr>
           <w:rFonts w:ascii="Courier New" w:eastAsia="Courier New" w:hAnsi="Courier New" w:cs="Courier New"/>
@@ -3110,6 +3079,7 @@
         </w:rPr>
         <w:t>HelpFormatter</w:t>
       </w:r>
+      <w:proofErr w:type="spellEnd"/>
       <w:r>
         <w:t xml:space="preserve"> (125, 34, 1.5%), </w:t>
       </w:r>
@@ -4015,7 +3985,6 @@
                 <w:sz w:val="18"/>
                 <w:szCs w:val="18"/>
               </w:rPr>
-              <w:lastRenderedPageBreak/>
               <w:t>DeepSeek run 2</w:t>
             </w:r>
           </w:p>
@@ -4109,7 +4078,7 @@
                 <w:sz w:val="18"/>
                 <w:szCs w:val="18"/>
               </w:rPr>
-              <w:t>9*</w:t>
+              <w:t>9</w:t>
             </w:r>
           </w:p>
         </w:tc>
@@ -4305,18 +4274,6 @@
         </w:tc>
       </w:tr>
     </w:tbl>
-    <w:p>
-      <w:pPr>
-        <w:spacing w:before="60" w:after="100"/>
-      </w:pPr>
-      <w:r>
-        <w:rPr>
-          <w:sz w:val="20"/>
-          <w:szCs w:val="20"/>
-        </w:rPr>
-        <w:t>* DeepSeek run 2 listed 8 entries; one combined entry is counted as two code units. The complete matrix of all 45 distinct detections and which runs reported them is in Appendix B.</w:t>
-      </w:r>
-    </w:p>
     <w:p>
       <w:pPr>
         <w:pStyle w:val="Heading2"/>
@@ -4400,7 +4357,7 @@
         <w:spacing w:before="60" w:after="100"/>
       </w:pPr>
       <w:r>
-        <w:t>The full results are in Table 1 (overlap) and Table 2 (consistency) in Section 5.</w:t>
+        <w:t>Full results are in Tables 1 and 2 (Section 5).</w:t>
       </w:r>
     </w:p>
     <w:p>
@@ -4448,8 +4405,9 @@
         <w:t>ChatGPT</w:t>
       </w:r>
       <w:r>
-        <w:t xml:space="preserve"> did not report it in any of its three runs; its only God Class was </w:t>
+        <w:t xml:space="preserve"> never reported it: its only God Class in all three runs was </w:t>
       </w:r>
+      <w:proofErr w:type="spellStart"/>
       <w:r>
         <w:rPr>
           <w:rFonts w:ascii="Courier New" w:eastAsia="Courier New" w:hAnsi="Courier New" w:cs="Courier New"/>
@@ -4458,8 +4416,9 @@
         </w:rPr>
         <w:t>HelpFormatter</w:t>
       </w:r>
+      <w:proofErr w:type="spellEnd"/>
       <w:r>
-        <w:t xml:space="preserve"> every time (WMC 125, ATFD 34, TCC 1.5%, the highest ATFD and lowest TCC of PMD's five). In run 3 ChatGPT wrote that </w:t>
+        <w:t xml:space="preserve">, and in run 3 it wrote that </w:t>
       </w:r>
       <w:r>
         <w:rPr>
@@ -4472,6 +4431,7 @@
       <w:r>
         <w:t xml:space="preserve">, </w:t>
       </w:r>
+      <w:proofErr w:type="spellStart"/>
       <w:r>
         <w:rPr>
           <w:rFonts w:ascii="Courier New" w:eastAsia="Courier New" w:hAnsi="Courier New" w:cs="Courier New"/>
@@ -4480,6 +4440,7 @@
         </w:rPr>
         <w:t>CommandLine</w:t>
       </w:r>
+      <w:proofErr w:type="spellEnd"/>
       <w:r>
         <w:t xml:space="preserve"> and </w:t>
       </w:r>
@@ -4492,7 +4453,11 @@
         <w:t>Option</w:t>
       </w:r>
       <w:r>
-        <w:t xml:space="preserve"> "contain substantial functionality" but are "more consistently centered" on one job. </w:t>
+        <w:t xml:space="preserve"> "contain substantial functionality" but are </w:t>
+      </w:r>
+      <w:r>
+        <w:lastRenderedPageBreak/>
+        <w:t xml:space="preserve">"more consistently centered" on one job. </w:t>
       </w:r>
       <w:r>
         <w:rPr>
@@ -4502,18 +4467,7 @@
         <w:t>DeepSeek</w:t>
       </w:r>
       <w:r>
-        <w:t xml:space="preserve"> reported </w:t>
-      </w:r>
-      <w:r>
-        <w:rPr>
-          <w:rFonts w:ascii="Courier New" w:eastAsia="Courier New" w:hAnsi="Courier New" w:cs="Courier New"/>
-          <w:sz w:val="20"/>
-          <w:szCs w:val="20"/>
-        </w:rPr>
-        <w:t>DefaultParser</w:t>
-      </w:r>
-      <w:r>
-        <w:t xml:space="preserve"> in all three runs, listing its fields and about twenty helper methods.</w:t>
+        <w:t xml:space="preserve"> reported it in all three runs, citing its fields and about twenty helper methods.</w:t>
       </w:r>
     </w:p>
     <w:p>
@@ -4533,7 +4487,7 @@
         <w:t>Reading:</w:t>
       </w:r>
       <w:r>
-        <w:t xml:space="preserve"> the approaches use different criteria. PMD combines size, coupling and (lack of) cohesion metrics; ChatGPT judged by focus of responsibility; DeepSeek by size and breadth of responsibilities. </w:t>
+        <w:t xml:space="preserve"> the approaches use different criteria. PMD combines size, coupling and cohesion metrics, ChatGPT judged focus of responsibility, and DeepSeek size and breadth. </w:t>
       </w:r>
       <w:r>
         <w:rPr>
@@ -4544,7 +4498,7 @@
         <w:t>DefaultParser</w:t>
       </w:r>
       <w:r>
-        <w:t xml:space="preserve"> has the highest cohesion (TCC) of PMD's five classes, which fits ChatGPT's argument, and the highest WMC, which fits DeepSeek's. This case shows a difference in criteria, not which approach is right.</w:t>
+        <w:t xml:space="preserve"> has the highest cohesion of PMD's five classes (fitting ChatGPT's view) and the highest WMC (fitting DeepSeek's), so this shows a difference in criteria, not which approach is right.</w:t>
       </w:r>
     </w:p>
     <w:p>
@@ -4553,7 +4507,23 @@
         <w:keepNext/>
       </w:pPr>
       <w:r>
-        <w:t>Case 2 – Long Parameter List: HelpFormatter.printOptions(PrintWriter, int, Options, int, int) (PMD yes; LLMs mostly no)</w:t>
+        <w:t xml:space="preserve">Case 2 – Long Parameter List: </w:t>
+      </w:r>
+      <w:proofErr w:type="spellStart"/>
+      <w:r>
+        <w:t>HelpFormatter.printOptions</w:t>
+      </w:r>
+      <w:proofErr w:type="spellEnd"/>
+      <w:r>
+        <w:t>(</w:t>
+      </w:r>
+      <w:proofErr w:type="spellStart"/>
+      <w:r>
+        <w:t>PrintWriter</w:t>
+      </w:r>
+      <w:proofErr w:type="spellEnd"/>
+      <w:r>
+        <w:t>, int, Options, int, int) (PMD yes; LLMs mostly no)</w:t>
       </w:r>
     </w:p>
     <w:p>
@@ -4573,8 +4543,9 @@
         <w:t>PMD</w:t>
       </w:r>
       <w:r>
-        <w:t xml:space="preserve"> flagged it because it has 5 parameters (threshold 5), as it did for </w:t>
+        <w:t xml:space="preserve"> flagged it for its 5 parameters (threshold 5), as it did </w:t>
       </w:r>
+      <w:proofErr w:type="spellStart"/>
       <w:r>
         <w:rPr>
           <w:rFonts w:ascii="Courier New" w:eastAsia="Courier New" w:hAnsi="Courier New" w:cs="Courier New"/>
@@ -4583,9 +4554,11 @@
         </w:rPr>
         <w:t>renderOptions</w:t>
       </w:r>
+      <w:proofErr w:type="spellEnd"/>
       <w:r>
         <w:t xml:space="preserve"> and </w:t>
       </w:r>
+      <w:proofErr w:type="spellStart"/>
       <w:r>
         <w:rPr>
           <w:rFonts w:ascii="Courier New" w:eastAsia="Courier New" w:hAnsi="Courier New" w:cs="Courier New"/>
@@ -4594,9 +4567,11 @@
         </w:rPr>
         <w:t>appendOptions</w:t>
       </w:r>
+      <w:proofErr w:type="spellEnd"/>
       <w:r>
-        <w:t xml:space="preserve"> with the same parameter shape. ChatGPT reported it only in run 3 (not in runs 1 and 2); DeepSeek never reported it. In DeepSeek run 1 the LLM did report </w:t>
+        <w:t xml:space="preserve"> with the same parameter shape. ChatGPT reported it only in run 3 and DeepSeek never; DeepSeek run 1 reported </w:t>
       </w:r>
+      <w:proofErr w:type="spellStart"/>
       <w:r>
         <w:rPr>
           <w:rFonts w:ascii="Courier New" w:eastAsia="Courier New" w:hAnsi="Courier New" w:cs="Courier New"/>
@@ -4605,30 +4580,9 @@
         </w:rPr>
         <w:t>appendOptions</w:t>
       </w:r>
+      <w:proofErr w:type="spellEnd"/>
       <w:r>
-        <w:t xml:space="preserve">, with the same five-parameter shape, but not </w:t>
-      </w:r>
-      <w:r>
-        <w:rPr>
-          <w:rFonts w:ascii="Courier New" w:eastAsia="Courier New" w:hAnsi="Courier New" w:cs="Courier New"/>
-          <w:sz w:val="20"/>
-          <w:szCs w:val="20"/>
-        </w:rPr>
-        <w:t>printOptions</w:t>
-      </w:r>
-      <w:r>
-        <w:t xml:space="preserve"> or </w:t>
-      </w:r>
-      <w:r>
-        <w:rPr>
-          <w:rFonts w:ascii="Courier New" w:eastAsia="Courier New" w:hAnsi="Courier New" w:cs="Courier New"/>
-          <w:sz w:val="20"/>
-          <w:szCs w:val="20"/>
-        </w:rPr>
-        <w:t>renderOptions</w:t>
-      </w:r>
-      <w:r>
-        <w:t>.</w:t>
+        <w:t xml:space="preserve"> but not the other two.</w:t>
       </w:r>
     </w:p>
     <w:p>
@@ -4650,6 +4604,7 @@
       <w:r>
         <w:t xml:space="preserve"> </w:t>
       </w:r>
+      <w:proofErr w:type="spellStart"/>
       <w:r>
         <w:rPr>
           <w:rFonts w:ascii="Courier New" w:eastAsia="Courier New" w:hAnsi="Courier New" w:cs="Courier New"/>
@@ -4658,9 +4613,11 @@
         </w:rPr>
         <w:t>printOptions</w:t>
       </w:r>
+      <w:proofErr w:type="spellEnd"/>
       <w:r>
         <w:t xml:space="preserve"> and </w:t>
       </w:r>
+      <w:proofErr w:type="spellStart"/>
       <w:r>
         <w:rPr>
           <w:rFonts w:ascii="Courier New" w:eastAsia="Courier New" w:hAnsi="Courier New" w:cs="Courier New"/>
@@ -4669,20 +4626,11 @@
         </w:rPr>
         <w:t>renderOptions</w:t>
       </w:r>
+      <w:proofErr w:type="spellEnd"/>
       <w:r>
-        <w:t xml:space="preserve"> are thin wrappers; each only calls </w:t>
+        <w:t xml:space="preserve"> only call </w:t>
       </w:r>
-      <w:r>
-        <w:rPr>
-          <w:rFonts w:ascii="Courier New" w:eastAsia="Courier New" w:hAnsi="Courier New" w:cs="Courier New"/>
-          <w:sz w:val="20"/>
-          <w:szCs w:val="20"/>
-        </w:rPr>
-        <w:t>appendOptions(...)</w:t>
-      </w:r>
-      <w:r>
-        <w:t xml:space="preserve">. The 51-statement </w:t>
-      </w:r>
+      <w:proofErr w:type="spellStart"/>
       <w:r>
         <w:rPr>
           <w:rFonts w:ascii="Courier New" w:eastAsia="Courier New" w:hAnsi="Courier New" w:cs="Courier New"/>
@@ -4691,8 +4639,17 @@
         </w:rPr>
         <w:t>appendOptions</w:t>
       </w:r>
+      <w:proofErr w:type="spellEnd"/>
       <w:r>
-        <w:t xml:space="preserve"> body is the only one that is also a Long Method hit.</w:t>
+        <w:rPr>
+          <w:rFonts w:ascii="Courier New" w:eastAsia="Courier New" w:hAnsi="Courier New" w:cs="Courier New"/>
+          <w:sz w:val="20"/>
+          <w:szCs w:val="20"/>
+        </w:rPr>
+        <w:t>(...)</w:t>
+      </w:r>
+      <w:r>
+        <w:t>, whose 51-statement body is also a Long Method hit.</w:t>
       </w:r>
     </w:p>
     <w:p>
@@ -4712,8 +4669,15 @@
         <w:t>Reading:</w:t>
       </w:r>
       <w:r>
-        <w:t xml:space="preserve"> a count-based rule fires on the signature alone, while the LLMs seem to concentrate on the signatures with 6, 8 and 9 parameters (the </w:t>
+        <w:t xml:space="preserve"> the count-based rule fires on the signature alone, while the LLMs concentrated on the 6, 8 and 9</w:t>
       </w:r>
+      <w:r>
+        <w:t xml:space="preserve"> </w:t>
+      </w:r>
+      <w:r>
+        <w:t xml:space="preserve">parameter </w:t>
+      </w:r>
+      <w:proofErr w:type="spellStart"/>
       <w:r>
         <w:rPr>
           <w:rFonts w:ascii="Courier New" w:eastAsia="Courier New" w:hAnsi="Courier New" w:cs="Courier New"/>
@@ -4722,23 +4686,9 @@
         </w:rPr>
         <w:t>printHelp</w:t>
       </w:r>
+      <w:proofErr w:type="spellEnd"/>
       <w:r>
-        <w:t xml:space="preserve"> overloads: all three were reported together in 4 of 6 runs, and the 9-parameter one in all six). The disagreement is mainly about the threshold, and DeepSeek's treatment of three identical shapes in run 1 shows the LLMs are not applying one rule consistently. Why </w:t>
-      </w:r>
-      <w:r>
-        <w:lastRenderedPageBreak/>
-        <w:t xml:space="preserve">DeepSeek singled out </w:t>
-      </w:r>
-      <w:r>
-        <w:rPr>
-          <w:rFonts w:ascii="Courier New" w:eastAsia="Courier New" w:hAnsi="Courier New" w:cs="Courier New"/>
-          <w:sz w:val="20"/>
-          <w:szCs w:val="20"/>
-        </w:rPr>
-        <w:t>appendOptions</w:t>
-      </w:r>
-      <w:r>
-        <w:t xml:space="preserve"> is not established; it may be because that method was also flagged as a Long Method.</w:t>
+        <w:t xml:space="preserve"> overloads (the 9-parameter one in all six runs). The disagreement is mainly about the threshold, and DeepSeek flagging only one of three identical shapes shows the LLMs do not apply a consistent rule.</w:t>
       </w:r>
     </w:p>
     <w:p>
@@ -4747,7 +4697,23 @@
         <w:keepNext/>
       </w:pPr>
       <w:r>
-        <w:t>Case 3 – Long Method: HelpFormatter.printUsage(PrintWriter, int, String, Options) (LLMs yes; PMD no)</w:t>
+        <w:t xml:space="preserve">Case 3 – Long Method: </w:t>
+      </w:r>
+      <w:proofErr w:type="spellStart"/>
+      <w:r>
+        <w:t>HelpFormatter.printUsage</w:t>
+      </w:r>
+      <w:proofErr w:type="spellEnd"/>
+      <w:r>
+        <w:t>(</w:t>
+      </w:r>
+      <w:proofErr w:type="spellStart"/>
+      <w:r>
+        <w:t>PrintWriter</w:t>
+      </w:r>
+      <w:proofErr w:type="spellEnd"/>
+      <w:r>
+        <w:t>, int, String, Options) (LLMs yes; PMD no)</w:t>
       </w:r>
     </w:p>
     <w:p>
@@ -4777,7 +4743,7 @@
         <w:t>DeepSeek</w:t>
       </w:r>
       <w:r>
-        <w:t xml:space="preserve"> in run 1 (3 of 6 runs); </w:t>
+        <w:t xml:space="preserve"> in run 1; </w:t>
       </w:r>
       <w:r>
         <w:rPr>
@@ -4787,7 +4753,7 @@
         <w:t>PMD</w:t>
       </w:r>
       <w:r>
-        <w:t xml:space="preserve"> did not, because the method has 18 statements (threshold 30) and is about 25 lines long.</w:t>
+        <w:t xml:space="preserve"> did not, as the method has 18 statements (threshold 30).</w:t>
       </w:r>
     </w:p>
     <w:p>
@@ -4827,7 +4793,7 @@
         <w:t>Reading:</w:t>
       </w:r>
       <w:r>
-        <w:t xml:space="preserve"> both LLMs counted responsibilities (sort, de-duplicate groups, render, print), whereas PMD counts statements. Agreement between the two LLMs in several runs makes this less likely to be random noise, but it is not evidence that the method is a true Long Method; a human reviewer would have to decide whether 18 statements with these four steps is worth refactoring.</w:t>
+        <w:t xml:space="preserve"> the LLMs counted responsibilities (sort, de-duplicate, render, print) while PMD counts statements. Agreement between the two LLMs makes random noise less likely, but whether 18 statements doing four steps is worth refactoring is a judgement for a human reviewer.</w:t>
       </w:r>
     </w:p>
     <w:p>
@@ -4836,6 +4802,7 @@
         <w:keepNext/>
       </w:pPr>
       <w:r>
+        <w:lastRenderedPageBreak/>
         <w:t>3.6 Evidence screenshots</w:t>
       </w:r>
     </w:p>
@@ -4845,7 +4812,7 @@
         <w:spacing w:after="100"/>
       </w:pPr>
       <w:r>
-        <w:t>Figures 1 and 2 show the experiment inputs and outputs for Run 1 of each LLM (attached file, prompt and start of the answer). The six full answers are kept as PDF exports, text files and DeepSeek screenshots.</w:t>
+        <w:t>Figures 1 and 2 show Run 1 of each LLM (attached file, prompt and start of the answer). All six answers are kept as PDF exports and text files.</w:t>
       </w:r>
     </w:p>
     <w:tbl>
@@ -5013,13 +4980,79 @@
     </w:p>
     <w:p>
       <w:pPr>
-        <w:spacing w:after="100"/>
+        <w:spacing w:before="60" w:after="160"/>
+        <w:jc w:val="center"/>
       </w:pPr>
       <w:r>
         <w:rPr>
-          <w:shd w:val="clear" w:color="auto" w:fill="FFFF00"/>
+          <w:noProof/>
         </w:rPr>
-        <w:t>[Insert Figure 3: screenshot of our PMD run showing the pmd check command from Appendix C and its output.]</w:t>
+        <w:drawing>
+          <wp:inline distT="0" distB="0" distL="0" distR="0" wp14:anchorId="070FE006" wp14:editId="5CB673A8">
+            <wp:extent cx="5646420" cy="2988398"/>
+            <wp:effectExtent l="0" t="0" r="0" b="2540"/>
+            <wp:docPr id="477899200" name="Picture 1"/>
+            <wp:cNvGraphicFramePr>
+              <a:graphicFrameLocks xmlns:a="http://schemas.openxmlformats.org/drawingml/2006/main" noChangeAspect="1"/>
+            </wp:cNvGraphicFramePr>
+            <a:graphic xmlns:a="http://schemas.openxmlformats.org/drawingml/2006/main">
+              <a:graphicData uri="http://schemas.openxmlformats.org/drawingml/2006/picture">
+                <pic:pic xmlns:pic="http://schemas.openxmlformats.org/drawingml/2006/picture">
+                  <pic:nvPicPr>
+                    <pic:cNvPr id="0" name="Picture 1"/>
+                    <pic:cNvPicPr>
+                      <a:picLocks noChangeAspect="1" noChangeArrowheads="1"/>
+                    </pic:cNvPicPr>
+                  </pic:nvPicPr>
+                  <pic:blipFill>
+                    <a:blip r:embed="rId9" cstate="print">
+                      <a:extLst>
+                        <a:ext uri="{28A0092B-C50C-407E-A947-70E740481C1C}">
+                          <a14:useLocalDpi xmlns:a14="http://schemas.microsoft.com/office/drawing/2010/main" val="0"/>
+                        </a:ext>
+                      </a:extLst>
+                    </a:blip>
+                    <a:srcRect/>
+                    <a:stretch>
+                      <a:fillRect/>
+                    </a:stretch>
+                  </pic:blipFill>
+                  <pic:spPr bwMode="auto">
+                    <a:xfrm>
+                      <a:off x="0" y="0"/>
+                      <a:ext cx="5649245" cy="2989893"/>
+                    </a:xfrm>
+                    <a:prstGeom prst="rect">
+                      <a:avLst/>
+                    </a:prstGeom>
+                    <a:noFill/>
+                    <a:ln>
+                      <a:noFill/>
+                    </a:ln>
+                  </pic:spPr>
+                </pic:pic>
+              </a:graphicData>
+            </a:graphic>
+          </wp:inline>
+        </w:drawing>
+      </w:r>
+      <w:r>
+        <w:rPr>
+          <w:i/>
+          <w:iCs/>
+          <w:sz w:val="20"/>
+          <w:szCs w:val="20"/>
+        </w:rPr>
+        <w:t xml:space="preserve"> </w:t>
+      </w:r>
+      <w:r>
+        <w:rPr>
+          <w:i/>
+          <w:iCs/>
+          <w:sz w:val="20"/>
+          <w:szCs w:val="20"/>
+        </w:rPr>
+        <w:t>Figure 3: PMD 7.28.0 run with the Appendix C ruleset on the comment-stripped sources: 22 violations, matching Appendix A.</w:t>
       </w:r>
     </w:p>
     <w:p>
@@ -5029,7 +5062,7 @@
       </w:pPr>
       <w:r>
         <w:lastRenderedPageBreak/>
-        <w:t>4. Critical Discussion and Reflection (Task 4)</w:t>
+        <w:t>4. Critical Discussion and Reflection</w:t>
       </w:r>
     </w:p>
     <w:p>
@@ -5046,7 +5079,7 @@
         <w:spacing w:after="100"/>
       </w:pPr>
       <w:r>
-        <w:t>Table 2 (Section 5) gives the three-run consistency. The figures are low for the two lists with many items and uneven for God Class:</w:t>
+        <w:t>Table 2 (Section 5) gives the three-run consistency. It is low for the two long lists and uneven for God Class:</w:t>
       </w:r>
     </w:p>
     <w:p>
@@ -5066,7 +5099,7 @@
         <w:t>Long Method:</w:t>
       </w:r>
       <w:r>
-        <w:t xml:space="preserve"> ChatGPT 16.7% (5 / 5 / 2 detections in one / two / all three runs), DeepSeek 21.4% (4 / 7 / 3). Both LLMs reproduced only a small share of their distinct detections in every run. ChatGPT's count itself moved from 7 to 3 to 11 detections across runs; DeepSeek's was steadier (11, 9, 7).</w:t>
+        <w:t xml:space="preserve"> ChatGPT 16.7% (5 / 5 / 2 detections in one / two / all three runs), DeepSeek 21.4% (4 / 7 / 3). ChatGPT's count per run also swung from 7 to 3 to 11; DeepSeek's was steadier (11, 9, 7).</w:t>
       </w:r>
     </w:p>
     <w:p>
@@ -5086,7 +5119,7 @@
         <w:t>Long Parameter List:</w:t>
       </w:r>
       <w:r>
-        <w:t xml:space="preserve"> ChatGPT 12.5% (7 / 0 / 1) and DeepSeek 28.6% (9 / 1 / 4). Most detections appeared in one run only; ChatGPT's counts were 3, 1 and 6, DeepSeek's 10, 9 and 4.</w:t>
+        <w:t xml:space="preserve"> ChatGPT 12.5% (7 / 0 / 1), DeepSeek 28.6% (9 / 1 / 4); most detections appeared in one run only.</w:t>
       </w:r>
     </w:p>
     <w:p>
@@ -5106,8 +5139,9 @@
         <w:t>God Class:</w:t>
       </w:r>
       <w:r>
-        <w:t xml:space="preserve"> ChatGPT 100%, but this is one detection (</w:t>
+        <w:t xml:space="preserve"> ChatGPT 100%, but from a single detection (</w:t>
       </w:r>
+      <w:proofErr w:type="spellStart"/>
       <w:r>
         <w:rPr>
           <w:rFonts w:ascii="Courier New" w:eastAsia="Courier New" w:hAnsi="Courier New" w:cs="Courier New"/>
@@ -5116,8 +5150,9 @@
         </w:rPr>
         <w:t>HelpFormatter</w:t>
       </w:r>
+      <w:proofErr w:type="spellEnd"/>
       <w:r>
-        <w:t>) repeated three times, so it says little about reliability; DeepSeek 62.5% (3 / 0 / 5), as its class list grew from 5 to 8 classes in run 3.</w:t>
+        <w:t>), so it says little; DeepSeek 62.5% (3 / 0 / 5), as its list grew from 5 to 8 classes in run 3.</w:t>
       </w:r>
     </w:p>
     <w:p>
@@ -5125,7 +5160,7 @@
         <w:spacing w:after="100"/>
       </w:pPr>
       <w:r>
-        <w:t xml:space="preserve">A caution on the percentage itself: the more borderline items a run lists, the more detections end up in one run only, so a long list lowers consistency even if its core is stable. The core was stable here: four detections were reported in </w:t>
+        <w:t xml:space="preserve">Long lists of borderline items lower consistency even when the core is stable, and the core was stable: four detections appeared in </w:t>
       </w:r>
       <w:r>
         <w:rPr>
@@ -5135,8 +5170,9 @@
         <w:t>all six</w:t>
       </w:r>
       <w:r>
-        <w:t xml:space="preserve"> runs: </w:t>
+        <w:t xml:space="preserve"> runs, namely </w:t>
       </w:r>
+      <w:proofErr w:type="spellStart"/>
       <w:r>
         <w:rPr>
           <w:rFonts w:ascii="Courier New" w:eastAsia="Courier New" w:hAnsi="Courier New" w:cs="Courier New"/>
@@ -5145,9 +5181,11 @@
         </w:rPr>
         <w:t>DefaultParser.handleShortAndLongOption</w:t>
       </w:r>
+      <w:proofErr w:type="spellEnd"/>
       <w:r>
         <w:t xml:space="preserve"> and </w:t>
       </w:r>
+      <w:proofErr w:type="spellStart"/>
       <w:r>
         <w:rPr>
           <w:rFonts w:ascii="Courier New" w:eastAsia="Courier New" w:hAnsi="Courier New" w:cs="Courier New"/>
@@ -5156,9 +5194,11 @@
         </w:rPr>
         <w:t>HelpFormatter.appendOptions</w:t>
       </w:r>
+      <w:proofErr w:type="spellEnd"/>
       <w:r>
         <w:t xml:space="preserve"> (Long Method), </w:t>
       </w:r>
+      <w:proofErr w:type="spellStart"/>
       <w:r>
         <w:rPr>
           <w:rFonts w:ascii="Courier New" w:eastAsia="Courier New" w:hAnsi="Courier New" w:cs="Courier New"/>
@@ -5167,9 +5207,11 @@
         </w:rPr>
         <w:t>HelpFormatter</w:t>
       </w:r>
+      <w:proofErr w:type="spellEnd"/>
       <w:r>
         <w:t xml:space="preserve"> (God Class) and the nine-parameter </w:t>
       </w:r>
+      <w:proofErr w:type="spellStart"/>
       <w:r>
         <w:rPr>
           <w:rFonts w:ascii="Courier New" w:eastAsia="Courier New" w:hAnsi="Courier New" w:cs="Courier New"/>
@@ -5178,8 +5220,9 @@
         </w:rPr>
         <w:t>HelpFormatter.printHelp</w:t>
       </w:r>
+      <w:proofErr w:type="spellEnd"/>
       <w:r>
-        <w:t xml:space="preserve"> (Long Parameter List). These are also the two longest methods by PMD's statement count (47 and 51) and the longest parameter list. The variation is in the less obvious candidates. The study has only three runs, one codebase and uncontrolled web-chat sampling, so these figures are indicative only.</w:t>
+        <w:t xml:space="preserve"> (Long Parameter List). These are the two longest methods (47 and 51 statements) and the longest parameter list; the variation lies in the less obvious candidates. With three runs and one codebase, these figures are indicative only.</w:t>
       </w:r>
     </w:p>
     <w:p>
@@ -5196,7 +5239,7 @@
         <w:spacing w:after="100"/>
       </w:pPr>
       <w:r>
-        <w:t>Only patterns seen in several observations are reported; none of them says which approach is correct.</w:t>
+        <w:t>Only patterns seen in several observations are reported; none shows which approach is correct.</w:t>
       </w:r>
     </w:p>
     <w:p>
@@ -5216,8 +5259,9 @@
         <w:t>ChatGPT reports God Class conservatively:</w:t>
       </w:r>
       <w:r>
-        <w:t xml:space="preserve"> exactly one class (</w:t>
+        <w:t xml:space="preserve"> one class (</w:t>
       </w:r>
+      <w:proofErr w:type="spellStart"/>
       <w:r>
         <w:rPr>
           <w:rFonts w:ascii="Courier New" w:eastAsia="Courier New" w:hAnsi="Courier New" w:cs="Courier New"/>
@@ -5226,9 +5270,11 @@
         </w:rPr>
         <w:t>HelpFormatter</w:t>
       </w:r>
+      <w:proofErr w:type="spellEnd"/>
       <w:r>
-        <w:t xml:space="preserve">) in all three runs, while DeepSeek reported 5, 5 and 8 classes, always including </w:t>
+        <w:t xml:space="preserve">) in every run, versus 5, 5 and 8 for DeepSeek, which always included </w:t>
       </w:r>
+      <w:proofErr w:type="spellStart"/>
       <w:r>
         <w:rPr>
           <w:rFonts w:ascii="Courier New" w:eastAsia="Courier New" w:hAnsi="Courier New" w:cs="Courier New"/>
@@ -5237,6 +5283,7 @@
         </w:rPr>
         <w:t>CommandLine</w:t>
       </w:r>
+      <w:proofErr w:type="spellEnd"/>
       <w:r>
         <w:t xml:space="preserve">, </w:t>
       </w:r>
@@ -5251,6 +5298,7 @@
       <w:r>
         <w:t xml:space="preserve">, </w:t>
       </w:r>
+      <w:proofErr w:type="spellStart"/>
       <w:r>
         <w:rPr>
           <w:rFonts w:ascii="Courier New" w:eastAsia="Courier New" w:hAnsi="Courier New" w:cs="Courier New"/>
@@ -5259,6 +5307,7 @@
         </w:rPr>
         <w:t>HelpFormatter</w:t>
       </w:r>
+      <w:proofErr w:type="spellEnd"/>
       <w:r>
         <w:t xml:space="preserve">, </w:t>
       </w:r>
@@ -5273,6 +5322,7 @@
       <w:r>
         <w:t xml:space="preserve"> and </w:t>
       </w:r>
+      <w:proofErr w:type="spellStart"/>
       <w:r>
         <w:rPr>
           <w:rFonts w:ascii="Courier New" w:eastAsia="Courier New" w:hAnsi="Courier New" w:cs="Courier New"/>
@@ -5281,6 +5331,7 @@
         </w:rPr>
         <w:t>TextHelpAppendable</w:t>
       </w:r>
+      <w:proofErr w:type="spellEnd"/>
       <w:r>
         <w:t>.</w:t>
       </w:r>
@@ -5299,11 +5350,12 @@
           <w:b/>
           <w:bCs/>
         </w:rPr>
-        <w:t>Both LLMs report methods below PMD's statement threshold as Long Methods:</w:t>
+        <w:t>Both LLMs report Long Methods below PMD's threshold:</w:t>
       </w:r>
       <w:r>
-        <w:t xml:space="preserve"> 7 of ChatGPT's 21 Long Method reports (33%) and 14 of DeepSeek's 27 (52%) are methods with fewer than 30 statements (12–28). These are often multi-step "orchestrator" methods, such as </w:t>
+        <w:t xml:space="preserve"> 7 of ChatGPT's 21 Long Method reports (33%) and 14 of DeepSeek's 27 (52%) have fewer than 30 statements (12–28), often multi-step methods such as </w:t>
       </w:r>
+      <w:proofErr w:type="spellStart"/>
       <w:r>
         <w:rPr>
           <w:rFonts w:ascii="Courier New" w:eastAsia="Courier New" w:hAnsi="Courier New" w:cs="Courier New"/>
@@ -5312,9 +5364,11 @@
         </w:rPr>
         <w:t>printUsage</w:t>
       </w:r>
+      <w:proofErr w:type="spellEnd"/>
       <w:r>
         <w:t xml:space="preserve"> (18) and </w:t>
       </w:r>
+      <w:proofErr w:type="spellStart"/>
       <w:r>
         <w:rPr>
           <w:rFonts w:ascii="Courier New" w:eastAsia="Courier New" w:hAnsi="Courier New" w:cs="Courier New"/>
@@ -5323,8 +5377,9 @@
         </w:rPr>
         <w:t>findWrapPos</w:t>
       </w:r>
+      <w:proofErr w:type="spellEnd"/>
       <w:r>
-        <w:t xml:space="preserve"> (17). This is measured against our chosen threshold of 30, not against correctness.</w:t>
+        <w:t xml:space="preserve"> (17).</w:t>
       </w:r>
     </w:p>
     <w:p>
@@ -5341,21 +5396,49 @@
           <w:b/>
           <w:bCs/>
         </w:rPr>
-        <w:t>DeepSeek applies a lower, looser parameter threshold:</w:t>
+        <w:t>DeepSeek uses a looser parameter threshold:</w:t>
       </w:r>
       <w:r>
-        <w:t xml:space="preserve"> in all three runs it listed methods with 4 or fewer parameters (down to 2), e.g. </w:t>
+        <w:t xml:space="preserve"> in every run it listed methods with 4 or fewer parameters (down to 2), e.g. </w:t>
       </w:r>
+      <w:proofErr w:type="spellStart"/>
       <w:r>
         <w:rPr>
           <w:rFonts w:ascii="Courier New" w:eastAsia="Courier New" w:hAnsi="Courier New" w:cs="Courier New"/>
           <w:sz w:val="20"/>
           <w:szCs w:val="20"/>
         </w:rPr>
-        <w:t>Options.addOption(String, boolean, String)</w:t>
+        <w:t>Options.addOption</w:t>
+      </w:r>
+      <w:proofErr w:type="spellEnd"/>
+      <w:r>
+        <w:rPr>
+          <w:rFonts w:ascii="Courier New" w:eastAsia="Courier New" w:hAnsi="Courier New" w:cs="Courier New"/>
+          <w:sz w:val="20"/>
+          <w:szCs w:val="20"/>
+        </w:rPr>
+        <w:t xml:space="preserve">(String, </w:t>
+      </w:r>
+      <w:proofErr w:type="spellStart"/>
+      <w:r>
+        <w:rPr>
+          <w:rFonts w:ascii="Courier New" w:eastAsia="Courier New" w:hAnsi="Courier New" w:cs="Courier New"/>
+          <w:sz w:val="20"/>
+          <w:szCs w:val="20"/>
+        </w:rPr>
+        <w:t>boolean</w:t>
+      </w:r>
+      <w:proofErr w:type="spellEnd"/>
+      <w:r>
+        <w:rPr>
+          <w:rFonts w:ascii="Courier New" w:eastAsia="Courier New" w:hAnsi="Courier New" w:cs="Courier New"/>
+          <w:sz w:val="20"/>
+          <w:szCs w:val="20"/>
+        </w:rPr>
+        <w:t>, String)</w:t>
       </w:r>
       <w:r>
-        <w:t>; ChatGPT did so only in run 3, and in runs 1 and 2 it listed only methods with 6 or more.</w:t>
+        <w:t>; ChatGPT did so only in run 3.</w:t>
       </w:r>
     </w:p>
     <w:p>
@@ -5375,19 +5458,9 @@
         <w:t>Both LLMs agree on the extremes:</w:t>
       </w:r>
       <w:r>
-        <w:t xml:space="preserve"> the two longest methods and the nine-parameter </w:t>
+        <w:t xml:space="preserve"> the longest methods, the longest parameter list and </w:t>
       </w:r>
-      <w:r>
-        <w:rPr>
-          <w:rFonts w:ascii="Courier New" w:eastAsia="Courier New" w:hAnsi="Courier New" w:cs="Courier New"/>
-          <w:sz w:val="20"/>
-          <w:szCs w:val="20"/>
-        </w:rPr>
-        <w:t>printHelp</w:t>
-      </w:r>
-      <w:r>
-        <w:t xml:space="preserve"> were reported in all six runs, as was </w:t>
-      </w:r>
+      <w:proofErr w:type="spellStart"/>
       <w:r>
         <w:rPr>
           <w:rFonts w:ascii="Courier New" w:eastAsia="Courier New" w:hAnsi="Courier New" w:cs="Courier New"/>
@@ -5396,8 +5469,9 @@
         </w:rPr>
         <w:t>HelpFormatter</w:t>
       </w:r>
+      <w:proofErr w:type="spellEnd"/>
       <w:r>
-        <w:t xml:space="preserve"> as a God Class.</w:t>
+        <w:t xml:space="preserve"> were reported in every run.</w:t>
       </w:r>
     </w:p>
     <w:p>
@@ -5417,18 +5491,7 @@
         <w:t>No LLM run reported</w:t>
       </w:r>
       <w:r>
-        <w:t xml:space="preserve"> the two </w:t>
-      </w:r>
-      <w:r>
-        <w:rPr>
-          <w:rFonts w:ascii="Courier New" w:eastAsia="Courier New" w:hAnsi="Courier New" w:cs="Courier New"/>
-          <w:sz w:val="20"/>
-          <w:szCs w:val="20"/>
-        </w:rPr>
-        <w:t>AbstractHelpFormatter.printHelp</w:t>
-      </w:r>
-      <w:r>
-        <w:t xml:space="preserve"> signatures with 5 parameters, or </w:t>
+        <w:t xml:space="preserve"> </w:t>
       </w:r>
       <w:r>
         <w:rPr>
@@ -5439,7 +5502,20 @@
         <w:t>Parser</w:t>
       </w:r>
       <w:r>
-        <w:t xml:space="preserve"> as a God Class, which PMD did report (0 of 6 runs).</w:t>
+        <w:t xml:space="preserve"> as a God Class or the two 5-parameter </w:t>
+      </w:r>
+      <w:proofErr w:type="spellStart"/>
+      <w:r>
+        <w:rPr>
+          <w:rFonts w:ascii="Courier New" w:eastAsia="Courier New" w:hAnsi="Courier New" w:cs="Courier New"/>
+          <w:sz w:val="20"/>
+          <w:szCs w:val="20"/>
+        </w:rPr>
+        <w:t>AbstractHelpFormatter.printHelp</w:t>
+      </w:r>
+      <w:proofErr w:type="spellEnd"/>
+      <w:r>
+        <w:t xml:space="preserve"> signatures, all flagged by PMD.</w:t>
       </w:r>
     </w:p>
     <w:p>
@@ -5448,7 +5524,6 @@
         <w:keepNext/>
       </w:pPr>
       <w:r>
-        <w:lastRenderedPageBreak/>
         <w:t>4.3 Explanation quality</w:t>
       </w:r>
     </w:p>
@@ -5457,7 +5532,7 @@
         <w:spacing w:after="100"/>
       </w:pPr>
       <w:r>
-        <w:t xml:space="preserve">For each LLM and smell, the first two detections of Run 1 in source order (or all if fewer than two) were scored 0–3: 1 point each for a </w:t>
+        <w:t xml:space="preserve">For each LLM and smell, the first two Run 1 detections in source order (or all, if fewer) were scored 0–3, one point each for </w:t>
       </w:r>
       <w:r>
         <w:rPr>
@@ -5467,7 +5542,7 @@
         <w:t>code reference</w:t>
       </w:r>
       <w:r>
-        <w:t xml:space="preserve"> (cites specific code elements), </w:t>
+        <w:t xml:space="preserve">, </w:t>
       </w:r>
       <w:r>
         <w:rPr>
@@ -5477,7 +5552,7 @@
         <w:t>smell characteristic</w:t>
       </w:r>
       <w:r>
-        <w:t xml:space="preserve"> (states a defining characteristic of the smell) and </w:t>
+        <w:t xml:space="preserve"> and </w:t>
       </w:r>
       <w:r>
         <w:rPr>
@@ -5487,8 +5562,13 @@
         <w:t>evidence-to-smell link</w:t>
       </w:r>
       <w:r>
-        <w:t xml:space="preserve"> (explicitly connects the evidence to that characteristic). We also checked that every method, field and variable cited in these 11 explanations exists in the analysed code (none were missing). The score measures the explanation, not whether the detection is right.</w:t>
+        <w:t>. Every code element cited in the 11 explanations exists in the code. The score rates the explanation, not the detection.</w:t>
       </w:r>
+    </w:p>
+    <w:p>
+      <w:pPr>
+        <w:spacing w:after="100"/>
+      </w:pPr>
     </w:p>
     <w:tbl>
       <w:tblPr>
@@ -5549,6 +5629,7 @@
                 <w:sz w:val="18"/>
                 <w:szCs w:val="18"/>
               </w:rPr>
+              <w:lastRenderedPageBreak/>
               <w:t>LLM</w:t>
             </w:r>
           </w:p>
@@ -5779,6 +5860,7 @@
             <w:pPr>
               <w:spacing w:line="240" w:lineRule="auto"/>
             </w:pPr>
+            <w:proofErr w:type="spellStart"/>
             <w:r>
               <w:rPr>
                 <w:sz w:val="18"/>
@@ -5786,6 +5868,7 @@
               </w:rPr>
               <w:t>DefaultParser.handleShortAndLongOption</w:t>
             </w:r>
+            <w:proofErr w:type="spellEnd"/>
           </w:p>
         </w:tc>
         <w:tc>
@@ -5922,6 +6005,7 @@
             <w:pPr>
               <w:spacing w:line="240" w:lineRule="auto"/>
             </w:pPr>
+            <w:proofErr w:type="spellStart"/>
             <w:r>
               <w:rPr>
                 <w:sz w:val="18"/>
@@ -5929,6 +6013,7 @@
               </w:rPr>
               <w:t>GnuParser.flatten</w:t>
             </w:r>
+            <w:proofErr w:type="spellEnd"/>
           </w:p>
         </w:tc>
         <w:tc>
@@ -6072,12 +6157,21 @@
             <w:pPr>
               <w:spacing w:line="240" w:lineRule="auto"/>
             </w:pPr>
-            <w:r>
-              <w:rPr>
-                <w:sz w:val="18"/>
-                <w:szCs w:val="18"/>
-              </w:rPr>
-              <w:t>HelpFormatter (only 1 detection)</w:t>
+            <w:proofErr w:type="spellStart"/>
+            <w:r>
+              <w:rPr>
+                <w:sz w:val="18"/>
+                <w:szCs w:val="18"/>
+              </w:rPr>
+              <w:t>HelpFormatter</w:t>
+            </w:r>
+            <w:proofErr w:type="spellEnd"/>
+            <w:r>
+              <w:rPr>
+                <w:sz w:val="18"/>
+                <w:szCs w:val="18"/>
+              </w:rPr>
+              <w:t xml:space="preserve"> (only 1 detection)</w:t>
             </w:r>
           </w:p>
         </w:tc>
@@ -6229,12 +6323,21 @@
             <w:pPr>
               <w:spacing w:line="240" w:lineRule="auto"/>
             </w:pPr>
-            <w:r>
-              <w:rPr>
-                <w:sz w:val="18"/>
-                <w:szCs w:val="18"/>
-              </w:rPr>
-              <w:t>HelpFormatter.printHelp (6 params)</w:t>
+            <w:proofErr w:type="spellStart"/>
+            <w:r>
+              <w:rPr>
+                <w:sz w:val="18"/>
+                <w:szCs w:val="18"/>
+              </w:rPr>
+              <w:t>HelpFormatter.printHelp</w:t>
+            </w:r>
+            <w:proofErr w:type="spellEnd"/>
+            <w:r>
+              <w:rPr>
+                <w:sz w:val="18"/>
+                <w:szCs w:val="18"/>
+              </w:rPr>
+              <w:t xml:space="preserve"> (6 params)</w:t>
             </w:r>
           </w:p>
         </w:tc>
@@ -6372,12 +6475,21 @@
             <w:pPr>
               <w:spacing w:line="240" w:lineRule="auto"/>
             </w:pPr>
-            <w:r>
-              <w:rPr>
-                <w:sz w:val="18"/>
-                <w:szCs w:val="18"/>
-              </w:rPr>
-              <w:t>HelpFormatter.printHelp (8 params)</w:t>
+            <w:proofErr w:type="spellStart"/>
+            <w:r>
+              <w:rPr>
+                <w:sz w:val="18"/>
+                <w:szCs w:val="18"/>
+              </w:rPr>
+              <w:t>HelpFormatter.printHelp</w:t>
+            </w:r>
+            <w:proofErr w:type="spellEnd"/>
+            <w:r>
+              <w:rPr>
+                <w:sz w:val="18"/>
+                <w:szCs w:val="18"/>
+              </w:rPr>
+              <w:t xml:space="preserve"> (8 params)</w:t>
             </w:r>
           </w:p>
         </w:tc>
@@ -6522,6 +6634,7 @@
             <w:pPr>
               <w:spacing w:line="240" w:lineRule="auto"/>
             </w:pPr>
+            <w:proofErr w:type="spellStart"/>
             <w:r>
               <w:rPr>
                 <w:sz w:val="18"/>
@@ -6529,6 +6642,7 @@
               </w:rPr>
               <w:t>DefaultParser.handleShortAndLongOption</w:t>
             </w:r>
+            <w:proofErr w:type="spellEnd"/>
           </w:p>
         </w:tc>
         <w:tc>
@@ -6665,12 +6779,21 @@
             <w:pPr>
               <w:spacing w:line="240" w:lineRule="auto"/>
             </w:pPr>
-            <w:r>
-              <w:rPr>
-                <w:sz w:val="18"/>
-                <w:szCs w:val="18"/>
-              </w:rPr>
-              <w:t>DefaultParser.parse (4 params)</w:t>
+            <w:proofErr w:type="spellStart"/>
+            <w:r>
+              <w:rPr>
+                <w:sz w:val="18"/>
+                <w:szCs w:val="18"/>
+              </w:rPr>
+              <w:t>DefaultParser.parse</w:t>
+            </w:r>
+            <w:proofErr w:type="spellEnd"/>
+            <w:r>
+              <w:rPr>
+                <w:sz w:val="18"/>
+                <w:szCs w:val="18"/>
+              </w:rPr>
+              <w:t xml:space="preserve"> (4 params)</w:t>
             </w:r>
           </w:p>
         </w:tc>
@@ -6815,6 +6938,7 @@
             <w:pPr>
               <w:spacing w:line="240" w:lineRule="auto"/>
             </w:pPr>
+            <w:proofErr w:type="spellStart"/>
             <w:r>
               <w:rPr>
                 <w:sz w:val="18"/>
@@ -6822,6 +6946,7 @@
               </w:rPr>
               <w:t>CommandLine</w:t>
             </w:r>
+            <w:proofErr w:type="spellEnd"/>
           </w:p>
         </w:tc>
         <w:tc>
@@ -7108,12 +7233,21 @@
             <w:pPr>
               <w:spacing w:line="240" w:lineRule="auto"/>
             </w:pPr>
-            <w:r>
-              <w:rPr>
-                <w:sz w:val="18"/>
-                <w:szCs w:val="18"/>
-              </w:rPr>
-              <w:t>DefaultParser.parse (4 params)</w:t>
+            <w:proofErr w:type="spellStart"/>
+            <w:r>
+              <w:rPr>
+                <w:sz w:val="18"/>
+                <w:szCs w:val="18"/>
+              </w:rPr>
+              <w:t>DefaultParser.parse</w:t>
+            </w:r>
+            <w:proofErr w:type="spellEnd"/>
+            <w:r>
+              <w:rPr>
+                <w:sz w:val="18"/>
+                <w:szCs w:val="18"/>
+              </w:rPr>
+              <w:t xml:space="preserve"> (4 params)</w:t>
             </w:r>
           </w:p>
         </w:tc>
@@ -7126,7 +7260,6 @@
               <w:bottom w:val="single" w:sz="4" w:space="0" w:color="A6A6A6"/>
               <w:right w:val="single" w:sz="4" w:space="0" w:color="A6A6A6"/>
             </w:tcBorders>
-            <w:shd w:val="clear" w:color="auto" w:fill="F8CBAD"/>
             <w:tcMar>
               <w:top w:w="50" w:type="dxa"/>
               <w:left w:w="80" w:type="dxa"/>
@@ -7252,12 +7385,21 @@
             <w:pPr>
               <w:spacing w:line="240" w:lineRule="auto"/>
             </w:pPr>
-            <w:r>
-              <w:rPr>
-                <w:sz w:val="18"/>
-                <w:szCs w:val="18"/>
-              </w:rPr>
-              <w:t>HelpFormatter.appendOptions (5 params)</w:t>
+            <w:proofErr w:type="spellStart"/>
+            <w:r>
+              <w:rPr>
+                <w:sz w:val="18"/>
+                <w:szCs w:val="18"/>
+              </w:rPr>
+              <w:t>HelpFormatter.appendOptions</w:t>
+            </w:r>
+            <w:proofErr w:type="spellEnd"/>
+            <w:r>
+              <w:rPr>
+                <w:sz w:val="18"/>
+                <w:szCs w:val="18"/>
+              </w:rPr>
+              <w:t xml:space="preserve"> (5 params)</w:t>
             </w:r>
           </w:p>
         </w:tc>
@@ -7333,7 +7475,7 @@
         <w:spacing w:after="60"/>
       </w:pPr>
       <w:r>
-        <w:t>Ten of the 11 explanations scored 3, so the rubric hardly separates the LLMs here (a ceiling effect). Both LLMs write well-formed explanations that quote code and state what the smell means.</w:t>
+        <w:t>Ten of the 11 explanations scored 3, a ceiling effect: the rubric barely separates the LLMs, both of which quote code and state what the smell means.</w:t>
       </w:r>
     </w:p>
     <w:p>
@@ -7346,8 +7488,9 @@
         <w:spacing w:after="60"/>
       </w:pPr>
       <w:r>
-        <w:t xml:space="preserve">The one deduction: DeepSeek's explanation for </w:t>
+        <w:t xml:space="preserve">The one deduction: DeepSeek's Long Parameter List explanation for </w:t>
       </w:r>
+      <w:proofErr w:type="spellStart"/>
       <w:r>
         <w:rPr>
           <w:rFonts w:ascii="Courier New" w:eastAsia="Courier New" w:hAnsi="Courier New" w:cs="Courier New"/>
@@ -7356,8 +7499,9 @@
         </w:rPr>
         <w:t>DefaultParser.parse</w:t>
       </w:r>
+      <w:proofErr w:type="spellEnd"/>
       <w:r>
-        <w:t xml:space="preserve"> as a Long Parameter List says only that the four parameters carry "several unrelated concerns"; it never says the list is long or hard to call, so it gets a point for code reference only.</w:t>
+        <w:t xml:space="preserve"> only says its four parameters carry "several unrelated concerns", never that the list is long, so it scores for code reference only.</w:t>
       </w:r>
     </w:p>
     <w:p>
@@ -7372,6 +7516,7 @@
       <w:r>
         <w:t xml:space="preserve">A high score does not mean a correct detection: DeepSeek's explanation of </w:t>
       </w:r>
+      <w:proofErr w:type="spellStart"/>
       <w:r>
         <w:rPr>
           <w:rFonts w:ascii="Courier New" w:eastAsia="Courier New" w:hAnsi="Courier New" w:cs="Courier New"/>
@@ -7380,19 +7525,9 @@
         </w:rPr>
         <w:t>DefaultParser.parse</w:t>
       </w:r>
+      <w:proofErr w:type="spellEnd"/>
       <w:r>
-        <w:t xml:space="preserve"> as a Long Method scored 3, yet PMD measures the method at 16 statements. Conversely, a detection PMD confirms may have a weak explanation. We also noticed one ChatGPT run 3 entry (</w:t>
-      </w:r>
-      <w:r>
-        <w:rPr>
-          <w:rFonts w:ascii="Courier New" w:eastAsia="Courier New" w:hAnsi="Courier New" w:cs="Courier New"/>
-          <w:sz w:val="20"/>
-          <w:szCs w:val="20"/>
-        </w:rPr>
-        <w:t>TextHelpAppendable.adjustTableFormat</w:t>
-      </w:r>
-      <w:r>
-        <w:t>) whose evidence is generic and quotes no code, but that is a single observation outside the scored sample.</w:t>
+        <w:t xml:space="preserve"> as a Long Method scored 3, though PMD counts only 16 statements.</w:t>
       </w:r>
     </w:p>
     <w:p>
@@ -7421,7 +7556,7 @@
         <w:t>Automation bias:</w:t>
       </w:r>
       <w:r>
-        <w:t xml:space="preserve"> the explanations are fluent and confident (10 of 11 scored 3 out of 3 even for borderline detections such as a 16-statement method), which can make a reader accept them without checking. Detections should be verified against the code, and tools like PMD give a measurable reason (a metric) that an LLM answer does not.</w:t>
+        <w:t xml:space="preserve"> fluent, confident explanations (3/3 even for a 16-statement "Long Method") invite acceptance without checking. Detections should be verified against the code; PMD at least gives a measurable reason.</w:t>
       </w:r>
     </w:p>
     <w:p>
@@ -7438,10 +7573,10 @@
           <w:b/>
           <w:bCs/>
         </w:rPr>
-        <w:t>Over-reliance on incorrect or unstable output:</w:t>
+        <w:t>Over-reliance on unstable output:</w:t>
       </w:r>
       <w:r>
-        <w:t xml:space="preserve"> the same prompt gave different answers each run (consistency 12.5%–28.6% for the long lists). A team that accepted one run as the assessment could miss smells or refactor code that is not really a problem, and different team members would get different results.</w:t>
+        <w:t xml:space="preserve"> the same prompt gave different answers each run (12.5%–28.6% consistency on the long lists), so trusting one run could miss smells or trigger needless refactoring.</w:t>
       </w:r>
     </w:p>
     <w:p>
@@ -7461,11 +7596,7 @@
         <w:t>Confidentiality:</w:t>
       </w:r>
       <w:r>
-        <w:t xml:space="preserve"> using the web chats means sending source code to external providers, which have their own retention, training and legal-jurisdiction terms. This </w:t>
-      </w:r>
-      <w:r>
-        <w:lastRenderedPageBreak/>
-        <w:t>experiment used public open-source code, so the risk was not exercised; with employer or client code it would be unacceptable without an agreement. Mitigations: use enterprise agreements with no-training terms, a self-hosted open-weight model, or share only the minimal excerpts.</w:t>
+        <w:t xml:space="preserve"> web chats send source code to external providers with their own retention, training and jurisdiction terms. This was harmless for public code but would be unacceptable for client or employer code without an agreement; self-hosted open-weight models or no-training enterprise terms reduce the risk.</w:t>
       </w:r>
     </w:p>
     <w:p>
@@ -7482,21 +7613,20 @@
           <w:b/>
           <w:bCs/>
         </w:rPr>
-        <w:t>Accountability and transparency:</w:t>
+        <w:t>Accountability:</w:t>
       </w:r>
       <w:r>
-        <w:t xml:space="preserve"> the person who accepts or rejects a recommendation remains responsible for it, and LLM assistance in the analysis should be disclosed, as in the declaration below.</w:t>
+        <w:t xml:space="preserve"> the person who accepts a recommendation remains responsible for it, and LLM assistance should be disclosed.</w:t>
       </w:r>
     </w:p>
     <w:p>
       <w:pPr>
         <w:pStyle w:val="Heading1"/>
         <w:keepNext/>
-        <w:pageBreakBefore/>
       </w:pPr>
       <w:r>
         <w:lastRenderedPageBreak/>
-        <w:t>5. Summary and Recommendations (Task 5)</w:t>
+        <w:t>5. Summary and Recommendations</w:t>
       </w:r>
     </w:p>
     <w:p>
@@ -8152,6 +8282,7 @@
               </w:rPr>
               <w:t xml:space="preserve">Missed </w:t>
             </w:r>
+            <w:proofErr w:type="spellStart"/>
             <w:r>
               <w:rPr>
                 <w:rFonts w:ascii="Courier New" w:eastAsia="Courier New" w:hAnsi="Courier New" w:cs="Courier New"/>
@@ -8160,6 +8291,7 @@
               </w:rPr>
               <w:t>Parser.parse</w:t>
             </w:r>
+            <w:proofErr w:type="spellEnd"/>
             <w:r>
               <w:rPr>
                 <w:sz w:val="18"/>
@@ -8167,13 +8299,23 @@
               </w:rPr>
               <w:t xml:space="preserve"> and </w:t>
             </w:r>
+            <w:proofErr w:type="spellStart"/>
             <w:r>
               <w:rPr>
                 <w:rFonts w:ascii="Courier New" w:eastAsia="Courier New" w:hAnsi="Courier New" w:cs="Courier New"/>
                 <w:sz w:val="18"/>
                 <w:szCs w:val="18"/>
               </w:rPr>
-              <w:t>adjustTable​Format</w:t>
+              <w:t>adjustTable</w:t>
+            </w:r>
+            <w:proofErr w:type="spellEnd"/>
+            <w:r>
+              <w:rPr>
+                <w:rFonts w:ascii="Courier New" w:eastAsia="Courier New" w:hAnsi="Courier New" w:cs="Courier New"/>
+                <w:sz w:val="18"/>
+                <w:szCs w:val="18"/>
+              </w:rPr>
+              <w:t>​Format</w:t>
             </w:r>
             <w:r>
               <w:rPr>
@@ -8182,6 +8324,7 @@
               </w:rPr>
               <w:t xml:space="preserve">; added </w:t>
             </w:r>
+            <w:proofErr w:type="spellStart"/>
             <w:r>
               <w:rPr>
                 <w:rFonts w:ascii="Courier New" w:eastAsia="Courier New" w:hAnsi="Courier New" w:cs="Courier New"/>
@@ -8190,6 +8333,7 @@
               </w:rPr>
               <w:t>printUsage</w:t>
             </w:r>
+            <w:proofErr w:type="spellEnd"/>
             <w:r>
               <w:rPr>
                 <w:sz w:val="18"/>
@@ -8197,6 +8341,7 @@
               </w:rPr>
               <w:t xml:space="preserve"> (18 statements) and </w:t>
             </w:r>
+            <w:proofErr w:type="spellStart"/>
             <w:r>
               <w:rPr>
                 <w:rFonts w:ascii="Courier New" w:eastAsia="Courier New" w:hAnsi="Courier New" w:cs="Courier New"/>
@@ -8205,6 +8350,7 @@
               </w:rPr>
               <w:t>parsePattern</w:t>
             </w:r>
+            <w:proofErr w:type="spellEnd"/>
             <w:r>
               <w:rPr>
                 <w:sz w:val="18"/>
@@ -8502,6 +8648,7 @@
               </w:rPr>
               <w:t xml:space="preserve">Only </w:t>
             </w:r>
+            <w:proofErr w:type="spellStart"/>
             <w:r>
               <w:rPr>
                 <w:rFonts w:ascii="Courier New" w:eastAsia="Courier New" w:hAnsi="Courier New" w:cs="Courier New"/>
@@ -8510,6 +8657,7 @@
               </w:rPr>
               <w:t>HelpFormatter</w:t>
             </w:r>
+            <w:proofErr w:type="spellEnd"/>
             <w:r>
               <w:rPr>
                 <w:sz w:val="18"/>
@@ -8517,6 +8665,7 @@
               </w:rPr>
               <w:t xml:space="preserve">; PMD-only: </w:t>
             </w:r>
+            <w:proofErr w:type="spellStart"/>
             <w:r>
               <w:rPr>
                 <w:rFonts w:ascii="Courier New" w:eastAsia="Courier New" w:hAnsi="Courier New" w:cs="Courier New"/>
@@ -8525,6 +8674,7 @@
               </w:rPr>
               <w:t>CommandLine</w:t>
             </w:r>
+            <w:proofErr w:type="spellEnd"/>
             <w:r>
               <w:rPr>
                 <w:sz w:val="18"/>
@@ -8867,6 +9017,7 @@
               </w:rPr>
               <w:t xml:space="preserve">Only the 6-, 8- and 9-parameter </w:t>
             </w:r>
+            <w:proofErr w:type="spellStart"/>
             <w:r>
               <w:rPr>
                 <w:rFonts w:ascii="Courier New" w:eastAsia="Courier New" w:hAnsi="Courier New" w:cs="Courier New"/>
@@ -8875,6 +9026,7 @@
               </w:rPr>
               <w:t>printHelp</w:t>
             </w:r>
+            <w:proofErr w:type="spellEnd"/>
             <w:r>
               <w:rPr>
                 <w:sz w:val="18"/>
@@ -9172,6 +9324,7 @@
               </w:rPr>
               <w:t xml:space="preserve">Missed only </w:t>
             </w:r>
+            <w:proofErr w:type="spellStart"/>
             <w:r>
               <w:rPr>
                 <w:rFonts w:ascii="Courier New" w:eastAsia="Courier New" w:hAnsi="Courier New" w:cs="Courier New"/>
@@ -9180,6 +9333,7 @@
               </w:rPr>
               <w:t>TextStyle.pad</w:t>
             </w:r>
+            <w:proofErr w:type="spellEnd"/>
             <w:r>
               <w:rPr>
                 <w:sz w:val="18"/>
@@ -9492,14 +9646,34 @@
               </w:rPr>
               <w:t xml:space="preserve">; added </w:t>
             </w:r>
+            <w:proofErr w:type="spellStart"/>
             <w:r>
               <w:rPr>
                 <w:rFonts w:ascii="Courier New" w:eastAsia="Courier New" w:hAnsi="Courier New" w:cs="Courier New"/>
                 <w:sz w:val="18"/>
                 <w:szCs w:val="18"/>
               </w:rPr>
-              <w:t>TextHelp​Appendable</w:t>
-            </w:r>
+              <w:t>TextHelp</w:t>
+            </w:r>
+            <w:proofErr w:type="spellEnd"/>
+            <w:r>
+              <w:rPr>
+                <w:rFonts w:ascii="Courier New" w:eastAsia="Courier New" w:hAnsi="Courier New" w:cs="Courier New"/>
+                <w:sz w:val="18"/>
+                <w:szCs w:val="18"/>
+              </w:rPr>
+              <w:t>​</w:t>
+            </w:r>
+            <w:proofErr w:type="spellStart"/>
+            <w:r>
+              <w:rPr>
+                <w:rFonts w:ascii="Courier New" w:eastAsia="Courier New" w:hAnsi="Courier New" w:cs="Courier New"/>
+                <w:sz w:val="18"/>
+                <w:szCs w:val="18"/>
+              </w:rPr>
+              <w:t>Appendable</w:t>
+            </w:r>
+            <w:proofErr w:type="spellEnd"/>
             <w:r>
               <w:rPr>
                 <w:sz w:val="18"/>
@@ -9797,6 +9971,7 @@
               </w:rPr>
               <w:t xml:space="preserve">Matched all </w:t>
             </w:r>
+            <w:proofErr w:type="spellStart"/>
             <w:r>
               <w:rPr>
                 <w:rFonts w:ascii="Courier New" w:eastAsia="Courier New" w:hAnsi="Courier New" w:cs="Courier New"/>
@@ -9805,6 +9980,7 @@
               </w:rPr>
               <w:t>printHelp</w:t>
             </w:r>
+            <w:proofErr w:type="spellEnd"/>
             <w:r>
               <w:rPr>
                 <w:sz w:val="18"/>
@@ -9812,6 +9988,7 @@
               </w:rPr>
               <w:t xml:space="preserve"> overloads and </w:t>
             </w:r>
+            <w:proofErr w:type="spellStart"/>
             <w:r>
               <w:rPr>
                 <w:rFonts w:ascii="Courier New" w:eastAsia="Courier New" w:hAnsi="Courier New" w:cs="Courier New"/>
@@ -9820,6 +9997,7 @@
               </w:rPr>
               <w:t>appendOptions</w:t>
             </w:r>
+            <w:proofErr w:type="spellEnd"/>
             <w:r>
               <w:rPr>
                 <w:sz w:val="18"/>
@@ -9827,6 +10005,7 @@
               </w:rPr>
               <w:t xml:space="preserve">; added 3–4-parameter methods; missed </w:t>
             </w:r>
+            <w:proofErr w:type="spellStart"/>
             <w:r>
               <w:rPr>
                 <w:rFonts w:ascii="Courier New" w:eastAsia="Courier New" w:hAnsi="Courier New" w:cs="Courier New"/>
@@ -9835,6 +10014,7 @@
               </w:rPr>
               <w:t>printOptions</w:t>
             </w:r>
+            <w:proofErr w:type="spellEnd"/>
             <w:r>
               <w:rPr>
                 <w:sz w:val="18"/>
@@ -9842,6 +10022,7 @@
               </w:rPr>
               <w:t xml:space="preserve">, </w:t>
             </w:r>
+            <w:proofErr w:type="spellStart"/>
             <w:r>
               <w:rPr>
                 <w:rFonts w:ascii="Courier New" w:eastAsia="Courier New" w:hAnsi="Courier New" w:cs="Courier New"/>
@@ -9850,6 +10031,7 @@
               </w:rPr>
               <w:t>renderOptions</w:t>
             </w:r>
+            <w:proofErr w:type="spellEnd"/>
             <w:r>
               <w:rPr>
                 <w:sz w:val="18"/>
@@ -9857,13 +10039,23 @@
               </w:rPr>
               <w:t xml:space="preserve"> and both </w:t>
             </w:r>
+            <w:proofErr w:type="spellStart"/>
             <w:r>
               <w:rPr>
                 <w:rFonts w:ascii="Courier New" w:eastAsia="Courier New" w:hAnsi="Courier New" w:cs="Courier New"/>
                 <w:sz w:val="18"/>
                 <w:szCs w:val="18"/>
               </w:rPr>
-              <w:t>AbstractHelp​Formatter</w:t>
+              <w:t>AbstractHelp</w:t>
+            </w:r>
+            <w:proofErr w:type="spellEnd"/>
+            <w:r>
+              <w:rPr>
+                <w:rFonts w:ascii="Courier New" w:eastAsia="Courier New" w:hAnsi="Courier New" w:cs="Courier New"/>
+                <w:sz w:val="18"/>
+                <w:szCs w:val="18"/>
+              </w:rPr>
+              <w:t>​Formatter</w:t>
             </w:r>
             <w:r>
               <w:rPr>
@@ -11799,14 +11991,14 @@
           <w:b/>
           <w:bCs/>
         </w:rPr>
-        <w:t>Recurring tendencies (from Section 4.2):</w:t>
+        <w:t>Recurring tendencies:</w:t>
       </w:r>
       <w:r>
-        <w:t xml:space="preserve"> ChatGPT reports few God Classes (one in each run) while DeepSeek reports many; both LLMs include Long Methods below PMD's 30-</w:t>
+        <w:t xml:space="preserve"> ChatGPT reports one God Class per run while DeepSeek reports many; both include Long Methods below PMD's 30-statement threshold (33% and 52% of </w:t>
       </w:r>
       <w:r>
         <w:lastRenderedPageBreak/>
-        <w:t>statement threshold (33% and 52% of their reports); DeepSeek reports shorter parameter lists than ChatGPT does; and both reproduce the extreme cases in every run.</w:t>
+        <w:t>reports); DeepSeek accepts shorter parameter lists; and both reproduce the extreme cases in every run.</w:t>
       </w:r>
     </w:p>
     <w:p>
@@ -11816,14 +12008,6 @@
       </w:pPr>
       <w:r>
         <w:t>Recommendations</w:t>
-      </w:r>
-    </w:p>
-    <w:p>
-      <w:pPr>
-        <w:spacing w:after="100"/>
-      </w:pPr>
-      <w:r>
-        <w:t>These are based on the results above, for this one project, prompt and set of runs.</w:t>
       </w:r>
     </w:p>
     <w:p>
@@ -11843,7 +12027,7 @@
         <w:t>Keep the static tool as the gate.</w:t>
       </w:r>
       <w:r>
-        <w:t xml:space="preserve"> PMD is repeatable (same result every run) and its thresholds are explicit. The LLMs agreed with it on only 20–67% of detections in Run 1 and were far less repeatable with each other (12.5–28.6% consistency on the two long lists), so they are not a replacement.</w:t>
+        <w:t xml:space="preserve"> PMD is repeatable and its thresholds are explicit; the LLMs matched only 20–67% of its Run 1 detections and reached 12.5–28.6% consistency on the long lists, so they cannot replace it.</w:t>
       </w:r>
     </w:p>
     <w:p>
@@ -11860,11 +12044,12 @@
           <w:b/>
           <w:bCs/>
         </w:rPr>
-        <w:t>Use an LLM as a second opinion to widen the review list.</w:t>
+        <w:t>Use an LLM as a second opinion.</w:t>
       </w:r>
       <w:r>
         <w:t xml:space="preserve"> Its extra detections (e.g. </w:t>
       </w:r>
+      <w:proofErr w:type="spellStart"/>
       <w:r>
         <w:rPr>
           <w:rFonts w:ascii="Courier New" w:eastAsia="Courier New" w:hAnsi="Courier New" w:cs="Courier New"/>
@@ -11873,9 +12058,11 @@
         </w:rPr>
         <w:t>printUsage</w:t>
       </w:r>
+      <w:proofErr w:type="spellEnd"/>
       <w:r>
         <w:t xml:space="preserve">, </w:t>
       </w:r>
+      <w:proofErr w:type="spellStart"/>
       <w:r>
         <w:rPr>
           <w:rFonts w:ascii="Courier New" w:eastAsia="Courier New" w:hAnsi="Courier New" w:cs="Courier New"/>
@@ -11884,8 +12071,9 @@
         </w:rPr>
         <w:t>parsePattern</w:t>
       </w:r>
+      <w:proofErr w:type="spellEnd"/>
       <w:r>
-        <w:t>) were mostly just under PMD's threshold. Treat them as candidates for human review, not as findings.</w:t>
+        <w:t>) were mostly just under PMD's threshold: candidates for human review, not findings.</w:t>
       </w:r>
     </w:p>
     <w:p>
@@ -11905,29 +12093,7 @@
         <w:t>Run it several times and rank by repetition.</w:t>
       </w:r>
       <w:r>
-        <w:t xml:space="preserve"> Detections found in all runs (the two longest methods, the nine-parameter </w:t>
-      </w:r>
-      <w:r>
-        <w:rPr>
-          <w:rFonts w:ascii="Courier New" w:eastAsia="Courier New" w:hAnsi="Courier New" w:cs="Courier New"/>
-          <w:sz w:val="20"/>
-          <w:szCs w:val="20"/>
-        </w:rPr>
-        <w:t>printHelp</w:t>
-      </w:r>
-      <w:r>
-        <w:t xml:space="preserve">, </w:t>
-      </w:r>
-      <w:r>
-        <w:rPr>
-          <w:rFonts w:ascii="Courier New" w:eastAsia="Courier New" w:hAnsi="Courier New" w:cs="Courier New"/>
-          <w:sz w:val="20"/>
-          <w:szCs w:val="20"/>
-        </w:rPr>
-        <w:t>HelpFormatter</w:t>
-      </w:r>
-      <w:r>
-        <w:t>) were the stable ones; items seen in one run only made up 12 of ChatGPT's 21 and 16 of DeepSeek's 36 distinct detections. Treating "found in at least 2 of 3 runs" as the review threshold is a practical filter.</w:t>
+        <w:t xml:space="preserve"> One-run-only items made up 12 of ChatGPT's 21 and 16 of DeepSeek's 36 distinct detections, while the stable detections were the clear cases. Requiring at least 2 of 3 runs is a practical filter.</w:t>
       </w:r>
     </w:p>
     <w:p>
@@ -11947,7 +12113,7 @@
         <w:t>Use the LLM to explain tool findings.</w:t>
       </w:r>
       <w:r>
-        <w:t xml:space="preserve"> Its explanations were consistently well-formed (10 of 11 scored 3), so feeding it PMD findings and asking for the reasoning could help developers understand them. This was not tested here and still needs human verification.</w:t>
+        <w:t xml:space="preserve"> Its explanations were consistently well-formed (10 of 11 scored 3), so it could explain PMD results to developers; this was not tested here and needs human checking.</w:t>
       </w:r>
     </w:p>
     <w:p>
@@ -11964,10 +12130,10 @@
           <w:b/>
           <w:bCs/>
         </w:rPr>
-        <w:t>Make thresholds explicit when agreement with the tool matters.</w:t>
+        <w:t>Make thresholds explicit when agreement matters.</w:t>
       </w:r>
       <w:r>
-        <w:t xml:space="preserve"> The Long Parameter List and Long Method differences were largely threshold differences (PMD 5 parameters / 30 statements; LLMs' implicit limits varied between runs). Giving the same numeric limits in the prompt is a hypothesis to test, not something this study showed.</w:t>
+        <w:t xml:space="preserve"> Most Long Method and Long Parameter List differences were threshold differences; stating PMD's limits in the prompt may raise agreement, which remains to be tested.</w:t>
       </w:r>
     </w:p>
     <w:p>
@@ -11987,7 +12153,15 @@
         <w:t>Protect the code.</w:t>
       </w:r>
       <w:r>
-        <w:t xml:space="preserve"> Use self-hosted open-weight models or contractual no-training terms for non-public code, and keep a human accountable for accepting each recommendation.</w:t>
+        <w:t xml:space="preserve"> Use self-hosted models or no-training terms for non-public </w:t>
+      </w:r>
+      <w:proofErr w:type="gramStart"/>
+      <w:r>
+        <w:t>code, and</w:t>
+      </w:r>
+      <w:proofErr w:type="gramEnd"/>
+      <w:r>
+        <w:t xml:space="preserve"> keep a human accountable for each accepted recommendation.</w:t>
       </w:r>
     </w:p>
     <w:p>
@@ -12002,7 +12176,7 @@
         <w:t>Limitations:</w:t>
       </w:r>
       <w:r>
-        <w:t xml:space="preserve"> one open-source project, three smells, one prompt, three runs per LLM, web-chat versions that may change, PMD thresholds chosen by us, and detections matched at the method level with overloads kept separate. Different choices would change the percentages.</w:t>
+        <w:t xml:space="preserve"> one project, three smells, one prompt, three runs per LLM, changing web-chat versions, and our own choice of PMD thresholds and matching rules; different choices would change the percentages.</w:t>
       </w:r>
     </w:p>
     <w:p>
@@ -12358,6 +12532,7 @@
             <w:pPr>
               <w:spacing w:line="240" w:lineRule="auto"/>
             </w:pPr>
+            <w:proofErr w:type="spellStart"/>
             <w:r>
               <w:rPr>
                 <w:sz w:val="18"/>
@@ -12365,6 +12540,7 @@
               </w:rPr>
               <w:t>CommandLine</w:t>
             </w:r>
+            <w:proofErr w:type="spellEnd"/>
           </w:p>
         </w:tc>
         <w:tc>
@@ -12672,6 +12848,7 @@
             <w:pPr>
               <w:spacing w:line="240" w:lineRule="auto"/>
             </w:pPr>
+            <w:proofErr w:type="spellStart"/>
             <w:r>
               <w:rPr>
                 <w:sz w:val="18"/>
@@ -12679,6 +12856,7 @@
               </w:rPr>
               <w:t>HelpFormatter</w:t>
             </w:r>
+            <w:proofErr w:type="spellEnd"/>
           </w:p>
         </w:tc>
         <w:tc>
@@ -13143,6 +13321,7 @@
             <w:pPr>
               <w:spacing w:line="240" w:lineRule="auto"/>
             </w:pPr>
+            <w:proofErr w:type="spellStart"/>
             <w:r>
               <w:rPr>
                 <w:sz w:val="18"/>
@@ -13150,6 +13329,7 @@
               </w:rPr>
               <w:t>DefaultParser.handleShortAndLongOption</w:t>
             </w:r>
+            <w:proofErr w:type="spellEnd"/>
           </w:p>
         </w:tc>
         <w:tc>
@@ -13178,7 +13358,39 @@
                 <w:sz w:val="18"/>
                 <w:szCs w:val="18"/>
               </w:rPr>
-              <w:t>private void handleShortAndLongOption(String hyphenToken)</w:t>
+              <w:t xml:space="preserve">private void </w:t>
+            </w:r>
+            <w:proofErr w:type="spellStart"/>
+            <w:r>
+              <w:rPr>
+                <w:sz w:val="18"/>
+                <w:szCs w:val="18"/>
+              </w:rPr>
+              <w:t>handleShortAndLongOption</w:t>
+            </w:r>
+            <w:proofErr w:type="spellEnd"/>
+            <w:r>
+              <w:rPr>
+                <w:sz w:val="18"/>
+                <w:szCs w:val="18"/>
+              </w:rPr>
+              <w:t xml:space="preserve">(String </w:t>
+            </w:r>
+            <w:proofErr w:type="spellStart"/>
+            <w:r>
+              <w:rPr>
+                <w:sz w:val="18"/>
+                <w:szCs w:val="18"/>
+              </w:rPr>
+              <w:t>hyphenToken</w:t>
+            </w:r>
+            <w:proofErr w:type="spellEnd"/>
+            <w:r>
+              <w:rPr>
+                <w:sz w:val="18"/>
+                <w:szCs w:val="18"/>
+              </w:rPr>
+              <w:t>)</w:t>
             </w:r>
           </w:p>
         </w:tc>
@@ -13300,6 +13512,7 @@
             <w:pPr>
               <w:spacing w:line="240" w:lineRule="auto"/>
             </w:pPr>
+            <w:proofErr w:type="spellStart"/>
             <w:r>
               <w:rPr>
                 <w:sz w:val="18"/>
@@ -13307,6 +13520,7 @@
               </w:rPr>
               <w:t>GnuParser.flatten</w:t>
             </w:r>
+            <w:proofErr w:type="spellEnd"/>
           </w:p>
         </w:tc>
         <w:tc>
@@ -13335,7 +13549,55 @@
                 <w:sz w:val="18"/>
                 <w:szCs w:val="18"/>
               </w:rPr>
-              <w:t>protected String[] flatten(Options options, String[] arguments, boolean stopAtNonOption)</w:t>
+              <w:t xml:space="preserve">protected String[] flatten(Options </w:t>
+            </w:r>
+            <w:proofErr w:type="spellStart"/>
+            <w:r>
+              <w:rPr>
+                <w:sz w:val="18"/>
+                <w:szCs w:val="18"/>
+              </w:rPr>
+              <w:t>options</w:t>
+            </w:r>
+            <w:proofErr w:type="spellEnd"/>
+            <w:r>
+              <w:rPr>
+                <w:sz w:val="18"/>
+                <w:szCs w:val="18"/>
+              </w:rPr>
+              <w:t xml:space="preserve">, String[] arguments, </w:t>
+            </w:r>
+            <w:proofErr w:type="spellStart"/>
+            <w:r>
+              <w:rPr>
+                <w:sz w:val="18"/>
+                <w:szCs w:val="18"/>
+              </w:rPr>
+              <w:t>boolean</w:t>
+            </w:r>
+            <w:proofErr w:type="spellEnd"/>
+            <w:r>
+              <w:rPr>
+                <w:sz w:val="18"/>
+                <w:szCs w:val="18"/>
+              </w:rPr>
+              <w:t xml:space="preserve"> </w:t>
+            </w:r>
+            <w:proofErr w:type="spellStart"/>
+            <w:r>
+              <w:rPr>
+                <w:sz w:val="18"/>
+                <w:szCs w:val="18"/>
+              </w:rPr>
+              <w:t>stopAtNonOption</w:t>
+            </w:r>
+            <w:proofErr w:type="spellEnd"/>
+            <w:r>
+              <w:rPr>
+                <w:sz w:val="18"/>
+                <w:szCs w:val="18"/>
+              </w:rPr>
+              <w:t>)</w:t>
             </w:r>
           </w:p>
         </w:tc>
@@ -13457,6 +13719,7 @@
             <w:pPr>
               <w:spacing w:line="240" w:lineRule="auto"/>
             </w:pPr>
+            <w:proofErr w:type="spellStart"/>
             <w:r>
               <w:rPr>
                 <w:sz w:val="18"/>
@@ -13464,6 +13727,7 @@
               </w:rPr>
               <w:t>HelpFormatter.appendOptions</w:t>
             </w:r>
+            <w:proofErr w:type="spellEnd"/>
           </w:p>
         </w:tc>
         <w:tc>
@@ -13492,7 +13756,87 @@
                 <w:sz w:val="18"/>
                 <w:szCs w:val="18"/>
               </w:rPr>
-              <w:t>&lt;A extends Appendable&gt; A appendOptions(A sb, int width, Options options, int leftPad, int descPad)</w:t>
+              <w:t xml:space="preserve">&lt;A extends </w:t>
+            </w:r>
+            <w:proofErr w:type="spellStart"/>
+            <w:r>
+              <w:rPr>
+                <w:sz w:val="18"/>
+                <w:szCs w:val="18"/>
+              </w:rPr>
+              <w:t>Appendable</w:t>
+            </w:r>
+            <w:proofErr w:type="spellEnd"/>
+            <w:r>
+              <w:rPr>
+                <w:sz w:val="18"/>
+                <w:szCs w:val="18"/>
+              </w:rPr>
+              <w:t xml:space="preserve">&gt; A </w:t>
+            </w:r>
+            <w:proofErr w:type="spellStart"/>
+            <w:r>
+              <w:rPr>
+                <w:sz w:val="18"/>
+                <w:szCs w:val="18"/>
+              </w:rPr>
+              <w:t>appendOptions</w:t>
+            </w:r>
+            <w:proofErr w:type="spellEnd"/>
+            <w:r>
+              <w:rPr>
+                <w:sz w:val="18"/>
+                <w:szCs w:val="18"/>
+              </w:rPr>
+              <w:t xml:space="preserve">(A sb, int width, Options </w:t>
+            </w:r>
+            <w:proofErr w:type="spellStart"/>
+            <w:r>
+              <w:rPr>
+                <w:sz w:val="18"/>
+                <w:szCs w:val="18"/>
+              </w:rPr>
+              <w:t>options</w:t>
+            </w:r>
+            <w:proofErr w:type="spellEnd"/>
+            <w:r>
+              <w:rPr>
+                <w:sz w:val="18"/>
+                <w:szCs w:val="18"/>
+              </w:rPr>
+              <w:t xml:space="preserve">, int </w:t>
+            </w:r>
+            <w:proofErr w:type="spellStart"/>
+            <w:r>
+              <w:rPr>
+                <w:sz w:val="18"/>
+                <w:szCs w:val="18"/>
+              </w:rPr>
+              <w:t>leftPad</w:t>
+            </w:r>
+            <w:proofErr w:type="spellEnd"/>
+            <w:r>
+              <w:rPr>
+                <w:sz w:val="18"/>
+                <w:szCs w:val="18"/>
+              </w:rPr>
+              <w:t xml:space="preserve">, int </w:t>
+            </w:r>
+            <w:proofErr w:type="spellStart"/>
+            <w:r>
+              <w:rPr>
+                <w:sz w:val="18"/>
+                <w:szCs w:val="18"/>
+              </w:rPr>
+              <w:t>descPad</w:t>
+            </w:r>
+            <w:proofErr w:type="spellEnd"/>
+            <w:r>
+              <w:rPr>
+                <w:sz w:val="18"/>
+                <w:szCs w:val="18"/>
+              </w:rPr>
+              <w:t>)</w:t>
             </w:r>
           </w:p>
         </w:tc>
@@ -13614,6 +13958,7 @@
             <w:pPr>
               <w:spacing w:line="240" w:lineRule="auto"/>
             </w:pPr>
+            <w:proofErr w:type="spellStart"/>
             <w:r>
               <w:rPr>
                 <w:sz w:val="18"/>
@@ -13621,6 +13966,7 @@
               </w:rPr>
               <w:t>Parser.parse</w:t>
             </w:r>
+            <w:proofErr w:type="spellEnd"/>
           </w:p>
         </w:tc>
         <w:tc>
@@ -13649,7 +13995,87 @@
                 <w:sz w:val="18"/>
                 <w:szCs w:val="18"/>
               </w:rPr>
-              <w:t>public CommandLine parse(Options options, String[] arguments, Properties properties, boolean stopAtNonOption)</w:t>
+              <w:t xml:space="preserve">public </w:t>
+            </w:r>
+            <w:proofErr w:type="spellStart"/>
+            <w:r>
+              <w:rPr>
+                <w:sz w:val="18"/>
+                <w:szCs w:val="18"/>
+              </w:rPr>
+              <w:t>CommandLine</w:t>
+            </w:r>
+            <w:proofErr w:type="spellEnd"/>
+            <w:r>
+              <w:rPr>
+                <w:sz w:val="18"/>
+                <w:szCs w:val="18"/>
+              </w:rPr>
+              <w:t xml:space="preserve"> parse(Options </w:t>
+            </w:r>
+            <w:proofErr w:type="spellStart"/>
+            <w:r>
+              <w:rPr>
+                <w:sz w:val="18"/>
+                <w:szCs w:val="18"/>
+              </w:rPr>
+              <w:t>options</w:t>
+            </w:r>
+            <w:proofErr w:type="spellEnd"/>
+            <w:r>
+              <w:rPr>
+                <w:sz w:val="18"/>
+                <w:szCs w:val="18"/>
+              </w:rPr>
+              <w:t xml:space="preserve">, String[] arguments, Properties </w:t>
+            </w:r>
+            <w:proofErr w:type="spellStart"/>
+            <w:r>
+              <w:rPr>
+                <w:sz w:val="18"/>
+                <w:szCs w:val="18"/>
+              </w:rPr>
+              <w:t>properties</w:t>
+            </w:r>
+            <w:proofErr w:type="spellEnd"/>
+            <w:r>
+              <w:rPr>
+                <w:sz w:val="18"/>
+                <w:szCs w:val="18"/>
+              </w:rPr>
+              <w:t xml:space="preserve">, </w:t>
+            </w:r>
+            <w:proofErr w:type="spellStart"/>
+            <w:r>
+              <w:rPr>
+                <w:sz w:val="18"/>
+                <w:szCs w:val="18"/>
+              </w:rPr>
+              <w:t>boolean</w:t>
+            </w:r>
+            <w:proofErr w:type="spellEnd"/>
+            <w:r>
+              <w:rPr>
+                <w:sz w:val="18"/>
+                <w:szCs w:val="18"/>
+              </w:rPr>
+              <w:t xml:space="preserve"> </w:t>
+            </w:r>
+            <w:proofErr w:type="spellStart"/>
+            <w:r>
+              <w:rPr>
+                <w:sz w:val="18"/>
+                <w:szCs w:val="18"/>
+              </w:rPr>
+              <w:t>stopAtNonOption</w:t>
+            </w:r>
+            <w:proofErr w:type="spellEnd"/>
+            <w:r>
+              <w:rPr>
+                <w:sz w:val="18"/>
+                <w:szCs w:val="18"/>
+              </w:rPr>
+              <w:t>)</w:t>
             </w:r>
           </w:p>
         </w:tc>
@@ -13771,6 +14197,7 @@
             <w:pPr>
               <w:spacing w:line="240" w:lineRule="auto"/>
             </w:pPr>
+            <w:proofErr w:type="spellStart"/>
             <w:r>
               <w:rPr>
                 <w:sz w:val="18"/>
@@ -13778,6 +14205,7 @@
               </w:rPr>
               <w:t>PosixParser.flatten</w:t>
             </w:r>
+            <w:proofErr w:type="spellEnd"/>
           </w:p>
         </w:tc>
         <w:tc>
@@ -13806,7 +14234,55 @@
                 <w:sz w:val="18"/>
                 <w:szCs w:val="18"/>
               </w:rPr>
-              <w:t>protected String[] flatten(Options options, String[] arguments, boolean stopAtNonOption)</w:t>
+              <w:t xml:space="preserve">protected String[] flatten(Options </w:t>
+            </w:r>
+            <w:proofErr w:type="spellStart"/>
+            <w:r>
+              <w:rPr>
+                <w:sz w:val="18"/>
+                <w:szCs w:val="18"/>
+              </w:rPr>
+              <w:t>options</w:t>
+            </w:r>
+            <w:proofErr w:type="spellEnd"/>
+            <w:r>
+              <w:rPr>
+                <w:sz w:val="18"/>
+                <w:szCs w:val="18"/>
+              </w:rPr>
+              <w:t xml:space="preserve">, String[] arguments, </w:t>
+            </w:r>
+            <w:proofErr w:type="spellStart"/>
+            <w:r>
+              <w:rPr>
+                <w:sz w:val="18"/>
+                <w:szCs w:val="18"/>
+              </w:rPr>
+              <w:t>boolean</w:t>
+            </w:r>
+            <w:proofErr w:type="spellEnd"/>
+            <w:r>
+              <w:rPr>
+                <w:sz w:val="18"/>
+                <w:szCs w:val="18"/>
+              </w:rPr>
+              <w:t xml:space="preserve"> </w:t>
+            </w:r>
+            <w:proofErr w:type="spellStart"/>
+            <w:r>
+              <w:rPr>
+                <w:sz w:val="18"/>
+                <w:szCs w:val="18"/>
+              </w:rPr>
+              <w:t>stopAtNonOption</w:t>
+            </w:r>
+            <w:proofErr w:type="spellEnd"/>
+            <w:r>
+              <w:rPr>
+                <w:sz w:val="18"/>
+                <w:szCs w:val="18"/>
+              </w:rPr>
+              <w:t>)</w:t>
             </w:r>
           </w:p>
         </w:tc>
@@ -13928,6 +14404,7 @@
             <w:pPr>
               <w:spacing w:line="240" w:lineRule="auto"/>
             </w:pPr>
+            <w:proofErr w:type="spellStart"/>
             <w:r>
               <w:rPr>
                 <w:sz w:val="18"/>
@@ -13935,6 +14412,7 @@
               </w:rPr>
               <w:t>TextHelpAppendable.adjustTableFormat</w:t>
             </w:r>
+            <w:proofErr w:type="spellEnd"/>
           </w:p>
         </w:tc>
         <w:tc>
@@ -13963,7 +14441,55 @@
                 <w:sz w:val="18"/>
                 <w:szCs w:val="18"/>
               </w:rPr>
-              <w:t>protected TableDefinition adjustTableFormat(TableDefinition table)</w:t>
+              <w:t xml:space="preserve">protected </w:t>
+            </w:r>
+            <w:proofErr w:type="spellStart"/>
+            <w:r>
+              <w:rPr>
+                <w:sz w:val="18"/>
+                <w:szCs w:val="18"/>
+              </w:rPr>
+              <w:t>TableDefinition</w:t>
+            </w:r>
+            <w:proofErr w:type="spellEnd"/>
+            <w:r>
+              <w:rPr>
+                <w:sz w:val="18"/>
+                <w:szCs w:val="18"/>
+              </w:rPr>
+              <w:t xml:space="preserve"> </w:t>
+            </w:r>
+            <w:proofErr w:type="spellStart"/>
+            <w:r>
+              <w:rPr>
+                <w:sz w:val="18"/>
+                <w:szCs w:val="18"/>
+              </w:rPr>
+              <w:t>adjustTableFormat</w:t>
+            </w:r>
+            <w:proofErr w:type="spellEnd"/>
+            <w:r>
+              <w:rPr>
+                <w:sz w:val="18"/>
+                <w:szCs w:val="18"/>
+              </w:rPr>
+              <w:t>(</w:t>
+            </w:r>
+            <w:proofErr w:type="spellStart"/>
+            <w:r>
+              <w:rPr>
+                <w:sz w:val="18"/>
+                <w:szCs w:val="18"/>
+              </w:rPr>
+              <w:t>TableDefinition</w:t>
+            </w:r>
+            <w:proofErr w:type="spellEnd"/>
+            <w:r>
+              <w:rPr>
+                <w:sz w:val="18"/>
+                <w:szCs w:val="18"/>
+              </w:rPr>
+              <w:t xml:space="preserve"> table)</w:t>
             </w:r>
           </w:p>
         </w:tc>
@@ -14085,6 +14611,7 @@
             <w:pPr>
               <w:spacing w:line="240" w:lineRule="auto"/>
             </w:pPr>
+            <w:proofErr w:type="spellStart"/>
             <w:r>
               <w:rPr>
                 <w:sz w:val="18"/>
@@ -14092,6 +14619,7 @@
               </w:rPr>
               <w:t>TextStyle.pad</w:t>
             </w:r>
+            <w:proofErr w:type="spellEnd"/>
           </w:p>
         </w:tc>
         <w:tc>
@@ -14120,7 +14648,71 @@
                 <w:sz w:val="18"/>
                 <w:szCs w:val="18"/>
               </w:rPr>
-              <w:t>public CharSequence pad(boolean addIndent, CharSequence text)</w:t>
+              <w:t xml:space="preserve">public </w:t>
+            </w:r>
+            <w:proofErr w:type="spellStart"/>
+            <w:r>
+              <w:rPr>
+                <w:sz w:val="18"/>
+                <w:szCs w:val="18"/>
+              </w:rPr>
+              <w:t>CharSequence</w:t>
+            </w:r>
+            <w:proofErr w:type="spellEnd"/>
+            <w:r>
+              <w:rPr>
+                <w:sz w:val="18"/>
+                <w:szCs w:val="18"/>
+              </w:rPr>
+              <w:t xml:space="preserve"> pad(</w:t>
+            </w:r>
+            <w:proofErr w:type="spellStart"/>
+            <w:r>
+              <w:rPr>
+                <w:sz w:val="18"/>
+                <w:szCs w:val="18"/>
+              </w:rPr>
+              <w:t>boolean</w:t>
+            </w:r>
+            <w:proofErr w:type="spellEnd"/>
+            <w:r>
+              <w:rPr>
+                <w:sz w:val="18"/>
+                <w:szCs w:val="18"/>
+              </w:rPr>
+              <w:t xml:space="preserve"> </w:t>
+            </w:r>
+            <w:proofErr w:type="spellStart"/>
+            <w:r>
+              <w:rPr>
+                <w:sz w:val="18"/>
+                <w:szCs w:val="18"/>
+              </w:rPr>
+              <w:t>addIndent</w:t>
+            </w:r>
+            <w:proofErr w:type="spellEnd"/>
+            <w:r>
+              <w:rPr>
+                <w:sz w:val="18"/>
+                <w:szCs w:val="18"/>
+              </w:rPr>
+              <w:t xml:space="preserve">, </w:t>
+            </w:r>
+            <w:proofErr w:type="spellStart"/>
+            <w:r>
+              <w:rPr>
+                <w:sz w:val="18"/>
+                <w:szCs w:val="18"/>
+              </w:rPr>
+              <w:t>CharSequence</w:t>
+            </w:r>
+            <w:proofErr w:type="spellEnd"/>
+            <w:r>
+              <w:rPr>
+                <w:sz w:val="18"/>
+                <w:szCs w:val="18"/>
+              </w:rPr>
+              <w:t xml:space="preserve"> text)</w:t>
             </w:r>
           </w:p>
         </w:tc>
@@ -14242,6 +14834,7 @@
             <w:pPr>
               <w:spacing w:line="240" w:lineRule="auto"/>
             </w:pPr>
+            <w:proofErr w:type="spellStart"/>
             <w:r>
               <w:rPr>
                 <w:sz w:val="18"/>
@@ -14249,6 +14842,7 @@
               </w:rPr>
               <w:t>HelpFormatter.appendOptions</w:t>
             </w:r>
+            <w:proofErr w:type="spellEnd"/>
           </w:p>
         </w:tc>
         <w:tc>
@@ -14277,7 +14871,87 @@
                 <w:sz w:val="18"/>
                 <w:szCs w:val="18"/>
               </w:rPr>
-              <w:t>&lt;A extends Appendable&gt; A appendOptions(A sb, int width, Options options, int leftPad, int descPad)</w:t>
+              <w:t xml:space="preserve">&lt;A extends </w:t>
+            </w:r>
+            <w:proofErr w:type="spellStart"/>
+            <w:r>
+              <w:rPr>
+                <w:sz w:val="18"/>
+                <w:szCs w:val="18"/>
+              </w:rPr>
+              <w:t>Appendable</w:t>
+            </w:r>
+            <w:proofErr w:type="spellEnd"/>
+            <w:r>
+              <w:rPr>
+                <w:sz w:val="18"/>
+                <w:szCs w:val="18"/>
+              </w:rPr>
+              <w:t xml:space="preserve">&gt; A </w:t>
+            </w:r>
+            <w:proofErr w:type="spellStart"/>
+            <w:r>
+              <w:rPr>
+                <w:sz w:val="18"/>
+                <w:szCs w:val="18"/>
+              </w:rPr>
+              <w:t>appendOptions</w:t>
+            </w:r>
+            <w:proofErr w:type="spellEnd"/>
+            <w:r>
+              <w:rPr>
+                <w:sz w:val="18"/>
+                <w:szCs w:val="18"/>
+              </w:rPr>
+              <w:t xml:space="preserve">(A sb, int width, Options </w:t>
+            </w:r>
+            <w:proofErr w:type="spellStart"/>
+            <w:r>
+              <w:rPr>
+                <w:sz w:val="18"/>
+                <w:szCs w:val="18"/>
+              </w:rPr>
+              <w:t>options</w:t>
+            </w:r>
+            <w:proofErr w:type="spellEnd"/>
+            <w:r>
+              <w:rPr>
+                <w:sz w:val="18"/>
+                <w:szCs w:val="18"/>
+              </w:rPr>
+              <w:t xml:space="preserve">, int </w:t>
+            </w:r>
+            <w:proofErr w:type="spellStart"/>
+            <w:r>
+              <w:rPr>
+                <w:sz w:val="18"/>
+                <w:szCs w:val="18"/>
+              </w:rPr>
+              <w:t>leftPad</w:t>
+            </w:r>
+            <w:proofErr w:type="spellEnd"/>
+            <w:r>
+              <w:rPr>
+                <w:sz w:val="18"/>
+                <w:szCs w:val="18"/>
+              </w:rPr>
+              <w:t xml:space="preserve">, int </w:t>
+            </w:r>
+            <w:proofErr w:type="spellStart"/>
+            <w:r>
+              <w:rPr>
+                <w:sz w:val="18"/>
+                <w:szCs w:val="18"/>
+              </w:rPr>
+              <w:t>descPad</w:t>
+            </w:r>
+            <w:proofErr w:type="spellEnd"/>
+            <w:r>
+              <w:rPr>
+                <w:sz w:val="18"/>
+                <w:szCs w:val="18"/>
+              </w:rPr>
+              <w:t>)</w:t>
             </w:r>
           </w:p>
         </w:tc>
@@ -14399,6 +15073,7 @@
             <w:pPr>
               <w:spacing w:line="240" w:lineRule="auto"/>
             </w:pPr>
+            <w:proofErr w:type="spellStart"/>
             <w:r>
               <w:rPr>
                 <w:sz w:val="18"/>
@@ -14406,6 +15081,7 @@
               </w:rPr>
               <w:t>HelpFormatter.printHelp</w:t>
             </w:r>
+            <w:proofErr w:type="spellEnd"/>
           </w:p>
         </w:tc>
         <w:tc>
@@ -14429,12 +15105,73 @@
             <w:pPr>
               <w:spacing w:line="240" w:lineRule="auto"/>
             </w:pPr>
-            <w:r>
-              <w:rPr>
-                <w:sz w:val="18"/>
-                <w:szCs w:val="18"/>
-              </w:rPr>
-              <w:t>public void printHelp(int width, String cmdLineSyntax, String header, Options options, String footer)</w:t>
+            <w:proofErr w:type="gramStart"/>
+            <w:r>
+              <w:rPr>
+                <w:sz w:val="18"/>
+                <w:szCs w:val="18"/>
+              </w:rPr>
+              <w:t>public void</w:t>
+            </w:r>
+            <w:proofErr w:type="gramEnd"/>
+            <w:r>
+              <w:rPr>
+                <w:sz w:val="18"/>
+                <w:szCs w:val="18"/>
+              </w:rPr>
+              <w:t xml:space="preserve"> </w:t>
+            </w:r>
+            <w:proofErr w:type="spellStart"/>
+            <w:proofErr w:type="gramStart"/>
+            <w:r>
+              <w:rPr>
+                <w:sz w:val="18"/>
+                <w:szCs w:val="18"/>
+              </w:rPr>
+              <w:t>printHelp</w:t>
+            </w:r>
+            <w:proofErr w:type="spellEnd"/>
+            <w:proofErr w:type="gramEnd"/>
+            <w:r>
+              <w:rPr>
+                <w:sz w:val="18"/>
+                <w:szCs w:val="18"/>
+              </w:rPr>
+              <w:t xml:space="preserve">(int width, String </w:t>
+            </w:r>
+            <w:proofErr w:type="spellStart"/>
+            <w:r>
+              <w:rPr>
+                <w:sz w:val="18"/>
+                <w:szCs w:val="18"/>
+              </w:rPr>
+              <w:t>cmdLineSyntax</w:t>
+            </w:r>
+            <w:proofErr w:type="spellEnd"/>
+            <w:r>
+              <w:rPr>
+                <w:sz w:val="18"/>
+                <w:szCs w:val="18"/>
+              </w:rPr>
+              <w:t xml:space="preserve">, String header, Options </w:t>
+            </w:r>
+            <w:proofErr w:type="spellStart"/>
+            <w:proofErr w:type="gramStart"/>
+            <w:r>
+              <w:rPr>
+                <w:sz w:val="18"/>
+                <w:szCs w:val="18"/>
+              </w:rPr>
+              <w:t>options</w:t>
+            </w:r>
+            <w:proofErr w:type="spellEnd"/>
+            <w:proofErr w:type="gramEnd"/>
+            <w:r>
+              <w:rPr>
+                <w:sz w:val="18"/>
+                <w:szCs w:val="18"/>
+              </w:rPr>
+              <w:t>, String footer)</w:t>
             </w:r>
           </w:p>
         </w:tc>
@@ -14556,6 +15293,7 @@
             <w:pPr>
               <w:spacing w:line="240" w:lineRule="auto"/>
             </w:pPr>
+            <w:proofErr w:type="spellStart"/>
             <w:r>
               <w:rPr>
                 <w:sz w:val="18"/>
@@ -14563,6 +15301,7 @@
               </w:rPr>
               <w:t>HelpFormatter.printHelp</w:t>
             </w:r>
+            <w:proofErr w:type="spellEnd"/>
           </w:p>
         </w:tc>
         <w:tc>
@@ -14591,7 +15330,87 @@
                 <w:sz w:val="18"/>
                 <w:szCs w:val="18"/>
               </w:rPr>
-              <w:t>public void printHelp(int width, String cmdLineSyntax, String header, Options options, String footer, boolean autoUsage)</w:t>
+              <w:t xml:space="preserve">public void </w:t>
+            </w:r>
+            <w:proofErr w:type="spellStart"/>
+            <w:r>
+              <w:rPr>
+                <w:sz w:val="18"/>
+                <w:szCs w:val="18"/>
+              </w:rPr>
+              <w:t>printHelp</w:t>
+            </w:r>
+            <w:proofErr w:type="spellEnd"/>
+            <w:r>
+              <w:rPr>
+                <w:sz w:val="18"/>
+                <w:szCs w:val="18"/>
+              </w:rPr>
+              <w:t xml:space="preserve">(int width, String </w:t>
+            </w:r>
+            <w:proofErr w:type="spellStart"/>
+            <w:r>
+              <w:rPr>
+                <w:sz w:val="18"/>
+                <w:szCs w:val="18"/>
+              </w:rPr>
+              <w:t>cmdLineSyntax</w:t>
+            </w:r>
+            <w:proofErr w:type="spellEnd"/>
+            <w:r>
+              <w:rPr>
+                <w:sz w:val="18"/>
+                <w:szCs w:val="18"/>
+              </w:rPr>
+              <w:t xml:space="preserve">, String header, Options </w:t>
+            </w:r>
+            <w:proofErr w:type="spellStart"/>
+            <w:r>
+              <w:rPr>
+                <w:sz w:val="18"/>
+                <w:szCs w:val="18"/>
+              </w:rPr>
+              <w:t>options</w:t>
+            </w:r>
+            <w:proofErr w:type="spellEnd"/>
+            <w:r>
+              <w:rPr>
+                <w:sz w:val="18"/>
+                <w:szCs w:val="18"/>
+              </w:rPr>
+              <w:t xml:space="preserve">, String footer, </w:t>
+            </w:r>
+            <w:proofErr w:type="spellStart"/>
+            <w:r>
+              <w:rPr>
+                <w:sz w:val="18"/>
+                <w:szCs w:val="18"/>
+              </w:rPr>
+              <w:t>boolean</w:t>
+            </w:r>
+            <w:proofErr w:type="spellEnd"/>
+            <w:r>
+              <w:rPr>
+                <w:sz w:val="18"/>
+                <w:szCs w:val="18"/>
+              </w:rPr>
+              <w:t xml:space="preserve"> </w:t>
+            </w:r>
+            <w:proofErr w:type="spellStart"/>
+            <w:r>
+              <w:rPr>
+                <w:sz w:val="18"/>
+                <w:szCs w:val="18"/>
+              </w:rPr>
+              <w:t>autoUsage</w:t>
+            </w:r>
+            <w:proofErr w:type="spellEnd"/>
+            <w:r>
+              <w:rPr>
+                <w:sz w:val="18"/>
+                <w:szCs w:val="18"/>
+              </w:rPr>
+              <w:t>)</w:t>
             </w:r>
           </w:p>
         </w:tc>
@@ -14713,6 +15532,7 @@
             <w:pPr>
               <w:spacing w:line="240" w:lineRule="auto"/>
             </w:pPr>
+            <w:proofErr w:type="spellStart"/>
             <w:r>
               <w:rPr>
                 <w:sz w:val="18"/>
@@ -14720,6 +15540,7 @@
               </w:rPr>
               <w:t>HelpFormatter.printHelp</w:t>
             </w:r>
+            <w:proofErr w:type="spellEnd"/>
           </w:p>
         </w:tc>
         <w:tc>
@@ -14743,12 +15564,117 @@
             <w:pPr>
               <w:spacing w:line="240" w:lineRule="auto"/>
             </w:pPr>
-            <w:r>
-              <w:rPr>
-                <w:sz w:val="18"/>
-                <w:szCs w:val="18"/>
-              </w:rPr>
-              <w:t>public void printHelp(PrintWriter pw, int width, String cmdLineSyntax, String header, Options options, int leftPad, int descPad, String footer)</w:t>
+            <w:proofErr w:type="gramStart"/>
+            <w:r>
+              <w:rPr>
+                <w:sz w:val="18"/>
+                <w:szCs w:val="18"/>
+              </w:rPr>
+              <w:t>public void</w:t>
+            </w:r>
+            <w:proofErr w:type="gramEnd"/>
+            <w:r>
+              <w:rPr>
+                <w:sz w:val="18"/>
+                <w:szCs w:val="18"/>
+              </w:rPr>
+              <w:t xml:space="preserve"> </w:t>
+            </w:r>
+            <w:proofErr w:type="spellStart"/>
+            <w:r>
+              <w:rPr>
+                <w:sz w:val="18"/>
+                <w:szCs w:val="18"/>
+              </w:rPr>
+              <w:t>printHelp</w:t>
+            </w:r>
+            <w:proofErr w:type="spellEnd"/>
+            <w:r>
+              <w:rPr>
+                <w:sz w:val="18"/>
+                <w:szCs w:val="18"/>
+              </w:rPr>
+              <w:t>(</w:t>
+            </w:r>
+            <w:proofErr w:type="spellStart"/>
+            <w:r>
+              <w:rPr>
+                <w:sz w:val="18"/>
+                <w:szCs w:val="18"/>
+              </w:rPr>
+              <w:t>PrintWriter</w:t>
+            </w:r>
+            <w:proofErr w:type="spellEnd"/>
+            <w:r>
+              <w:rPr>
+                <w:sz w:val="18"/>
+                <w:szCs w:val="18"/>
+              </w:rPr>
+              <w:t xml:space="preserve"> pw, int width, String </w:t>
+            </w:r>
+            <w:proofErr w:type="spellStart"/>
+            <w:r>
+              <w:rPr>
+                <w:sz w:val="18"/>
+                <w:szCs w:val="18"/>
+              </w:rPr>
+              <w:t>cmdLineSyntax</w:t>
+            </w:r>
+            <w:proofErr w:type="spellEnd"/>
+            <w:r>
+              <w:rPr>
+                <w:sz w:val="18"/>
+                <w:szCs w:val="18"/>
+              </w:rPr>
+              <w:t xml:space="preserve">, String header, Options </w:t>
+            </w:r>
+            <w:proofErr w:type="spellStart"/>
+            <w:r>
+              <w:rPr>
+                <w:sz w:val="18"/>
+                <w:szCs w:val="18"/>
+              </w:rPr>
+              <w:t>options</w:t>
+            </w:r>
+            <w:proofErr w:type="spellEnd"/>
+            <w:r>
+              <w:rPr>
+                <w:sz w:val="18"/>
+                <w:szCs w:val="18"/>
+              </w:rPr>
+              <w:t xml:space="preserve">, int </w:t>
+            </w:r>
+            <w:proofErr w:type="spellStart"/>
+            <w:r>
+              <w:rPr>
+                <w:sz w:val="18"/>
+                <w:szCs w:val="18"/>
+              </w:rPr>
+              <w:t>leftPad</w:t>
+            </w:r>
+            <w:proofErr w:type="spellEnd"/>
+            <w:r>
+              <w:rPr>
+                <w:sz w:val="18"/>
+                <w:szCs w:val="18"/>
+              </w:rPr>
+              <w:t xml:space="preserve">, int </w:t>
+            </w:r>
+            <w:proofErr w:type="spellStart"/>
+            <w:r>
+              <w:rPr>
+                <w:sz w:val="18"/>
+                <w:szCs w:val="18"/>
+              </w:rPr>
+              <w:t>descPad</w:t>
+            </w:r>
+            <w:proofErr w:type="spellEnd"/>
+            <w:r>
+              <w:rPr>
+                <w:sz w:val="18"/>
+                <w:szCs w:val="18"/>
+              </w:rPr>
+              <w:t>, String footer)</w:t>
             </w:r>
           </w:p>
         </w:tc>
@@ -14870,6 +15796,7 @@
             <w:pPr>
               <w:spacing w:line="240" w:lineRule="auto"/>
             </w:pPr>
+            <w:proofErr w:type="spellStart"/>
             <w:r>
               <w:rPr>
                 <w:sz w:val="18"/>
@@ -14877,6 +15804,7 @@
               </w:rPr>
               <w:t>HelpFormatter.printHelp</w:t>
             </w:r>
+            <w:proofErr w:type="spellEnd"/>
           </w:p>
         </w:tc>
         <w:tc>
@@ -14900,12 +15828,151 @@
             <w:pPr>
               <w:spacing w:line="240" w:lineRule="auto"/>
             </w:pPr>
-            <w:r>
-              <w:rPr>
-                <w:sz w:val="18"/>
-                <w:szCs w:val="18"/>
-              </w:rPr>
-              <w:t>public void printHelp(PrintWriter pw, int width, String cmdLineSyntax, String header, Options options, int leftPad, int descPad, String footer, boolean autoUsage)</w:t>
+            <w:proofErr w:type="gramStart"/>
+            <w:r>
+              <w:rPr>
+                <w:sz w:val="18"/>
+                <w:szCs w:val="18"/>
+              </w:rPr>
+              <w:t>public</w:t>
+            </w:r>
+            <w:proofErr w:type="gramEnd"/>
+            <w:r>
+              <w:rPr>
+                <w:sz w:val="18"/>
+                <w:szCs w:val="18"/>
+              </w:rPr>
+              <w:t xml:space="preserve"> void </w:t>
+            </w:r>
+            <w:proofErr w:type="spellStart"/>
+            <w:proofErr w:type="gramStart"/>
+            <w:r>
+              <w:rPr>
+                <w:sz w:val="18"/>
+                <w:szCs w:val="18"/>
+              </w:rPr>
+              <w:t>printHelp</w:t>
+            </w:r>
+            <w:proofErr w:type="spellEnd"/>
+            <w:proofErr w:type="gramEnd"/>
+            <w:r>
+              <w:rPr>
+                <w:sz w:val="18"/>
+                <w:szCs w:val="18"/>
+              </w:rPr>
+              <w:t>(</w:t>
+            </w:r>
+            <w:proofErr w:type="spellStart"/>
+            <w:r>
+              <w:rPr>
+                <w:sz w:val="18"/>
+                <w:szCs w:val="18"/>
+              </w:rPr>
+              <w:t>PrintWriter</w:t>
+            </w:r>
+            <w:proofErr w:type="spellEnd"/>
+            <w:r>
+              <w:rPr>
+                <w:sz w:val="18"/>
+                <w:szCs w:val="18"/>
+              </w:rPr>
+              <w:t xml:space="preserve"> pw, int width, String </w:t>
+            </w:r>
+            <w:proofErr w:type="spellStart"/>
+            <w:r>
+              <w:rPr>
+                <w:sz w:val="18"/>
+                <w:szCs w:val="18"/>
+              </w:rPr>
+              <w:t>cmdLineSyntax</w:t>
+            </w:r>
+            <w:proofErr w:type="spellEnd"/>
+            <w:r>
+              <w:rPr>
+                <w:sz w:val="18"/>
+                <w:szCs w:val="18"/>
+              </w:rPr>
+              <w:t xml:space="preserve">, String header, Options </w:t>
+            </w:r>
+            <w:proofErr w:type="spellStart"/>
+            <w:r>
+              <w:rPr>
+                <w:sz w:val="18"/>
+                <w:szCs w:val="18"/>
+              </w:rPr>
+              <w:t>options</w:t>
+            </w:r>
+            <w:proofErr w:type="spellEnd"/>
+            <w:r>
+              <w:rPr>
+                <w:sz w:val="18"/>
+                <w:szCs w:val="18"/>
+              </w:rPr>
+              <w:t xml:space="preserve">, int </w:t>
+            </w:r>
+            <w:proofErr w:type="spellStart"/>
+            <w:r>
+              <w:rPr>
+                <w:sz w:val="18"/>
+                <w:szCs w:val="18"/>
+              </w:rPr>
+              <w:t>leftPad</w:t>
+            </w:r>
+            <w:proofErr w:type="spellEnd"/>
+            <w:r>
+              <w:rPr>
+                <w:sz w:val="18"/>
+                <w:szCs w:val="18"/>
+              </w:rPr>
+              <w:t xml:space="preserve">, int </w:t>
+            </w:r>
+            <w:proofErr w:type="spellStart"/>
+            <w:r>
+              <w:rPr>
+                <w:sz w:val="18"/>
+                <w:szCs w:val="18"/>
+              </w:rPr>
+              <w:t>descPad</w:t>
+            </w:r>
+            <w:proofErr w:type="spellEnd"/>
+            <w:r>
+              <w:rPr>
+                <w:sz w:val="18"/>
+                <w:szCs w:val="18"/>
+              </w:rPr>
+              <w:t xml:space="preserve">, String footer, </w:t>
+            </w:r>
+            <w:proofErr w:type="spellStart"/>
+            <w:r>
+              <w:rPr>
+                <w:sz w:val="18"/>
+                <w:szCs w:val="18"/>
+              </w:rPr>
+              <w:t>boolean</w:t>
+            </w:r>
+            <w:proofErr w:type="spellEnd"/>
+            <w:r>
+              <w:rPr>
+                <w:sz w:val="18"/>
+                <w:szCs w:val="18"/>
+              </w:rPr>
+              <w:t xml:space="preserve"> </w:t>
+            </w:r>
+            <w:proofErr w:type="spellStart"/>
+            <w:r>
+              <w:rPr>
+                <w:sz w:val="18"/>
+                <w:szCs w:val="18"/>
+              </w:rPr>
+              <w:t>autoUsage</w:t>
+            </w:r>
+            <w:proofErr w:type="spellEnd"/>
+            <w:r>
+              <w:rPr>
+                <w:sz w:val="18"/>
+                <w:szCs w:val="18"/>
+              </w:rPr>
+              <w:t>)</w:t>
             </w:r>
           </w:p>
         </w:tc>
@@ -15028,6 +16095,7 @@
             <w:pPr>
               <w:spacing w:line="240" w:lineRule="auto"/>
             </w:pPr>
+            <w:proofErr w:type="spellStart"/>
             <w:r>
               <w:rPr>
                 <w:sz w:val="18"/>
@@ -15035,6 +16103,7 @@
               </w:rPr>
               <w:t>HelpFormatter.printHelp</w:t>
             </w:r>
+            <w:proofErr w:type="spellEnd"/>
           </w:p>
         </w:tc>
         <w:tc>
@@ -15058,12 +16127,103 @@
             <w:pPr>
               <w:spacing w:line="240" w:lineRule="auto"/>
             </w:pPr>
-            <w:r>
-              <w:rPr>
-                <w:sz w:val="18"/>
-                <w:szCs w:val="18"/>
-              </w:rPr>
-              <w:t>public void printHelp(String cmdLineSyntax, String header, Options options, String footer, boolean autoUsage)</w:t>
+            <w:proofErr w:type="gramStart"/>
+            <w:r>
+              <w:rPr>
+                <w:sz w:val="18"/>
+                <w:szCs w:val="18"/>
+              </w:rPr>
+              <w:t>public void</w:t>
+            </w:r>
+            <w:proofErr w:type="gramEnd"/>
+            <w:r>
+              <w:rPr>
+                <w:sz w:val="18"/>
+                <w:szCs w:val="18"/>
+              </w:rPr>
+              <w:t xml:space="preserve"> </w:t>
+            </w:r>
+            <w:proofErr w:type="spellStart"/>
+            <w:proofErr w:type="gramStart"/>
+            <w:r>
+              <w:rPr>
+                <w:sz w:val="18"/>
+                <w:szCs w:val="18"/>
+              </w:rPr>
+              <w:t>printHelp</w:t>
+            </w:r>
+            <w:proofErr w:type="spellEnd"/>
+            <w:proofErr w:type="gramEnd"/>
+            <w:r>
+              <w:rPr>
+                <w:sz w:val="18"/>
+                <w:szCs w:val="18"/>
+              </w:rPr>
+              <w:t xml:space="preserve">(String </w:t>
+            </w:r>
+            <w:proofErr w:type="spellStart"/>
+            <w:r>
+              <w:rPr>
+                <w:sz w:val="18"/>
+                <w:szCs w:val="18"/>
+              </w:rPr>
+              <w:t>cmdLineSyntax</w:t>
+            </w:r>
+            <w:proofErr w:type="spellEnd"/>
+            <w:r>
+              <w:rPr>
+                <w:sz w:val="18"/>
+                <w:szCs w:val="18"/>
+              </w:rPr>
+              <w:t xml:space="preserve">, String header, Options </w:t>
+            </w:r>
+            <w:proofErr w:type="spellStart"/>
+            <w:r>
+              <w:rPr>
+                <w:sz w:val="18"/>
+                <w:szCs w:val="18"/>
+              </w:rPr>
+              <w:t>options</w:t>
+            </w:r>
+            <w:proofErr w:type="spellEnd"/>
+            <w:r>
+              <w:rPr>
+                <w:sz w:val="18"/>
+                <w:szCs w:val="18"/>
+              </w:rPr>
+              <w:t xml:space="preserve">, String footer, </w:t>
+            </w:r>
+            <w:proofErr w:type="spellStart"/>
+            <w:r>
+              <w:rPr>
+                <w:sz w:val="18"/>
+                <w:szCs w:val="18"/>
+              </w:rPr>
+              <w:t>boolean</w:t>
+            </w:r>
+            <w:proofErr w:type="spellEnd"/>
+            <w:r>
+              <w:rPr>
+                <w:sz w:val="18"/>
+                <w:szCs w:val="18"/>
+              </w:rPr>
+              <w:t xml:space="preserve"> </w:t>
+            </w:r>
+            <w:proofErr w:type="spellStart"/>
+            <w:r>
+              <w:rPr>
+                <w:sz w:val="18"/>
+                <w:szCs w:val="18"/>
+              </w:rPr>
+              <w:t>autoUsage</w:t>
+            </w:r>
+            <w:proofErr w:type="spellEnd"/>
+            <w:r>
+              <w:rPr>
+                <w:sz w:val="18"/>
+                <w:szCs w:val="18"/>
+              </w:rPr>
+              <w:t>)</w:t>
             </w:r>
           </w:p>
         </w:tc>
@@ -15185,6 +16345,7 @@
             <w:pPr>
               <w:spacing w:line="240" w:lineRule="auto"/>
             </w:pPr>
+            <w:proofErr w:type="spellStart"/>
             <w:r>
               <w:rPr>
                 <w:sz w:val="18"/>
@@ -15192,6 +16353,7 @@
               </w:rPr>
               <w:t>HelpFormatter.printOptions</w:t>
             </w:r>
+            <w:proofErr w:type="spellEnd"/>
           </w:p>
         </w:tc>
         <w:tc>
@@ -15215,12 +16377,101 @@
             <w:pPr>
               <w:spacing w:line="240" w:lineRule="auto"/>
             </w:pPr>
-            <w:r>
-              <w:rPr>
-                <w:sz w:val="18"/>
-                <w:szCs w:val="18"/>
-              </w:rPr>
-              <w:t>public void printOptions(PrintWriter pw, int width, Options options, int leftPad, int descPad)</w:t>
+            <w:proofErr w:type="gramStart"/>
+            <w:r>
+              <w:rPr>
+                <w:sz w:val="18"/>
+                <w:szCs w:val="18"/>
+              </w:rPr>
+              <w:t>public void</w:t>
+            </w:r>
+            <w:proofErr w:type="gramEnd"/>
+            <w:r>
+              <w:rPr>
+                <w:sz w:val="18"/>
+                <w:szCs w:val="18"/>
+              </w:rPr>
+              <w:t xml:space="preserve"> </w:t>
+            </w:r>
+            <w:proofErr w:type="spellStart"/>
+            <w:r>
+              <w:rPr>
+                <w:sz w:val="18"/>
+                <w:szCs w:val="18"/>
+              </w:rPr>
+              <w:t>printOptions</w:t>
+            </w:r>
+            <w:proofErr w:type="spellEnd"/>
+            <w:r>
+              <w:rPr>
+                <w:sz w:val="18"/>
+                <w:szCs w:val="18"/>
+              </w:rPr>
+              <w:t>(</w:t>
+            </w:r>
+            <w:proofErr w:type="spellStart"/>
+            <w:r>
+              <w:rPr>
+                <w:sz w:val="18"/>
+                <w:szCs w:val="18"/>
+              </w:rPr>
+              <w:t>PrintWriter</w:t>
+            </w:r>
+            <w:proofErr w:type="spellEnd"/>
+            <w:r>
+              <w:rPr>
+                <w:sz w:val="18"/>
+                <w:szCs w:val="18"/>
+              </w:rPr>
+              <w:t xml:space="preserve"> pw, int width, Options </w:t>
+            </w:r>
+            <w:proofErr w:type="spellStart"/>
+            <w:r>
+              <w:rPr>
+                <w:sz w:val="18"/>
+                <w:szCs w:val="18"/>
+              </w:rPr>
+              <w:t>options</w:t>
+            </w:r>
+            <w:proofErr w:type="spellEnd"/>
+            <w:r>
+              <w:rPr>
+                <w:sz w:val="18"/>
+                <w:szCs w:val="18"/>
+              </w:rPr>
+              <w:t xml:space="preserve">, int </w:t>
+            </w:r>
+            <w:proofErr w:type="spellStart"/>
+            <w:r>
+              <w:rPr>
+                <w:sz w:val="18"/>
+                <w:szCs w:val="18"/>
+              </w:rPr>
+              <w:t>leftPad</w:t>
+            </w:r>
+            <w:proofErr w:type="spellEnd"/>
+            <w:r>
+              <w:rPr>
+                <w:sz w:val="18"/>
+                <w:szCs w:val="18"/>
+              </w:rPr>
+              <w:t xml:space="preserve">, int </w:t>
+            </w:r>
+            <w:proofErr w:type="spellStart"/>
+            <w:r>
+              <w:rPr>
+                <w:sz w:val="18"/>
+                <w:szCs w:val="18"/>
+              </w:rPr>
+              <w:t>descPad</w:t>
+            </w:r>
+            <w:proofErr w:type="spellEnd"/>
+            <w:r>
+              <w:rPr>
+                <w:sz w:val="18"/>
+                <w:szCs w:val="18"/>
+              </w:rPr>
+              <w:t>)</w:t>
             </w:r>
           </w:p>
         </w:tc>
@@ -15342,6 +16593,7 @@
             <w:pPr>
               <w:spacing w:line="240" w:lineRule="auto"/>
             </w:pPr>
+            <w:proofErr w:type="spellStart"/>
             <w:r>
               <w:rPr>
                 <w:sz w:val="18"/>
@@ -15349,6 +16601,7 @@
               </w:rPr>
               <w:t>HelpFormatter.renderOptions</w:t>
             </w:r>
+            <w:proofErr w:type="spellEnd"/>
           </w:p>
         </w:tc>
         <w:tc>
@@ -15377,7 +16630,103 @@
                 <w:sz w:val="18"/>
                 <w:szCs w:val="18"/>
               </w:rPr>
-              <w:t>protected StringBuffer renderOptions(StringBuffer sb, int width, Options options, int leftPad, int descPad)</w:t>
+              <w:t xml:space="preserve">protected </w:t>
+            </w:r>
+            <w:proofErr w:type="spellStart"/>
+            <w:r>
+              <w:rPr>
+                <w:sz w:val="18"/>
+                <w:szCs w:val="18"/>
+              </w:rPr>
+              <w:t>StringBuffer</w:t>
+            </w:r>
+            <w:proofErr w:type="spellEnd"/>
+            <w:r>
+              <w:rPr>
+                <w:sz w:val="18"/>
+                <w:szCs w:val="18"/>
+              </w:rPr>
+              <w:t xml:space="preserve"> </w:t>
+            </w:r>
+            <w:proofErr w:type="spellStart"/>
+            <w:r>
+              <w:rPr>
+                <w:sz w:val="18"/>
+                <w:szCs w:val="18"/>
+              </w:rPr>
+              <w:t>renderOptions</w:t>
+            </w:r>
+            <w:proofErr w:type="spellEnd"/>
+            <w:r>
+              <w:rPr>
+                <w:sz w:val="18"/>
+                <w:szCs w:val="18"/>
+              </w:rPr>
+              <w:t>(</w:t>
+            </w:r>
+            <w:proofErr w:type="spellStart"/>
+            <w:r>
+              <w:rPr>
+                <w:sz w:val="18"/>
+                <w:szCs w:val="18"/>
+              </w:rPr>
+              <w:t>StringBuffer</w:t>
+            </w:r>
+            <w:proofErr w:type="spellEnd"/>
+            <w:r>
+              <w:rPr>
+                <w:sz w:val="18"/>
+                <w:szCs w:val="18"/>
+              </w:rPr>
+              <w:t xml:space="preserve"> sb, int width, Options </w:t>
+            </w:r>
+            <w:proofErr w:type="spellStart"/>
+            <w:r>
+              <w:rPr>
+                <w:sz w:val="18"/>
+                <w:szCs w:val="18"/>
+              </w:rPr>
+              <w:t>options</w:t>
+            </w:r>
+            <w:proofErr w:type="spellEnd"/>
+            <w:r>
+              <w:rPr>
+                <w:sz w:val="18"/>
+                <w:szCs w:val="18"/>
+              </w:rPr>
+              <w:t xml:space="preserve">, int </w:t>
+            </w:r>
+            <w:proofErr w:type="spellStart"/>
+            <w:r>
+              <w:rPr>
+                <w:sz w:val="18"/>
+                <w:szCs w:val="18"/>
+              </w:rPr>
+              <w:t>leftPad</w:t>
+            </w:r>
+            <w:proofErr w:type="spellEnd"/>
+            <w:r>
+              <w:rPr>
+                <w:sz w:val="18"/>
+                <w:szCs w:val="18"/>
+              </w:rPr>
+              <w:t xml:space="preserve">, int </w:t>
+            </w:r>
+            <w:proofErr w:type="spellStart"/>
+            <w:r>
+              <w:rPr>
+                <w:sz w:val="18"/>
+                <w:szCs w:val="18"/>
+              </w:rPr>
+              <w:t>descPad</w:t>
+            </w:r>
+            <w:proofErr w:type="spellEnd"/>
+            <w:r>
+              <w:rPr>
+                <w:sz w:val="18"/>
+                <w:szCs w:val="18"/>
+              </w:rPr>
+              <w:t>)</w:t>
             </w:r>
           </w:p>
         </w:tc>
@@ -15499,6 +16848,7 @@
             <w:pPr>
               <w:spacing w:line="240" w:lineRule="auto"/>
             </w:pPr>
+            <w:proofErr w:type="spellStart"/>
             <w:r>
               <w:rPr>
                 <w:sz w:val="18"/>
@@ -15506,6 +16856,7 @@
               </w:rPr>
               <w:t>AbstractHelpFormatter.printHelp</w:t>
             </w:r>
+            <w:proofErr w:type="spellEnd"/>
           </w:p>
         </w:tc>
         <w:tc>
@@ -15529,12 +16880,103 @@
             <w:pPr>
               <w:spacing w:line="240" w:lineRule="auto"/>
             </w:pPr>
-            <w:r>
-              <w:rPr>
-                <w:sz w:val="18"/>
-                <w:szCs w:val="18"/>
-              </w:rPr>
-              <w:t>public void printHelp(String cmdLineSyntax, String header, Iterable&lt;Option&gt; options, String footer, boolean autoUsage)</w:t>
+            <w:proofErr w:type="gramStart"/>
+            <w:r>
+              <w:rPr>
+                <w:sz w:val="18"/>
+                <w:szCs w:val="18"/>
+              </w:rPr>
+              <w:t>public void</w:t>
+            </w:r>
+            <w:proofErr w:type="gramEnd"/>
+            <w:r>
+              <w:rPr>
+                <w:sz w:val="18"/>
+                <w:szCs w:val="18"/>
+              </w:rPr>
+              <w:t xml:space="preserve"> </w:t>
+            </w:r>
+            <w:proofErr w:type="spellStart"/>
+            <w:proofErr w:type="gramStart"/>
+            <w:r>
+              <w:rPr>
+                <w:sz w:val="18"/>
+                <w:szCs w:val="18"/>
+              </w:rPr>
+              <w:t>printHelp</w:t>
+            </w:r>
+            <w:proofErr w:type="spellEnd"/>
+            <w:proofErr w:type="gramEnd"/>
+            <w:r>
+              <w:rPr>
+                <w:sz w:val="18"/>
+                <w:szCs w:val="18"/>
+              </w:rPr>
+              <w:t xml:space="preserve">(String </w:t>
+            </w:r>
+            <w:proofErr w:type="spellStart"/>
+            <w:r>
+              <w:rPr>
+                <w:sz w:val="18"/>
+                <w:szCs w:val="18"/>
+              </w:rPr>
+              <w:t>cmdLineSyntax</w:t>
+            </w:r>
+            <w:proofErr w:type="spellEnd"/>
+            <w:r>
+              <w:rPr>
+                <w:sz w:val="18"/>
+                <w:szCs w:val="18"/>
+              </w:rPr>
+              <w:t xml:space="preserve">, String header, </w:t>
+            </w:r>
+            <w:proofErr w:type="spellStart"/>
+            <w:r>
+              <w:rPr>
+                <w:sz w:val="18"/>
+                <w:szCs w:val="18"/>
+              </w:rPr>
+              <w:t>Iterable</w:t>
+            </w:r>
+            <w:proofErr w:type="spellEnd"/>
+            <w:r>
+              <w:rPr>
+                <w:sz w:val="18"/>
+                <w:szCs w:val="18"/>
+              </w:rPr>
+              <w:t xml:space="preserve">&lt;Option&gt; options, String footer, </w:t>
+            </w:r>
+            <w:proofErr w:type="spellStart"/>
+            <w:r>
+              <w:rPr>
+                <w:sz w:val="18"/>
+                <w:szCs w:val="18"/>
+              </w:rPr>
+              <w:t>boolean</w:t>
+            </w:r>
+            <w:proofErr w:type="spellEnd"/>
+            <w:r>
+              <w:rPr>
+                <w:sz w:val="18"/>
+                <w:szCs w:val="18"/>
+              </w:rPr>
+              <w:t xml:space="preserve"> </w:t>
+            </w:r>
+            <w:proofErr w:type="spellStart"/>
+            <w:r>
+              <w:rPr>
+                <w:sz w:val="18"/>
+                <w:szCs w:val="18"/>
+              </w:rPr>
+              <w:t>autoUsage</w:t>
+            </w:r>
+            <w:proofErr w:type="spellEnd"/>
+            <w:r>
+              <w:rPr>
+                <w:sz w:val="18"/>
+                <w:szCs w:val="18"/>
+              </w:rPr>
+              <w:t>)</w:t>
             </w:r>
           </w:p>
         </w:tc>
@@ -15656,6 +17098,7 @@
             <w:pPr>
               <w:spacing w:line="240" w:lineRule="auto"/>
             </w:pPr>
+            <w:proofErr w:type="spellStart"/>
             <w:r>
               <w:rPr>
                 <w:sz w:val="18"/>
@@ -15663,6 +17106,7 @@
               </w:rPr>
               <w:t>AbstractHelpFormatter.printHelp</w:t>
             </w:r>
+            <w:proofErr w:type="spellEnd"/>
           </w:p>
         </w:tc>
         <w:tc>
@@ -15686,12 +17130,103 @@
             <w:pPr>
               <w:spacing w:line="240" w:lineRule="auto"/>
             </w:pPr>
-            <w:r>
-              <w:rPr>
-                <w:sz w:val="18"/>
-                <w:szCs w:val="18"/>
-              </w:rPr>
-              <w:t>public void printHelp(String cmdLineSyntax, String header, Options options, String footer, boolean autoUsage)</w:t>
+            <w:proofErr w:type="gramStart"/>
+            <w:r>
+              <w:rPr>
+                <w:sz w:val="18"/>
+                <w:szCs w:val="18"/>
+              </w:rPr>
+              <w:t>public void</w:t>
+            </w:r>
+            <w:proofErr w:type="gramEnd"/>
+            <w:r>
+              <w:rPr>
+                <w:sz w:val="18"/>
+                <w:szCs w:val="18"/>
+              </w:rPr>
+              <w:t xml:space="preserve"> </w:t>
+            </w:r>
+            <w:proofErr w:type="spellStart"/>
+            <w:proofErr w:type="gramStart"/>
+            <w:r>
+              <w:rPr>
+                <w:sz w:val="18"/>
+                <w:szCs w:val="18"/>
+              </w:rPr>
+              <w:t>printHelp</w:t>
+            </w:r>
+            <w:proofErr w:type="spellEnd"/>
+            <w:proofErr w:type="gramEnd"/>
+            <w:r>
+              <w:rPr>
+                <w:sz w:val="18"/>
+                <w:szCs w:val="18"/>
+              </w:rPr>
+              <w:t xml:space="preserve">(String </w:t>
+            </w:r>
+            <w:proofErr w:type="spellStart"/>
+            <w:r>
+              <w:rPr>
+                <w:sz w:val="18"/>
+                <w:szCs w:val="18"/>
+              </w:rPr>
+              <w:t>cmdLineSyntax</w:t>
+            </w:r>
+            <w:proofErr w:type="spellEnd"/>
+            <w:r>
+              <w:rPr>
+                <w:sz w:val="18"/>
+                <w:szCs w:val="18"/>
+              </w:rPr>
+              <w:t xml:space="preserve">, String header, Options </w:t>
+            </w:r>
+            <w:proofErr w:type="spellStart"/>
+            <w:r>
+              <w:rPr>
+                <w:sz w:val="18"/>
+                <w:szCs w:val="18"/>
+              </w:rPr>
+              <w:t>options</w:t>
+            </w:r>
+            <w:proofErr w:type="spellEnd"/>
+            <w:r>
+              <w:rPr>
+                <w:sz w:val="18"/>
+                <w:szCs w:val="18"/>
+              </w:rPr>
+              <w:t xml:space="preserve">, String footer, </w:t>
+            </w:r>
+            <w:proofErr w:type="spellStart"/>
+            <w:r>
+              <w:rPr>
+                <w:sz w:val="18"/>
+                <w:szCs w:val="18"/>
+              </w:rPr>
+              <w:t>boolean</w:t>
+            </w:r>
+            <w:proofErr w:type="spellEnd"/>
+            <w:r>
+              <w:rPr>
+                <w:sz w:val="18"/>
+                <w:szCs w:val="18"/>
+              </w:rPr>
+              <w:t xml:space="preserve"> </w:t>
+            </w:r>
+            <w:proofErr w:type="spellStart"/>
+            <w:r>
+              <w:rPr>
+                <w:sz w:val="18"/>
+                <w:szCs w:val="18"/>
+              </w:rPr>
+              <w:t>autoUsage</w:t>
+            </w:r>
+            <w:proofErr w:type="spellEnd"/>
+            <w:r>
+              <w:rPr>
+                <w:sz w:val="18"/>
+                <w:szCs w:val="18"/>
+              </w:rPr>
+              <w:t>)</w:t>
             </w:r>
           </w:p>
         </w:tc>
@@ -16200,12 +17735,37 @@
                 <w:szCs w:val="18"/>
               </w:rPr>
             </w:pPr>
-            <w:r>
-              <w:rPr>
-                <w:sz w:val="18"/>
-                <w:szCs w:val="18"/>
-              </w:rPr>
-              <w:t>CommandLine.getParsedOptionValues(Option,Supplier&lt;T[]&gt;)</w:t>
+            <w:proofErr w:type="spellStart"/>
+            <w:r>
+              <w:rPr>
+                <w:sz w:val="18"/>
+                <w:szCs w:val="18"/>
+              </w:rPr>
+              <w:t>CommandLine.getParsedOptionValues</w:t>
+            </w:r>
+            <w:proofErr w:type="spellEnd"/>
+            <w:r>
+              <w:rPr>
+                <w:sz w:val="18"/>
+                <w:szCs w:val="18"/>
+              </w:rPr>
+              <w:t>(</w:t>
+            </w:r>
+            <w:proofErr w:type="spellStart"/>
+            <w:r>
+              <w:rPr>
+                <w:sz w:val="18"/>
+                <w:szCs w:val="18"/>
+              </w:rPr>
+              <w:t>Option,Supplier</w:t>
+            </w:r>
+            <w:proofErr w:type="spellEnd"/>
+            <w:r>
+              <w:rPr>
+                <w:sz w:val="18"/>
+                <w:szCs w:val="18"/>
+              </w:rPr>
+              <w:t>&lt;T[]&gt;)</w:t>
             </w:r>
           </w:p>
         </w:tc>
@@ -16486,12 +18046,21 @@
                 <w:szCs w:val="18"/>
               </w:rPr>
             </w:pPr>
-            <w:r>
-              <w:rPr>
-                <w:sz w:val="18"/>
-                <w:szCs w:val="18"/>
-              </w:rPr>
-              <w:t>DefaultParser.handleShortAndLongOption(String)</w:t>
+            <w:proofErr w:type="spellStart"/>
+            <w:r>
+              <w:rPr>
+                <w:sz w:val="18"/>
+                <w:szCs w:val="18"/>
+              </w:rPr>
+              <w:t>DefaultParser.handleShortAndLongOption</w:t>
+            </w:r>
+            <w:proofErr w:type="spellEnd"/>
+            <w:r>
+              <w:rPr>
+                <w:sz w:val="18"/>
+                <w:szCs w:val="18"/>
+              </w:rPr>
+              <w:t>(String)</w:t>
             </w:r>
           </w:p>
         </w:tc>
@@ -16812,12 +18381,21 @@
                 <w:szCs w:val="18"/>
               </w:rPr>
             </w:pPr>
-            <w:r>
-              <w:rPr>
-                <w:sz w:val="18"/>
-                <w:szCs w:val="18"/>
-              </w:rPr>
-              <w:t>DefaultParser.handleToken(String)</w:t>
+            <w:proofErr w:type="spellStart"/>
+            <w:r>
+              <w:rPr>
+                <w:sz w:val="18"/>
+                <w:szCs w:val="18"/>
+              </w:rPr>
+              <w:t>DefaultParser.handleToken</w:t>
+            </w:r>
+            <w:proofErr w:type="spellEnd"/>
+            <w:r>
+              <w:rPr>
+                <w:sz w:val="18"/>
+                <w:szCs w:val="18"/>
+              </w:rPr>
+              <w:t>(String)</w:t>
             </w:r>
           </w:p>
         </w:tc>
@@ -17098,12 +18676,37 @@
                 <w:szCs w:val="18"/>
               </w:rPr>
             </w:pPr>
-            <w:r>
-              <w:rPr>
-                <w:sz w:val="18"/>
-                <w:szCs w:val="18"/>
-              </w:rPr>
-              <w:t>DefaultParser.parse(Options,Properties,NonOptionAction,String[])</w:t>
+            <w:proofErr w:type="spellStart"/>
+            <w:r>
+              <w:rPr>
+                <w:sz w:val="18"/>
+                <w:szCs w:val="18"/>
+              </w:rPr>
+              <w:t>DefaultParser.parse</w:t>
+            </w:r>
+            <w:proofErr w:type="spellEnd"/>
+            <w:r>
+              <w:rPr>
+                <w:sz w:val="18"/>
+                <w:szCs w:val="18"/>
+              </w:rPr>
+              <w:t>(</w:t>
+            </w:r>
+            <w:proofErr w:type="spellStart"/>
+            <w:r>
+              <w:rPr>
+                <w:sz w:val="18"/>
+                <w:szCs w:val="18"/>
+              </w:rPr>
+              <w:t>Options,Properties,NonOptionAction,String</w:t>
+            </w:r>
+            <w:proofErr w:type="spellEnd"/>
+            <w:r>
+              <w:rPr>
+                <w:sz w:val="18"/>
+                <w:szCs w:val="18"/>
+              </w:rPr>
+              <w:t>[])</w:t>
             </w:r>
           </w:p>
         </w:tc>
@@ -17392,12 +18995,53 @@
                 <w:szCs w:val="18"/>
               </w:rPr>
             </w:pPr>
-            <w:r>
-              <w:rPr>
-                <w:sz w:val="18"/>
-                <w:szCs w:val="18"/>
-              </w:rPr>
-              <w:t>GnuParser.flatten(Options,String[],boolean)</w:t>
+            <w:proofErr w:type="spellStart"/>
+            <w:r>
+              <w:rPr>
+                <w:sz w:val="18"/>
+                <w:szCs w:val="18"/>
+              </w:rPr>
+              <w:t>GnuParser.flatten</w:t>
+            </w:r>
+            <w:proofErr w:type="spellEnd"/>
+            <w:r>
+              <w:rPr>
+                <w:sz w:val="18"/>
+                <w:szCs w:val="18"/>
+              </w:rPr>
+              <w:t>(</w:t>
+            </w:r>
+            <w:proofErr w:type="spellStart"/>
+            <w:r>
+              <w:rPr>
+                <w:sz w:val="18"/>
+                <w:szCs w:val="18"/>
+              </w:rPr>
+              <w:t>Options,String</w:t>
+            </w:r>
+            <w:proofErr w:type="spellEnd"/>
+            <w:r>
+              <w:rPr>
+                <w:sz w:val="18"/>
+                <w:szCs w:val="18"/>
+              </w:rPr>
+              <w:t>[],</w:t>
+            </w:r>
+            <w:proofErr w:type="spellStart"/>
+            <w:r>
+              <w:rPr>
+                <w:sz w:val="18"/>
+                <w:szCs w:val="18"/>
+              </w:rPr>
+              <w:t>boolean</w:t>
+            </w:r>
+            <w:proofErr w:type="spellEnd"/>
+            <w:r>
+              <w:rPr>
+                <w:sz w:val="18"/>
+                <w:szCs w:val="18"/>
+              </w:rPr>
+              <w:t>)</w:t>
             </w:r>
           </w:p>
         </w:tc>
@@ -17702,12 +19346,37 @@
                 <w:szCs w:val="18"/>
               </w:rPr>
             </w:pPr>
-            <w:r>
-              <w:rPr>
-                <w:sz w:val="18"/>
-                <w:szCs w:val="18"/>
-              </w:rPr>
-              <w:t>HelpFormatter.appendOptions(Appendable,int,Options,int,int)</w:t>
+            <w:proofErr w:type="spellStart"/>
+            <w:r>
+              <w:rPr>
+                <w:sz w:val="18"/>
+                <w:szCs w:val="18"/>
+              </w:rPr>
+              <w:t>HelpFormatter.appendOptions</w:t>
+            </w:r>
+            <w:proofErr w:type="spellEnd"/>
+            <w:r>
+              <w:rPr>
+                <w:sz w:val="18"/>
+                <w:szCs w:val="18"/>
+              </w:rPr>
+              <w:t>(</w:t>
+            </w:r>
+            <w:proofErr w:type="spellStart"/>
+            <w:r>
+              <w:rPr>
+                <w:sz w:val="18"/>
+                <w:szCs w:val="18"/>
+              </w:rPr>
+              <w:t>Appendable,int,Options,int,int</w:t>
+            </w:r>
+            <w:proofErr w:type="spellEnd"/>
+            <w:r>
+              <w:rPr>
+                <w:sz w:val="18"/>
+                <w:szCs w:val="18"/>
+              </w:rPr>
+              <w:t>)</w:t>
             </w:r>
           </w:p>
         </w:tc>
@@ -18028,12 +19697,46 @@
                 <w:szCs w:val="18"/>
               </w:rPr>
             </w:pPr>
-            <w:r>
-              <w:rPr>
-                <w:sz w:val="18"/>
-                <w:szCs w:val="18"/>
-              </w:rPr>
-              <w:t>HelpFormatter.appendWrappedText(Appendable,int,int,String)</w:t>
+            <w:proofErr w:type="spellStart"/>
+            <w:r>
+              <w:rPr>
+                <w:sz w:val="18"/>
+                <w:szCs w:val="18"/>
+              </w:rPr>
+              <w:t>HelpFormatter.appendWrappedText</w:t>
+            </w:r>
+            <w:proofErr w:type="spellEnd"/>
+            <w:r>
+              <w:rPr>
+                <w:sz w:val="18"/>
+                <w:szCs w:val="18"/>
+              </w:rPr>
+              <w:t>(</w:t>
+            </w:r>
+            <w:proofErr w:type="spellStart"/>
+            <w:proofErr w:type="gramStart"/>
+            <w:r>
+              <w:rPr>
+                <w:sz w:val="18"/>
+                <w:szCs w:val="18"/>
+              </w:rPr>
+              <w:t>Appendable</w:t>
+            </w:r>
+            <w:proofErr w:type="gramEnd"/>
+            <w:r>
+              <w:rPr>
+                <w:sz w:val="18"/>
+                <w:szCs w:val="18"/>
+              </w:rPr>
+              <w:t>,int,int,String</w:t>
+            </w:r>
+            <w:proofErr w:type="spellEnd"/>
+            <w:r>
+              <w:rPr>
+                <w:sz w:val="18"/>
+                <w:szCs w:val="18"/>
+              </w:rPr>
+              <w:t>)</w:t>
             </w:r>
           </w:p>
         </w:tc>
@@ -18306,12 +20009,37 @@
                 <w:szCs w:val="18"/>
               </w:rPr>
             </w:pPr>
-            <w:r>
-              <w:rPr>
-                <w:sz w:val="18"/>
-                <w:szCs w:val="18"/>
-              </w:rPr>
-              <w:t>HelpFormatter.findWrapPos(String,int,int)</w:t>
+            <w:proofErr w:type="spellStart"/>
+            <w:r>
+              <w:rPr>
+                <w:sz w:val="18"/>
+                <w:szCs w:val="18"/>
+              </w:rPr>
+              <w:t>HelpFormatter.findWrapPos</w:t>
+            </w:r>
+            <w:proofErr w:type="spellEnd"/>
+            <w:r>
+              <w:rPr>
+                <w:sz w:val="18"/>
+                <w:szCs w:val="18"/>
+              </w:rPr>
+              <w:t>(</w:t>
+            </w:r>
+            <w:proofErr w:type="spellStart"/>
+            <w:r>
+              <w:rPr>
+                <w:sz w:val="18"/>
+                <w:szCs w:val="18"/>
+              </w:rPr>
+              <w:t>String,int,int</w:t>
+            </w:r>
+            <w:proofErr w:type="spellEnd"/>
+            <w:r>
+              <w:rPr>
+                <w:sz w:val="18"/>
+                <w:szCs w:val="18"/>
+              </w:rPr>
+              <w:t>)</w:t>
             </w:r>
           </w:p>
         </w:tc>
@@ -18589,7 +20317,23 @@
                 <w:sz w:val="18"/>
                 <w:szCs w:val="18"/>
               </w:rPr>
-              <w:t>HelpFormatter.printHelp(PrintWriter,int,String,String,Options,int,int,String,boolean)</w:t>
+              <w:t>HelpFormatter.printHelp(PrintWriter,int,String,String,</w:t>
+            </w:r>
+            <w:proofErr w:type="gramStart"/>
+            <w:r>
+              <w:rPr>
+                <w:sz w:val="18"/>
+                <w:szCs w:val="18"/>
+              </w:rPr>
+              <w:t>Options</w:t>
+            </w:r>
+            <w:proofErr w:type="gramEnd"/>
+            <w:r>
+              <w:rPr>
+                <w:sz w:val="18"/>
+                <w:szCs w:val="18"/>
+              </w:rPr>
+              <w:t>,int,int,String,boolean)</w:t>
             </w:r>
           </w:p>
         </w:tc>
@@ -18870,12 +20614,37 @@
                 <w:szCs w:val="18"/>
               </w:rPr>
             </w:pPr>
-            <w:r>
-              <w:rPr>
-                <w:sz w:val="18"/>
-                <w:szCs w:val="18"/>
-              </w:rPr>
-              <w:t>HelpFormatter.printUsage(PrintWriter,int,String,Options)</w:t>
+            <w:proofErr w:type="spellStart"/>
+            <w:r>
+              <w:rPr>
+                <w:sz w:val="18"/>
+                <w:szCs w:val="18"/>
+              </w:rPr>
+              <w:t>HelpFormatter.printUsage</w:t>
+            </w:r>
+            <w:proofErr w:type="spellEnd"/>
+            <w:r>
+              <w:rPr>
+                <w:sz w:val="18"/>
+                <w:szCs w:val="18"/>
+              </w:rPr>
+              <w:t>(</w:t>
+            </w:r>
+            <w:proofErr w:type="spellStart"/>
+            <w:r>
+              <w:rPr>
+                <w:sz w:val="18"/>
+                <w:szCs w:val="18"/>
+              </w:rPr>
+              <w:t>PrintWriter,int,String,Options</w:t>
+            </w:r>
+            <w:proofErr w:type="spellEnd"/>
+            <w:r>
+              <w:rPr>
+                <w:sz w:val="18"/>
+                <w:szCs w:val="18"/>
+              </w:rPr>
+              <w:t>)</w:t>
             </w:r>
           </w:p>
         </w:tc>
@@ -19164,12 +20933,53 @@
                 <w:szCs w:val="18"/>
               </w:rPr>
             </w:pPr>
-            <w:r>
-              <w:rPr>
-                <w:sz w:val="18"/>
-                <w:szCs w:val="18"/>
-              </w:rPr>
-              <w:t>Parser.parse(Options,String[],Properties,boolean)</w:t>
+            <w:proofErr w:type="spellStart"/>
+            <w:r>
+              <w:rPr>
+                <w:sz w:val="18"/>
+                <w:szCs w:val="18"/>
+              </w:rPr>
+              <w:t>Parser.parse</w:t>
+            </w:r>
+            <w:proofErr w:type="spellEnd"/>
+            <w:r>
+              <w:rPr>
+                <w:sz w:val="18"/>
+                <w:szCs w:val="18"/>
+              </w:rPr>
+              <w:t>(</w:t>
+            </w:r>
+            <w:proofErr w:type="spellStart"/>
+            <w:r>
+              <w:rPr>
+                <w:sz w:val="18"/>
+                <w:szCs w:val="18"/>
+              </w:rPr>
+              <w:t>Options,String</w:t>
+            </w:r>
+            <w:proofErr w:type="spellEnd"/>
+            <w:r>
+              <w:rPr>
+                <w:sz w:val="18"/>
+                <w:szCs w:val="18"/>
+              </w:rPr>
+              <w:t>[],</w:t>
+            </w:r>
+            <w:proofErr w:type="spellStart"/>
+            <w:r>
+              <w:rPr>
+                <w:sz w:val="18"/>
+                <w:szCs w:val="18"/>
+              </w:rPr>
+              <w:t>Properties,boolean</w:t>
+            </w:r>
+            <w:proofErr w:type="spellEnd"/>
+            <w:r>
+              <w:rPr>
+                <w:sz w:val="18"/>
+                <w:szCs w:val="18"/>
+              </w:rPr>
+              <w:t>)</w:t>
             </w:r>
           </w:p>
         </w:tc>
@@ -19458,12 +21268,21 @@
                 <w:szCs w:val="18"/>
               </w:rPr>
             </w:pPr>
-            <w:r>
-              <w:rPr>
-                <w:sz w:val="18"/>
-                <w:szCs w:val="18"/>
-              </w:rPr>
-              <w:t>Parser.processProperties(Properties)</w:t>
+            <w:proofErr w:type="spellStart"/>
+            <w:r>
+              <w:rPr>
+                <w:sz w:val="18"/>
+                <w:szCs w:val="18"/>
+              </w:rPr>
+              <w:t>Parser.processProperties</w:t>
+            </w:r>
+            <w:proofErr w:type="spellEnd"/>
+            <w:r>
+              <w:rPr>
+                <w:sz w:val="18"/>
+                <w:szCs w:val="18"/>
+              </w:rPr>
+              <w:t>(Properties)</w:t>
             </w:r>
           </w:p>
         </w:tc>
@@ -19736,12 +21555,21 @@
                 <w:szCs w:val="18"/>
               </w:rPr>
             </w:pPr>
-            <w:r>
-              <w:rPr>
-                <w:sz w:val="18"/>
-                <w:szCs w:val="18"/>
-              </w:rPr>
-              <w:t>PatternOptionBuilder.parsePattern(String)</w:t>
+            <w:proofErr w:type="spellStart"/>
+            <w:r>
+              <w:rPr>
+                <w:sz w:val="18"/>
+                <w:szCs w:val="18"/>
+              </w:rPr>
+              <w:t>PatternOptionBuilder.parsePattern</w:t>
+            </w:r>
+            <w:proofErr w:type="spellEnd"/>
+            <w:r>
+              <w:rPr>
+                <w:sz w:val="18"/>
+                <w:szCs w:val="18"/>
+              </w:rPr>
+              <w:t>(String)</w:t>
             </w:r>
           </w:p>
         </w:tc>
@@ -20038,12 +21866,53 @@
                 <w:szCs w:val="18"/>
               </w:rPr>
             </w:pPr>
-            <w:r>
-              <w:rPr>
-                <w:sz w:val="18"/>
-                <w:szCs w:val="18"/>
-              </w:rPr>
-              <w:t>PosixParser.flatten(Options,String[],boolean)</w:t>
+            <w:proofErr w:type="spellStart"/>
+            <w:r>
+              <w:rPr>
+                <w:sz w:val="18"/>
+                <w:szCs w:val="18"/>
+              </w:rPr>
+              <w:t>PosixParser.flatten</w:t>
+            </w:r>
+            <w:proofErr w:type="spellEnd"/>
+            <w:r>
+              <w:rPr>
+                <w:sz w:val="18"/>
+                <w:szCs w:val="18"/>
+              </w:rPr>
+              <w:t>(</w:t>
+            </w:r>
+            <w:proofErr w:type="spellStart"/>
+            <w:r>
+              <w:rPr>
+                <w:sz w:val="18"/>
+                <w:szCs w:val="18"/>
+              </w:rPr>
+              <w:t>Options,String</w:t>
+            </w:r>
+            <w:proofErr w:type="spellEnd"/>
+            <w:r>
+              <w:rPr>
+                <w:sz w:val="18"/>
+                <w:szCs w:val="18"/>
+              </w:rPr>
+              <w:t>[],</w:t>
+            </w:r>
+            <w:proofErr w:type="spellStart"/>
+            <w:r>
+              <w:rPr>
+                <w:sz w:val="18"/>
+                <w:szCs w:val="18"/>
+              </w:rPr>
+              <w:t>boolean</w:t>
+            </w:r>
+            <w:proofErr w:type="spellEnd"/>
+            <w:r>
+              <w:rPr>
+                <w:sz w:val="18"/>
+                <w:szCs w:val="18"/>
+              </w:rPr>
+              <w:t>)</w:t>
             </w:r>
           </w:p>
         </w:tc>
@@ -20348,12 +22217,21 @@
                 <w:szCs w:val="18"/>
               </w:rPr>
             </w:pPr>
-            <w:r>
-              <w:rPr>
-                <w:sz w:val="18"/>
-                <w:szCs w:val="18"/>
-              </w:rPr>
-              <w:t>TypeHandler.putDefaultMap(Map)</w:t>
+            <w:proofErr w:type="spellStart"/>
+            <w:r>
+              <w:rPr>
+                <w:sz w:val="18"/>
+                <w:szCs w:val="18"/>
+              </w:rPr>
+              <w:t>TypeHandler.putDefaultMap</w:t>
+            </w:r>
+            <w:proofErr w:type="spellEnd"/>
+            <w:r>
+              <w:rPr>
+                <w:sz w:val="18"/>
+                <w:szCs w:val="18"/>
+              </w:rPr>
+              <w:t>(Map)</w:t>
             </w:r>
           </w:p>
         </w:tc>
@@ -20626,12 +22504,37 @@
                 <w:szCs w:val="18"/>
               </w:rPr>
             </w:pPr>
-            <w:r>
-              <w:rPr>
-                <w:sz w:val="18"/>
-                <w:szCs w:val="18"/>
-              </w:rPr>
-              <w:t>HelpFormatter.getTableDefinition(Iterable&lt;Option&gt;)  [help pkg]</w:t>
+            <w:proofErr w:type="spellStart"/>
+            <w:r>
+              <w:rPr>
+                <w:sz w:val="18"/>
+                <w:szCs w:val="18"/>
+              </w:rPr>
+              <w:t>HelpFormatter.getTableDefinition</w:t>
+            </w:r>
+            <w:proofErr w:type="spellEnd"/>
+            <w:r>
+              <w:rPr>
+                <w:sz w:val="18"/>
+                <w:szCs w:val="18"/>
+              </w:rPr>
+              <w:t>(</w:t>
+            </w:r>
+            <w:proofErr w:type="spellStart"/>
+            <w:r>
+              <w:rPr>
+                <w:sz w:val="18"/>
+                <w:szCs w:val="18"/>
+              </w:rPr>
+              <w:t>Iterable</w:t>
+            </w:r>
+            <w:proofErr w:type="spellEnd"/>
+            <w:r>
+              <w:rPr>
+                <w:sz w:val="18"/>
+                <w:szCs w:val="18"/>
+              </w:rPr>
+              <w:t>&lt;Option&gt;)  [help pkg]</w:t>
             </w:r>
           </w:p>
         </w:tc>
@@ -20904,12 +22807,37 @@
                 <w:szCs w:val="18"/>
               </w:rPr>
             </w:pPr>
-            <w:r>
-              <w:rPr>
-                <w:sz w:val="18"/>
-                <w:szCs w:val="18"/>
-              </w:rPr>
-              <w:t>TextHelpAppendable.adjustTableFormat(TableDefinition)  [help pkg]</w:t>
+            <w:proofErr w:type="spellStart"/>
+            <w:r>
+              <w:rPr>
+                <w:sz w:val="18"/>
+                <w:szCs w:val="18"/>
+              </w:rPr>
+              <w:t>TextHelpAppendable.adjustTableFormat</w:t>
+            </w:r>
+            <w:proofErr w:type="spellEnd"/>
+            <w:r>
+              <w:rPr>
+                <w:sz w:val="18"/>
+                <w:szCs w:val="18"/>
+              </w:rPr>
+              <w:t>(</w:t>
+            </w:r>
+            <w:proofErr w:type="spellStart"/>
+            <w:r>
+              <w:rPr>
+                <w:sz w:val="18"/>
+                <w:szCs w:val="18"/>
+              </w:rPr>
+              <w:t>TableDefinition</w:t>
+            </w:r>
+            <w:proofErr w:type="spellEnd"/>
+            <w:r>
+              <w:rPr>
+                <w:sz w:val="18"/>
+                <w:szCs w:val="18"/>
+              </w:rPr>
+              <w:t>)  [help pkg]</w:t>
             </w:r>
           </w:p>
         </w:tc>
@@ -21206,12 +23134,37 @@
                 <w:szCs w:val="18"/>
               </w:rPr>
             </w:pPr>
-            <w:r>
-              <w:rPr>
-                <w:sz w:val="18"/>
-                <w:szCs w:val="18"/>
-              </w:rPr>
-              <w:t>TextStyle.pad(boolean,CharSequence)  [help pkg]</w:t>
+            <w:proofErr w:type="spellStart"/>
+            <w:r>
+              <w:rPr>
+                <w:sz w:val="18"/>
+                <w:szCs w:val="18"/>
+              </w:rPr>
+              <w:t>TextStyle.pad</w:t>
+            </w:r>
+            <w:proofErr w:type="spellEnd"/>
+            <w:r>
+              <w:rPr>
+                <w:sz w:val="18"/>
+                <w:szCs w:val="18"/>
+              </w:rPr>
+              <w:t>(</w:t>
+            </w:r>
+            <w:proofErr w:type="spellStart"/>
+            <w:r>
+              <w:rPr>
+                <w:sz w:val="18"/>
+                <w:szCs w:val="18"/>
+              </w:rPr>
+              <w:t>boolean,CharSequence</w:t>
+            </w:r>
+            <w:proofErr w:type="spellEnd"/>
+            <w:r>
+              <w:rPr>
+                <w:sz w:val="18"/>
+                <w:szCs w:val="18"/>
+              </w:rPr>
+              <w:t>)  [help pkg]</w:t>
             </w:r>
           </w:p>
         </w:tc>
@@ -21500,6 +23453,7 @@
                 <w:szCs w:val="18"/>
               </w:rPr>
             </w:pPr>
+            <w:proofErr w:type="spellStart"/>
             <w:r>
               <w:rPr>
                 <w:sz w:val="18"/>
@@ -21507,6 +23461,7 @@
               </w:rPr>
               <w:t>CommandLine</w:t>
             </w:r>
+            <w:proofErr w:type="spellEnd"/>
           </w:p>
         </w:tc>
         <w:tc>
@@ -22104,6 +24059,7 @@
                 <w:szCs w:val="18"/>
               </w:rPr>
             </w:pPr>
+            <w:proofErr w:type="spellStart"/>
             <w:r>
               <w:rPr>
                 <w:sz w:val="18"/>
@@ -22111,6 +24067,7 @@
               </w:rPr>
               <w:t>HelpFormatter</w:t>
             </w:r>
+            <w:proofErr w:type="spellEnd"/>
           </w:p>
         </w:tc>
         <w:tc>
@@ -23288,6 +25245,7 @@
                 <w:szCs w:val="18"/>
               </w:rPr>
             </w:pPr>
+            <w:proofErr w:type="spellStart"/>
             <w:r>
               <w:rPr>
                 <w:sz w:val="18"/>
@@ -23295,6 +25253,7 @@
               </w:rPr>
               <w:t>PatternOptionBuilder</w:t>
             </w:r>
+            <w:proofErr w:type="spellEnd"/>
           </w:p>
         </w:tc>
         <w:tc>
@@ -23566,6 +25525,7 @@
                 <w:szCs w:val="18"/>
               </w:rPr>
             </w:pPr>
+            <w:proofErr w:type="spellStart"/>
             <w:r>
               <w:rPr>
                 <w:sz w:val="18"/>
@@ -23573,6 +25533,7 @@
               </w:rPr>
               <w:t>TypeHandler</w:t>
             </w:r>
+            <w:proofErr w:type="spellEnd"/>
           </w:p>
         </w:tc>
         <w:tc>
@@ -23844,12 +25805,21 @@
                 <w:szCs w:val="18"/>
               </w:rPr>
             </w:pPr>
-            <w:r>
-              <w:rPr>
-                <w:sz w:val="18"/>
-                <w:szCs w:val="18"/>
-              </w:rPr>
-              <w:t>TextHelpAppendable  [help pkg]</w:t>
+            <w:proofErr w:type="spellStart"/>
+            <w:r>
+              <w:rPr>
+                <w:sz w:val="18"/>
+                <w:szCs w:val="18"/>
+              </w:rPr>
+              <w:t>TextHelpAppendable</w:t>
+            </w:r>
+            <w:proofErr w:type="spellEnd"/>
+            <w:r>
+              <w:rPr>
+                <w:sz w:val="18"/>
+                <w:szCs w:val="18"/>
+              </w:rPr>
+              <w:t xml:space="preserve">  [help pkg]</w:t>
             </w:r>
           </w:p>
         </w:tc>
@@ -24138,12 +26108,37 @@
                 <w:szCs w:val="18"/>
               </w:rPr>
             </w:pPr>
-            <w:r>
-              <w:rPr>
-                <w:sz w:val="18"/>
-                <w:szCs w:val="18"/>
-              </w:rPr>
-              <w:t>DefaultParser.parse(Options,Properties,NonOptionAction,String[])</w:t>
+            <w:proofErr w:type="spellStart"/>
+            <w:r>
+              <w:rPr>
+                <w:sz w:val="18"/>
+                <w:szCs w:val="18"/>
+              </w:rPr>
+              <w:t>DefaultParser.parse</w:t>
+            </w:r>
+            <w:proofErr w:type="spellEnd"/>
+            <w:r>
+              <w:rPr>
+                <w:sz w:val="18"/>
+                <w:szCs w:val="18"/>
+              </w:rPr>
+              <w:t>(</w:t>
+            </w:r>
+            <w:proofErr w:type="spellStart"/>
+            <w:r>
+              <w:rPr>
+                <w:sz w:val="18"/>
+                <w:szCs w:val="18"/>
+              </w:rPr>
+              <w:t>Options,Properties,NonOptionAction,String</w:t>
+            </w:r>
+            <w:proofErr w:type="spellEnd"/>
+            <w:r>
+              <w:rPr>
+                <w:sz w:val="18"/>
+                <w:szCs w:val="18"/>
+              </w:rPr>
+              <w:t>[])</w:t>
             </w:r>
           </w:p>
         </w:tc>
@@ -24440,12 +26435,37 @@
                 <w:szCs w:val="18"/>
               </w:rPr>
             </w:pPr>
-            <w:r>
-              <w:rPr>
-                <w:sz w:val="18"/>
-                <w:szCs w:val="18"/>
-              </w:rPr>
-              <w:t>HelpFormatter.appendOptions(Appendable,int,Options,int,int)</w:t>
+            <w:proofErr w:type="spellStart"/>
+            <w:r>
+              <w:rPr>
+                <w:sz w:val="18"/>
+                <w:szCs w:val="18"/>
+              </w:rPr>
+              <w:t>HelpFormatter.appendOptions</w:t>
+            </w:r>
+            <w:proofErr w:type="spellEnd"/>
+            <w:r>
+              <w:rPr>
+                <w:sz w:val="18"/>
+                <w:szCs w:val="18"/>
+              </w:rPr>
+              <w:t>(</w:t>
+            </w:r>
+            <w:proofErr w:type="spellStart"/>
+            <w:r>
+              <w:rPr>
+                <w:sz w:val="18"/>
+                <w:szCs w:val="18"/>
+              </w:rPr>
+              <w:t>Appendable,int,Options,int,int</w:t>
+            </w:r>
+            <w:proofErr w:type="spellEnd"/>
+            <w:r>
+              <w:rPr>
+                <w:sz w:val="18"/>
+                <w:szCs w:val="18"/>
+              </w:rPr>
+              <w:t>)</w:t>
             </w:r>
           </w:p>
         </w:tc>
@@ -25049,7 +27069,23 @@
                 <w:sz w:val="18"/>
                 <w:szCs w:val="18"/>
               </w:rPr>
-              <w:t>HelpFormatter.printHelp(PrintWriter,int,String,String,Options,int,int,String,boolean)</w:t>
+              <w:t>HelpFormatter.printHelp(PrintWriter,int,String,String,</w:t>
+            </w:r>
+            <w:proofErr w:type="gramStart"/>
+            <w:r>
+              <w:rPr>
+                <w:sz w:val="18"/>
+                <w:szCs w:val="18"/>
+              </w:rPr>
+              <w:t>Options</w:t>
+            </w:r>
+            <w:proofErr w:type="gramEnd"/>
+            <w:r>
+              <w:rPr>
+                <w:sz w:val="18"/>
+                <w:szCs w:val="18"/>
+              </w:rPr>
+              <w:t>,int,int,String,boolean)</w:t>
             </w:r>
           </w:p>
         </w:tc>
@@ -25370,12 +27406,37 @@
                 <w:szCs w:val="18"/>
               </w:rPr>
             </w:pPr>
-            <w:r>
-              <w:rPr>
-                <w:sz w:val="18"/>
-                <w:szCs w:val="18"/>
-              </w:rPr>
-              <w:t>HelpFormatter.printHelp(String,String,Options,String,boolean)</w:t>
+            <w:proofErr w:type="spellStart"/>
+            <w:r>
+              <w:rPr>
+                <w:sz w:val="18"/>
+                <w:szCs w:val="18"/>
+              </w:rPr>
+              <w:t>HelpFormatter.printHelp</w:t>
+            </w:r>
+            <w:proofErr w:type="spellEnd"/>
+            <w:r>
+              <w:rPr>
+                <w:sz w:val="18"/>
+                <w:szCs w:val="18"/>
+              </w:rPr>
+              <w:t>(</w:t>
+            </w:r>
+            <w:proofErr w:type="spellStart"/>
+            <w:r>
+              <w:rPr>
+                <w:sz w:val="18"/>
+                <w:szCs w:val="18"/>
+              </w:rPr>
+              <w:t>String,String,Options,String,boolean</w:t>
+            </w:r>
+            <w:proofErr w:type="spellEnd"/>
+            <w:r>
+              <w:rPr>
+                <w:sz w:val="18"/>
+                <w:szCs w:val="18"/>
+              </w:rPr>
+              <w:t>)</w:t>
             </w:r>
           </w:p>
         </w:tc>
@@ -25656,12 +27717,37 @@
                 <w:szCs w:val="18"/>
               </w:rPr>
             </w:pPr>
-            <w:r>
-              <w:rPr>
-                <w:sz w:val="18"/>
-                <w:szCs w:val="18"/>
-              </w:rPr>
-              <w:t>HelpFormatter.printHelp(int,String,String,Options,String)</w:t>
+            <w:proofErr w:type="spellStart"/>
+            <w:r>
+              <w:rPr>
+                <w:sz w:val="18"/>
+                <w:szCs w:val="18"/>
+              </w:rPr>
+              <w:t>HelpFormatter.printHelp</w:t>
+            </w:r>
+            <w:proofErr w:type="spellEnd"/>
+            <w:r>
+              <w:rPr>
+                <w:sz w:val="18"/>
+                <w:szCs w:val="18"/>
+              </w:rPr>
+              <w:t>(</w:t>
+            </w:r>
+            <w:proofErr w:type="spellStart"/>
+            <w:r>
+              <w:rPr>
+                <w:sz w:val="18"/>
+                <w:szCs w:val="18"/>
+              </w:rPr>
+              <w:t>int,String,String,Options,String</w:t>
+            </w:r>
+            <w:proofErr w:type="spellEnd"/>
+            <w:r>
+              <w:rPr>
+                <w:sz w:val="18"/>
+                <w:szCs w:val="18"/>
+              </w:rPr>
+              <w:t>)</w:t>
             </w:r>
           </w:p>
         </w:tc>
@@ -26252,12 +28338,37 @@
                 <w:szCs w:val="18"/>
               </w:rPr>
             </w:pPr>
-            <w:r>
-              <w:rPr>
-                <w:sz w:val="18"/>
-                <w:szCs w:val="18"/>
-              </w:rPr>
-              <w:t>HelpFormatter.printOptions(PrintWriter,int,Options,int,int)</w:t>
+            <w:proofErr w:type="spellStart"/>
+            <w:r>
+              <w:rPr>
+                <w:sz w:val="18"/>
+                <w:szCs w:val="18"/>
+              </w:rPr>
+              <w:t>HelpFormatter.printOptions</w:t>
+            </w:r>
+            <w:proofErr w:type="spellEnd"/>
+            <w:r>
+              <w:rPr>
+                <w:sz w:val="18"/>
+                <w:szCs w:val="18"/>
+              </w:rPr>
+              <w:t>(</w:t>
+            </w:r>
+            <w:proofErr w:type="spellStart"/>
+            <w:r>
+              <w:rPr>
+                <w:sz w:val="18"/>
+                <w:szCs w:val="18"/>
+              </w:rPr>
+              <w:t>PrintWriter,int,Options,int,int</w:t>
+            </w:r>
+            <w:proofErr w:type="spellEnd"/>
+            <w:r>
+              <w:rPr>
+                <w:sz w:val="18"/>
+                <w:szCs w:val="18"/>
+              </w:rPr>
+              <w:t>)</w:t>
             </w:r>
           </w:p>
         </w:tc>
@@ -26538,12 +28649,37 @@
                 <w:szCs w:val="18"/>
               </w:rPr>
             </w:pPr>
-            <w:r>
-              <w:rPr>
-                <w:sz w:val="18"/>
-                <w:szCs w:val="18"/>
-              </w:rPr>
-              <w:t>HelpFormatter.renderOptions(StringBuffer,int,Options,int,int)</w:t>
+            <w:proofErr w:type="spellStart"/>
+            <w:r>
+              <w:rPr>
+                <w:sz w:val="18"/>
+                <w:szCs w:val="18"/>
+              </w:rPr>
+              <w:t>HelpFormatter.renderOptions</w:t>
+            </w:r>
+            <w:proofErr w:type="spellEnd"/>
+            <w:r>
+              <w:rPr>
+                <w:sz w:val="18"/>
+                <w:szCs w:val="18"/>
+              </w:rPr>
+              <w:t>(</w:t>
+            </w:r>
+            <w:proofErr w:type="spellStart"/>
+            <w:r>
+              <w:rPr>
+                <w:sz w:val="18"/>
+                <w:szCs w:val="18"/>
+              </w:rPr>
+              <w:t>StringBuffer,int,Options,int,int</w:t>
+            </w:r>
+            <w:proofErr w:type="spellEnd"/>
+            <w:r>
+              <w:rPr>
+                <w:sz w:val="18"/>
+                <w:szCs w:val="18"/>
+              </w:rPr>
+              <w:t>)</w:t>
             </w:r>
           </w:p>
         </w:tc>
@@ -26829,7 +28965,23 @@
                 <w:sz w:val="18"/>
                 <w:szCs w:val="18"/>
               </w:rPr>
-              <w:t>Option(String,String,boolean,String)</w:t>
+              <w:t>Option(</w:t>
+            </w:r>
+            <w:proofErr w:type="spellStart"/>
+            <w:r>
+              <w:rPr>
+                <w:sz w:val="18"/>
+                <w:szCs w:val="18"/>
+              </w:rPr>
+              <w:t>String,String,boolean,String</w:t>
+            </w:r>
+            <w:proofErr w:type="spellEnd"/>
+            <w:r>
+              <w:rPr>
+                <w:sz w:val="18"/>
+                <w:szCs w:val="18"/>
+              </w:rPr>
+              <w:t>)</w:t>
             </w:r>
           </w:p>
         </w:tc>
@@ -27118,12 +29270,37 @@
                 <w:szCs w:val="18"/>
               </w:rPr>
             </w:pPr>
-            <w:r>
-              <w:rPr>
-                <w:sz w:val="18"/>
-                <w:szCs w:val="18"/>
-              </w:rPr>
-              <w:t>Options.addOption(String,String,boolean,String)</w:t>
+            <w:proofErr w:type="spellStart"/>
+            <w:r>
+              <w:rPr>
+                <w:sz w:val="18"/>
+                <w:szCs w:val="18"/>
+              </w:rPr>
+              <w:t>Options.addOption</w:t>
+            </w:r>
+            <w:proofErr w:type="spellEnd"/>
+            <w:r>
+              <w:rPr>
+                <w:sz w:val="18"/>
+                <w:szCs w:val="18"/>
+              </w:rPr>
+              <w:t>(</w:t>
+            </w:r>
+            <w:proofErr w:type="spellStart"/>
+            <w:r>
+              <w:rPr>
+                <w:sz w:val="18"/>
+                <w:szCs w:val="18"/>
+              </w:rPr>
+              <w:t>String,String,boolean,String</w:t>
+            </w:r>
+            <w:proofErr w:type="spellEnd"/>
+            <w:r>
+              <w:rPr>
+                <w:sz w:val="18"/>
+                <w:szCs w:val="18"/>
+              </w:rPr>
+              <w:t>)</w:t>
             </w:r>
           </w:p>
         </w:tc>
@@ -27396,12 +29573,37 @@
                 <w:szCs w:val="18"/>
               </w:rPr>
             </w:pPr>
-            <w:r>
-              <w:rPr>
-                <w:sz w:val="18"/>
-                <w:szCs w:val="18"/>
-              </w:rPr>
-              <w:t>Options.addOption(String,boolean,String)</w:t>
+            <w:proofErr w:type="spellStart"/>
+            <w:r>
+              <w:rPr>
+                <w:sz w:val="18"/>
+                <w:szCs w:val="18"/>
+              </w:rPr>
+              <w:t>Options.addOption</w:t>
+            </w:r>
+            <w:proofErr w:type="spellEnd"/>
+            <w:r>
+              <w:rPr>
+                <w:sz w:val="18"/>
+                <w:szCs w:val="18"/>
+              </w:rPr>
+              <w:t>(</w:t>
+            </w:r>
+            <w:proofErr w:type="spellStart"/>
+            <w:r>
+              <w:rPr>
+                <w:sz w:val="18"/>
+                <w:szCs w:val="18"/>
+              </w:rPr>
+              <w:t>String,boolean,String</w:t>
+            </w:r>
+            <w:proofErr w:type="spellEnd"/>
+            <w:r>
+              <w:rPr>
+                <w:sz w:val="18"/>
+                <w:szCs w:val="18"/>
+              </w:rPr>
+              <w:t>)</w:t>
             </w:r>
           </w:p>
         </w:tc>
@@ -27674,12 +29876,37 @@
                 <w:szCs w:val="18"/>
               </w:rPr>
             </w:pPr>
-            <w:r>
-              <w:rPr>
-                <w:sz w:val="18"/>
-                <w:szCs w:val="18"/>
-              </w:rPr>
-              <w:t>Options.addRequiredOption(String,String,boolean,String)</w:t>
+            <w:proofErr w:type="spellStart"/>
+            <w:r>
+              <w:rPr>
+                <w:sz w:val="18"/>
+                <w:szCs w:val="18"/>
+              </w:rPr>
+              <w:t>Options.addRequiredOption</w:t>
+            </w:r>
+            <w:proofErr w:type="spellEnd"/>
+            <w:r>
+              <w:rPr>
+                <w:sz w:val="18"/>
+                <w:szCs w:val="18"/>
+              </w:rPr>
+              <w:t>(</w:t>
+            </w:r>
+            <w:proofErr w:type="spellStart"/>
+            <w:r>
+              <w:rPr>
+                <w:sz w:val="18"/>
+                <w:szCs w:val="18"/>
+              </w:rPr>
+              <w:t>String,String,boolean,String</w:t>
+            </w:r>
+            <w:proofErr w:type="spellEnd"/>
+            <w:r>
+              <w:rPr>
+                <w:sz w:val="18"/>
+                <w:szCs w:val="18"/>
+              </w:rPr>
+              <w:t>)</w:t>
             </w:r>
           </w:p>
         </w:tc>
@@ -28509,12 +30736,37 @@
                 <w:szCs w:val="18"/>
               </w:rPr>
             </w:pPr>
-            <w:r>
-              <w:rPr>
-                <w:sz w:val="18"/>
-                <w:szCs w:val="18"/>
-              </w:rPr>
-              <w:t>OptionFormatter.Builder.setArgumentNameDelimiters(String,String)  [help pkg]</w:t>
+            <w:proofErr w:type="spellStart"/>
+            <w:r>
+              <w:rPr>
+                <w:sz w:val="18"/>
+                <w:szCs w:val="18"/>
+              </w:rPr>
+              <w:t>OptionFormatter.Builder.setArgumentNameDelimiters</w:t>
+            </w:r>
+            <w:proofErr w:type="spellEnd"/>
+            <w:r>
+              <w:rPr>
+                <w:sz w:val="18"/>
+                <w:szCs w:val="18"/>
+              </w:rPr>
+              <w:t>(</w:t>
+            </w:r>
+            <w:proofErr w:type="spellStart"/>
+            <w:r>
+              <w:rPr>
+                <w:sz w:val="18"/>
+                <w:szCs w:val="18"/>
+              </w:rPr>
+              <w:t>String,String</w:t>
+            </w:r>
+            <w:proofErr w:type="spellEnd"/>
+            <w:r>
+              <w:rPr>
+                <w:sz w:val="18"/>
+                <w:szCs w:val="18"/>
+              </w:rPr>
+              <w:t>)  [help pkg]</w:t>
             </w:r>
           </w:p>
         </w:tc>
@@ -28787,12 +31039,37 @@
                 <w:szCs w:val="18"/>
               </w:rPr>
             </w:pPr>
-            <w:r>
-              <w:rPr>
-                <w:sz w:val="18"/>
-                <w:szCs w:val="18"/>
-              </w:rPr>
-              <w:t>OptionFormatter.Builder.setOptionalDelimiters(String,String)  [help pkg]</w:t>
+            <w:proofErr w:type="spellStart"/>
+            <w:r>
+              <w:rPr>
+                <w:sz w:val="18"/>
+                <w:szCs w:val="18"/>
+              </w:rPr>
+              <w:t>OptionFormatter.Builder.setOptionalDelimiters</w:t>
+            </w:r>
+            <w:proofErr w:type="spellEnd"/>
+            <w:r>
+              <w:rPr>
+                <w:sz w:val="18"/>
+                <w:szCs w:val="18"/>
+              </w:rPr>
+              <w:t>(</w:t>
+            </w:r>
+            <w:proofErr w:type="spellStart"/>
+            <w:r>
+              <w:rPr>
+                <w:sz w:val="18"/>
+                <w:szCs w:val="18"/>
+              </w:rPr>
+              <w:t>String,String</w:t>
+            </w:r>
+            <w:proofErr w:type="spellEnd"/>
+            <w:r>
+              <w:rPr>
+                <w:sz w:val="18"/>
+                <w:szCs w:val="18"/>
+              </w:rPr>
+              <w:t>)  [help pkg]</w:t>
             </w:r>
           </w:p>
         </w:tc>
@@ -29372,19 +31649,37 @@
                 <w:sz w:val="18"/>
                 <w:szCs w:val="18"/>
               </w:rPr>
-              <w:t>&lt;ruleset name="smells" xmlns="http://pmd.sourceforge.net/ruleset/2.0.0"&gt;</w:t>
-            </w:r>
-          </w:p>
-          <w:p>
-            <w:pPr>
-              <w:spacing w:line="240" w:lineRule="auto"/>
-            </w:pPr>
+              <w:t xml:space="preserve">&lt;ruleset name="smells" </w:t>
+            </w:r>
+            <w:proofErr w:type="spellStart"/>
             <w:r>
               <w:rPr>
                 <w:rFonts w:ascii="Courier New" w:eastAsia="Courier New" w:hAnsi="Courier New" w:cs="Courier New"/>
                 <w:sz w:val="18"/>
                 <w:szCs w:val="18"/>
               </w:rPr>
+              <w:t>xmlns</w:t>
+            </w:r>
+            <w:proofErr w:type="spellEnd"/>
+            <w:r>
+              <w:rPr>
+                <w:rFonts w:ascii="Courier New" w:eastAsia="Courier New" w:hAnsi="Courier New" w:cs="Courier New"/>
+                <w:sz w:val="18"/>
+                <w:szCs w:val="18"/>
+              </w:rPr>
+              <w:t>="http://pmd.sourceforge.net/ruleset/2.0.0"&gt;</w:t>
+            </w:r>
+          </w:p>
+          <w:p>
+            <w:pPr>
+              <w:spacing w:line="240" w:lineRule="auto"/>
+            </w:pPr>
+            <w:r>
+              <w:rPr>
+                <w:rFonts w:ascii="Courier New" w:eastAsia="Courier New" w:hAnsi="Courier New" w:cs="Courier New"/>
+                <w:sz w:val="18"/>
+                <w:szCs w:val="18"/>
+              </w:rPr>
               <w:t xml:space="preserve">  &lt;description&gt;3 smells&lt;/description&gt;</w:t>
             </w:r>
           </w:p>
@@ -29398,32 +31693,68 @@
                 <w:sz w:val="18"/>
                 <w:szCs w:val="18"/>
               </w:rPr>
-              <w:t xml:space="preserve">  &lt;rule ref="category/java/design.xml/GodClass"/&gt;</w:t>
-            </w:r>
-          </w:p>
-          <w:p>
-            <w:pPr>
-              <w:spacing w:line="240" w:lineRule="auto"/>
-            </w:pPr>
+              <w:t xml:space="preserve">  &lt;rule ref="category/java/design.xml/</w:t>
+            </w:r>
+            <w:proofErr w:type="spellStart"/>
             <w:r>
               <w:rPr>
                 <w:rFonts w:ascii="Courier New" w:eastAsia="Courier New" w:hAnsi="Courier New" w:cs="Courier New"/>
                 <w:sz w:val="18"/>
                 <w:szCs w:val="18"/>
               </w:rPr>
-              <w:t xml:space="preserve">  &lt;rule ref="category/java/design.xml/NcssCount"&gt;</w:t>
-            </w:r>
-          </w:p>
-          <w:p>
-            <w:pPr>
-              <w:spacing w:line="240" w:lineRule="auto"/>
-            </w:pPr>
+              <w:t>GodClass</w:t>
+            </w:r>
+            <w:proofErr w:type="spellEnd"/>
             <w:r>
               <w:rPr>
                 <w:rFonts w:ascii="Courier New" w:eastAsia="Courier New" w:hAnsi="Courier New" w:cs="Courier New"/>
                 <w:sz w:val="18"/>
                 <w:szCs w:val="18"/>
               </w:rPr>
+              <w:t>"/&gt;</w:t>
+            </w:r>
+          </w:p>
+          <w:p>
+            <w:pPr>
+              <w:spacing w:line="240" w:lineRule="auto"/>
+            </w:pPr>
+            <w:r>
+              <w:rPr>
+                <w:rFonts w:ascii="Courier New" w:eastAsia="Courier New" w:hAnsi="Courier New" w:cs="Courier New"/>
+                <w:sz w:val="18"/>
+                <w:szCs w:val="18"/>
+              </w:rPr>
+              <w:t xml:space="preserve">  &lt;rule ref="category/java/design.xml/</w:t>
+            </w:r>
+            <w:proofErr w:type="spellStart"/>
+            <w:r>
+              <w:rPr>
+                <w:rFonts w:ascii="Courier New" w:eastAsia="Courier New" w:hAnsi="Courier New" w:cs="Courier New"/>
+                <w:sz w:val="18"/>
+                <w:szCs w:val="18"/>
+              </w:rPr>
+              <w:t>NcssCount</w:t>
+            </w:r>
+            <w:proofErr w:type="spellEnd"/>
+            <w:r>
+              <w:rPr>
+                <w:rFonts w:ascii="Courier New" w:eastAsia="Courier New" w:hAnsi="Courier New" w:cs="Courier New"/>
+                <w:sz w:val="18"/>
+                <w:szCs w:val="18"/>
+              </w:rPr>
+              <w:t>"&gt;</w:t>
+            </w:r>
+          </w:p>
+          <w:p>
+            <w:pPr>
+              <w:spacing w:line="240" w:lineRule="auto"/>
+            </w:pPr>
+            <w:r>
+              <w:rPr>
+                <w:rFonts w:ascii="Courier New" w:eastAsia="Courier New" w:hAnsi="Courier New" w:cs="Courier New"/>
+                <w:sz w:val="18"/>
+                <w:szCs w:val="18"/>
+              </w:rPr>
               <w:t xml:space="preserve">    &lt;properties&gt;</w:t>
             </w:r>
           </w:p>
@@ -29437,32 +31768,68 @@
                 <w:sz w:val="18"/>
                 <w:szCs w:val="18"/>
               </w:rPr>
-              <w:t xml:space="preserve">      &lt;property name="methodReportLevel" value="30"/&gt;</w:t>
-            </w:r>
-          </w:p>
-          <w:p>
-            <w:pPr>
-              <w:spacing w:line="240" w:lineRule="auto"/>
-            </w:pPr>
+              <w:t xml:space="preserve">      &lt;property name="</w:t>
+            </w:r>
+            <w:proofErr w:type="spellStart"/>
             <w:r>
               <w:rPr>
                 <w:rFonts w:ascii="Courier New" w:eastAsia="Courier New" w:hAnsi="Courier New" w:cs="Courier New"/>
                 <w:sz w:val="18"/>
                 <w:szCs w:val="18"/>
               </w:rPr>
-              <w:t xml:space="preserve">      &lt;property name="classReportLevel" value="100000"/&gt;</w:t>
-            </w:r>
-          </w:p>
-          <w:p>
-            <w:pPr>
-              <w:spacing w:line="240" w:lineRule="auto"/>
-            </w:pPr>
+              <w:t>methodReportLevel</w:t>
+            </w:r>
+            <w:proofErr w:type="spellEnd"/>
             <w:r>
               <w:rPr>
                 <w:rFonts w:ascii="Courier New" w:eastAsia="Courier New" w:hAnsi="Courier New" w:cs="Courier New"/>
                 <w:sz w:val="18"/>
                 <w:szCs w:val="18"/>
               </w:rPr>
+              <w:t>" value="30"/&gt;</w:t>
+            </w:r>
+          </w:p>
+          <w:p>
+            <w:pPr>
+              <w:spacing w:line="240" w:lineRule="auto"/>
+            </w:pPr>
+            <w:r>
+              <w:rPr>
+                <w:rFonts w:ascii="Courier New" w:eastAsia="Courier New" w:hAnsi="Courier New" w:cs="Courier New"/>
+                <w:sz w:val="18"/>
+                <w:szCs w:val="18"/>
+              </w:rPr>
+              <w:t xml:space="preserve">      &lt;property name="</w:t>
+            </w:r>
+            <w:proofErr w:type="spellStart"/>
+            <w:r>
+              <w:rPr>
+                <w:rFonts w:ascii="Courier New" w:eastAsia="Courier New" w:hAnsi="Courier New" w:cs="Courier New"/>
+                <w:sz w:val="18"/>
+                <w:szCs w:val="18"/>
+              </w:rPr>
+              <w:t>classReportLevel</w:t>
+            </w:r>
+            <w:proofErr w:type="spellEnd"/>
+            <w:r>
+              <w:rPr>
+                <w:rFonts w:ascii="Courier New" w:eastAsia="Courier New" w:hAnsi="Courier New" w:cs="Courier New"/>
+                <w:sz w:val="18"/>
+                <w:szCs w:val="18"/>
+              </w:rPr>
+              <w:t>" value="100000"/&gt;</w:t>
+            </w:r>
+          </w:p>
+          <w:p>
+            <w:pPr>
+              <w:spacing w:line="240" w:lineRule="auto"/>
+            </w:pPr>
+            <w:r>
+              <w:rPr>
+                <w:rFonts w:ascii="Courier New" w:eastAsia="Courier New" w:hAnsi="Courier New" w:cs="Courier New"/>
+                <w:sz w:val="18"/>
+                <w:szCs w:val="18"/>
+              </w:rPr>
               <w:t xml:space="preserve">    &lt;/properties&gt;</w:t>
             </w:r>
           </w:p>
@@ -29489,20 +31856,56 @@
                 <w:sz w:val="18"/>
                 <w:szCs w:val="18"/>
               </w:rPr>
-              <w:t xml:space="preserve">  &lt;rule ref="category/java/design.xml/ExcessiveParameterList"&gt;</w:t>
-            </w:r>
-          </w:p>
-          <w:p>
-            <w:pPr>
-              <w:spacing w:line="240" w:lineRule="auto"/>
-            </w:pPr>
+              <w:t xml:space="preserve">  &lt;rule ref="category/java/design.xml/</w:t>
+            </w:r>
+            <w:proofErr w:type="spellStart"/>
             <w:r>
               <w:rPr>
                 <w:rFonts w:ascii="Courier New" w:eastAsia="Courier New" w:hAnsi="Courier New" w:cs="Courier New"/>
                 <w:sz w:val="18"/>
                 <w:szCs w:val="18"/>
               </w:rPr>
-              <w:t xml:space="preserve">    &lt;properties&gt;&lt;property name="minimum" value="5"/&gt;&lt;/properties&gt;</w:t>
+              <w:t>ExcessiveParameterList</w:t>
+            </w:r>
+            <w:proofErr w:type="spellEnd"/>
+            <w:r>
+              <w:rPr>
+                <w:rFonts w:ascii="Courier New" w:eastAsia="Courier New" w:hAnsi="Courier New" w:cs="Courier New"/>
+                <w:sz w:val="18"/>
+                <w:szCs w:val="18"/>
+              </w:rPr>
+              <w:t>"&gt;</w:t>
+            </w:r>
+          </w:p>
+          <w:p>
+            <w:pPr>
+              <w:spacing w:line="240" w:lineRule="auto"/>
+            </w:pPr>
+            <w:r>
+              <w:rPr>
+                <w:rFonts w:ascii="Courier New" w:eastAsia="Courier New" w:hAnsi="Courier New" w:cs="Courier New"/>
+                <w:sz w:val="18"/>
+                <w:szCs w:val="18"/>
+              </w:rPr>
+              <w:t xml:space="preserve">    </w:t>
+            </w:r>
+            <w:proofErr w:type="gramStart"/>
+            <w:r>
+              <w:rPr>
+                <w:rFonts w:ascii="Courier New" w:eastAsia="Courier New" w:hAnsi="Courier New" w:cs="Courier New"/>
+                <w:sz w:val="18"/>
+                <w:szCs w:val="18"/>
+              </w:rPr>
+              <w:t>&lt;properties&gt;&lt;</w:t>
+            </w:r>
+            <w:proofErr w:type="gramEnd"/>
+            <w:r>
+              <w:rPr>
+                <w:rFonts w:ascii="Courier New" w:eastAsia="Courier New" w:hAnsi="Courier New" w:cs="Courier New"/>
+                <w:sz w:val="18"/>
+                <w:szCs w:val="18"/>
+              </w:rPr>
+              <w:t>property name="minimum" value="5"/&gt;&lt;/properties&gt;</w:t>
             </w:r>
           </w:p>
           <w:p>
@@ -29616,39 +32019,131 @@
             <w:pPr>
               <w:spacing w:line="240" w:lineRule="auto"/>
             </w:pPr>
+            <w:proofErr w:type="spellStart"/>
             <w:r>
               <w:rPr>
                 <w:rFonts w:ascii="Courier New" w:eastAsia="Courier New" w:hAnsi="Courier New" w:cs="Courier New"/>
                 <w:sz w:val="18"/>
                 <w:szCs w:val="18"/>
               </w:rPr>
-              <w:t>pygount --format=summary --suffix=java src/main/java            # LOC: 36 files, 2,842 code lines</w:t>
-            </w:r>
-          </w:p>
-          <w:p>
-            <w:pPr>
-              <w:spacing w:line="240" w:lineRule="auto"/>
-            </w:pPr>
+              <w:t>pygount</w:t>
+            </w:r>
+            <w:proofErr w:type="spellEnd"/>
             <w:r>
               <w:rPr>
                 <w:rFonts w:ascii="Courier New" w:eastAsia="Courier New" w:hAnsi="Courier New" w:cs="Courier New"/>
                 <w:sz w:val="18"/>
                 <w:szCs w:val="18"/>
               </w:rPr>
-              <w:t># (comment stripping and bundling script -&gt; stripped_src/ and commons-cli-scope.txt, 34 files)</w:t>
-            </w:r>
-          </w:p>
-          <w:p>
-            <w:pPr>
-              <w:spacing w:line="240" w:lineRule="auto"/>
-            </w:pPr>
+              <w:t xml:space="preserve"> --format=summary --suffix=java </w:t>
+            </w:r>
+            <w:proofErr w:type="spellStart"/>
             <w:r>
               <w:rPr>
                 <w:rFonts w:ascii="Courier New" w:eastAsia="Courier New" w:hAnsi="Courier New" w:cs="Courier New"/>
                 <w:sz w:val="18"/>
                 <w:szCs w:val="18"/>
               </w:rPr>
-              <w:t>pmd check -d stripped_src -R pmd-ruleset.xml -f xml --no-cache -r pmd.xml   # PMD 7.28.0, OpenJDK 21</w:t>
+              <w:t>src</w:t>
+            </w:r>
+            <w:proofErr w:type="spellEnd"/>
+            <w:r>
+              <w:rPr>
+                <w:rFonts w:ascii="Courier New" w:eastAsia="Courier New" w:hAnsi="Courier New" w:cs="Courier New"/>
+                <w:sz w:val="18"/>
+                <w:szCs w:val="18"/>
+              </w:rPr>
+              <w:t>/main/java            # LOC: 36 files, 2,842 code lines</w:t>
+            </w:r>
+          </w:p>
+          <w:p>
+            <w:pPr>
+              <w:spacing w:line="240" w:lineRule="auto"/>
+            </w:pPr>
+            <w:r>
+              <w:rPr>
+                <w:rFonts w:ascii="Courier New" w:eastAsia="Courier New" w:hAnsi="Courier New" w:cs="Courier New"/>
+                <w:sz w:val="18"/>
+                <w:szCs w:val="18"/>
+              </w:rPr>
+              <w:t xml:space="preserve"># (comment stripping and bundling script -&gt; </w:t>
+            </w:r>
+            <w:proofErr w:type="spellStart"/>
+            <w:r>
+              <w:rPr>
+                <w:rFonts w:ascii="Courier New" w:eastAsia="Courier New" w:hAnsi="Courier New" w:cs="Courier New"/>
+                <w:sz w:val="18"/>
+                <w:szCs w:val="18"/>
+              </w:rPr>
+              <w:t>stripped_src</w:t>
+            </w:r>
+            <w:proofErr w:type="spellEnd"/>
+            <w:r>
+              <w:rPr>
+                <w:rFonts w:ascii="Courier New" w:eastAsia="Courier New" w:hAnsi="Courier New" w:cs="Courier New"/>
+                <w:sz w:val="18"/>
+                <w:szCs w:val="18"/>
+              </w:rPr>
+              <w:t>/ and commons-cli-scope.txt, 34 files)</w:t>
+            </w:r>
+          </w:p>
+          <w:p>
+            <w:pPr>
+              <w:spacing w:line="240" w:lineRule="auto"/>
+            </w:pPr>
+            <w:proofErr w:type="spellStart"/>
+            <w:r>
+              <w:rPr>
+                <w:rFonts w:ascii="Courier New" w:eastAsia="Courier New" w:hAnsi="Courier New" w:cs="Courier New"/>
+                <w:sz w:val="18"/>
+                <w:szCs w:val="18"/>
+              </w:rPr>
+              <w:t>pmd</w:t>
+            </w:r>
+            <w:proofErr w:type="spellEnd"/>
+            <w:r>
+              <w:rPr>
+                <w:rFonts w:ascii="Courier New" w:eastAsia="Courier New" w:hAnsi="Courier New" w:cs="Courier New"/>
+                <w:sz w:val="18"/>
+                <w:szCs w:val="18"/>
+              </w:rPr>
+              <w:t xml:space="preserve"> check -d </w:t>
+            </w:r>
+            <w:proofErr w:type="spellStart"/>
+            <w:r>
+              <w:rPr>
+                <w:rFonts w:ascii="Courier New" w:eastAsia="Courier New" w:hAnsi="Courier New" w:cs="Courier New"/>
+                <w:sz w:val="18"/>
+                <w:szCs w:val="18"/>
+              </w:rPr>
+              <w:t>stripped_src</w:t>
+            </w:r>
+            <w:proofErr w:type="spellEnd"/>
+            <w:r>
+              <w:rPr>
+                <w:rFonts w:ascii="Courier New" w:eastAsia="Courier New" w:hAnsi="Courier New" w:cs="Courier New"/>
+                <w:sz w:val="18"/>
+                <w:szCs w:val="18"/>
+              </w:rPr>
+              <w:t xml:space="preserve"> -R pmd-ruleset.xml -f </w:t>
+            </w:r>
+            <w:proofErr w:type="gramStart"/>
+            <w:r>
+              <w:rPr>
+                <w:rFonts w:ascii="Courier New" w:eastAsia="Courier New" w:hAnsi="Courier New" w:cs="Courier New"/>
+                <w:sz w:val="18"/>
+                <w:szCs w:val="18"/>
+              </w:rPr>
+              <w:t>xml --no</w:t>
+            </w:r>
+            <w:proofErr w:type="gramEnd"/>
+            <w:r>
+              <w:rPr>
+                <w:rFonts w:ascii="Courier New" w:eastAsia="Courier New" w:hAnsi="Courier New" w:cs="Courier New"/>
+                <w:sz w:val="18"/>
+                <w:szCs w:val="18"/>
+              </w:rPr>
+              <w:t>-cache -r pmd.xml   # PMD 7.28.0, OpenJDK 21</w:t>
             </w:r>
           </w:p>
         </w:tc>
@@ -29663,7 +32158,7 @@
       </w:r>
     </w:p>
     <w:sectPr>
-      <w:footerReference w:type="default" r:id="rId9"/>
+      <w:footerReference w:type="default" r:id="rId10"/>
       <w:pgSz w:w="11906" w:h="16838"/>
       <w:pgMar w:top="1300" w:right="1440" w:bottom="1300" w:left="1440" w:header="708" w:footer="708" w:gutter="0"/>
       <w:cols w:space="720"/>

--- a/SWE439_HW1_Report.docx
+++ b/SWE439_HW1_Report.docx
@@ -161,20 +161,11 @@
                 <w:sz w:val="20"/>
                 <w:szCs w:val="20"/>
               </w:rPr>
-              <w:t xml:space="preserve"> </w:t>
-            </w:r>
-            <w:proofErr w:type="spellStart"/>
-            <w:r>
-              <w:rPr>
-                <w:sz w:val="20"/>
-                <w:szCs w:val="20"/>
-              </w:rPr>
-              <w:t>A</w:t>
+              <w:t xml:space="preserve"> A</w:t>
             </w:r>
             <w:r>
               <w:t>lDahan</w:t>
             </w:r>
-            <w:proofErr w:type="spellEnd"/>
           </w:p>
         </w:tc>
         <w:tc>
@@ -356,7 +347,13 @@
         <w:t>Date:</w:t>
       </w:r>
       <w:r>
-        <w:t xml:space="preserve"> 21 October 2026</w:t>
+        <w:t xml:space="preserve"> 2</w:t>
+      </w:r>
+      <w:r>
+        <w:t>4</w:t>
+      </w:r>
+      <w:r>
+        <w:t xml:space="preserve"> October 2026</w:t>
       </w:r>
     </w:p>
     <w:p>
@@ -463,15 +460,7 @@
         <w:t>Explanation quality</w:t>
       </w:r>
       <w:r>
-        <w:t xml:space="preserve"> was 3/3 </w:t>
-      </w:r>
-      <w:proofErr w:type="gramStart"/>
-      <w:r>
-        <w:t>for</w:t>
-      </w:r>
-      <w:proofErr w:type="gramEnd"/>
-      <w:r>
-        <w:t xml:space="preserve"> 10 of the 11 scored explanations, so the rubric barely separated the LLMs and says nothing about correctness.</w:t>
+        <w:t xml:space="preserve"> was 3/3 for 10 of the 11 scored explanations, so the rubric barely separated the LLMs and says nothing about correctness.</w:t>
       </w:r>
     </w:p>
     <w:p>
@@ -740,7 +729,7 @@
                 <w:sz w:val="18"/>
                 <w:szCs w:val="18"/>
               </w:rPr>
-              <w:t>PMD 7.28.0 (OpenJDK 21.0.12)</w:t>
+              <w:t>PMD 7.28.0 (results identical on OpenJDK 21.0.12 and Eclipse Adoptium JDK 17.0.15)</w:t>
             </w:r>
           </w:p>
         </w:tc>
@@ -772,121 +761,89 @@
               </w:rPr>
               <w:t xml:space="preserve">Command line: </w:t>
             </w:r>
-            <w:proofErr w:type="spellStart"/>
             <w:r>
               <w:rPr>
                 <w:rFonts w:ascii="Courier New" w:eastAsia="Courier New" w:hAnsi="Courier New" w:cs="Courier New"/>
                 <w:sz w:val="18"/>
                 <w:szCs w:val="18"/>
               </w:rPr>
-              <w:t>pmd</w:t>
-            </w:r>
-            <w:proofErr w:type="spellEnd"/>
+              <w:t>pmd check</w:t>
+            </w:r>
+            <w:r>
+              <w:rPr>
+                <w:sz w:val="18"/>
+                <w:szCs w:val="18"/>
+              </w:rPr>
+              <w:t>, XML report</w:t>
+            </w:r>
+          </w:p>
+        </w:tc>
+        <w:tc>
+          <w:tcPr>
+            <w:tcW w:w="3226" w:type="dxa"/>
+            <w:tcBorders>
+              <w:top w:val="single" w:sz="4" w:space="0" w:color="A6A6A6"/>
+              <w:left w:val="single" w:sz="4" w:space="0" w:color="A6A6A6"/>
+              <w:bottom w:val="single" w:sz="4" w:space="0" w:color="A6A6A6"/>
+              <w:right w:val="single" w:sz="4" w:space="0" w:color="A6A6A6"/>
+            </w:tcBorders>
+            <w:tcMar>
+              <w:top w:w="50" w:type="dxa"/>
+              <w:left w:w="80" w:type="dxa"/>
+              <w:bottom w:w="50" w:type="dxa"/>
+              <w:right w:w="80" w:type="dxa"/>
+            </w:tcMar>
+            <w:vAlign w:val="center"/>
+          </w:tcPr>
+          <w:p>
+            <w:pPr>
+              <w:spacing w:line="240" w:lineRule="auto"/>
+            </w:pPr>
+            <w:r>
+              <w:rPr>
+                <w:sz w:val="18"/>
+                <w:szCs w:val="18"/>
+              </w:rPr>
+              <w:t xml:space="preserve">Custom ruleset: </w:t>
+            </w:r>
             <w:r>
               <w:rPr>
                 <w:rFonts w:ascii="Courier New" w:eastAsia="Courier New" w:hAnsi="Courier New" w:cs="Courier New"/>
                 <w:sz w:val="18"/>
                 <w:szCs w:val="18"/>
               </w:rPr>
-              <w:t xml:space="preserve"> check</w:t>
-            </w:r>
-            <w:r>
-              <w:rPr>
-                <w:sz w:val="18"/>
-                <w:szCs w:val="18"/>
-              </w:rPr>
-              <w:t>, XML report</w:t>
-            </w:r>
-          </w:p>
-        </w:tc>
-        <w:tc>
-          <w:tcPr>
-            <w:tcW w:w="3226" w:type="dxa"/>
-            <w:tcBorders>
-              <w:top w:val="single" w:sz="4" w:space="0" w:color="A6A6A6"/>
-              <w:left w:val="single" w:sz="4" w:space="0" w:color="A6A6A6"/>
-              <w:bottom w:val="single" w:sz="4" w:space="0" w:color="A6A6A6"/>
-              <w:right w:val="single" w:sz="4" w:space="0" w:color="A6A6A6"/>
-            </w:tcBorders>
-            <w:tcMar>
-              <w:top w:w="50" w:type="dxa"/>
-              <w:left w:w="80" w:type="dxa"/>
-              <w:bottom w:w="50" w:type="dxa"/>
-              <w:right w:w="80" w:type="dxa"/>
-            </w:tcMar>
-            <w:vAlign w:val="center"/>
-          </w:tcPr>
-          <w:p>
-            <w:pPr>
-              <w:spacing w:line="240" w:lineRule="auto"/>
-            </w:pPr>
-            <w:r>
-              <w:rPr>
-                <w:sz w:val="18"/>
-                <w:szCs w:val="18"/>
-              </w:rPr>
-              <w:t xml:space="preserve">Custom ruleset: </w:t>
-            </w:r>
-            <w:proofErr w:type="spellStart"/>
+              <w:t>GodClass</w:t>
+            </w:r>
+            <w:r>
+              <w:rPr>
+                <w:sz w:val="18"/>
+                <w:szCs w:val="18"/>
+              </w:rPr>
+              <w:t xml:space="preserve"> (default); </w:t>
+            </w:r>
             <w:r>
               <w:rPr>
                 <w:rFonts w:ascii="Courier New" w:eastAsia="Courier New" w:hAnsi="Courier New" w:cs="Courier New"/>
                 <w:sz w:val="18"/>
                 <w:szCs w:val="18"/>
               </w:rPr>
-              <w:t>GodClass</w:t>
-            </w:r>
-            <w:proofErr w:type="spellEnd"/>
-            <w:r>
-              <w:rPr>
-                <w:sz w:val="18"/>
-                <w:szCs w:val="18"/>
-              </w:rPr>
-              <w:t xml:space="preserve"> (default); </w:t>
-            </w:r>
-            <w:proofErr w:type="spellStart"/>
+              <w:t>NcssCount</w:t>
+            </w:r>
+            <w:r>
+              <w:rPr>
+                <w:sz w:val="18"/>
+                <w:szCs w:val="18"/>
+              </w:rPr>
+              <w:t xml:space="preserve"> with methodReportLevel = 30; </w:t>
+            </w:r>
             <w:r>
               <w:rPr>
                 <w:rFonts w:ascii="Courier New" w:eastAsia="Courier New" w:hAnsi="Courier New" w:cs="Courier New"/>
                 <w:sz w:val="18"/>
                 <w:szCs w:val="18"/>
               </w:rPr>
-              <w:t>NcssCount</w:t>
-            </w:r>
-            <w:proofErr w:type="spellEnd"/>
-            <w:r>
-              <w:rPr>
-                <w:sz w:val="18"/>
-                <w:szCs w:val="18"/>
-              </w:rPr>
-              <w:t xml:space="preserve"> with </w:t>
-            </w:r>
-            <w:proofErr w:type="spellStart"/>
-            <w:r>
-              <w:rPr>
-                <w:sz w:val="18"/>
-                <w:szCs w:val="18"/>
-              </w:rPr>
-              <w:t>methodReportLevel</w:t>
-            </w:r>
-            <w:proofErr w:type="spellEnd"/>
-            <w:r>
-              <w:rPr>
-                <w:sz w:val="18"/>
-                <w:szCs w:val="18"/>
-              </w:rPr>
-              <w:t xml:space="preserve"> = 30; </w:t>
-            </w:r>
-            <w:proofErr w:type="spellStart"/>
-            <w:r>
-              <w:rPr>
-                <w:rFonts w:ascii="Courier New" w:eastAsia="Courier New" w:hAnsi="Courier New" w:cs="Courier New"/>
-                <w:sz w:val="18"/>
-                <w:szCs w:val="18"/>
-              </w:rPr>
               <w:t>ExcessiveParameterList</w:t>
             </w:r>
-            <w:proofErr w:type="spellEnd"/>
             <w:r>
               <w:rPr>
                 <w:sz w:val="18"/>
@@ -1302,25 +1259,47 @@
                 <w:sz w:val="18"/>
                 <w:szCs w:val="18"/>
               </w:rPr>
-              <w:t xml:space="preserve">Analyze the code for exactly these </w:t>
-            </w:r>
-            <w:proofErr w:type="gramStart"/>
+              <w:t>Analyze the code for exactly these three code smells and ignore all others:</w:t>
+            </w:r>
+          </w:p>
+          <w:p/>
+          <w:p>
+            <w:pPr>
+              <w:spacing w:line="240" w:lineRule="auto"/>
+            </w:pPr>
             <w:r>
               <w:rPr>
                 <w:rFonts w:ascii="Courier New" w:eastAsia="Courier New" w:hAnsi="Courier New" w:cs="Courier New"/>
                 <w:sz w:val="18"/>
                 <w:szCs w:val="18"/>
               </w:rPr>
-              <w:t>three code</w:t>
-            </w:r>
-            <w:proofErr w:type="gramEnd"/>
+              <w:t>1. Long Method - a method that is too long or does too many things, making it hard to read and maintain.</w:t>
+            </w:r>
+          </w:p>
+          <w:p>
+            <w:pPr>
+              <w:spacing w:line="240" w:lineRule="auto"/>
+            </w:pPr>
             <w:r>
               <w:rPr>
                 <w:rFonts w:ascii="Courier New" w:eastAsia="Courier New" w:hAnsi="Courier New" w:cs="Courier New"/>
                 <w:sz w:val="18"/>
                 <w:szCs w:val="18"/>
               </w:rPr>
-              <w:t xml:space="preserve"> smells and ignore all others:</w:t>
+              <w:t>2. God Class - a class that knows or does too much: it has many methods and responsibilities and depends heavily on data of other classes.</w:t>
+            </w:r>
+          </w:p>
+          <w:p>
+            <w:pPr>
+              <w:spacing w:line="240" w:lineRule="auto"/>
+            </w:pPr>
+            <w:r>
+              <w:rPr>
+                <w:rFonts w:ascii="Courier New" w:eastAsia="Courier New" w:hAnsi="Courier New" w:cs="Courier New"/>
+                <w:sz w:val="18"/>
+                <w:szCs w:val="18"/>
+              </w:rPr>
+              <w:t>3. Long Parameter List - a method or constructor that takes too many parameters.</w:t>
             </w:r>
           </w:p>
           <w:p/>
@@ -1334,7 +1313,7 @@
                 <w:sz w:val="18"/>
                 <w:szCs w:val="18"/>
               </w:rPr>
-              <w:t>1. Long Method - a method that is too long or does too many things, making it hard to read and maintain.</w:t>
+              <w:t>For EVERY detection, report these five fields:</w:t>
             </w:r>
           </w:p>
           <w:p>
@@ -1347,7 +1326,7 @@
                 <w:sz w:val="18"/>
                 <w:szCs w:val="18"/>
               </w:rPr>
-              <w:t>2. God Class - a class that knows or does too much: it has many methods and responsibilities and depends heavily on data of other classes.</w:t>
+              <w:t>- Smell: one of the three names above</w:t>
             </w:r>
           </w:p>
           <w:p>
@@ -1360,7 +1339,46 @@
                 <w:sz w:val="18"/>
                 <w:szCs w:val="18"/>
               </w:rPr>
-              <w:t>3. Long Parameter List - a method or constructor that takes too many parameters.</w:t>
+              <w:t>- Code unit: the class name for God Class, or ClassName.methodName(parameter types) for the other two</w:t>
+            </w:r>
+          </w:p>
+          <w:p>
+            <w:pPr>
+              <w:spacing w:line="240" w:lineRule="auto"/>
+            </w:pPr>
+            <w:r>
+              <w:rPr>
+                <w:rFonts w:ascii="Courier New" w:eastAsia="Courier New" w:hAnsi="Courier New" w:cs="Courier New"/>
+                <w:sz w:val="18"/>
+                <w:szCs w:val="18"/>
+              </w:rPr>
+              <w:t>- File: the file path from the "// ===== FILE" header</w:t>
+            </w:r>
+          </w:p>
+          <w:p>
+            <w:pPr>
+              <w:spacing w:line="240" w:lineRule="auto"/>
+            </w:pPr>
+            <w:r>
+              <w:rPr>
+                <w:rFonts w:ascii="Courier New" w:eastAsia="Courier New" w:hAnsi="Courier New" w:cs="Courier New"/>
+                <w:sz w:val="18"/>
+                <w:szCs w:val="18"/>
+              </w:rPr>
+              <w:t>- Evidence: specific elements quoted or cited from the code (method/variable names, parameter lists, branches, loops, calls) that you are relying on</w:t>
+            </w:r>
+          </w:p>
+          <w:p>
+            <w:pPr>
+              <w:spacing w:line="240" w:lineRule="auto"/>
+            </w:pPr>
+            <w:r>
+              <w:rPr>
+                <w:rFonts w:ascii="Courier New" w:eastAsia="Courier New" w:hAnsi="Courier New" w:cs="Courier New"/>
+                <w:sz w:val="18"/>
+                <w:szCs w:val="18"/>
+              </w:rPr>
+              <w:t>- Explanation: 1-3 sentences connecting that evidence to the defining characteristic of the smell</w:t>
             </w:r>
           </w:p>
           <w:p/>
@@ -1374,7 +1392,7 @@
                 <w:sz w:val="18"/>
                 <w:szCs w:val="18"/>
               </w:rPr>
-              <w:t>For EVERY detection, report these five fields:</w:t>
+              <w:t>Rules:</w:t>
             </w:r>
           </w:p>
           <w:p>
@@ -1387,7 +1405,7 @@
                 <w:sz w:val="18"/>
                 <w:szCs w:val="18"/>
               </w:rPr>
-              <w:t>- Smell: one of the three names above</w:t>
+              <w:t>- List detections grouped by smell, and inside each group in the order they appear in the source file.</w:t>
             </w:r>
           </w:p>
           <w:p>
@@ -1400,148 +1418,33 @@
                 <w:sz w:val="18"/>
                 <w:szCs w:val="18"/>
               </w:rPr>
-              <w:t xml:space="preserve">- Code unit: the class name for God Class, or </w:t>
-            </w:r>
-            <w:proofErr w:type="spellStart"/>
+              <w:t>- Report only detections you are reasonably confident about; do not pad the list.</w:t>
+            </w:r>
+          </w:p>
+          <w:p>
+            <w:pPr>
+              <w:spacing w:line="240" w:lineRule="auto"/>
+            </w:pPr>
             <w:r>
               <w:rPr>
                 <w:rFonts w:ascii="Courier New" w:eastAsia="Courier New" w:hAnsi="Courier New" w:cs="Courier New"/>
                 <w:sz w:val="18"/>
                 <w:szCs w:val="18"/>
               </w:rPr>
-              <w:t>ClassName.methodName</w:t>
-            </w:r>
-            <w:proofErr w:type="spellEnd"/>
+              <w:t>- If you find no instance of a smell, write "None found" for that smell.</w:t>
+            </w:r>
+          </w:p>
+          <w:p>
+            <w:pPr>
+              <w:spacing w:line="240" w:lineRule="auto"/>
+            </w:pPr>
             <w:r>
               <w:rPr>
                 <w:rFonts w:ascii="Courier New" w:eastAsia="Courier New" w:hAnsi="Courier New" w:cs="Courier New"/>
                 <w:sz w:val="18"/>
                 <w:szCs w:val="18"/>
               </w:rPr>
-              <w:t>(parameter types) for the other two</w:t>
-            </w:r>
-          </w:p>
-          <w:p>
-            <w:pPr>
-              <w:spacing w:line="240" w:lineRule="auto"/>
-            </w:pPr>
-            <w:r>
-              <w:rPr>
-                <w:rFonts w:ascii="Courier New" w:eastAsia="Courier New" w:hAnsi="Courier New" w:cs="Courier New"/>
-                <w:sz w:val="18"/>
-                <w:szCs w:val="18"/>
-              </w:rPr>
-              <w:t>- File: the file path from the "// ===== FILE" header</w:t>
-            </w:r>
-          </w:p>
-          <w:p>
-            <w:pPr>
-              <w:spacing w:line="240" w:lineRule="auto"/>
-            </w:pPr>
-            <w:r>
-              <w:rPr>
-                <w:rFonts w:ascii="Courier New" w:eastAsia="Courier New" w:hAnsi="Courier New" w:cs="Courier New"/>
-                <w:sz w:val="18"/>
-                <w:szCs w:val="18"/>
-              </w:rPr>
-              <w:t>- Evidence: specific elements quoted or cited from the code (method/variable names, parameter lists, branches, loops, calls) that you are relying on</w:t>
-            </w:r>
-          </w:p>
-          <w:p>
-            <w:pPr>
-              <w:spacing w:line="240" w:lineRule="auto"/>
-            </w:pPr>
-            <w:r>
-              <w:rPr>
-                <w:rFonts w:ascii="Courier New" w:eastAsia="Courier New" w:hAnsi="Courier New" w:cs="Courier New"/>
-                <w:sz w:val="18"/>
-                <w:szCs w:val="18"/>
-              </w:rPr>
-              <w:t>- Explanation: 1-3 sentences connecting that evidence to the defining characteristic of the smell</w:t>
-            </w:r>
-          </w:p>
-          <w:p/>
-          <w:p>
-            <w:pPr>
-              <w:spacing w:line="240" w:lineRule="auto"/>
-            </w:pPr>
-            <w:r>
-              <w:rPr>
-                <w:rFonts w:ascii="Courier New" w:eastAsia="Courier New" w:hAnsi="Courier New" w:cs="Courier New"/>
-                <w:sz w:val="18"/>
-                <w:szCs w:val="18"/>
-              </w:rPr>
-              <w:t>Rules:</w:t>
-            </w:r>
-          </w:p>
-          <w:p>
-            <w:pPr>
-              <w:spacing w:line="240" w:lineRule="auto"/>
-            </w:pPr>
-            <w:r>
-              <w:rPr>
-                <w:rFonts w:ascii="Courier New" w:eastAsia="Courier New" w:hAnsi="Courier New" w:cs="Courier New"/>
-                <w:sz w:val="18"/>
-                <w:szCs w:val="18"/>
-              </w:rPr>
-              <w:t>- List detections grouped by smell, and inside each group in the order they appear in the source file.</w:t>
-            </w:r>
-          </w:p>
-          <w:p>
-            <w:pPr>
-              <w:spacing w:line="240" w:lineRule="auto"/>
-            </w:pPr>
-            <w:r>
-              <w:rPr>
-                <w:rFonts w:ascii="Courier New" w:eastAsia="Courier New" w:hAnsi="Courier New" w:cs="Courier New"/>
-                <w:sz w:val="18"/>
-                <w:szCs w:val="18"/>
-              </w:rPr>
-              <w:t>- Report only detections you are reasonably confident about; do not pad the list.</w:t>
-            </w:r>
-          </w:p>
-          <w:p>
-            <w:pPr>
-              <w:spacing w:line="240" w:lineRule="auto"/>
-            </w:pPr>
-            <w:r>
-              <w:rPr>
-                <w:rFonts w:ascii="Courier New" w:eastAsia="Courier New" w:hAnsi="Courier New" w:cs="Courier New"/>
-                <w:sz w:val="18"/>
-                <w:szCs w:val="18"/>
-              </w:rPr>
-              <w:t>- If you find no instance of a smell, write "None found" for that smell.</w:t>
-            </w:r>
-          </w:p>
-          <w:p>
-            <w:pPr>
-              <w:spacing w:line="240" w:lineRule="auto"/>
-            </w:pPr>
-            <w:r>
-              <w:rPr>
-                <w:rFonts w:ascii="Courier New" w:eastAsia="Courier New" w:hAnsi="Courier New" w:cs="Courier New"/>
-                <w:sz w:val="18"/>
-                <w:szCs w:val="18"/>
-              </w:rPr>
-              <w:t xml:space="preserve">- Do not suggest </w:t>
-            </w:r>
-            <w:proofErr w:type="spellStart"/>
-            <w:r>
-              <w:rPr>
-                <w:rFonts w:ascii="Courier New" w:eastAsia="Courier New" w:hAnsi="Courier New" w:cs="Courier New"/>
-                <w:sz w:val="18"/>
-                <w:szCs w:val="18"/>
-              </w:rPr>
-              <w:t>refactorings</w:t>
-            </w:r>
-            <w:proofErr w:type="spellEnd"/>
-            <w:r>
-              <w:rPr>
-                <w:rFonts w:ascii="Courier New" w:eastAsia="Courier New" w:hAnsi="Courier New" w:cs="Courier New"/>
-                <w:sz w:val="18"/>
-                <w:szCs w:val="18"/>
-              </w:rPr>
-              <w:t xml:space="preserve"> and do not report any other smell.</w:t>
+              <w:t>- Do not suggest refactorings and do not report any other smell.</w:t>
             </w:r>
           </w:p>
         </w:tc>
@@ -1648,23 +1551,13 @@
       <w:r>
         <w:t xml:space="preserve"> (2026-10-17), directory </w:t>
       </w:r>
-      <w:proofErr w:type="spellStart"/>
       <w:r>
         <w:rPr>
           <w:rFonts w:ascii="Courier New" w:eastAsia="Courier New" w:hAnsi="Courier New" w:cs="Courier New"/>
           <w:sz w:val="20"/>
           <w:szCs w:val="20"/>
         </w:rPr>
-        <w:t>src</w:t>
-      </w:r>
-      <w:proofErr w:type="spellEnd"/>
-      <w:r>
-        <w:rPr>
-          <w:rFonts w:ascii="Courier New" w:eastAsia="Courier New" w:hAnsi="Courier New" w:cs="Courier New"/>
-          <w:sz w:val="20"/>
-          <w:szCs w:val="20"/>
-        </w:rPr>
-        <w:t>/main/java</w:t>
+        <w:t>src/main/java</w:t>
       </w:r>
       <w:r>
         <w:t>.</w:t>
@@ -1672,51 +1565,159 @@
     </w:p>
     <w:p>
       <w:pPr>
-        <w:pStyle w:val="ListParagraph"/>
         <w:numPr>
           <w:ilvl w:val="0"/>
           <w:numId w:val="2"/>
         </w:numPr>
-        <w:spacing w:after="60"/>
+        <w:spacing w:before="100" w:beforeAutospacing="1" w:after="100" w:afterAutospacing="1" w:line="240" w:lineRule="auto"/>
+        <w:rPr>
+          <w:rFonts w:asciiTheme="minorBidi" w:eastAsia="Times New Roman" w:hAnsiTheme="minorBidi" w:cstheme="minorBidi"/>
+          <w:sz w:val="24"/>
+          <w:szCs w:val="24"/>
+          <w:lang w:val="en-GB" w:eastAsia="en-GB"/>
+        </w:rPr>
       </w:pPr>
       <w:r>
-        <w:t xml:space="preserve">Input preparation: comments and blank lines were removed with a Java-aware script and the two comment-only </w:t>
-      </w:r>
-      <w:r>
         <w:rPr>
-          <w:rFonts w:ascii="Courier New" w:eastAsia="Courier New" w:hAnsi="Courier New" w:cs="Courier New"/>
+          <w:rFonts w:asciiTheme="minorBidi" w:eastAsia="Times New Roman" w:hAnsiTheme="minorBidi" w:cstheme="minorBidi"/>
+          <w:sz w:val="24"/>
+          <w:szCs w:val="24"/>
+          <w:lang w:val="en-GB" w:eastAsia="en-GB"/>
+        </w:rPr>
+        <w:t xml:space="preserve">Input preparation: comments and blank lines were removed with the script </w:t>
+      </w:r>
+      <w:r>
+        <w:rPr>
+          <w:rFonts w:asciiTheme="minorBidi" w:eastAsia="Times New Roman" w:hAnsiTheme="minorBidi" w:cstheme="minorBidi"/>
           <w:sz w:val="20"/>
           <w:szCs w:val="20"/>
+          <w:lang w:val="en-GB" w:eastAsia="en-GB"/>
+        </w:rPr>
+        <w:t>strip_comments.py</w:t>
+      </w:r>
+      <w:r>
+        <w:rPr>
+          <w:rFonts w:asciiTheme="minorBidi" w:eastAsia="Times New Roman" w:hAnsiTheme="minorBidi" w:cstheme="minorBidi"/>
+          <w:sz w:val="24"/>
+          <w:szCs w:val="24"/>
+          <w:lang w:val="en-GB" w:eastAsia="en-GB"/>
+        </w:rPr>
+        <w:t xml:space="preserve"> (included in the submission), and the two comment-only </w:t>
+      </w:r>
+      <w:r>
+        <w:rPr>
+          <w:rFonts w:asciiTheme="minorBidi" w:eastAsia="Times New Roman" w:hAnsiTheme="minorBidi" w:cstheme="minorBidi"/>
+          <w:sz w:val="20"/>
+          <w:szCs w:val="20"/>
+          <w:lang w:val="en-GB" w:eastAsia="en-GB"/>
         </w:rPr>
         <w:t>package-info.java</w:t>
       </w:r>
       <w:r>
+        <w:rPr>
+          <w:rFonts w:asciiTheme="minorBidi" w:eastAsia="Times New Roman" w:hAnsiTheme="minorBidi" w:cstheme="minorBidi"/>
+          <w:sz w:val="24"/>
+          <w:szCs w:val="24"/>
+          <w:lang w:val="en-GB" w:eastAsia="en-GB"/>
+        </w:rPr>
         <w:t xml:space="preserve"> files were excluded, leaving 34 files concatenated into </w:t>
       </w:r>
       <w:r>
         <w:rPr>
-          <w:rFonts w:ascii="Courier New" w:eastAsia="Courier New" w:hAnsi="Courier New" w:cs="Courier New"/>
+          <w:rFonts w:asciiTheme="minorBidi" w:eastAsia="Times New Roman" w:hAnsiTheme="minorBidi" w:cstheme="minorBidi"/>
           <w:sz w:val="20"/>
           <w:szCs w:val="20"/>
+          <w:lang w:val="en-GB" w:eastAsia="en-GB"/>
         </w:rPr>
         <w:t>commons-cli-scope.txt</w:t>
       </w:r>
       <w:r>
+        <w:rPr>
+          <w:rFonts w:asciiTheme="minorBidi" w:eastAsia="Times New Roman" w:hAnsiTheme="minorBidi" w:cstheme="minorBidi"/>
+          <w:sz w:val="24"/>
+          <w:szCs w:val="24"/>
+          <w:lang w:val="en-GB" w:eastAsia="en-GB"/>
+        </w:rPr>
         <w:t>. The stripped sources compiled without errors, and PMD ran on the same stripped code, so the tool and the LLMs saw identical input.</w:t>
       </w:r>
     </w:p>
     <w:p>
       <w:pPr>
-        <w:pStyle w:val="ListParagraph"/>
         <w:numPr>
           <w:ilvl w:val="0"/>
           <w:numId w:val="2"/>
         </w:numPr>
-        <w:spacing w:after="60"/>
+        <w:spacing w:before="100" w:beforeAutospacing="1" w:after="100" w:afterAutospacing="1" w:line="240" w:lineRule="auto"/>
+        <w:rPr>
+          <w:rFonts w:asciiTheme="minorBidi" w:eastAsia="Times New Roman" w:hAnsiTheme="minorBidi" w:cstheme="minorBidi"/>
+          <w:sz w:val="24"/>
+          <w:szCs w:val="24"/>
+          <w:lang w:val="en-GB" w:eastAsia="en-GB"/>
+        </w:rPr>
       </w:pPr>
       <w:r>
+        <w:rPr>
+          <w:rFonts w:asciiTheme="minorBidi" w:eastAsia="Times New Roman" w:hAnsiTheme="minorBidi" w:cstheme="minorBidi"/>
+          <w:sz w:val="24"/>
+          <w:szCs w:val="24"/>
+          <w:lang w:val="en-GB" w:eastAsia="en-GB"/>
+        </w:rPr>
         <w:lastRenderedPageBreak/>
-        <w:t>The PMD ruleset and commands are in Appendix C; PMD's detections are listed in Appendix A.</w:t>
+        <w:t>The ruleset (</w:t>
+      </w:r>
+      <w:r>
+        <w:rPr>
+          <w:rFonts w:asciiTheme="minorBidi" w:eastAsia="Times New Roman" w:hAnsiTheme="minorBidi" w:cstheme="minorBidi"/>
+          <w:sz w:val="20"/>
+          <w:szCs w:val="20"/>
+          <w:lang w:val="en-GB" w:eastAsia="en-GB"/>
+        </w:rPr>
+        <w:t>pmd-ruleset.xml</w:t>
+      </w:r>
+      <w:r>
+        <w:rPr>
+          <w:rFonts w:asciiTheme="minorBidi" w:eastAsia="Times New Roman" w:hAnsiTheme="minorBidi" w:cstheme="minorBidi"/>
+          <w:sz w:val="24"/>
+          <w:szCs w:val="24"/>
+          <w:lang w:val="en-GB" w:eastAsia="en-GB"/>
+        </w:rPr>
+        <w:t xml:space="preserve">), </w:t>
+      </w:r>
+      <w:r>
+        <w:rPr>
+          <w:rFonts w:asciiTheme="minorBidi" w:eastAsia="Times New Roman" w:hAnsiTheme="minorBidi" w:cstheme="minorBidi"/>
+          <w:sz w:val="20"/>
+          <w:szCs w:val="20"/>
+          <w:lang w:val="en-GB" w:eastAsia="en-GB"/>
+        </w:rPr>
+        <w:t>strip_comments.py</w:t>
+      </w:r>
+      <w:r>
+        <w:rPr>
+          <w:rFonts w:asciiTheme="minorBidi" w:eastAsia="Times New Roman" w:hAnsiTheme="minorBidi" w:cstheme="minorBidi"/>
+          <w:sz w:val="24"/>
+          <w:szCs w:val="24"/>
+          <w:lang w:val="en-GB" w:eastAsia="en-GB"/>
+        </w:rPr>
+        <w:t xml:space="preserve"> and </w:t>
+      </w:r>
+      <w:r>
+        <w:rPr>
+          <w:rFonts w:asciiTheme="minorBidi" w:eastAsia="Times New Roman" w:hAnsiTheme="minorBidi" w:cstheme="minorBidi"/>
+          <w:sz w:val="20"/>
+          <w:szCs w:val="20"/>
+          <w:lang w:val="en-GB" w:eastAsia="en-GB"/>
+        </w:rPr>
+        <w:t>reproduce.sh</w:t>
+      </w:r>
+      <w:r>
+        <w:rPr>
+          <w:rFonts w:asciiTheme="minorBidi" w:eastAsia="Times New Roman" w:hAnsiTheme="minorBidi" w:cstheme="minorBidi"/>
+          <w:sz w:val="24"/>
+          <w:szCs w:val="24"/>
+          <w:lang w:val="en-GB" w:eastAsia="en-GB"/>
+        </w:rPr>
+        <w:t xml:space="preserve"> are included in the submission. The ruleset and commands are also in Appendix C, and PMD’s detections are listed in Appendix A.</w:t>
       </w:r>
     </w:p>
     <w:p>
@@ -1751,7 +1752,6 @@
       <w:r>
         <w:t xml:space="preserve"> is a Java library for parsing command-line arguments. Size was measured with </w:t>
       </w:r>
-      <w:proofErr w:type="spellStart"/>
       <w:r>
         <w:rPr>
           <w:rFonts w:ascii="Courier New" w:eastAsia="Courier New" w:hAnsi="Courier New" w:cs="Courier New"/>
@@ -1760,45 +1760,16 @@
         </w:rPr>
         <w:t>pygount</w:t>
       </w:r>
-      <w:proofErr w:type="spellEnd"/>
       <w:r>
         <w:t xml:space="preserve"> 3.2.0 (</w:t>
       </w:r>
-      <w:proofErr w:type="spellStart"/>
       <w:r>
         <w:rPr>
           <w:rFonts w:ascii="Courier New" w:eastAsia="Courier New" w:hAnsi="Courier New" w:cs="Courier New"/>
           <w:sz w:val="20"/>
           <w:szCs w:val="20"/>
         </w:rPr>
-        <w:t>pygount</w:t>
-      </w:r>
-      <w:proofErr w:type="spellEnd"/>
-      <w:r>
-        <w:rPr>
-          <w:rFonts w:ascii="Courier New" w:eastAsia="Courier New" w:hAnsi="Courier New" w:cs="Courier New"/>
-          <w:sz w:val="20"/>
-          <w:szCs w:val="20"/>
-        </w:rPr>
-        <w:t xml:space="preserve"> --format=summary --suffix=java </w:t>
-      </w:r>
-      <w:proofErr w:type="spellStart"/>
-      <w:r>
-        <w:rPr>
-          <w:rFonts w:ascii="Courier New" w:eastAsia="Courier New" w:hAnsi="Courier New" w:cs="Courier New"/>
-          <w:sz w:val="20"/>
-          <w:szCs w:val="20"/>
-        </w:rPr>
-        <w:t>src</w:t>
-      </w:r>
-      <w:proofErr w:type="spellEnd"/>
-      <w:r>
-        <w:rPr>
-          <w:rFonts w:ascii="Courier New" w:eastAsia="Courier New" w:hAnsi="Courier New" w:cs="Courier New"/>
-          <w:sz w:val="20"/>
-          <w:szCs w:val="20"/>
-        </w:rPr>
-        <w:t>/main/java</w:t>
+        <w:t>pygount --format=summary --suffix=java src/main/java</w:t>
       </w:r>
       <w:r>
         <w:t>), counting non-blank, non-comment lines (SLOC):</w:t>
@@ -1997,23 +1968,13 @@
             <w:pPr>
               <w:spacing w:line="240" w:lineRule="auto"/>
             </w:pPr>
-            <w:proofErr w:type="spellStart"/>
             <w:r>
               <w:rPr>
                 <w:rFonts w:ascii="Courier New" w:eastAsia="Courier New" w:hAnsi="Courier New" w:cs="Courier New"/>
                 <w:sz w:val="18"/>
                 <w:szCs w:val="18"/>
               </w:rPr>
-              <w:t>src</w:t>
-            </w:r>
-            <w:proofErr w:type="spellEnd"/>
-            <w:r>
-              <w:rPr>
-                <w:rFonts w:ascii="Courier New" w:eastAsia="Courier New" w:hAnsi="Courier New" w:cs="Courier New"/>
-                <w:sz w:val="18"/>
-                <w:szCs w:val="18"/>
-              </w:rPr>
-              <w:t>/main/java</w:t>
+              <w:t>src/main/java</w:t>
             </w:r>
             <w:r>
               <w:rPr>
@@ -2143,21 +2104,12 @@
             <w:pPr>
               <w:spacing w:line="240" w:lineRule="auto"/>
             </w:pPr>
-            <w:proofErr w:type="spellStart"/>
-            <w:r>
-              <w:rPr>
-                <w:sz w:val="18"/>
-                <w:szCs w:val="18"/>
-              </w:rPr>
-              <w:t>Analysed</w:t>
-            </w:r>
-            <w:proofErr w:type="spellEnd"/>
-            <w:r>
-              <w:rPr>
-                <w:sz w:val="18"/>
-                <w:szCs w:val="18"/>
-              </w:rPr>
-              <w:t xml:space="preserve"> scope (without 2 </w:t>
+            <w:r>
+              <w:rPr>
+                <w:sz w:val="18"/>
+                <w:szCs w:val="18"/>
+              </w:rPr>
+              <w:t xml:space="preserve">Analysed scope (without 2 </w:t>
             </w:r>
             <w:r>
               <w:rPr>
@@ -2480,7 +2432,6 @@
             <w:pPr>
               <w:spacing w:line="240" w:lineRule="auto"/>
             </w:pPr>
-            <w:proofErr w:type="spellStart"/>
             <w:r>
               <w:rPr>
                 <w:rFonts w:ascii="Courier New" w:eastAsia="Courier New" w:hAnsi="Courier New" w:cs="Courier New"/>
@@ -2489,7 +2440,6 @@
               </w:rPr>
               <w:t>NcssCount</w:t>
             </w:r>
-            <w:proofErr w:type="spellEnd"/>
             <w:r>
               <w:rPr>
                 <w:sz w:val="18"/>
@@ -2585,7 +2535,6 @@
             <w:pPr>
               <w:spacing w:line="240" w:lineRule="auto"/>
             </w:pPr>
-            <w:proofErr w:type="spellStart"/>
             <w:r>
               <w:rPr>
                 <w:rFonts w:ascii="Courier New" w:eastAsia="Courier New" w:hAnsi="Courier New" w:cs="Courier New"/>
@@ -2594,7 +2543,6 @@
               </w:rPr>
               <w:t>GodClass</w:t>
             </w:r>
-            <w:proofErr w:type="spellEnd"/>
             <w:r>
               <w:rPr>
                 <w:sz w:val="18"/>
@@ -2690,7 +2638,6 @@
             <w:pPr>
               <w:spacing w:line="240" w:lineRule="auto"/>
             </w:pPr>
-            <w:proofErr w:type="spellStart"/>
             <w:r>
               <w:rPr>
                 <w:rFonts w:ascii="Courier New" w:eastAsia="Courier New" w:hAnsi="Courier New" w:cs="Courier New"/>
@@ -2699,7 +2646,6 @@
               </w:rPr>
               <w:t>ExcessiveParameterList</w:t>
             </w:r>
-            <w:proofErr w:type="spellEnd"/>
             <w:r>
               <w:rPr>
                 <w:sz w:val="18"/>
@@ -2852,13 +2798,8 @@
       <w:r>
         <w:t xml:space="preserve"> for God Class, and </w:t>
       </w:r>
-      <w:proofErr w:type="spellStart"/>
-      <w:r>
-        <w:t>Class.method</w:t>
-      </w:r>
-      <w:proofErr w:type="spellEnd"/>
-      <w:r>
-        <w:t>(parameter types)</w:t>
+      <w:r>
+        <w:t>Class.method(parameter types)</w:t>
       </w:r>
       <w:r>
         <w:t xml:space="preserve"> for Long Method and Long Parameter List.</w:t>
@@ -2876,26 +2817,27 @@
       <w:r>
         <w:t xml:space="preserve">Two detections are the same (common) only if smell, file and code unit, including parameter types, match. Overloads (e.g. the </w:t>
       </w:r>
-      <w:proofErr w:type="spellStart"/>
       <w:r>
         <w:rPr>
           <w:rFonts w:ascii="Courier New" w:eastAsia="Courier New" w:hAnsi="Courier New" w:cs="Courier New"/>
           <w:sz w:val="20"/>
           <w:szCs w:val="20"/>
         </w:rPr>
-        <w:t>printHelp</w:t>
-      </w:r>
-      <w:proofErr w:type="spellEnd"/>
+        <w:t>printHelp(...)</w:t>
+      </w:r>
+      <w:r>
+        <w:t xml:space="preserve"> signatures) are separate units, and </w:t>
+      </w:r>
       <w:r>
         <w:rPr>
           <w:rFonts w:ascii="Courier New" w:eastAsia="Courier New" w:hAnsi="Courier New" w:cs="Courier New"/>
           <w:sz w:val="20"/>
           <w:szCs w:val="20"/>
         </w:rPr>
-        <w:t>(...)</w:t>
-      </w:r>
-      <w:r>
-        <w:t xml:space="preserve"> signatures) are separate units, and </w:t>
+        <w:t>cli/HelpFormatter</w:t>
+      </w:r>
+      <w:r>
+        <w:t xml:space="preserve"> and </w:t>
       </w:r>
       <w:r>
         <w:rPr>
@@ -2903,49 +2845,8 @@
           <w:sz w:val="20"/>
           <w:szCs w:val="20"/>
         </w:rPr>
-        <w:t>cli/</w:t>
-      </w:r>
-      <w:proofErr w:type="spellStart"/>
-      <w:r>
-        <w:rPr>
-          <w:rFonts w:ascii="Courier New" w:eastAsia="Courier New" w:hAnsi="Courier New" w:cs="Courier New"/>
-          <w:sz w:val="20"/>
-          <w:szCs w:val="20"/>
-        </w:rPr>
-        <w:t>HelpFormatter</w:t>
-      </w:r>
-      <w:proofErr w:type="spellEnd"/>
-      <w:r>
-        <w:t xml:space="preserve"> and </w:t>
-      </w:r>
-      <w:proofErr w:type="gramStart"/>
-      <w:r>
-        <w:rPr>
-          <w:rFonts w:ascii="Courier New" w:eastAsia="Courier New" w:hAnsi="Courier New" w:cs="Courier New"/>
-          <w:sz w:val="20"/>
-          <w:szCs w:val="20"/>
-        </w:rPr>
-        <w:t>cli/help</w:t>
-      </w:r>
-      <w:proofErr w:type="gramEnd"/>
-      <w:r>
-        <w:rPr>
-          <w:rFonts w:ascii="Courier New" w:eastAsia="Courier New" w:hAnsi="Courier New" w:cs="Courier New"/>
-          <w:sz w:val="20"/>
-          <w:szCs w:val="20"/>
-        </w:rPr>
-        <w:t>/</w:t>
-      </w:r>
-      <w:proofErr w:type="spellStart"/>
-      <w:r>
-        <w:rPr>
-          <w:rFonts w:ascii="Courier New" w:eastAsia="Courier New" w:hAnsi="Courier New" w:cs="Courier New"/>
-          <w:sz w:val="20"/>
-          <w:szCs w:val="20"/>
-        </w:rPr>
-        <w:t>HelpFormatter</w:t>
-      </w:r>
-      <w:proofErr w:type="spellEnd"/>
+        <w:t>cli/help/HelpFormatter</w:t>
+      </w:r>
       <w:r>
         <w:t xml:space="preserve"> are different classes.</w:t>
       </w:r>
@@ -2962,7 +2863,6 @@
       <w:r>
         <w:t xml:space="preserve">Every item an LLM listed counts as a detection, including ones it called borderline; one combined DeepSeek entry (two </w:t>
       </w:r>
-      <w:proofErr w:type="spellStart"/>
       <w:r>
         <w:rPr>
           <w:rFonts w:ascii="Courier New" w:eastAsia="Courier New" w:hAnsi="Courier New" w:cs="Courier New"/>
@@ -2971,7 +2871,6 @@
         </w:rPr>
         <w:t>OptionFormatter.Builder</w:t>
       </w:r>
-      <w:proofErr w:type="spellEnd"/>
       <w:r>
         <w:t xml:space="preserve"> setters) counts as two.</w:t>
       </w:r>
@@ -3046,7 +2945,6 @@
       <w:r>
         <w:t xml:space="preserve">PMD reported 22 detections: 7 Long Method, 5 God Class and 10 Long Parameter List (Appendix A). God Class metrics (WMC, ATFD, TCC): </w:t>
       </w:r>
-      <w:proofErr w:type="spellStart"/>
       <w:r>
         <w:rPr>
           <w:rFonts w:ascii="Courier New" w:eastAsia="Courier New" w:hAnsi="Courier New" w:cs="Courier New"/>
@@ -3055,7 +2953,6 @@
         </w:rPr>
         <w:t>CommandLine</w:t>
       </w:r>
-      <w:proofErr w:type="spellEnd"/>
       <w:r>
         <w:t xml:space="preserve"> (97, 24, 2.0%), </w:t>
       </w:r>
@@ -3070,7 +2967,6 @@
       <w:r>
         <w:t xml:space="preserve"> (131, 22, 19.1%), </w:t>
       </w:r>
-      <w:proofErr w:type="spellStart"/>
       <w:r>
         <w:rPr>
           <w:rFonts w:ascii="Courier New" w:eastAsia="Courier New" w:hAnsi="Courier New" w:cs="Courier New"/>
@@ -3079,7 +2975,6 @@
         </w:rPr>
         <w:t>HelpFormatter</w:t>
       </w:r>
-      <w:proofErr w:type="spellEnd"/>
       <w:r>
         <w:t xml:space="preserve"> (125, 34, 1.5%), </w:t>
       </w:r>
@@ -4407,7 +4302,6 @@
       <w:r>
         <w:t xml:space="preserve"> never reported it: its only God Class in all three runs was </w:t>
       </w:r>
-      <w:proofErr w:type="spellStart"/>
       <w:r>
         <w:rPr>
           <w:rFonts w:ascii="Courier New" w:eastAsia="Courier New" w:hAnsi="Courier New" w:cs="Courier New"/>
@@ -4416,7 +4310,6 @@
         </w:rPr>
         <w:t>HelpFormatter</w:t>
       </w:r>
-      <w:proofErr w:type="spellEnd"/>
       <w:r>
         <w:t xml:space="preserve">, and in run 3 it wrote that </w:t>
       </w:r>
@@ -4431,7 +4324,6 @@
       <w:r>
         <w:t xml:space="preserve">, </w:t>
       </w:r>
-      <w:proofErr w:type="spellStart"/>
       <w:r>
         <w:rPr>
           <w:rFonts w:ascii="Courier New" w:eastAsia="Courier New" w:hAnsi="Courier New" w:cs="Courier New"/>
@@ -4440,7 +4332,6 @@
         </w:rPr>
         <w:t>CommandLine</w:t>
       </w:r>
-      <w:proofErr w:type="spellEnd"/>
       <w:r>
         <w:t xml:space="preserve"> and </w:t>
       </w:r>
@@ -4507,23 +4398,7 @@
         <w:keepNext/>
       </w:pPr>
       <w:r>
-        <w:t xml:space="preserve">Case 2 – Long Parameter List: </w:t>
-      </w:r>
-      <w:proofErr w:type="spellStart"/>
-      <w:r>
-        <w:t>HelpFormatter.printOptions</w:t>
-      </w:r>
-      <w:proofErr w:type="spellEnd"/>
-      <w:r>
-        <w:t>(</w:t>
-      </w:r>
-      <w:proofErr w:type="spellStart"/>
-      <w:r>
-        <w:t>PrintWriter</w:t>
-      </w:r>
-      <w:proofErr w:type="spellEnd"/>
-      <w:r>
-        <w:t>, int, Options, int, int) (PMD yes; LLMs mostly no)</w:t>
+        <w:t>Case 2 – Long Parameter List: HelpFormatter.printOptions(PrintWriter, int, Options, int, int) (PMD yes; LLMs mostly no)</w:t>
       </w:r>
     </w:p>
     <w:p>
@@ -4545,7 +4420,6 @@
       <w:r>
         <w:t xml:space="preserve"> flagged it for its 5 parameters (threshold 5), as it did </w:t>
       </w:r>
-      <w:proofErr w:type="spellStart"/>
       <w:r>
         <w:rPr>
           <w:rFonts w:ascii="Courier New" w:eastAsia="Courier New" w:hAnsi="Courier New" w:cs="Courier New"/>
@@ -4554,11 +4428,9 @@
         </w:rPr>
         <w:t>renderOptions</w:t>
       </w:r>
-      <w:proofErr w:type="spellEnd"/>
       <w:r>
         <w:t xml:space="preserve"> and </w:t>
       </w:r>
-      <w:proofErr w:type="spellStart"/>
       <w:r>
         <w:rPr>
           <w:rFonts w:ascii="Courier New" w:eastAsia="Courier New" w:hAnsi="Courier New" w:cs="Courier New"/>
@@ -4567,11 +4439,9 @@
         </w:rPr>
         <w:t>appendOptions</w:t>
       </w:r>
-      <w:proofErr w:type="spellEnd"/>
       <w:r>
         <w:t xml:space="preserve"> with the same parameter shape. ChatGPT reported it only in run 3 and DeepSeek never; DeepSeek run 1 reported </w:t>
       </w:r>
-      <w:proofErr w:type="spellStart"/>
       <w:r>
         <w:rPr>
           <w:rFonts w:ascii="Courier New" w:eastAsia="Courier New" w:hAnsi="Courier New" w:cs="Courier New"/>
@@ -4580,7 +4450,6 @@
         </w:rPr>
         <w:t>appendOptions</w:t>
       </w:r>
-      <w:proofErr w:type="spellEnd"/>
       <w:r>
         <w:t xml:space="preserve"> but not the other two.</w:t>
       </w:r>
@@ -4604,7 +4473,6 @@
       <w:r>
         <w:t xml:space="preserve"> </w:t>
       </w:r>
-      <w:proofErr w:type="spellStart"/>
       <w:r>
         <w:rPr>
           <w:rFonts w:ascii="Courier New" w:eastAsia="Courier New" w:hAnsi="Courier New" w:cs="Courier New"/>
@@ -4613,11 +4481,9 @@
         </w:rPr>
         <w:t>printOptions</w:t>
       </w:r>
-      <w:proofErr w:type="spellEnd"/>
       <w:r>
         <w:t xml:space="preserve"> and </w:t>
       </w:r>
-      <w:proofErr w:type="spellStart"/>
       <w:r>
         <w:rPr>
           <w:rFonts w:ascii="Courier New" w:eastAsia="Courier New" w:hAnsi="Courier New" w:cs="Courier New"/>
@@ -4626,27 +4492,16 @@
         </w:rPr>
         <w:t>renderOptions</w:t>
       </w:r>
-      <w:proofErr w:type="spellEnd"/>
       <w:r>
         <w:t xml:space="preserve"> only call </w:t>
       </w:r>
-      <w:proofErr w:type="spellStart"/>
       <w:r>
         <w:rPr>
           <w:rFonts w:ascii="Courier New" w:eastAsia="Courier New" w:hAnsi="Courier New" w:cs="Courier New"/>
           <w:sz w:val="20"/>
           <w:szCs w:val="20"/>
         </w:rPr>
-        <w:t>appendOptions</w:t>
-      </w:r>
-      <w:proofErr w:type="spellEnd"/>
-      <w:r>
-        <w:rPr>
-          <w:rFonts w:ascii="Courier New" w:eastAsia="Courier New" w:hAnsi="Courier New" w:cs="Courier New"/>
-          <w:sz w:val="20"/>
-          <w:szCs w:val="20"/>
-        </w:rPr>
-        <w:t>(...)</w:t>
+        <w:t>appendOptions(...)</w:t>
       </w:r>
       <w:r>
         <w:t>, whose 51-statement body is also a Long Method hit.</w:t>
@@ -4677,7 +4532,6 @@
       <w:r>
         <w:t xml:space="preserve">parameter </w:t>
       </w:r>
-      <w:proofErr w:type="spellStart"/>
       <w:r>
         <w:rPr>
           <w:rFonts w:ascii="Courier New" w:eastAsia="Courier New" w:hAnsi="Courier New" w:cs="Courier New"/>
@@ -4686,7 +4540,6 @@
         </w:rPr>
         <w:t>printHelp</w:t>
       </w:r>
-      <w:proofErr w:type="spellEnd"/>
       <w:r>
         <w:t xml:space="preserve"> overloads (the 9-parameter one in all six runs). The disagreement is mainly about the threshold, and DeepSeek flagging only one of three identical shapes shows the LLMs do not apply a consistent rule.</w:t>
       </w:r>
@@ -4697,23 +4550,7 @@
         <w:keepNext/>
       </w:pPr>
       <w:r>
-        <w:t xml:space="preserve">Case 3 – Long Method: </w:t>
-      </w:r>
-      <w:proofErr w:type="spellStart"/>
-      <w:r>
-        <w:t>HelpFormatter.printUsage</w:t>
-      </w:r>
-      <w:proofErr w:type="spellEnd"/>
-      <w:r>
-        <w:t>(</w:t>
-      </w:r>
-      <w:proofErr w:type="spellStart"/>
-      <w:r>
-        <w:t>PrintWriter</w:t>
-      </w:r>
-      <w:proofErr w:type="spellEnd"/>
-      <w:r>
-        <w:t>, int, String, Options) (LLMs yes; PMD no)</w:t>
+        <w:t>Case 3 – Long Method: HelpFormatter.printUsage(PrintWriter, int, String, Options) (LLMs yes; PMD no)</w:t>
       </w:r>
     </w:p>
     <w:p>
@@ -4985,13 +4822,17 @@
       </w:pPr>
       <w:r>
         <w:rPr>
+          <w:i/>
+          <w:iCs/>
           <w:noProof/>
+          <w:sz w:val="20"/>
+          <w:szCs w:val="20"/>
         </w:rPr>
         <w:drawing>
-          <wp:inline distT="0" distB="0" distL="0" distR="0" wp14:anchorId="070FE006" wp14:editId="5CB673A8">
-            <wp:extent cx="5646420" cy="2988398"/>
-            <wp:effectExtent l="0" t="0" r="0" b="2540"/>
-            <wp:docPr id="477899200" name="Picture 1"/>
+          <wp:inline distT="0" distB="0" distL="0" distR="0" wp14:anchorId="192C450A" wp14:editId="0A32C4B7">
+            <wp:extent cx="5731510" cy="2580640"/>
+            <wp:effectExtent l="0" t="0" r="2540" b="0"/>
+            <wp:docPr id="913218202" name="Picture 1"/>
             <wp:cNvGraphicFramePr>
               <a:graphicFrameLocks xmlns:a="http://schemas.openxmlformats.org/drawingml/2006/main" noChangeAspect="1"/>
             </wp:cNvGraphicFramePr>
@@ -4999,36 +4840,23 @@
               <a:graphicData uri="http://schemas.openxmlformats.org/drawingml/2006/picture">
                 <pic:pic xmlns:pic="http://schemas.openxmlformats.org/drawingml/2006/picture">
                   <pic:nvPicPr>
-                    <pic:cNvPr id="0" name="Picture 1"/>
-                    <pic:cNvPicPr>
-                      <a:picLocks noChangeAspect="1" noChangeArrowheads="1"/>
-                    </pic:cNvPicPr>
+                    <pic:cNvPr id="913218202" name=""/>
+                    <pic:cNvPicPr/>
                   </pic:nvPicPr>
                   <pic:blipFill>
-                    <a:blip r:embed="rId9" cstate="print">
-                      <a:extLst>
-                        <a:ext uri="{28A0092B-C50C-407E-A947-70E740481C1C}">
-                          <a14:useLocalDpi xmlns:a14="http://schemas.microsoft.com/office/drawing/2010/main" val="0"/>
-                        </a:ext>
-                      </a:extLst>
-                    </a:blip>
-                    <a:srcRect/>
+                    <a:blip r:embed="rId9"/>
                     <a:stretch>
                       <a:fillRect/>
                     </a:stretch>
                   </pic:blipFill>
-                  <pic:spPr bwMode="auto">
+                  <pic:spPr>
                     <a:xfrm>
                       <a:off x="0" y="0"/>
-                      <a:ext cx="5649245" cy="2989893"/>
+                      <a:ext cx="5731510" cy="2580640"/>
                     </a:xfrm>
                     <a:prstGeom prst="rect">
                       <a:avLst/>
                     </a:prstGeom>
-                    <a:noFill/>
-                    <a:ln>
-                      <a:noFill/>
-                    </a:ln>
                   </pic:spPr>
                 </pic:pic>
               </a:graphicData>
@@ -5043,16 +4871,7 @@
           <w:sz w:val="20"/>
           <w:szCs w:val="20"/>
         </w:rPr>
-        <w:t xml:space="preserve"> </w:t>
-      </w:r>
-      <w:r>
-        <w:rPr>
-          <w:i/>
-          <w:iCs/>
-          <w:sz w:val="20"/>
-          <w:szCs w:val="20"/>
-        </w:rPr>
-        <w:t>Figure 3: PMD 7.28.0 run with the Appendix C ruleset on the comment-stripped sources: 22 violations, matching Appendix A.</w:t>
+        <w:t>Figure 3: PMD 7.28.0 run with the Appendix C ruleset on the comment-stripped sources (Windows, Java 17.0.15): 22 violations, matching Appendix A.</w:t>
       </w:r>
     </w:p>
     <w:p>
@@ -5061,7 +4880,6 @@
         <w:keepNext/>
       </w:pPr>
       <w:r>
-        <w:lastRenderedPageBreak/>
         <w:t>4. Critical Discussion and Reflection</w:t>
       </w:r>
     </w:p>
@@ -5096,6 +4914,7 @@
           <w:b/>
           <w:bCs/>
         </w:rPr>
+        <w:lastRenderedPageBreak/>
         <w:t>Long Method:</w:t>
       </w:r>
       <w:r>
@@ -5141,7 +4960,6 @@
       <w:r>
         <w:t xml:space="preserve"> ChatGPT 100%, but from a single detection (</w:t>
       </w:r>
-      <w:proofErr w:type="spellStart"/>
       <w:r>
         <w:rPr>
           <w:rFonts w:ascii="Courier New" w:eastAsia="Courier New" w:hAnsi="Courier New" w:cs="Courier New"/>
@@ -5150,7 +4968,6 @@
         </w:rPr>
         <w:t>HelpFormatter</w:t>
       </w:r>
-      <w:proofErr w:type="spellEnd"/>
       <w:r>
         <w:t>), so it says little; DeepSeek 62.5% (3 / 0 / 5), as its list grew from 5 to 8 classes in run 3.</w:t>
       </w:r>
@@ -5172,7 +4989,6 @@
       <w:r>
         <w:t xml:space="preserve"> runs, namely </w:t>
       </w:r>
-      <w:proofErr w:type="spellStart"/>
       <w:r>
         <w:rPr>
           <w:rFonts w:ascii="Courier New" w:eastAsia="Courier New" w:hAnsi="Courier New" w:cs="Courier New"/>
@@ -5181,11 +4997,9 @@
         </w:rPr>
         <w:t>DefaultParser.handleShortAndLongOption</w:t>
       </w:r>
-      <w:proofErr w:type="spellEnd"/>
       <w:r>
         <w:t xml:space="preserve"> and </w:t>
       </w:r>
-      <w:proofErr w:type="spellStart"/>
       <w:r>
         <w:rPr>
           <w:rFonts w:ascii="Courier New" w:eastAsia="Courier New" w:hAnsi="Courier New" w:cs="Courier New"/>
@@ -5194,11 +5008,9 @@
         </w:rPr>
         <w:t>HelpFormatter.appendOptions</w:t>
       </w:r>
-      <w:proofErr w:type="spellEnd"/>
       <w:r>
         <w:t xml:space="preserve"> (Long Method), </w:t>
       </w:r>
-      <w:proofErr w:type="spellStart"/>
       <w:r>
         <w:rPr>
           <w:rFonts w:ascii="Courier New" w:eastAsia="Courier New" w:hAnsi="Courier New" w:cs="Courier New"/>
@@ -5207,11 +5019,9 @@
         </w:rPr>
         <w:t>HelpFormatter</w:t>
       </w:r>
-      <w:proofErr w:type="spellEnd"/>
       <w:r>
         <w:t xml:space="preserve"> (God Class) and the nine-parameter </w:t>
       </w:r>
-      <w:proofErr w:type="spellStart"/>
       <w:r>
         <w:rPr>
           <w:rFonts w:ascii="Courier New" w:eastAsia="Courier New" w:hAnsi="Courier New" w:cs="Courier New"/>
@@ -5220,7 +5030,6 @@
         </w:rPr>
         <w:t>HelpFormatter.printHelp</w:t>
       </w:r>
-      <w:proofErr w:type="spellEnd"/>
       <w:r>
         <w:t xml:space="preserve"> (Long Parameter List). These are the two longest methods (47 and 51 statements) and the longest parameter list; the variation lies in the less obvious candidates. With three runs and one codebase, these figures are indicative only.</w:t>
       </w:r>
@@ -5261,7 +5070,6 @@
       <w:r>
         <w:t xml:space="preserve"> one class (</w:t>
       </w:r>
-      <w:proofErr w:type="spellStart"/>
       <w:r>
         <w:rPr>
           <w:rFonts w:ascii="Courier New" w:eastAsia="Courier New" w:hAnsi="Courier New" w:cs="Courier New"/>
@@ -5270,11 +5078,9 @@
         </w:rPr>
         <w:t>HelpFormatter</w:t>
       </w:r>
-      <w:proofErr w:type="spellEnd"/>
       <w:r>
         <w:t xml:space="preserve">) in every run, versus 5, 5 and 8 for DeepSeek, which always included </w:t>
       </w:r>
-      <w:proofErr w:type="spellStart"/>
       <w:r>
         <w:rPr>
           <w:rFonts w:ascii="Courier New" w:eastAsia="Courier New" w:hAnsi="Courier New" w:cs="Courier New"/>
@@ -5283,7 +5089,6 @@
         </w:rPr>
         <w:t>CommandLine</w:t>
       </w:r>
-      <w:proofErr w:type="spellEnd"/>
       <w:r>
         <w:t xml:space="preserve">, </w:t>
       </w:r>
@@ -5298,7 +5103,6 @@
       <w:r>
         <w:t xml:space="preserve">, </w:t>
       </w:r>
-      <w:proofErr w:type="spellStart"/>
       <w:r>
         <w:rPr>
           <w:rFonts w:ascii="Courier New" w:eastAsia="Courier New" w:hAnsi="Courier New" w:cs="Courier New"/>
@@ -5307,7 +5111,6 @@
         </w:rPr>
         <w:t>HelpFormatter</w:t>
       </w:r>
-      <w:proofErr w:type="spellEnd"/>
       <w:r>
         <w:t xml:space="preserve">, </w:t>
       </w:r>
@@ -5322,7 +5125,6 @@
       <w:r>
         <w:t xml:space="preserve"> and </w:t>
       </w:r>
-      <w:proofErr w:type="spellStart"/>
       <w:r>
         <w:rPr>
           <w:rFonts w:ascii="Courier New" w:eastAsia="Courier New" w:hAnsi="Courier New" w:cs="Courier New"/>
@@ -5331,7 +5133,6 @@
         </w:rPr>
         <w:t>TextHelpAppendable</w:t>
       </w:r>
-      <w:proofErr w:type="spellEnd"/>
       <w:r>
         <w:t>.</w:t>
       </w:r>
@@ -5355,7 +5156,6 @@
       <w:r>
         <w:t xml:space="preserve"> 7 of ChatGPT's 21 Long Method reports (33%) and 14 of DeepSeek's 27 (52%) have fewer than 30 statements (12–28), often multi-step methods such as </w:t>
       </w:r>
-      <w:proofErr w:type="spellStart"/>
       <w:r>
         <w:rPr>
           <w:rFonts w:ascii="Courier New" w:eastAsia="Courier New" w:hAnsi="Courier New" w:cs="Courier New"/>
@@ -5364,11 +5164,9 @@
         </w:rPr>
         <w:t>printUsage</w:t>
       </w:r>
-      <w:proofErr w:type="spellEnd"/>
       <w:r>
         <w:t xml:space="preserve"> (18) and </w:t>
       </w:r>
-      <w:proofErr w:type="spellStart"/>
       <w:r>
         <w:rPr>
           <w:rFonts w:ascii="Courier New" w:eastAsia="Courier New" w:hAnsi="Courier New" w:cs="Courier New"/>
@@ -5377,7 +5175,6 @@
         </w:rPr>
         <w:t>findWrapPos</w:t>
       </w:r>
-      <w:proofErr w:type="spellEnd"/>
       <w:r>
         <w:t xml:space="preserve"> (17).</w:t>
       </w:r>
@@ -5401,41 +5198,13 @@
       <w:r>
         <w:t xml:space="preserve"> in every run it listed methods with 4 or fewer parameters (down to 2), e.g. </w:t>
       </w:r>
-      <w:proofErr w:type="spellStart"/>
       <w:r>
         <w:rPr>
           <w:rFonts w:ascii="Courier New" w:eastAsia="Courier New" w:hAnsi="Courier New" w:cs="Courier New"/>
           <w:sz w:val="20"/>
           <w:szCs w:val="20"/>
         </w:rPr>
-        <w:t>Options.addOption</w:t>
-      </w:r>
-      <w:proofErr w:type="spellEnd"/>
-      <w:r>
-        <w:rPr>
-          <w:rFonts w:ascii="Courier New" w:eastAsia="Courier New" w:hAnsi="Courier New" w:cs="Courier New"/>
-          <w:sz w:val="20"/>
-          <w:szCs w:val="20"/>
-        </w:rPr>
-        <w:t xml:space="preserve">(String, </w:t>
-      </w:r>
-      <w:proofErr w:type="spellStart"/>
-      <w:r>
-        <w:rPr>
-          <w:rFonts w:ascii="Courier New" w:eastAsia="Courier New" w:hAnsi="Courier New" w:cs="Courier New"/>
-          <w:sz w:val="20"/>
-          <w:szCs w:val="20"/>
-        </w:rPr>
-        <w:t>boolean</w:t>
-      </w:r>
-      <w:proofErr w:type="spellEnd"/>
-      <w:r>
-        <w:rPr>
-          <w:rFonts w:ascii="Courier New" w:eastAsia="Courier New" w:hAnsi="Courier New" w:cs="Courier New"/>
-          <w:sz w:val="20"/>
-          <w:szCs w:val="20"/>
-        </w:rPr>
-        <w:t>, String)</w:t>
+        <w:t>Options.addOption(String, boolean, String)</w:t>
       </w:r>
       <w:r>
         <w:t>; ChatGPT did so only in run 3.</w:t>
@@ -5460,7 +5229,6 @@
       <w:r>
         <w:t xml:space="preserve"> the longest methods, the longest parameter list and </w:t>
       </w:r>
-      <w:proofErr w:type="spellStart"/>
       <w:r>
         <w:rPr>
           <w:rFonts w:ascii="Courier New" w:eastAsia="Courier New" w:hAnsi="Courier New" w:cs="Courier New"/>
@@ -5469,7 +5237,6 @@
         </w:rPr>
         <w:t>HelpFormatter</w:t>
       </w:r>
-      <w:proofErr w:type="spellEnd"/>
       <w:r>
         <w:t xml:space="preserve"> were reported in every run.</w:t>
       </w:r>
@@ -5504,7 +5271,6 @@
       <w:r>
         <w:t xml:space="preserve"> as a God Class or the two 5-parameter </w:t>
       </w:r>
-      <w:proofErr w:type="spellStart"/>
       <w:r>
         <w:rPr>
           <w:rFonts w:ascii="Courier New" w:eastAsia="Courier New" w:hAnsi="Courier New" w:cs="Courier New"/>
@@ -5513,7 +5279,6 @@
         </w:rPr>
         <w:t>AbstractHelpFormatter.printHelp</w:t>
       </w:r>
-      <w:proofErr w:type="spellEnd"/>
       <w:r>
         <w:t xml:space="preserve"> signatures, all flagged by PMD.</w:t>
       </w:r>
@@ -5629,7 +5394,6 @@
                 <w:sz w:val="18"/>
                 <w:szCs w:val="18"/>
               </w:rPr>
-              <w:lastRenderedPageBreak/>
               <w:t>LLM</w:t>
             </w:r>
           </w:p>
@@ -5860,7 +5624,6 @@
             <w:pPr>
               <w:spacing w:line="240" w:lineRule="auto"/>
             </w:pPr>
-            <w:proofErr w:type="spellStart"/>
             <w:r>
               <w:rPr>
                 <w:sz w:val="18"/>
@@ -5868,7 +5631,6 @@
               </w:rPr>
               <w:t>DefaultParser.handleShortAndLongOption</w:t>
             </w:r>
-            <w:proofErr w:type="spellEnd"/>
           </w:p>
         </w:tc>
         <w:tc>
@@ -6005,7 +5767,6 @@
             <w:pPr>
               <w:spacing w:line="240" w:lineRule="auto"/>
             </w:pPr>
-            <w:proofErr w:type="spellStart"/>
             <w:r>
               <w:rPr>
                 <w:sz w:val="18"/>
@@ -6013,7 +5774,6 @@
               </w:rPr>
               <w:t>GnuParser.flatten</w:t>
             </w:r>
-            <w:proofErr w:type="spellEnd"/>
           </w:p>
         </w:tc>
         <w:tc>
@@ -6157,21 +5917,12 @@
             <w:pPr>
               <w:spacing w:line="240" w:lineRule="auto"/>
             </w:pPr>
-            <w:proofErr w:type="spellStart"/>
-            <w:r>
-              <w:rPr>
-                <w:sz w:val="18"/>
-                <w:szCs w:val="18"/>
-              </w:rPr>
-              <w:t>HelpFormatter</w:t>
-            </w:r>
-            <w:proofErr w:type="spellEnd"/>
-            <w:r>
-              <w:rPr>
-                <w:sz w:val="18"/>
-                <w:szCs w:val="18"/>
-              </w:rPr>
-              <w:t xml:space="preserve"> (only 1 detection)</w:t>
+            <w:r>
+              <w:rPr>
+                <w:sz w:val="18"/>
+                <w:szCs w:val="18"/>
+              </w:rPr>
+              <w:t>HelpFormatter (only 1 detection)</w:t>
             </w:r>
           </w:p>
         </w:tc>
@@ -6323,21 +6074,12 @@
             <w:pPr>
               <w:spacing w:line="240" w:lineRule="auto"/>
             </w:pPr>
-            <w:proofErr w:type="spellStart"/>
-            <w:r>
-              <w:rPr>
-                <w:sz w:val="18"/>
-                <w:szCs w:val="18"/>
-              </w:rPr>
-              <w:t>HelpFormatter.printHelp</w:t>
-            </w:r>
-            <w:proofErr w:type="spellEnd"/>
-            <w:r>
-              <w:rPr>
-                <w:sz w:val="18"/>
-                <w:szCs w:val="18"/>
-              </w:rPr>
-              <w:t xml:space="preserve"> (6 params)</w:t>
+            <w:r>
+              <w:rPr>
+                <w:sz w:val="18"/>
+                <w:szCs w:val="18"/>
+              </w:rPr>
+              <w:t>HelpFormatter.printHelp (6 params)</w:t>
             </w:r>
           </w:p>
         </w:tc>
@@ -6475,21 +6217,12 @@
             <w:pPr>
               <w:spacing w:line="240" w:lineRule="auto"/>
             </w:pPr>
-            <w:proofErr w:type="spellStart"/>
-            <w:r>
-              <w:rPr>
-                <w:sz w:val="18"/>
-                <w:szCs w:val="18"/>
-              </w:rPr>
-              <w:t>HelpFormatter.printHelp</w:t>
-            </w:r>
-            <w:proofErr w:type="spellEnd"/>
-            <w:r>
-              <w:rPr>
-                <w:sz w:val="18"/>
-                <w:szCs w:val="18"/>
-              </w:rPr>
-              <w:t xml:space="preserve"> (8 params)</w:t>
+            <w:r>
+              <w:rPr>
+                <w:sz w:val="18"/>
+                <w:szCs w:val="18"/>
+              </w:rPr>
+              <w:t>HelpFormatter.printHelp (8 params)</w:t>
             </w:r>
           </w:p>
         </w:tc>
@@ -6579,6 +6312,7 @@
                 <w:sz w:val="18"/>
                 <w:szCs w:val="18"/>
               </w:rPr>
+              <w:lastRenderedPageBreak/>
               <w:t>DeepSeek</w:t>
             </w:r>
           </w:p>
@@ -6634,7 +6368,6 @@
             <w:pPr>
               <w:spacing w:line="240" w:lineRule="auto"/>
             </w:pPr>
-            <w:proofErr w:type="spellStart"/>
             <w:r>
               <w:rPr>
                 <w:sz w:val="18"/>
@@ -6642,7 +6375,6 @@
               </w:rPr>
               <w:t>DefaultParser.handleShortAndLongOption</w:t>
             </w:r>
-            <w:proofErr w:type="spellEnd"/>
           </w:p>
         </w:tc>
         <w:tc>
@@ -6779,21 +6511,12 @@
             <w:pPr>
               <w:spacing w:line="240" w:lineRule="auto"/>
             </w:pPr>
-            <w:proofErr w:type="spellStart"/>
-            <w:r>
-              <w:rPr>
-                <w:sz w:val="18"/>
-                <w:szCs w:val="18"/>
-              </w:rPr>
-              <w:t>DefaultParser.parse</w:t>
-            </w:r>
-            <w:proofErr w:type="spellEnd"/>
-            <w:r>
-              <w:rPr>
-                <w:sz w:val="18"/>
-                <w:szCs w:val="18"/>
-              </w:rPr>
-              <w:t xml:space="preserve"> (4 params)</w:t>
+            <w:r>
+              <w:rPr>
+                <w:sz w:val="18"/>
+                <w:szCs w:val="18"/>
+              </w:rPr>
+              <w:t>DefaultParser.parse (4 params)</w:t>
             </w:r>
           </w:p>
         </w:tc>
@@ -6938,7 +6661,6 @@
             <w:pPr>
               <w:spacing w:line="240" w:lineRule="auto"/>
             </w:pPr>
-            <w:proofErr w:type="spellStart"/>
             <w:r>
               <w:rPr>
                 <w:sz w:val="18"/>
@@ -6946,7 +6668,6 @@
               </w:rPr>
               <w:t>CommandLine</w:t>
             </w:r>
-            <w:proofErr w:type="spellEnd"/>
           </w:p>
         </w:tc>
         <w:tc>
@@ -7233,21 +6954,12 @@
             <w:pPr>
               <w:spacing w:line="240" w:lineRule="auto"/>
             </w:pPr>
-            <w:proofErr w:type="spellStart"/>
-            <w:r>
-              <w:rPr>
-                <w:sz w:val="18"/>
-                <w:szCs w:val="18"/>
-              </w:rPr>
-              <w:t>DefaultParser.parse</w:t>
-            </w:r>
-            <w:proofErr w:type="spellEnd"/>
-            <w:r>
-              <w:rPr>
-                <w:sz w:val="18"/>
-                <w:szCs w:val="18"/>
-              </w:rPr>
-              <w:t xml:space="preserve"> (4 params)</w:t>
+            <w:r>
+              <w:rPr>
+                <w:sz w:val="18"/>
+                <w:szCs w:val="18"/>
+              </w:rPr>
+              <w:t>DefaultParser.parse (4 params)</w:t>
             </w:r>
           </w:p>
         </w:tc>
@@ -7385,21 +7097,12 @@
             <w:pPr>
               <w:spacing w:line="240" w:lineRule="auto"/>
             </w:pPr>
-            <w:proofErr w:type="spellStart"/>
-            <w:r>
-              <w:rPr>
-                <w:sz w:val="18"/>
-                <w:szCs w:val="18"/>
-              </w:rPr>
-              <w:t>HelpFormatter.appendOptions</w:t>
-            </w:r>
-            <w:proofErr w:type="spellEnd"/>
-            <w:r>
-              <w:rPr>
-                <w:sz w:val="18"/>
-                <w:szCs w:val="18"/>
-              </w:rPr>
-              <w:t xml:space="preserve"> (5 params)</w:t>
+            <w:r>
+              <w:rPr>
+                <w:sz w:val="18"/>
+                <w:szCs w:val="18"/>
+              </w:rPr>
+              <w:t>HelpFormatter.appendOptions (5 params)</w:t>
             </w:r>
           </w:p>
         </w:tc>
@@ -7490,7 +7193,6 @@
       <w:r>
         <w:t xml:space="preserve">The one deduction: DeepSeek's Long Parameter List explanation for </w:t>
       </w:r>
-      <w:proofErr w:type="spellStart"/>
       <w:r>
         <w:rPr>
           <w:rFonts w:ascii="Courier New" w:eastAsia="Courier New" w:hAnsi="Courier New" w:cs="Courier New"/>
@@ -7499,7 +7201,6 @@
         </w:rPr>
         <w:t>DefaultParser.parse</w:t>
       </w:r>
-      <w:proofErr w:type="spellEnd"/>
       <w:r>
         <w:t xml:space="preserve"> only says its four parameters carry "several unrelated concerns", never that the list is long, so it scores for code reference only.</w:t>
       </w:r>
@@ -7516,7 +7217,6 @@
       <w:r>
         <w:t xml:space="preserve">A high score does not mean a correct detection: DeepSeek's explanation of </w:t>
       </w:r>
-      <w:proofErr w:type="spellStart"/>
       <w:r>
         <w:rPr>
           <w:rFonts w:ascii="Courier New" w:eastAsia="Courier New" w:hAnsi="Courier New" w:cs="Courier New"/>
@@ -7525,7 +7225,6 @@
         </w:rPr>
         <w:t>DefaultParser.parse</w:t>
       </w:r>
-      <w:proofErr w:type="spellEnd"/>
       <w:r>
         <w:t xml:space="preserve"> as a Long Method scored 3, though PMD counts only 16 statements.</w:t>
       </w:r>
@@ -8282,7 +7981,6 @@
               </w:rPr>
               <w:t xml:space="preserve">Missed </w:t>
             </w:r>
-            <w:proofErr w:type="spellStart"/>
             <w:r>
               <w:rPr>
                 <w:rFonts w:ascii="Courier New" w:eastAsia="Courier New" w:hAnsi="Courier New" w:cs="Courier New"/>
@@ -8291,7 +7989,6 @@
               </w:rPr>
               <w:t>Parser.parse</w:t>
             </w:r>
-            <w:proofErr w:type="spellEnd"/>
             <w:r>
               <w:rPr>
                 <w:sz w:val="18"/>
@@ -8299,58 +7996,44 @@
               </w:rPr>
               <w:t xml:space="preserve"> and </w:t>
             </w:r>
-            <w:proofErr w:type="spellStart"/>
             <w:r>
               <w:rPr>
                 <w:rFonts w:ascii="Courier New" w:eastAsia="Courier New" w:hAnsi="Courier New" w:cs="Courier New"/>
                 <w:sz w:val="18"/>
                 <w:szCs w:val="18"/>
               </w:rPr>
-              <w:t>adjustTable</w:t>
-            </w:r>
-            <w:proofErr w:type="spellEnd"/>
+              <w:t>adjustTable​Format</w:t>
+            </w:r>
+            <w:r>
+              <w:rPr>
+                <w:sz w:val="18"/>
+                <w:szCs w:val="18"/>
+              </w:rPr>
+              <w:t xml:space="preserve">; added </w:t>
+            </w:r>
             <w:r>
               <w:rPr>
                 <w:rFonts w:ascii="Courier New" w:eastAsia="Courier New" w:hAnsi="Courier New" w:cs="Courier New"/>
                 <w:sz w:val="18"/>
                 <w:szCs w:val="18"/>
               </w:rPr>
-              <w:t>​Format</w:t>
-            </w:r>
-            <w:r>
-              <w:rPr>
-                <w:sz w:val="18"/>
-                <w:szCs w:val="18"/>
-              </w:rPr>
-              <w:t xml:space="preserve">; added </w:t>
-            </w:r>
-            <w:proofErr w:type="spellStart"/>
+              <w:t>printUsage</w:t>
+            </w:r>
+            <w:r>
+              <w:rPr>
+                <w:sz w:val="18"/>
+                <w:szCs w:val="18"/>
+              </w:rPr>
+              <w:t xml:space="preserve"> (18 statements) and </w:t>
+            </w:r>
             <w:r>
               <w:rPr>
                 <w:rFonts w:ascii="Courier New" w:eastAsia="Courier New" w:hAnsi="Courier New" w:cs="Courier New"/>
                 <w:sz w:val="18"/>
                 <w:szCs w:val="18"/>
               </w:rPr>
-              <w:t>printUsage</w:t>
-            </w:r>
-            <w:proofErr w:type="spellEnd"/>
-            <w:r>
-              <w:rPr>
-                <w:sz w:val="18"/>
-                <w:szCs w:val="18"/>
-              </w:rPr>
-              <w:t xml:space="preserve"> (18 statements) and </w:t>
-            </w:r>
-            <w:proofErr w:type="spellStart"/>
-            <w:r>
-              <w:rPr>
-                <w:rFonts w:ascii="Courier New" w:eastAsia="Courier New" w:hAnsi="Courier New" w:cs="Courier New"/>
-                <w:sz w:val="18"/>
-                <w:szCs w:val="18"/>
-              </w:rPr>
               <w:t>parsePattern</w:t>
             </w:r>
-            <w:proofErr w:type="spellEnd"/>
             <w:r>
               <w:rPr>
                 <w:sz w:val="18"/>
@@ -8648,7 +8331,6 @@
               </w:rPr>
               <w:t xml:space="preserve">Only </w:t>
             </w:r>
-            <w:proofErr w:type="spellStart"/>
             <w:r>
               <w:rPr>
                 <w:rFonts w:ascii="Courier New" w:eastAsia="Courier New" w:hAnsi="Courier New" w:cs="Courier New"/>
@@ -8657,7 +8339,6 @@
               </w:rPr>
               <w:t>HelpFormatter</w:t>
             </w:r>
-            <w:proofErr w:type="spellEnd"/>
             <w:r>
               <w:rPr>
                 <w:sz w:val="18"/>
@@ -8665,7 +8346,6 @@
               </w:rPr>
               <w:t xml:space="preserve">; PMD-only: </w:t>
             </w:r>
-            <w:proofErr w:type="spellStart"/>
             <w:r>
               <w:rPr>
                 <w:rFonts w:ascii="Courier New" w:eastAsia="Courier New" w:hAnsi="Courier New" w:cs="Courier New"/>
@@ -8674,7 +8354,6 @@
               </w:rPr>
               <w:t>CommandLine</w:t>
             </w:r>
-            <w:proofErr w:type="spellEnd"/>
             <w:r>
               <w:rPr>
                 <w:sz w:val="18"/>
@@ -9017,7 +8696,6 @@
               </w:rPr>
               <w:t xml:space="preserve">Only the 6-, 8- and 9-parameter </w:t>
             </w:r>
-            <w:proofErr w:type="spellStart"/>
             <w:r>
               <w:rPr>
                 <w:rFonts w:ascii="Courier New" w:eastAsia="Courier New" w:hAnsi="Courier New" w:cs="Courier New"/>
@@ -9026,7 +8704,6 @@
               </w:rPr>
               <w:t>printHelp</w:t>
             </w:r>
-            <w:proofErr w:type="spellEnd"/>
             <w:r>
               <w:rPr>
                 <w:sz w:val="18"/>
@@ -9324,7 +9001,6 @@
               </w:rPr>
               <w:t xml:space="preserve">Missed only </w:t>
             </w:r>
-            <w:proofErr w:type="spellStart"/>
             <w:r>
               <w:rPr>
                 <w:rFonts w:ascii="Courier New" w:eastAsia="Courier New" w:hAnsi="Courier New" w:cs="Courier New"/>
@@ -9333,7 +9009,6 @@
               </w:rPr>
               <w:t>TextStyle.pad</w:t>
             </w:r>
-            <w:proofErr w:type="spellEnd"/>
             <w:r>
               <w:rPr>
                 <w:sz w:val="18"/>
@@ -9646,34 +9321,14 @@
               </w:rPr>
               <w:t xml:space="preserve">; added </w:t>
             </w:r>
-            <w:proofErr w:type="spellStart"/>
             <w:r>
               <w:rPr>
                 <w:rFonts w:ascii="Courier New" w:eastAsia="Courier New" w:hAnsi="Courier New" w:cs="Courier New"/>
                 <w:sz w:val="18"/>
                 <w:szCs w:val="18"/>
               </w:rPr>
-              <w:t>TextHelp</w:t>
-            </w:r>
-            <w:proofErr w:type="spellEnd"/>
-            <w:r>
-              <w:rPr>
-                <w:rFonts w:ascii="Courier New" w:eastAsia="Courier New" w:hAnsi="Courier New" w:cs="Courier New"/>
-                <w:sz w:val="18"/>
-                <w:szCs w:val="18"/>
-              </w:rPr>
-              <w:t>​</w:t>
-            </w:r>
-            <w:proofErr w:type="spellStart"/>
-            <w:r>
-              <w:rPr>
-                <w:rFonts w:ascii="Courier New" w:eastAsia="Courier New" w:hAnsi="Courier New" w:cs="Courier New"/>
-                <w:sz w:val="18"/>
-                <w:szCs w:val="18"/>
-              </w:rPr>
-              <w:t>Appendable</w:t>
-            </w:r>
-            <w:proofErr w:type="spellEnd"/>
+              <w:t>TextHelp​Appendable</w:t>
+            </w:r>
             <w:r>
               <w:rPr>
                 <w:sz w:val="18"/>
@@ -9971,7 +9626,6 @@
               </w:rPr>
               <w:t xml:space="preserve">Matched all </w:t>
             </w:r>
-            <w:proofErr w:type="spellStart"/>
             <w:r>
               <w:rPr>
                 <w:rFonts w:ascii="Courier New" w:eastAsia="Courier New" w:hAnsi="Courier New" w:cs="Courier New"/>
@@ -9980,7 +9634,6 @@
               </w:rPr>
               <w:t>printHelp</w:t>
             </w:r>
-            <w:proofErr w:type="spellEnd"/>
             <w:r>
               <w:rPr>
                 <w:sz w:val="18"/>
@@ -9988,7 +9641,6 @@
               </w:rPr>
               <w:t xml:space="preserve"> overloads and </w:t>
             </w:r>
-            <w:proofErr w:type="spellStart"/>
             <w:r>
               <w:rPr>
                 <w:rFonts w:ascii="Courier New" w:eastAsia="Courier New" w:hAnsi="Courier New" w:cs="Courier New"/>
@@ -9997,7 +9649,6 @@
               </w:rPr>
               <w:t>appendOptions</w:t>
             </w:r>
-            <w:proofErr w:type="spellEnd"/>
             <w:r>
               <w:rPr>
                 <w:sz w:val="18"/>
@@ -10005,7 +9656,6 @@
               </w:rPr>
               <w:t xml:space="preserve">; added 3–4-parameter methods; missed </w:t>
             </w:r>
-            <w:proofErr w:type="spellStart"/>
             <w:r>
               <w:rPr>
                 <w:rFonts w:ascii="Courier New" w:eastAsia="Courier New" w:hAnsi="Courier New" w:cs="Courier New"/>
@@ -10014,7 +9664,6 @@
               </w:rPr>
               <w:t>printOptions</w:t>
             </w:r>
-            <w:proofErr w:type="spellEnd"/>
             <w:r>
               <w:rPr>
                 <w:sz w:val="18"/>
@@ -10022,7 +9671,6 @@
               </w:rPr>
               <w:t xml:space="preserve">, </w:t>
             </w:r>
-            <w:proofErr w:type="spellStart"/>
             <w:r>
               <w:rPr>
                 <w:rFonts w:ascii="Courier New" w:eastAsia="Courier New" w:hAnsi="Courier New" w:cs="Courier New"/>
@@ -10031,7 +9679,6 @@
               </w:rPr>
               <w:t>renderOptions</w:t>
             </w:r>
-            <w:proofErr w:type="spellEnd"/>
             <w:r>
               <w:rPr>
                 <w:sz w:val="18"/>
@@ -10039,23 +9686,13 @@
               </w:rPr>
               <w:t xml:space="preserve"> and both </w:t>
             </w:r>
-            <w:proofErr w:type="spellStart"/>
             <w:r>
               <w:rPr>
                 <w:rFonts w:ascii="Courier New" w:eastAsia="Courier New" w:hAnsi="Courier New" w:cs="Courier New"/>
                 <w:sz w:val="18"/>
                 <w:szCs w:val="18"/>
               </w:rPr>
-              <w:t>AbstractHelp</w:t>
-            </w:r>
-            <w:proofErr w:type="spellEnd"/>
-            <w:r>
-              <w:rPr>
-                <w:rFonts w:ascii="Courier New" w:eastAsia="Courier New" w:hAnsi="Courier New" w:cs="Courier New"/>
-                <w:sz w:val="18"/>
-                <w:szCs w:val="18"/>
-              </w:rPr>
-              <w:t>​Formatter</w:t>
+              <w:t>AbstractHelp​Formatter</w:t>
             </w:r>
             <w:r>
               <w:rPr>
@@ -12049,7 +11686,6 @@
       <w:r>
         <w:t xml:space="preserve"> Its extra detections (e.g. </w:t>
       </w:r>
-      <w:proofErr w:type="spellStart"/>
       <w:r>
         <w:rPr>
           <w:rFonts w:ascii="Courier New" w:eastAsia="Courier New" w:hAnsi="Courier New" w:cs="Courier New"/>
@@ -12058,11 +11694,9 @@
         </w:rPr>
         <w:t>printUsage</w:t>
       </w:r>
-      <w:proofErr w:type="spellEnd"/>
       <w:r>
         <w:t xml:space="preserve">, </w:t>
       </w:r>
-      <w:proofErr w:type="spellStart"/>
       <w:r>
         <w:rPr>
           <w:rFonts w:ascii="Courier New" w:eastAsia="Courier New" w:hAnsi="Courier New" w:cs="Courier New"/>
@@ -12071,7 +11705,6 @@
         </w:rPr>
         <w:t>parsePattern</w:t>
       </w:r>
-      <w:proofErr w:type="spellEnd"/>
       <w:r>
         <w:t>) were mostly just under PMD's threshold: candidates for human review, not findings.</w:t>
       </w:r>
@@ -12153,15 +11786,7 @@
         <w:t>Protect the code.</w:t>
       </w:r>
       <w:r>
-        <w:t xml:space="preserve"> Use self-hosted models or no-training terms for non-public </w:t>
-      </w:r>
-      <w:proofErr w:type="gramStart"/>
-      <w:r>
-        <w:t>code, and</w:t>
-      </w:r>
-      <w:proofErr w:type="gramEnd"/>
-      <w:r>
-        <w:t xml:space="preserve"> keep a human accountable for each accepted recommendation.</w:t>
+        <w:t xml:space="preserve"> Use self-hosted models or no-training terms for non-public code, and keep a human accountable for each accepted recommendation.</w:t>
       </w:r>
     </w:p>
     <w:p>
@@ -12216,6 +11841,20 @@
       </w:r>
       <w:r>
         <w:t xml:space="preserve"> We used Claude (Anthropic) as an assistant for: choosing the codebase and configuring and running PMD (Sections 1–2); preparing the comment-stripped code bundle and the prompt; extracting the detections from the six answers, matching them and computing Tables 1 and 2; drafting the explanation-quality scores (Section 4.3); and drafting the text and formatting of this report (Sections 1–5, appendices).</w:t>
+      </w:r>
+    </w:p>
+    <w:p>
+      <w:pPr>
+        <w:spacing w:after="100"/>
+      </w:pPr>
+      <w:r>
+        <w:t>All team members reviewed and edited the text and scores</w:t>
+      </w:r>
+      <w:r>
+        <w:t xml:space="preserve"> and understood the AI assistance instructions</w:t>
+      </w:r>
+      <w:r>
+        <w:t>.</w:t>
       </w:r>
     </w:p>
     <w:p>
@@ -12532,7 +12171,6 @@
             <w:pPr>
               <w:spacing w:line="240" w:lineRule="auto"/>
             </w:pPr>
-            <w:proofErr w:type="spellStart"/>
             <w:r>
               <w:rPr>
                 <w:sz w:val="18"/>
@@ -12540,7 +12178,6 @@
               </w:rPr>
               <w:t>CommandLine</w:t>
             </w:r>
-            <w:proofErr w:type="spellEnd"/>
           </w:p>
         </w:tc>
         <w:tc>
@@ -12848,7 +12485,6 @@
             <w:pPr>
               <w:spacing w:line="240" w:lineRule="auto"/>
             </w:pPr>
-            <w:proofErr w:type="spellStart"/>
             <w:r>
               <w:rPr>
                 <w:sz w:val="18"/>
@@ -12856,7 +12492,6 @@
               </w:rPr>
               <w:t>HelpFormatter</w:t>
             </w:r>
-            <w:proofErr w:type="spellEnd"/>
           </w:p>
         </w:tc>
         <w:tc>
@@ -13321,7 +12956,6 @@
             <w:pPr>
               <w:spacing w:line="240" w:lineRule="auto"/>
             </w:pPr>
-            <w:proofErr w:type="spellStart"/>
             <w:r>
               <w:rPr>
                 <w:sz w:val="18"/>
@@ -13329,7 +12963,6 @@
               </w:rPr>
               <w:t>DefaultParser.handleShortAndLongOption</w:t>
             </w:r>
-            <w:proofErr w:type="spellEnd"/>
           </w:p>
         </w:tc>
         <w:tc>
@@ -13358,39 +12991,7 @@
                 <w:sz w:val="18"/>
                 <w:szCs w:val="18"/>
               </w:rPr>
-              <w:t xml:space="preserve">private void </w:t>
-            </w:r>
-            <w:proofErr w:type="spellStart"/>
-            <w:r>
-              <w:rPr>
-                <w:sz w:val="18"/>
-                <w:szCs w:val="18"/>
-              </w:rPr>
-              <w:t>handleShortAndLongOption</w:t>
-            </w:r>
-            <w:proofErr w:type="spellEnd"/>
-            <w:r>
-              <w:rPr>
-                <w:sz w:val="18"/>
-                <w:szCs w:val="18"/>
-              </w:rPr>
-              <w:t xml:space="preserve">(String </w:t>
-            </w:r>
-            <w:proofErr w:type="spellStart"/>
-            <w:r>
-              <w:rPr>
-                <w:sz w:val="18"/>
-                <w:szCs w:val="18"/>
-              </w:rPr>
-              <w:t>hyphenToken</w:t>
-            </w:r>
-            <w:proofErr w:type="spellEnd"/>
-            <w:r>
-              <w:rPr>
-                <w:sz w:val="18"/>
-                <w:szCs w:val="18"/>
-              </w:rPr>
-              <w:t>)</w:t>
+              <w:t>private void handleShortAndLongOption(String hyphenToken)</w:t>
             </w:r>
           </w:p>
         </w:tc>
@@ -13512,7 +13113,6 @@
             <w:pPr>
               <w:spacing w:line="240" w:lineRule="auto"/>
             </w:pPr>
-            <w:proofErr w:type="spellStart"/>
             <w:r>
               <w:rPr>
                 <w:sz w:val="18"/>
@@ -13520,7 +13120,6 @@
               </w:rPr>
               <w:t>GnuParser.flatten</w:t>
             </w:r>
-            <w:proofErr w:type="spellEnd"/>
           </w:p>
         </w:tc>
         <w:tc>
@@ -13549,55 +13148,7 @@
                 <w:sz w:val="18"/>
                 <w:szCs w:val="18"/>
               </w:rPr>
-              <w:t xml:space="preserve">protected String[] flatten(Options </w:t>
-            </w:r>
-            <w:proofErr w:type="spellStart"/>
-            <w:r>
-              <w:rPr>
-                <w:sz w:val="18"/>
-                <w:szCs w:val="18"/>
-              </w:rPr>
-              <w:t>options</w:t>
-            </w:r>
-            <w:proofErr w:type="spellEnd"/>
-            <w:r>
-              <w:rPr>
-                <w:sz w:val="18"/>
-                <w:szCs w:val="18"/>
-              </w:rPr>
-              <w:t xml:space="preserve">, String[] arguments, </w:t>
-            </w:r>
-            <w:proofErr w:type="spellStart"/>
-            <w:r>
-              <w:rPr>
-                <w:sz w:val="18"/>
-                <w:szCs w:val="18"/>
-              </w:rPr>
-              <w:t>boolean</w:t>
-            </w:r>
-            <w:proofErr w:type="spellEnd"/>
-            <w:r>
-              <w:rPr>
-                <w:sz w:val="18"/>
-                <w:szCs w:val="18"/>
-              </w:rPr>
-              <w:t xml:space="preserve"> </w:t>
-            </w:r>
-            <w:proofErr w:type="spellStart"/>
-            <w:r>
-              <w:rPr>
-                <w:sz w:val="18"/>
-                <w:szCs w:val="18"/>
-              </w:rPr>
-              <w:t>stopAtNonOption</w:t>
-            </w:r>
-            <w:proofErr w:type="spellEnd"/>
-            <w:r>
-              <w:rPr>
-                <w:sz w:val="18"/>
-                <w:szCs w:val="18"/>
-              </w:rPr>
-              <w:t>)</w:t>
+              <w:t>protected String[] flatten(Options options, String[] arguments, boolean stopAtNonOption)</w:t>
             </w:r>
           </w:p>
         </w:tc>
@@ -13719,7 +13270,6 @@
             <w:pPr>
               <w:spacing w:line="240" w:lineRule="auto"/>
             </w:pPr>
-            <w:proofErr w:type="spellStart"/>
             <w:r>
               <w:rPr>
                 <w:sz w:val="18"/>
@@ -13727,7 +13277,6 @@
               </w:rPr>
               <w:t>HelpFormatter.appendOptions</w:t>
             </w:r>
-            <w:proofErr w:type="spellEnd"/>
           </w:p>
         </w:tc>
         <w:tc>
@@ -13756,87 +13305,7 @@
                 <w:sz w:val="18"/>
                 <w:szCs w:val="18"/>
               </w:rPr>
-              <w:t xml:space="preserve">&lt;A extends </w:t>
-            </w:r>
-            <w:proofErr w:type="spellStart"/>
-            <w:r>
-              <w:rPr>
-                <w:sz w:val="18"/>
-                <w:szCs w:val="18"/>
-              </w:rPr>
-              <w:t>Appendable</w:t>
-            </w:r>
-            <w:proofErr w:type="spellEnd"/>
-            <w:r>
-              <w:rPr>
-                <w:sz w:val="18"/>
-                <w:szCs w:val="18"/>
-              </w:rPr>
-              <w:t xml:space="preserve">&gt; A </w:t>
-            </w:r>
-            <w:proofErr w:type="spellStart"/>
-            <w:r>
-              <w:rPr>
-                <w:sz w:val="18"/>
-                <w:szCs w:val="18"/>
-              </w:rPr>
-              <w:t>appendOptions</w:t>
-            </w:r>
-            <w:proofErr w:type="spellEnd"/>
-            <w:r>
-              <w:rPr>
-                <w:sz w:val="18"/>
-                <w:szCs w:val="18"/>
-              </w:rPr>
-              <w:t xml:space="preserve">(A sb, int width, Options </w:t>
-            </w:r>
-            <w:proofErr w:type="spellStart"/>
-            <w:r>
-              <w:rPr>
-                <w:sz w:val="18"/>
-                <w:szCs w:val="18"/>
-              </w:rPr>
-              <w:t>options</w:t>
-            </w:r>
-            <w:proofErr w:type="spellEnd"/>
-            <w:r>
-              <w:rPr>
-                <w:sz w:val="18"/>
-                <w:szCs w:val="18"/>
-              </w:rPr>
-              <w:t xml:space="preserve">, int </w:t>
-            </w:r>
-            <w:proofErr w:type="spellStart"/>
-            <w:r>
-              <w:rPr>
-                <w:sz w:val="18"/>
-                <w:szCs w:val="18"/>
-              </w:rPr>
-              <w:t>leftPad</w:t>
-            </w:r>
-            <w:proofErr w:type="spellEnd"/>
-            <w:r>
-              <w:rPr>
-                <w:sz w:val="18"/>
-                <w:szCs w:val="18"/>
-              </w:rPr>
-              <w:t xml:space="preserve">, int </w:t>
-            </w:r>
-            <w:proofErr w:type="spellStart"/>
-            <w:r>
-              <w:rPr>
-                <w:sz w:val="18"/>
-                <w:szCs w:val="18"/>
-              </w:rPr>
-              <w:t>descPad</w:t>
-            </w:r>
-            <w:proofErr w:type="spellEnd"/>
-            <w:r>
-              <w:rPr>
-                <w:sz w:val="18"/>
-                <w:szCs w:val="18"/>
-              </w:rPr>
-              <w:t>)</w:t>
+              <w:t>&lt;A extends Appendable&gt; A appendOptions(A sb, int width, Options options, int leftPad, int descPad)</w:t>
             </w:r>
           </w:p>
         </w:tc>
@@ -13958,7 +13427,6 @@
             <w:pPr>
               <w:spacing w:line="240" w:lineRule="auto"/>
             </w:pPr>
-            <w:proofErr w:type="spellStart"/>
             <w:r>
               <w:rPr>
                 <w:sz w:val="18"/>
@@ -13966,7 +13434,6 @@
               </w:rPr>
               <w:t>Parser.parse</w:t>
             </w:r>
-            <w:proofErr w:type="spellEnd"/>
           </w:p>
         </w:tc>
         <w:tc>
@@ -13995,87 +13462,7 @@
                 <w:sz w:val="18"/>
                 <w:szCs w:val="18"/>
               </w:rPr>
-              <w:t xml:space="preserve">public </w:t>
-            </w:r>
-            <w:proofErr w:type="spellStart"/>
-            <w:r>
-              <w:rPr>
-                <w:sz w:val="18"/>
-                <w:szCs w:val="18"/>
-              </w:rPr>
-              <w:t>CommandLine</w:t>
-            </w:r>
-            <w:proofErr w:type="spellEnd"/>
-            <w:r>
-              <w:rPr>
-                <w:sz w:val="18"/>
-                <w:szCs w:val="18"/>
-              </w:rPr>
-              <w:t xml:space="preserve"> parse(Options </w:t>
-            </w:r>
-            <w:proofErr w:type="spellStart"/>
-            <w:r>
-              <w:rPr>
-                <w:sz w:val="18"/>
-                <w:szCs w:val="18"/>
-              </w:rPr>
-              <w:t>options</w:t>
-            </w:r>
-            <w:proofErr w:type="spellEnd"/>
-            <w:r>
-              <w:rPr>
-                <w:sz w:val="18"/>
-                <w:szCs w:val="18"/>
-              </w:rPr>
-              <w:t xml:space="preserve">, String[] arguments, Properties </w:t>
-            </w:r>
-            <w:proofErr w:type="spellStart"/>
-            <w:r>
-              <w:rPr>
-                <w:sz w:val="18"/>
-                <w:szCs w:val="18"/>
-              </w:rPr>
-              <w:t>properties</w:t>
-            </w:r>
-            <w:proofErr w:type="spellEnd"/>
-            <w:r>
-              <w:rPr>
-                <w:sz w:val="18"/>
-                <w:szCs w:val="18"/>
-              </w:rPr>
-              <w:t xml:space="preserve">, </w:t>
-            </w:r>
-            <w:proofErr w:type="spellStart"/>
-            <w:r>
-              <w:rPr>
-                <w:sz w:val="18"/>
-                <w:szCs w:val="18"/>
-              </w:rPr>
-              <w:t>boolean</w:t>
-            </w:r>
-            <w:proofErr w:type="spellEnd"/>
-            <w:r>
-              <w:rPr>
-                <w:sz w:val="18"/>
-                <w:szCs w:val="18"/>
-              </w:rPr>
-              <w:t xml:space="preserve"> </w:t>
-            </w:r>
-            <w:proofErr w:type="spellStart"/>
-            <w:r>
-              <w:rPr>
-                <w:sz w:val="18"/>
-                <w:szCs w:val="18"/>
-              </w:rPr>
-              <w:t>stopAtNonOption</w:t>
-            </w:r>
-            <w:proofErr w:type="spellEnd"/>
-            <w:r>
-              <w:rPr>
-                <w:sz w:val="18"/>
-                <w:szCs w:val="18"/>
-              </w:rPr>
-              <w:t>)</w:t>
+              <w:t>public CommandLine parse(Options options, String[] arguments, Properties properties, boolean stopAtNonOption)</w:t>
             </w:r>
           </w:p>
         </w:tc>
@@ -14197,7 +13584,6 @@
             <w:pPr>
               <w:spacing w:line="240" w:lineRule="auto"/>
             </w:pPr>
-            <w:proofErr w:type="spellStart"/>
             <w:r>
               <w:rPr>
                 <w:sz w:val="18"/>
@@ -14205,7 +13591,6 @@
               </w:rPr>
               <w:t>PosixParser.flatten</w:t>
             </w:r>
-            <w:proofErr w:type="spellEnd"/>
           </w:p>
         </w:tc>
         <w:tc>
@@ -14234,55 +13619,7 @@
                 <w:sz w:val="18"/>
                 <w:szCs w:val="18"/>
               </w:rPr>
-              <w:t xml:space="preserve">protected String[] flatten(Options </w:t>
-            </w:r>
-            <w:proofErr w:type="spellStart"/>
-            <w:r>
-              <w:rPr>
-                <w:sz w:val="18"/>
-                <w:szCs w:val="18"/>
-              </w:rPr>
-              <w:t>options</w:t>
-            </w:r>
-            <w:proofErr w:type="spellEnd"/>
-            <w:r>
-              <w:rPr>
-                <w:sz w:val="18"/>
-                <w:szCs w:val="18"/>
-              </w:rPr>
-              <w:t xml:space="preserve">, String[] arguments, </w:t>
-            </w:r>
-            <w:proofErr w:type="spellStart"/>
-            <w:r>
-              <w:rPr>
-                <w:sz w:val="18"/>
-                <w:szCs w:val="18"/>
-              </w:rPr>
-              <w:t>boolean</w:t>
-            </w:r>
-            <w:proofErr w:type="spellEnd"/>
-            <w:r>
-              <w:rPr>
-                <w:sz w:val="18"/>
-                <w:szCs w:val="18"/>
-              </w:rPr>
-              <w:t xml:space="preserve"> </w:t>
-            </w:r>
-            <w:proofErr w:type="spellStart"/>
-            <w:r>
-              <w:rPr>
-                <w:sz w:val="18"/>
-                <w:szCs w:val="18"/>
-              </w:rPr>
-              <w:t>stopAtNonOption</w:t>
-            </w:r>
-            <w:proofErr w:type="spellEnd"/>
-            <w:r>
-              <w:rPr>
-                <w:sz w:val="18"/>
-                <w:szCs w:val="18"/>
-              </w:rPr>
-              <w:t>)</w:t>
+              <w:t>protected String[] flatten(Options options, String[] arguments, boolean stopAtNonOption)</w:t>
             </w:r>
           </w:p>
         </w:tc>
@@ -14404,7 +13741,6 @@
             <w:pPr>
               <w:spacing w:line="240" w:lineRule="auto"/>
             </w:pPr>
-            <w:proofErr w:type="spellStart"/>
             <w:r>
               <w:rPr>
                 <w:sz w:val="18"/>
@@ -14412,7 +13748,6 @@
               </w:rPr>
               <w:t>TextHelpAppendable.adjustTableFormat</w:t>
             </w:r>
-            <w:proofErr w:type="spellEnd"/>
           </w:p>
         </w:tc>
         <w:tc>
@@ -14441,55 +13776,7 @@
                 <w:sz w:val="18"/>
                 <w:szCs w:val="18"/>
               </w:rPr>
-              <w:t xml:space="preserve">protected </w:t>
-            </w:r>
-            <w:proofErr w:type="spellStart"/>
-            <w:r>
-              <w:rPr>
-                <w:sz w:val="18"/>
-                <w:szCs w:val="18"/>
-              </w:rPr>
-              <w:t>TableDefinition</w:t>
-            </w:r>
-            <w:proofErr w:type="spellEnd"/>
-            <w:r>
-              <w:rPr>
-                <w:sz w:val="18"/>
-                <w:szCs w:val="18"/>
-              </w:rPr>
-              <w:t xml:space="preserve"> </w:t>
-            </w:r>
-            <w:proofErr w:type="spellStart"/>
-            <w:r>
-              <w:rPr>
-                <w:sz w:val="18"/>
-                <w:szCs w:val="18"/>
-              </w:rPr>
-              <w:t>adjustTableFormat</w:t>
-            </w:r>
-            <w:proofErr w:type="spellEnd"/>
-            <w:r>
-              <w:rPr>
-                <w:sz w:val="18"/>
-                <w:szCs w:val="18"/>
-              </w:rPr>
-              <w:t>(</w:t>
-            </w:r>
-            <w:proofErr w:type="spellStart"/>
-            <w:r>
-              <w:rPr>
-                <w:sz w:val="18"/>
-                <w:szCs w:val="18"/>
-              </w:rPr>
-              <w:t>TableDefinition</w:t>
-            </w:r>
-            <w:proofErr w:type="spellEnd"/>
-            <w:r>
-              <w:rPr>
-                <w:sz w:val="18"/>
-                <w:szCs w:val="18"/>
-              </w:rPr>
-              <w:t xml:space="preserve"> table)</w:t>
+              <w:t>protected TableDefinition adjustTableFormat(TableDefinition table)</w:t>
             </w:r>
           </w:p>
         </w:tc>
@@ -14611,7 +13898,6 @@
             <w:pPr>
               <w:spacing w:line="240" w:lineRule="auto"/>
             </w:pPr>
-            <w:proofErr w:type="spellStart"/>
             <w:r>
               <w:rPr>
                 <w:sz w:val="18"/>
@@ -14619,7 +13905,6 @@
               </w:rPr>
               <w:t>TextStyle.pad</w:t>
             </w:r>
-            <w:proofErr w:type="spellEnd"/>
           </w:p>
         </w:tc>
         <w:tc>
@@ -14648,71 +13933,7 @@
                 <w:sz w:val="18"/>
                 <w:szCs w:val="18"/>
               </w:rPr>
-              <w:t xml:space="preserve">public </w:t>
-            </w:r>
-            <w:proofErr w:type="spellStart"/>
-            <w:r>
-              <w:rPr>
-                <w:sz w:val="18"/>
-                <w:szCs w:val="18"/>
-              </w:rPr>
-              <w:t>CharSequence</w:t>
-            </w:r>
-            <w:proofErr w:type="spellEnd"/>
-            <w:r>
-              <w:rPr>
-                <w:sz w:val="18"/>
-                <w:szCs w:val="18"/>
-              </w:rPr>
-              <w:t xml:space="preserve"> pad(</w:t>
-            </w:r>
-            <w:proofErr w:type="spellStart"/>
-            <w:r>
-              <w:rPr>
-                <w:sz w:val="18"/>
-                <w:szCs w:val="18"/>
-              </w:rPr>
-              <w:t>boolean</w:t>
-            </w:r>
-            <w:proofErr w:type="spellEnd"/>
-            <w:r>
-              <w:rPr>
-                <w:sz w:val="18"/>
-                <w:szCs w:val="18"/>
-              </w:rPr>
-              <w:t xml:space="preserve"> </w:t>
-            </w:r>
-            <w:proofErr w:type="spellStart"/>
-            <w:r>
-              <w:rPr>
-                <w:sz w:val="18"/>
-                <w:szCs w:val="18"/>
-              </w:rPr>
-              <w:t>addIndent</w:t>
-            </w:r>
-            <w:proofErr w:type="spellEnd"/>
-            <w:r>
-              <w:rPr>
-                <w:sz w:val="18"/>
-                <w:szCs w:val="18"/>
-              </w:rPr>
-              <w:t xml:space="preserve">, </w:t>
-            </w:r>
-            <w:proofErr w:type="spellStart"/>
-            <w:r>
-              <w:rPr>
-                <w:sz w:val="18"/>
-                <w:szCs w:val="18"/>
-              </w:rPr>
-              <w:t>CharSequence</w:t>
-            </w:r>
-            <w:proofErr w:type="spellEnd"/>
-            <w:r>
-              <w:rPr>
-                <w:sz w:val="18"/>
-                <w:szCs w:val="18"/>
-              </w:rPr>
-              <w:t xml:space="preserve"> text)</w:t>
+              <w:t>public CharSequence pad(boolean addIndent, CharSequence text)</w:t>
             </w:r>
           </w:p>
         </w:tc>
@@ -14834,7 +14055,6 @@
             <w:pPr>
               <w:spacing w:line="240" w:lineRule="auto"/>
             </w:pPr>
-            <w:proofErr w:type="spellStart"/>
             <w:r>
               <w:rPr>
                 <w:sz w:val="18"/>
@@ -14842,7 +14062,6 @@
               </w:rPr>
               <w:t>HelpFormatter.appendOptions</w:t>
             </w:r>
-            <w:proofErr w:type="spellEnd"/>
           </w:p>
         </w:tc>
         <w:tc>
@@ -14871,87 +14090,7 @@
                 <w:sz w:val="18"/>
                 <w:szCs w:val="18"/>
               </w:rPr>
-              <w:t xml:space="preserve">&lt;A extends </w:t>
-            </w:r>
-            <w:proofErr w:type="spellStart"/>
-            <w:r>
-              <w:rPr>
-                <w:sz w:val="18"/>
-                <w:szCs w:val="18"/>
-              </w:rPr>
-              <w:t>Appendable</w:t>
-            </w:r>
-            <w:proofErr w:type="spellEnd"/>
-            <w:r>
-              <w:rPr>
-                <w:sz w:val="18"/>
-                <w:szCs w:val="18"/>
-              </w:rPr>
-              <w:t xml:space="preserve">&gt; A </w:t>
-            </w:r>
-            <w:proofErr w:type="spellStart"/>
-            <w:r>
-              <w:rPr>
-                <w:sz w:val="18"/>
-                <w:szCs w:val="18"/>
-              </w:rPr>
-              <w:t>appendOptions</w:t>
-            </w:r>
-            <w:proofErr w:type="spellEnd"/>
-            <w:r>
-              <w:rPr>
-                <w:sz w:val="18"/>
-                <w:szCs w:val="18"/>
-              </w:rPr>
-              <w:t xml:space="preserve">(A sb, int width, Options </w:t>
-            </w:r>
-            <w:proofErr w:type="spellStart"/>
-            <w:r>
-              <w:rPr>
-                <w:sz w:val="18"/>
-                <w:szCs w:val="18"/>
-              </w:rPr>
-              <w:t>options</w:t>
-            </w:r>
-            <w:proofErr w:type="spellEnd"/>
-            <w:r>
-              <w:rPr>
-                <w:sz w:val="18"/>
-                <w:szCs w:val="18"/>
-              </w:rPr>
-              <w:t xml:space="preserve">, int </w:t>
-            </w:r>
-            <w:proofErr w:type="spellStart"/>
-            <w:r>
-              <w:rPr>
-                <w:sz w:val="18"/>
-                <w:szCs w:val="18"/>
-              </w:rPr>
-              <w:t>leftPad</w:t>
-            </w:r>
-            <w:proofErr w:type="spellEnd"/>
-            <w:r>
-              <w:rPr>
-                <w:sz w:val="18"/>
-                <w:szCs w:val="18"/>
-              </w:rPr>
-              <w:t xml:space="preserve">, int </w:t>
-            </w:r>
-            <w:proofErr w:type="spellStart"/>
-            <w:r>
-              <w:rPr>
-                <w:sz w:val="18"/>
-                <w:szCs w:val="18"/>
-              </w:rPr>
-              <w:t>descPad</w:t>
-            </w:r>
-            <w:proofErr w:type="spellEnd"/>
-            <w:r>
-              <w:rPr>
-                <w:sz w:val="18"/>
-                <w:szCs w:val="18"/>
-              </w:rPr>
-              <w:t>)</w:t>
+              <w:t>&lt;A extends Appendable&gt; A appendOptions(A sb, int width, Options options, int leftPad, int descPad)</w:t>
             </w:r>
           </w:p>
         </w:tc>
@@ -15073,7 +14212,6 @@
             <w:pPr>
               <w:spacing w:line="240" w:lineRule="auto"/>
             </w:pPr>
-            <w:proofErr w:type="spellStart"/>
             <w:r>
               <w:rPr>
                 <w:sz w:val="18"/>
@@ -15081,7 +14219,6 @@
               </w:rPr>
               <w:t>HelpFormatter.printHelp</w:t>
             </w:r>
-            <w:proofErr w:type="spellEnd"/>
           </w:p>
         </w:tc>
         <w:tc>
@@ -15105,73 +14242,12 @@
             <w:pPr>
               <w:spacing w:line="240" w:lineRule="auto"/>
             </w:pPr>
-            <w:proofErr w:type="gramStart"/>
-            <w:r>
-              <w:rPr>
-                <w:sz w:val="18"/>
-                <w:szCs w:val="18"/>
-              </w:rPr>
-              <w:t>public void</w:t>
-            </w:r>
-            <w:proofErr w:type="gramEnd"/>
-            <w:r>
-              <w:rPr>
-                <w:sz w:val="18"/>
-                <w:szCs w:val="18"/>
-              </w:rPr>
-              <w:t xml:space="preserve"> </w:t>
-            </w:r>
-            <w:proofErr w:type="spellStart"/>
-            <w:proofErr w:type="gramStart"/>
-            <w:r>
-              <w:rPr>
-                <w:sz w:val="18"/>
-                <w:szCs w:val="18"/>
-              </w:rPr>
-              <w:t>printHelp</w:t>
-            </w:r>
-            <w:proofErr w:type="spellEnd"/>
-            <w:proofErr w:type="gramEnd"/>
-            <w:r>
-              <w:rPr>
-                <w:sz w:val="18"/>
-                <w:szCs w:val="18"/>
-              </w:rPr>
-              <w:t xml:space="preserve">(int width, String </w:t>
-            </w:r>
-            <w:proofErr w:type="spellStart"/>
-            <w:r>
-              <w:rPr>
-                <w:sz w:val="18"/>
-                <w:szCs w:val="18"/>
-              </w:rPr>
-              <w:t>cmdLineSyntax</w:t>
-            </w:r>
-            <w:proofErr w:type="spellEnd"/>
-            <w:r>
-              <w:rPr>
-                <w:sz w:val="18"/>
-                <w:szCs w:val="18"/>
-              </w:rPr>
-              <w:t xml:space="preserve">, String header, Options </w:t>
-            </w:r>
-            <w:proofErr w:type="spellStart"/>
-            <w:proofErr w:type="gramStart"/>
-            <w:r>
-              <w:rPr>
-                <w:sz w:val="18"/>
-                <w:szCs w:val="18"/>
-              </w:rPr>
-              <w:t>options</w:t>
-            </w:r>
-            <w:proofErr w:type="spellEnd"/>
-            <w:proofErr w:type="gramEnd"/>
-            <w:r>
-              <w:rPr>
-                <w:sz w:val="18"/>
-                <w:szCs w:val="18"/>
-              </w:rPr>
-              <w:t>, String footer)</w:t>
+            <w:r>
+              <w:rPr>
+                <w:sz w:val="18"/>
+                <w:szCs w:val="18"/>
+              </w:rPr>
+              <w:t>public void printHelp(int width, String cmdLineSyntax, String header, Options options, String footer)</w:t>
             </w:r>
           </w:p>
         </w:tc>
@@ -15293,7 +14369,6 @@
             <w:pPr>
               <w:spacing w:line="240" w:lineRule="auto"/>
             </w:pPr>
-            <w:proofErr w:type="spellStart"/>
             <w:r>
               <w:rPr>
                 <w:sz w:val="18"/>
@@ -15301,7 +14376,6 @@
               </w:rPr>
               <w:t>HelpFormatter.printHelp</w:t>
             </w:r>
-            <w:proofErr w:type="spellEnd"/>
           </w:p>
         </w:tc>
         <w:tc>
@@ -15330,87 +14404,7 @@
                 <w:sz w:val="18"/>
                 <w:szCs w:val="18"/>
               </w:rPr>
-              <w:t xml:space="preserve">public void </w:t>
-            </w:r>
-            <w:proofErr w:type="spellStart"/>
-            <w:r>
-              <w:rPr>
-                <w:sz w:val="18"/>
-                <w:szCs w:val="18"/>
-              </w:rPr>
-              <w:t>printHelp</w:t>
-            </w:r>
-            <w:proofErr w:type="spellEnd"/>
-            <w:r>
-              <w:rPr>
-                <w:sz w:val="18"/>
-                <w:szCs w:val="18"/>
-              </w:rPr>
-              <w:t xml:space="preserve">(int width, String </w:t>
-            </w:r>
-            <w:proofErr w:type="spellStart"/>
-            <w:r>
-              <w:rPr>
-                <w:sz w:val="18"/>
-                <w:szCs w:val="18"/>
-              </w:rPr>
-              <w:t>cmdLineSyntax</w:t>
-            </w:r>
-            <w:proofErr w:type="spellEnd"/>
-            <w:r>
-              <w:rPr>
-                <w:sz w:val="18"/>
-                <w:szCs w:val="18"/>
-              </w:rPr>
-              <w:t xml:space="preserve">, String header, Options </w:t>
-            </w:r>
-            <w:proofErr w:type="spellStart"/>
-            <w:r>
-              <w:rPr>
-                <w:sz w:val="18"/>
-                <w:szCs w:val="18"/>
-              </w:rPr>
-              <w:t>options</w:t>
-            </w:r>
-            <w:proofErr w:type="spellEnd"/>
-            <w:r>
-              <w:rPr>
-                <w:sz w:val="18"/>
-                <w:szCs w:val="18"/>
-              </w:rPr>
-              <w:t xml:space="preserve">, String footer, </w:t>
-            </w:r>
-            <w:proofErr w:type="spellStart"/>
-            <w:r>
-              <w:rPr>
-                <w:sz w:val="18"/>
-                <w:szCs w:val="18"/>
-              </w:rPr>
-              <w:t>boolean</w:t>
-            </w:r>
-            <w:proofErr w:type="spellEnd"/>
-            <w:r>
-              <w:rPr>
-                <w:sz w:val="18"/>
-                <w:szCs w:val="18"/>
-              </w:rPr>
-              <w:t xml:space="preserve"> </w:t>
-            </w:r>
-            <w:proofErr w:type="spellStart"/>
-            <w:r>
-              <w:rPr>
-                <w:sz w:val="18"/>
-                <w:szCs w:val="18"/>
-              </w:rPr>
-              <w:t>autoUsage</w:t>
-            </w:r>
-            <w:proofErr w:type="spellEnd"/>
-            <w:r>
-              <w:rPr>
-                <w:sz w:val="18"/>
-                <w:szCs w:val="18"/>
-              </w:rPr>
-              <w:t>)</w:t>
+              <w:t>public void printHelp(int width, String cmdLineSyntax, String header, Options options, String footer, boolean autoUsage)</w:t>
             </w:r>
           </w:p>
         </w:tc>
@@ -15532,7 +14526,6 @@
             <w:pPr>
               <w:spacing w:line="240" w:lineRule="auto"/>
             </w:pPr>
-            <w:proofErr w:type="spellStart"/>
             <w:r>
               <w:rPr>
                 <w:sz w:val="18"/>
@@ -15540,7 +14533,6 @@
               </w:rPr>
               <w:t>HelpFormatter.printHelp</w:t>
             </w:r>
-            <w:proofErr w:type="spellEnd"/>
           </w:p>
         </w:tc>
         <w:tc>
@@ -15564,117 +14556,12 @@
             <w:pPr>
               <w:spacing w:line="240" w:lineRule="auto"/>
             </w:pPr>
-            <w:proofErr w:type="gramStart"/>
-            <w:r>
-              <w:rPr>
-                <w:sz w:val="18"/>
-                <w:szCs w:val="18"/>
-              </w:rPr>
-              <w:t>public void</w:t>
-            </w:r>
-            <w:proofErr w:type="gramEnd"/>
-            <w:r>
-              <w:rPr>
-                <w:sz w:val="18"/>
-                <w:szCs w:val="18"/>
-              </w:rPr>
-              <w:t xml:space="preserve"> </w:t>
-            </w:r>
-            <w:proofErr w:type="spellStart"/>
-            <w:r>
-              <w:rPr>
-                <w:sz w:val="18"/>
-                <w:szCs w:val="18"/>
-              </w:rPr>
-              <w:t>printHelp</w:t>
-            </w:r>
-            <w:proofErr w:type="spellEnd"/>
-            <w:r>
-              <w:rPr>
-                <w:sz w:val="18"/>
-                <w:szCs w:val="18"/>
-              </w:rPr>
-              <w:t>(</w:t>
-            </w:r>
-            <w:proofErr w:type="spellStart"/>
-            <w:r>
-              <w:rPr>
-                <w:sz w:val="18"/>
-                <w:szCs w:val="18"/>
-              </w:rPr>
-              <w:t>PrintWriter</w:t>
-            </w:r>
-            <w:proofErr w:type="spellEnd"/>
-            <w:r>
-              <w:rPr>
-                <w:sz w:val="18"/>
-                <w:szCs w:val="18"/>
-              </w:rPr>
-              <w:t xml:space="preserve"> pw, int width, String </w:t>
-            </w:r>
-            <w:proofErr w:type="spellStart"/>
-            <w:r>
-              <w:rPr>
-                <w:sz w:val="18"/>
-                <w:szCs w:val="18"/>
-              </w:rPr>
-              <w:t>cmdLineSyntax</w:t>
-            </w:r>
-            <w:proofErr w:type="spellEnd"/>
-            <w:r>
-              <w:rPr>
-                <w:sz w:val="18"/>
-                <w:szCs w:val="18"/>
-              </w:rPr>
-              <w:t xml:space="preserve">, String header, Options </w:t>
-            </w:r>
-            <w:proofErr w:type="spellStart"/>
-            <w:r>
-              <w:rPr>
-                <w:sz w:val="18"/>
-                <w:szCs w:val="18"/>
-              </w:rPr>
-              <w:t>options</w:t>
-            </w:r>
-            <w:proofErr w:type="spellEnd"/>
-            <w:r>
-              <w:rPr>
-                <w:sz w:val="18"/>
-                <w:szCs w:val="18"/>
-              </w:rPr>
-              <w:t xml:space="preserve">, int </w:t>
-            </w:r>
-            <w:proofErr w:type="spellStart"/>
-            <w:r>
-              <w:rPr>
-                <w:sz w:val="18"/>
-                <w:szCs w:val="18"/>
-              </w:rPr>
-              <w:t>leftPad</w:t>
-            </w:r>
-            <w:proofErr w:type="spellEnd"/>
-            <w:r>
-              <w:rPr>
-                <w:sz w:val="18"/>
-                <w:szCs w:val="18"/>
-              </w:rPr>
-              <w:t xml:space="preserve">, int </w:t>
-            </w:r>
-            <w:proofErr w:type="spellStart"/>
-            <w:r>
-              <w:rPr>
-                <w:sz w:val="18"/>
-                <w:szCs w:val="18"/>
-              </w:rPr>
-              <w:t>descPad</w:t>
-            </w:r>
-            <w:proofErr w:type="spellEnd"/>
-            <w:r>
-              <w:rPr>
-                <w:sz w:val="18"/>
-                <w:szCs w:val="18"/>
-              </w:rPr>
-              <w:t>, String footer)</w:t>
+            <w:r>
+              <w:rPr>
+                <w:sz w:val="18"/>
+                <w:szCs w:val="18"/>
+              </w:rPr>
+              <w:t>public void printHelp(PrintWriter pw, int width, String cmdLineSyntax, String header, Options options, int leftPad, int descPad, String footer)</w:t>
             </w:r>
           </w:p>
         </w:tc>
@@ -15796,7 +14683,6 @@
             <w:pPr>
               <w:spacing w:line="240" w:lineRule="auto"/>
             </w:pPr>
-            <w:proofErr w:type="spellStart"/>
             <w:r>
               <w:rPr>
                 <w:sz w:val="18"/>
@@ -15804,7 +14690,6 @@
               </w:rPr>
               <w:t>HelpFormatter.printHelp</w:t>
             </w:r>
-            <w:proofErr w:type="spellEnd"/>
           </w:p>
         </w:tc>
         <w:tc>
@@ -15828,151 +14713,12 @@
             <w:pPr>
               <w:spacing w:line="240" w:lineRule="auto"/>
             </w:pPr>
-            <w:proofErr w:type="gramStart"/>
-            <w:r>
-              <w:rPr>
-                <w:sz w:val="18"/>
-                <w:szCs w:val="18"/>
-              </w:rPr>
-              <w:t>public</w:t>
-            </w:r>
-            <w:proofErr w:type="gramEnd"/>
-            <w:r>
-              <w:rPr>
-                <w:sz w:val="18"/>
-                <w:szCs w:val="18"/>
-              </w:rPr>
-              <w:t xml:space="preserve"> void </w:t>
-            </w:r>
-            <w:proofErr w:type="spellStart"/>
-            <w:proofErr w:type="gramStart"/>
-            <w:r>
-              <w:rPr>
-                <w:sz w:val="18"/>
-                <w:szCs w:val="18"/>
-              </w:rPr>
-              <w:t>printHelp</w:t>
-            </w:r>
-            <w:proofErr w:type="spellEnd"/>
-            <w:proofErr w:type="gramEnd"/>
-            <w:r>
-              <w:rPr>
-                <w:sz w:val="18"/>
-                <w:szCs w:val="18"/>
-              </w:rPr>
-              <w:t>(</w:t>
-            </w:r>
-            <w:proofErr w:type="spellStart"/>
-            <w:r>
-              <w:rPr>
-                <w:sz w:val="18"/>
-                <w:szCs w:val="18"/>
-              </w:rPr>
-              <w:t>PrintWriter</w:t>
-            </w:r>
-            <w:proofErr w:type="spellEnd"/>
-            <w:r>
-              <w:rPr>
-                <w:sz w:val="18"/>
-                <w:szCs w:val="18"/>
-              </w:rPr>
-              <w:t xml:space="preserve"> pw, int width, String </w:t>
-            </w:r>
-            <w:proofErr w:type="spellStart"/>
-            <w:r>
-              <w:rPr>
-                <w:sz w:val="18"/>
-                <w:szCs w:val="18"/>
-              </w:rPr>
-              <w:t>cmdLineSyntax</w:t>
-            </w:r>
-            <w:proofErr w:type="spellEnd"/>
-            <w:r>
-              <w:rPr>
-                <w:sz w:val="18"/>
-                <w:szCs w:val="18"/>
-              </w:rPr>
-              <w:t xml:space="preserve">, String header, Options </w:t>
-            </w:r>
-            <w:proofErr w:type="spellStart"/>
-            <w:r>
-              <w:rPr>
-                <w:sz w:val="18"/>
-                <w:szCs w:val="18"/>
-              </w:rPr>
-              <w:t>options</w:t>
-            </w:r>
-            <w:proofErr w:type="spellEnd"/>
-            <w:r>
-              <w:rPr>
-                <w:sz w:val="18"/>
-                <w:szCs w:val="18"/>
-              </w:rPr>
-              <w:t xml:space="preserve">, int </w:t>
-            </w:r>
-            <w:proofErr w:type="spellStart"/>
-            <w:r>
-              <w:rPr>
-                <w:sz w:val="18"/>
-                <w:szCs w:val="18"/>
-              </w:rPr>
-              <w:t>leftPad</w:t>
-            </w:r>
-            <w:proofErr w:type="spellEnd"/>
-            <w:r>
-              <w:rPr>
-                <w:sz w:val="18"/>
-                <w:szCs w:val="18"/>
-              </w:rPr>
-              <w:t xml:space="preserve">, int </w:t>
-            </w:r>
-            <w:proofErr w:type="spellStart"/>
-            <w:r>
-              <w:rPr>
-                <w:sz w:val="18"/>
-                <w:szCs w:val="18"/>
-              </w:rPr>
-              <w:t>descPad</w:t>
-            </w:r>
-            <w:proofErr w:type="spellEnd"/>
-            <w:r>
-              <w:rPr>
-                <w:sz w:val="18"/>
-                <w:szCs w:val="18"/>
-              </w:rPr>
-              <w:t xml:space="preserve">, String footer, </w:t>
-            </w:r>
-            <w:proofErr w:type="spellStart"/>
-            <w:r>
-              <w:rPr>
-                <w:sz w:val="18"/>
-                <w:szCs w:val="18"/>
-              </w:rPr>
-              <w:t>boolean</w:t>
-            </w:r>
-            <w:proofErr w:type="spellEnd"/>
-            <w:r>
-              <w:rPr>
-                <w:sz w:val="18"/>
-                <w:szCs w:val="18"/>
-              </w:rPr>
-              <w:t xml:space="preserve"> </w:t>
-            </w:r>
-            <w:proofErr w:type="spellStart"/>
-            <w:r>
-              <w:rPr>
-                <w:sz w:val="18"/>
-                <w:szCs w:val="18"/>
-              </w:rPr>
-              <w:t>autoUsage</w:t>
-            </w:r>
-            <w:proofErr w:type="spellEnd"/>
-            <w:r>
-              <w:rPr>
-                <w:sz w:val="18"/>
-                <w:szCs w:val="18"/>
-              </w:rPr>
-              <w:t>)</w:t>
+            <w:r>
+              <w:rPr>
+                <w:sz w:val="18"/>
+                <w:szCs w:val="18"/>
+              </w:rPr>
+              <w:t>public void printHelp(PrintWriter pw, int width, String cmdLineSyntax, String header, Options options, int leftPad, int descPad, String footer, boolean autoUsage)</w:t>
             </w:r>
           </w:p>
         </w:tc>
@@ -16095,7 +14841,6 @@
             <w:pPr>
               <w:spacing w:line="240" w:lineRule="auto"/>
             </w:pPr>
-            <w:proofErr w:type="spellStart"/>
             <w:r>
               <w:rPr>
                 <w:sz w:val="18"/>
@@ -16103,7 +14848,6 @@
               </w:rPr>
               <w:t>HelpFormatter.printHelp</w:t>
             </w:r>
-            <w:proofErr w:type="spellEnd"/>
           </w:p>
         </w:tc>
         <w:tc>
@@ -16127,103 +14871,12 @@
             <w:pPr>
               <w:spacing w:line="240" w:lineRule="auto"/>
             </w:pPr>
-            <w:proofErr w:type="gramStart"/>
-            <w:r>
-              <w:rPr>
-                <w:sz w:val="18"/>
-                <w:szCs w:val="18"/>
-              </w:rPr>
-              <w:t>public void</w:t>
-            </w:r>
-            <w:proofErr w:type="gramEnd"/>
-            <w:r>
-              <w:rPr>
-                <w:sz w:val="18"/>
-                <w:szCs w:val="18"/>
-              </w:rPr>
-              <w:t xml:space="preserve"> </w:t>
-            </w:r>
-            <w:proofErr w:type="spellStart"/>
-            <w:proofErr w:type="gramStart"/>
-            <w:r>
-              <w:rPr>
-                <w:sz w:val="18"/>
-                <w:szCs w:val="18"/>
-              </w:rPr>
-              <w:t>printHelp</w:t>
-            </w:r>
-            <w:proofErr w:type="spellEnd"/>
-            <w:proofErr w:type="gramEnd"/>
-            <w:r>
-              <w:rPr>
-                <w:sz w:val="18"/>
-                <w:szCs w:val="18"/>
-              </w:rPr>
-              <w:t xml:space="preserve">(String </w:t>
-            </w:r>
-            <w:proofErr w:type="spellStart"/>
-            <w:r>
-              <w:rPr>
-                <w:sz w:val="18"/>
-                <w:szCs w:val="18"/>
-              </w:rPr>
-              <w:t>cmdLineSyntax</w:t>
-            </w:r>
-            <w:proofErr w:type="spellEnd"/>
-            <w:r>
-              <w:rPr>
-                <w:sz w:val="18"/>
-                <w:szCs w:val="18"/>
-              </w:rPr>
-              <w:t xml:space="preserve">, String header, Options </w:t>
-            </w:r>
-            <w:proofErr w:type="spellStart"/>
-            <w:r>
-              <w:rPr>
-                <w:sz w:val="18"/>
-                <w:szCs w:val="18"/>
-              </w:rPr>
-              <w:t>options</w:t>
-            </w:r>
-            <w:proofErr w:type="spellEnd"/>
-            <w:r>
-              <w:rPr>
-                <w:sz w:val="18"/>
-                <w:szCs w:val="18"/>
-              </w:rPr>
-              <w:t xml:space="preserve">, String footer, </w:t>
-            </w:r>
-            <w:proofErr w:type="spellStart"/>
-            <w:r>
-              <w:rPr>
-                <w:sz w:val="18"/>
-                <w:szCs w:val="18"/>
-              </w:rPr>
-              <w:t>boolean</w:t>
-            </w:r>
-            <w:proofErr w:type="spellEnd"/>
-            <w:r>
-              <w:rPr>
-                <w:sz w:val="18"/>
-                <w:szCs w:val="18"/>
-              </w:rPr>
-              <w:t xml:space="preserve"> </w:t>
-            </w:r>
-            <w:proofErr w:type="spellStart"/>
-            <w:r>
-              <w:rPr>
-                <w:sz w:val="18"/>
-                <w:szCs w:val="18"/>
-              </w:rPr>
-              <w:t>autoUsage</w:t>
-            </w:r>
-            <w:proofErr w:type="spellEnd"/>
-            <w:r>
-              <w:rPr>
-                <w:sz w:val="18"/>
-                <w:szCs w:val="18"/>
-              </w:rPr>
-              <w:t>)</w:t>
+            <w:r>
+              <w:rPr>
+                <w:sz w:val="18"/>
+                <w:szCs w:val="18"/>
+              </w:rPr>
+              <w:t>public void printHelp(String cmdLineSyntax, String header, Options options, String footer, boolean autoUsage)</w:t>
             </w:r>
           </w:p>
         </w:tc>
@@ -16345,7 +14998,6 @@
             <w:pPr>
               <w:spacing w:line="240" w:lineRule="auto"/>
             </w:pPr>
-            <w:proofErr w:type="spellStart"/>
             <w:r>
               <w:rPr>
                 <w:sz w:val="18"/>
@@ -16353,7 +15005,6 @@
               </w:rPr>
               <w:t>HelpFormatter.printOptions</w:t>
             </w:r>
-            <w:proofErr w:type="spellEnd"/>
           </w:p>
         </w:tc>
         <w:tc>
@@ -16377,101 +15028,12 @@
             <w:pPr>
               <w:spacing w:line="240" w:lineRule="auto"/>
             </w:pPr>
-            <w:proofErr w:type="gramStart"/>
-            <w:r>
-              <w:rPr>
-                <w:sz w:val="18"/>
-                <w:szCs w:val="18"/>
-              </w:rPr>
-              <w:t>public void</w:t>
-            </w:r>
-            <w:proofErr w:type="gramEnd"/>
-            <w:r>
-              <w:rPr>
-                <w:sz w:val="18"/>
-                <w:szCs w:val="18"/>
-              </w:rPr>
-              <w:t xml:space="preserve"> </w:t>
-            </w:r>
-            <w:proofErr w:type="spellStart"/>
-            <w:r>
-              <w:rPr>
-                <w:sz w:val="18"/>
-                <w:szCs w:val="18"/>
-              </w:rPr>
-              <w:t>printOptions</w:t>
-            </w:r>
-            <w:proofErr w:type="spellEnd"/>
-            <w:r>
-              <w:rPr>
-                <w:sz w:val="18"/>
-                <w:szCs w:val="18"/>
-              </w:rPr>
-              <w:t>(</w:t>
-            </w:r>
-            <w:proofErr w:type="spellStart"/>
-            <w:r>
-              <w:rPr>
-                <w:sz w:val="18"/>
-                <w:szCs w:val="18"/>
-              </w:rPr>
-              <w:t>PrintWriter</w:t>
-            </w:r>
-            <w:proofErr w:type="spellEnd"/>
-            <w:r>
-              <w:rPr>
-                <w:sz w:val="18"/>
-                <w:szCs w:val="18"/>
-              </w:rPr>
-              <w:t xml:space="preserve"> pw, int width, Options </w:t>
-            </w:r>
-            <w:proofErr w:type="spellStart"/>
-            <w:r>
-              <w:rPr>
-                <w:sz w:val="18"/>
-                <w:szCs w:val="18"/>
-              </w:rPr>
-              <w:t>options</w:t>
-            </w:r>
-            <w:proofErr w:type="spellEnd"/>
-            <w:r>
-              <w:rPr>
-                <w:sz w:val="18"/>
-                <w:szCs w:val="18"/>
-              </w:rPr>
-              <w:t xml:space="preserve">, int </w:t>
-            </w:r>
-            <w:proofErr w:type="spellStart"/>
-            <w:r>
-              <w:rPr>
-                <w:sz w:val="18"/>
-                <w:szCs w:val="18"/>
-              </w:rPr>
-              <w:t>leftPad</w:t>
-            </w:r>
-            <w:proofErr w:type="spellEnd"/>
-            <w:r>
-              <w:rPr>
-                <w:sz w:val="18"/>
-                <w:szCs w:val="18"/>
-              </w:rPr>
-              <w:t xml:space="preserve">, int </w:t>
-            </w:r>
-            <w:proofErr w:type="spellStart"/>
-            <w:r>
-              <w:rPr>
-                <w:sz w:val="18"/>
-                <w:szCs w:val="18"/>
-              </w:rPr>
-              <w:t>descPad</w:t>
-            </w:r>
-            <w:proofErr w:type="spellEnd"/>
-            <w:r>
-              <w:rPr>
-                <w:sz w:val="18"/>
-                <w:szCs w:val="18"/>
-              </w:rPr>
-              <w:t>)</w:t>
+            <w:r>
+              <w:rPr>
+                <w:sz w:val="18"/>
+                <w:szCs w:val="18"/>
+              </w:rPr>
+              <w:t>public void printOptions(PrintWriter pw, int width, Options options, int leftPad, int descPad)</w:t>
             </w:r>
           </w:p>
         </w:tc>
@@ -16593,7 +15155,6 @@
             <w:pPr>
               <w:spacing w:line="240" w:lineRule="auto"/>
             </w:pPr>
-            <w:proofErr w:type="spellStart"/>
             <w:r>
               <w:rPr>
                 <w:sz w:val="18"/>
@@ -16601,7 +15162,6 @@
               </w:rPr>
               <w:t>HelpFormatter.renderOptions</w:t>
             </w:r>
-            <w:proofErr w:type="spellEnd"/>
           </w:p>
         </w:tc>
         <w:tc>
@@ -16630,103 +15190,7 @@
                 <w:sz w:val="18"/>
                 <w:szCs w:val="18"/>
               </w:rPr>
-              <w:t xml:space="preserve">protected </w:t>
-            </w:r>
-            <w:proofErr w:type="spellStart"/>
-            <w:r>
-              <w:rPr>
-                <w:sz w:val="18"/>
-                <w:szCs w:val="18"/>
-              </w:rPr>
-              <w:t>StringBuffer</w:t>
-            </w:r>
-            <w:proofErr w:type="spellEnd"/>
-            <w:r>
-              <w:rPr>
-                <w:sz w:val="18"/>
-                <w:szCs w:val="18"/>
-              </w:rPr>
-              <w:t xml:space="preserve"> </w:t>
-            </w:r>
-            <w:proofErr w:type="spellStart"/>
-            <w:r>
-              <w:rPr>
-                <w:sz w:val="18"/>
-                <w:szCs w:val="18"/>
-              </w:rPr>
-              <w:t>renderOptions</w:t>
-            </w:r>
-            <w:proofErr w:type="spellEnd"/>
-            <w:r>
-              <w:rPr>
-                <w:sz w:val="18"/>
-                <w:szCs w:val="18"/>
-              </w:rPr>
-              <w:t>(</w:t>
-            </w:r>
-            <w:proofErr w:type="spellStart"/>
-            <w:r>
-              <w:rPr>
-                <w:sz w:val="18"/>
-                <w:szCs w:val="18"/>
-              </w:rPr>
-              <w:t>StringBuffer</w:t>
-            </w:r>
-            <w:proofErr w:type="spellEnd"/>
-            <w:r>
-              <w:rPr>
-                <w:sz w:val="18"/>
-                <w:szCs w:val="18"/>
-              </w:rPr>
-              <w:t xml:space="preserve"> sb, int width, Options </w:t>
-            </w:r>
-            <w:proofErr w:type="spellStart"/>
-            <w:r>
-              <w:rPr>
-                <w:sz w:val="18"/>
-                <w:szCs w:val="18"/>
-              </w:rPr>
-              <w:t>options</w:t>
-            </w:r>
-            <w:proofErr w:type="spellEnd"/>
-            <w:r>
-              <w:rPr>
-                <w:sz w:val="18"/>
-                <w:szCs w:val="18"/>
-              </w:rPr>
-              <w:t xml:space="preserve">, int </w:t>
-            </w:r>
-            <w:proofErr w:type="spellStart"/>
-            <w:r>
-              <w:rPr>
-                <w:sz w:val="18"/>
-                <w:szCs w:val="18"/>
-              </w:rPr>
-              <w:t>leftPad</w:t>
-            </w:r>
-            <w:proofErr w:type="spellEnd"/>
-            <w:r>
-              <w:rPr>
-                <w:sz w:val="18"/>
-                <w:szCs w:val="18"/>
-              </w:rPr>
-              <w:t xml:space="preserve">, int </w:t>
-            </w:r>
-            <w:proofErr w:type="spellStart"/>
-            <w:r>
-              <w:rPr>
-                <w:sz w:val="18"/>
-                <w:szCs w:val="18"/>
-              </w:rPr>
-              <w:t>descPad</w:t>
-            </w:r>
-            <w:proofErr w:type="spellEnd"/>
-            <w:r>
-              <w:rPr>
-                <w:sz w:val="18"/>
-                <w:szCs w:val="18"/>
-              </w:rPr>
-              <w:t>)</w:t>
+              <w:t>protected StringBuffer renderOptions(StringBuffer sb, int width, Options options, int leftPad, int descPad)</w:t>
             </w:r>
           </w:p>
         </w:tc>
@@ -16848,7 +15312,6 @@
             <w:pPr>
               <w:spacing w:line="240" w:lineRule="auto"/>
             </w:pPr>
-            <w:proofErr w:type="spellStart"/>
             <w:r>
               <w:rPr>
                 <w:sz w:val="18"/>
@@ -16856,7 +15319,6 @@
               </w:rPr>
               <w:t>AbstractHelpFormatter.printHelp</w:t>
             </w:r>
-            <w:proofErr w:type="spellEnd"/>
           </w:p>
         </w:tc>
         <w:tc>
@@ -16880,103 +15342,12 @@
             <w:pPr>
               <w:spacing w:line="240" w:lineRule="auto"/>
             </w:pPr>
-            <w:proofErr w:type="gramStart"/>
-            <w:r>
-              <w:rPr>
-                <w:sz w:val="18"/>
-                <w:szCs w:val="18"/>
-              </w:rPr>
-              <w:t>public void</w:t>
-            </w:r>
-            <w:proofErr w:type="gramEnd"/>
-            <w:r>
-              <w:rPr>
-                <w:sz w:val="18"/>
-                <w:szCs w:val="18"/>
-              </w:rPr>
-              <w:t xml:space="preserve"> </w:t>
-            </w:r>
-            <w:proofErr w:type="spellStart"/>
-            <w:proofErr w:type="gramStart"/>
-            <w:r>
-              <w:rPr>
-                <w:sz w:val="18"/>
-                <w:szCs w:val="18"/>
-              </w:rPr>
-              <w:t>printHelp</w:t>
-            </w:r>
-            <w:proofErr w:type="spellEnd"/>
-            <w:proofErr w:type="gramEnd"/>
-            <w:r>
-              <w:rPr>
-                <w:sz w:val="18"/>
-                <w:szCs w:val="18"/>
-              </w:rPr>
-              <w:t xml:space="preserve">(String </w:t>
-            </w:r>
-            <w:proofErr w:type="spellStart"/>
-            <w:r>
-              <w:rPr>
-                <w:sz w:val="18"/>
-                <w:szCs w:val="18"/>
-              </w:rPr>
-              <w:t>cmdLineSyntax</w:t>
-            </w:r>
-            <w:proofErr w:type="spellEnd"/>
-            <w:r>
-              <w:rPr>
-                <w:sz w:val="18"/>
-                <w:szCs w:val="18"/>
-              </w:rPr>
-              <w:t xml:space="preserve">, String header, </w:t>
-            </w:r>
-            <w:proofErr w:type="spellStart"/>
-            <w:r>
-              <w:rPr>
-                <w:sz w:val="18"/>
-                <w:szCs w:val="18"/>
-              </w:rPr>
-              <w:t>Iterable</w:t>
-            </w:r>
-            <w:proofErr w:type="spellEnd"/>
-            <w:r>
-              <w:rPr>
-                <w:sz w:val="18"/>
-                <w:szCs w:val="18"/>
-              </w:rPr>
-              <w:t xml:space="preserve">&lt;Option&gt; options, String footer, </w:t>
-            </w:r>
-            <w:proofErr w:type="spellStart"/>
-            <w:r>
-              <w:rPr>
-                <w:sz w:val="18"/>
-                <w:szCs w:val="18"/>
-              </w:rPr>
-              <w:t>boolean</w:t>
-            </w:r>
-            <w:proofErr w:type="spellEnd"/>
-            <w:r>
-              <w:rPr>
-                <w:sz w:val="18"/>
-                <w:szCs w:val="18"/>
-              </w:rPr>
-              <w:t xml:space="preserve"> </w:t>
-            </w:r>
-            <w:proofErr w:type="spellStart"/>
-            <w:r>
-              <w:rPr>
-                <w:sz w:val="18"/>
-                <w:szCs w:val="18"/>
-              </w:rPr>
-              <w:t>autoUsage</w:t>
-            </w:r>
-            <w:proofErr w:type="spellEnd"/>
-            <w:r>
-              <w:rPr>
-                <w:sz w:val="18"/>
-                <w:szCs w:val="18"/>
-              </w:rPr>
-              <w:t>)</w:t>
+            <w:r>
+              <w:rPr>
+                <w:sz w:val="18"/>
+                <w:szCs w:val="18"/>
+              </w:rPr>
+              <w:t>public void printHelp(String cmdLineSyntax, String header, Iterable&lt;Option&gt; options, String footer, boolean autoUsage)</w:t>
             </w:r>
           </w:p>
         </w:tc>
@@ -17098,7 +15469,6 @@
             <w:pPr>
               <w:spacing w:line="240" w:lineRule="auto"/>
             </w:pPr>
-            <w:proofErr w:type="spellStart"/>
             <w:r>
               <w:rPr>
                 <w:sz w:val="18"/>
@@ -17106,7 +15476,6 @@
               </w:rPr>
               <w:t>AbstractHelpFormatter.printHelp</w:t>
             </w:r>
-            <w:proofErr w:type="spellEnd"/>
           </w:p>
         </w:tc>
         <w:tc>
@@ -17130,103 +15499,12 @@
             <w:pPr>
               <w:spacing w:line="240" w:lineRule="auto"/>
             </w:pPr>
-            <w:proofErr w:type="gramStart"/>
-            <w:r>
-              <w:rPr>
-                <w:sz w:val="18"/>
-                <w:szCs w:val="18"/>
-              </w:rPr>
-              <w:t>public void</w:t>
-            </w:r>
-            <w:proofErr w:type="gramEnd"/>
-            <w:r>
-              <w:rPr>
-                <w:sz w:val="18"/>
-                <w:szCs w:val="18"/>
-              </w:rPr>
-              <w:t xml:space="preserve"> </w:t>
-            </w:r>
-            <w:proofErr w:type="spellStart"/>
-            <w:proofErr w:type="gramStart"/>
-            <w:r>
-              <w:rPr>
-                <w:sz w:val="18"/>
-                <w:szCs w:val="18"/>
-              </w:rPr>
-              <w:t>printHelp</w:t>
-            </w:r>
-            <w:proofErr w:type="spellEnd"/>
-            <w:proofErr w:type="gramEnd"/>
-            <w:r>
-              <w:rPr>
-                <w:sz w:val="18"/>
-                <w:szCs w:val="18"/>
-              </w:rPr>
-              <w:t xml:space="preserve">(String </w:t>
-            </w:r>
-            <w:proofErr w:type="spellStart"/>
-            <w:r>
-              <w:rPr>
-                <w:sz w:val="18"/>
-                <w:szCs w:val="18"/>
-              </w:rPr>
-              <w:t>cmdLineSyntax</w:t>
-            </w:r>
-            <w:proofErr w:type="spellEnd"/>
-            <w:r>
-              <w:rPr>
-                <w:sz w:val="18"/>
-                <w:szCs w:val="18"/>
-              </w:rPr>
-              <w:t xml:space="preserve">, String header, Options </w:t>
-            </w:r>
-            <w:proofErr w:type="spellStart"/>
-            <w:r>
-              <w:rPr>
-                <w:sz w:val="18"/>
-                <w:szCs w:val="18"/>
-              </w:rPr>
-              <w:t>options</w:t>
-            </w:r>
-            <w:proofErr w:type="spellEnd"/>
-            <w:r>
-              <w:rPr>
-                <w:sz w:val="18"/>
-                <w:szCs w:val="18"/>
-              </w:rPr>
-              <w:t xml:space="preserve">, String footer, </w:t>
-            </w:r>
-            <w:proofErr w:type="spellStart"/>
-            <w:r>
-              <w:rPr>
-                <w:sz w:val="18"/>
-                <w:szCs w:val="18"/>
-              </w:rPr>
-              <w:t>boolean</w:t>
-            </w:r>
-            <w:proofErr w:type="spellEnd"/>
-            <w:r>
-              <w:rPr>
-                <w:sz w:val="18"/>
-                <w:szCs w:val="18"/>
-              </w:rPr>
-              <w:t xml:space="preserve"> </w:t>
-            </w:r>
-            <w:proofErr w:type="spellStart"/>
-            <w:r>
-              <w:rPr>
-                <w:sz w:val="18"/>
-                <w:szCs w:val="18"/>
-              </w:rPr>
-              <w:t>autoUsage</w:t>
-            </w:r>
-            <w:proofErr w:type="spellEnd"/>
-            <w:r>
-              <w:rPr>
-                <w:sz w:val="18"/>
-                <w:szCs w:val="18"/>
-              </w:rPr>
-              <w:t>)</w:t>
+            <w:r>
+              <w:rPr>
+                <w:sz w:val="18"/>
+                <w:szCs w:val="18"/>
+              </w:rPr>
+              <w:t>public void printHelp(String cmdLineSyntax, String header, Options options, String footer, boolean autoUsage)</w:t>
             </w:r>
           </w:p>
         </w:tc>
@@ -17735,37 +16013,12 @@
                 <w:szCs w:val="18"/>
               </w:rPr>
             </w:pPr>
-            <w:proofErr w:type="spellStart"/>
-            <w:r>
-              <w:rPr>
-                <w:sz w:val="18"/>
-                <w:szCs w:val="18"/>
-              </w:rPr>
-              <w:t>CommandLine.getParsedOptionValues</w:t>
-            </w:r>
-            <w:proofErr w:type="spellEnd"/>
-            <w:r>
-              <w:rPr>
-                <w:sz w:val="18"/>
-                <w:szCs w:val="18"/>
-              </w:rPr>
-              <w:t>(</w:t>
-            </w:r>
-            <w:proofErr w:type="spellStart"/>
-            <w:r>
-              <w:rPr>
-                <w:sz w:val="18"/>
-                <w:szCs w:val="18"/>
-              </w:rPr>
-              <w:t>Option,Supplier</w:t>
-            </w:r>
-            <w:proofErr w:type="spellEnd"/>
-            <w:r>
-              <w:rPr>
-                <w:sz w:val="18"/>
-                <w:szCs w:val="18"/>
-              </w:rPr>
-              <w:t>&lt;T[]&gt;)</w:t>
+            <w:r>
+              <w:rPr>
+                <w:sz w:val="18"/>
+                <w:szCs w:val="18"/>
+              </w:rPr>
+              <w:t>CommandLine.getParsedOptionValues(Option,Supplier&lt;T[]&gt;)</w:t>
             </w:r>
           </w:p>
         </w:tc>
@@ -18046,21 +16299,12 @@
                 <w:szCs w:val="18"/>
               </w:rPr>
             </w:pPr>
-            <w:proofErr w:type="spellStart"/>
-            <w:r>
-              <w:rPr>
-                <w:sz w:val="18"/>
-                <w:szCs w:val="18"/>
-              </w:rPr>
-              <w:t>DefaultParser.handleShortAndLongOption</w:t>
-            </w:r>
-            <w:proofErr w:type="spellEnd"/>
-            <w:r>
-              <w:rPr>
-                <w:sz w:val="18"/>
-                <w:szCs w:val="18"/>
-              </w:rPr>
-              <w:t>(String)</w:t>
+            <w:r>
+              <w:rPr>
+                <w:sz w:val="18"/>
+                <w:szCs w:val="18"/>
+              </w:rPr>
+              <w:t>DefaultParser.handleShortAndLongOption(String)</w:t>
             </w:r>
           </w:p>
         </w:tc>
@@ -18381,21 +16625,12 @@
                 <w:szCs w:val="18"/>
               </w:rPr>
             </w:pPr>
-            <w:proofErr w:type="spellStart"/>
-            <w:r>
-              <w:rPr>
-                <w:sz w:val="18"/>
-                <w:szCs w:val="18"/>
-              </w:rPr>
-              <w:t>DefaultParser.handleToken</w:t>
-            </w:r>
-            <w:proofErr w:type="spellEnd"/>
-            <w:r>
-              <w:rPr>
-                <w:sz w:val="18"/>
-                <w:szCs w:val="18"/>
-              </w:rPr>
-              <w:t>(String)</w:t>
+            <w:r>
+              <w:rPr>
+                <w:sz w:val="18"/>
+                <w:szCs w:val="18"/>
+              </w:rPr>
+              <w:t>DefaultParser.handleToken(String)</w:t>
             </w:r>
           </w:p>
         </w:tc>
@@ -18676,37 +16911,12 @@
                 <w:szCs w:val="18"/>
               </w:rPr>
             </w:pPr>
-            <w:proofErr w:type="spellStart"/>
-            <w:r>
-              <w:rPr>
-                <w:sz w:val="18"/>
-                <w:szCs w:val="18"/>
-              </w:rPr>
-              <w:t>DefaultParser.parse</w:t>
-            </w:r>
-            <w:proofErr w:type="spellEnd"/>
-            <w:r>
-              <w:rPr>
-                <w:sz w:val="18"/>
-                <w:szCs w:val="18"/>
-              </w:rPr>
-              <w:t>(</w:t>
-            </w:r>
-            <w:proofErr w:type="spellStart"/>
-            <w:r>
-              <w:rPr>
-                <w:sz w:val="18"/>
-                <w:szCs w:val="18"/>
-              </w:rPr>
-              <w:t>Options,Properties,NonOptionAction,String</w:t>
-            </w:r>
-            <w:proofErr w:type="spellEnd"/>
-            <w:r>
-              <w:rPr>
-                <w:sz w:val="18"/>
-                <w:szCs w:val="18"/>
-              </w:rPr>
-              <w:t>[])</w:t>
+            <w:r>
+              <w:rPr>
+                <w:sz w:val="18"/>
+                <w:szCs w:val="18"/>
+              </w:rPr>
+              <w:t>DefaultParser.parse(Options,Properties,NonOptionAction,String[])</w:t>
             </w:r>
           </w:p>
         </w:tc>
@@ -18995,53 +17205,12 @@
                 <w:szCs w:val="18"/>
               </w:rPr>
             </w:pPr>
-            <w:proofErr w:type="spellStart"/>
-            <w:r>
-              <w:rPr>
-                <w:sz w:val="18"/>
-                <w:szCs w:val="18"/>
-              </w:rPr>
-              <w:t>GnuParser.flatten</w:t>
-            </w:r>
-            <w:proofErr w:type="spellEnd"/>
-            <w:r>
-              <w:rPr>
-                <w:sz w:val="18"/>
-                <w:szCs w:val="18"/>
-              </w:rPr>
-              <w:t>(</w:t>
-            </w:r>
-            <w:proofErr w:type="spellStart"/>
-            <w:r>
-              <w:rPr>
-                <w:sz w:val="18"/>
-                <w:szCs w:val="18"/>
-              </w:rPr>
-              <w:t>Options,String</w:t>
-            </w:r>
-            <w:proofErr w:type="spellEnd"/>
-            <w:r>
-              <w:rPr>
-                <w:sz w:val="18"/>
-                <w:szCs w:val="18"/>
-              </w:rPr>
-              <w:t>[],</w:t>
-            </w:r>
-            <w:proofErr w:type="spellStart"/>
-            <w:r>
-              <w:rPr>
-                <w:sz w:val="18"/>
-                <w:szCs w:val="18"/>
-              </w:rPr>
-              <w:t>boolean</w:t>
-            </w:r>
-            <w:proofErr w:type="spellEnd"/>
-            <w:r>
-              <w:rPr>
-                <w:sz w:val="18"/>
-                <w:szCs w:val="18"/>
-              </w:rPr>
-              <w:t>)</w:t>
+            <w:r>
+              <w:rPr>
+                <w:sz w:val="18"/>
+                <w:szCs w:val="18"/>
+              </w:rPr>
+              <w:t>GnuParser.flatten(Options,String[],boolean)</w:t>
             </w:r>
           </w:p>
         </w:tc>
@@ -19346,37 +17515,12 @@
                 <w:szCs w:val="18"/>
               </w:rPr>
             </w:pPr>
-            <w:proofErr w:type="spellStart"/>
-            <w:r>
-              <w:rPr>
-                <w:sz w:val="18"/>
-                <w:szCs w:val="18"/>
-              </w:rPr>
-              <w:t>HelpFormatter.appendOptions</w:t>
-            </w:r>
-            <w:proofErr w:type="spellEnd"/>
-            <w:r>
-              <w:rPr>
-                <w:sz w:val="18"/>
-                <w:szCs w:val="18"/>
-              </w:rPr>
-              <w:t>(</w:t>
-            </w:r>
-            <w:proofErr w:type="spellStart"/>
-            <w:r>
-              <w:rPr>
-                <w:sz w:val="18"/>
-                <w:szCs w:val="18"/>
-              </w:rPr>
-              <w:t>Appendable,int,Options,int,int</w:t>
-            </w:r>
-            <w:proofErr w:type="spellEnd"/>
-            <w:r>
-              <w:rPr>
-                <w:sz w:val="18"/>
-                <w:szCs w:val="18"/>
-              </w:rPr>
-              <w:t>)</w:t>
+            <w:r>
+              <w:rPr>
+                <w:sz w:val="18"/>
+                <w:szCs w:val="18"/>
+              </w:rPr>
+              <w:t>HelpFormatter.appendOptions(Appendable,int,Options,int,int)</w:t>
             </w:r>
           </w:p>
         </w:tc>
@@ -19697,46 +17841,12 @@
                 <w:szCs w:val="18"/>
               </w:rPr>
             </w:pPr>
-            <w:proofErr w:type="spellStart"/>
-            <w:r>
-              <w:rPr>
-                <w:sz w:val="18"/>
-                <w:szCs w:val="18"/>
-              </w:rPr>
-              <w:t>HelpFormatter.appendWrappedText</w:t>
-            </w:r>
-            <w:proofErr w:type="spellEnd"/>
-            <w:r>
-              <w:rPr>
-                <w:sz w:val="18"/>
-                <w:szCs w:val="18"/>
-              </w:rPr>
-              <w:t>(</w:t>
-            </w:r>
-            <w:proofErr w:type="spellStart"/>
-            <w:proofErr w:type="gramStart"/>
-            <w:r>
-              <w:rPr>
-                <w:sz w:val="18"/>
-                <w:szCs w:val="18"/>
-              </w:rPr>
-              <w:t>Appendable</w:t>
-            </w:r>
-            <w:proofErr w:type="gramEnd"/>
-            <w:r>
-              <w:rPr>
-                <w:sz w:val="18"/>
-                <w:szCs w:val="18"/>
-              </w:rPr>
-              <w:t>,int,int,String</w:t>
-            </w:r>
-            <w:proofErr w:type="spellEnd"/>
-            <w:r>
-              <w:rPr>
-                <w:sz w:val="18"/>
-                <w:szCs w:val="18"/>
-              </w:rPr>
-              <w:t>)</w:t>
+            <w:r>
+              <w:rPr>
+                <w:sz w:val="18"/>
+                <w:szCs w:val="18"/>
+              </w:rPr>
+              <w:t>HelpFormatter.appendWrappedText(Appendable,int,int,String)</w:t>
             </w:r>
           </w:p>
         </w:tc>
@@ -20009,37 +18119,12 @@
                 <w:szCs w:val="18"/>
               </w:rPr>
             </w:pPr>
-            <w:proofErr w:type="spellStart"/>
-            <w:r>
-              <w:rPr>
-                <w:sz w:val="18"/>
-                <w:szCs w:val="18"/>
-              </w:rPr>
-              <w:t>HelpFormatter.findWrapPos</w:t>
-            </w:r>
-            <w:proofErr w:type="spellEnd"/>
-            <w:r>
-              <w:rPr>
-                <w:sz w:val="18"/>
-                <w:szCs w:val="18"/>
-              </w:rPr>
-              <w:t>(</w:t>
-            </w:r>
-            <w:proofErr w:type="spellStart"/>
-            <w:r>
-              <w:rPr>
-                <w:sz w:val="18"/>
-                <w:szCs w:val="18"/>
-              </w:rPr>
-              <w:t>String,int,int</w:t>
-            </w:r>
-            <w:proofErr w:type="spellEnd"/>
-            <w:r>
-              <w:rPr>
-                <w:sz w:val="18"/>
-                <w:szCs w:val="18"/>
-              </w:rPr>
-              <w:t>)</w:t>
+            <w:r>
+              <w:rPr>
+                <w:sz w:val="18"/>
+                <w:szCs w:val="18"/>
+              </w:rPr>
+              <w:t>HelpFormatter.findWrapPos(String,int,int)</w:t>
             </w:r>
           </w:p>
         </w:tc>
@@ -20317,23 +18402,7 @@
                 <w:sz w:val="18"/>
                 <w:szCs w:val="18"/>
               </w:rPr>
-              <w:t>HelpFormatter.printHelp(PrintWriter,int,String,String,</w:t>
-            </w:r>
-            <w:proofErr w:type="gramStart"/>
-            <w:r>
-              <w:rPr>
-                <w:sz w:val="18"/>
-                <w:szCs w:val="18"/>
-              </w:rPr>
-              <w:t>Options</w:t>
-            </w:r>
-            <w:proofErr w:type="gramEnd"/>
-            <w:r>
-              <w:rPr>
-                <w:sz w:val="18"/>
-                <w:szCs w:val="18"/>
-              </w:rPr>
-              <w:t>,int,int,String,boolean)</w:t>
+              <w:t>HelpFormatter.printHelp(PrintWriter,int,String,String,Options,int,int,String,boolean)</w:t>
             </w:r>
           </w:p>
         </w:tc>
@@ -20614,37 +18683,12 @@
                 <w:szCs w:val="18"/>
               </w:rPr>
             </w:pPr>
-            <w:proofErr w:type="spellStart"/>
-            <w:r>
-              <w:rPr>
-                <w:sz w:val="18"/>
-                <w:szCs w:val="18"/>
-              </w:rPr>
-              <w:t>HelpFormatter.printUsage</w:t>
-            </w:r>
-            <w:proofErr w:type="spellEnd"/>
-            <w:r>
-              <w:rPr>
-                <w:sz w:val="18"/>
-                <w:szCs w:val="18"/>
-              </w:rPr>
-              <w:t>(</w:t>
-            </w:r>
-            <w:proofErr w:type="spellStart"/>
-            <w:r>
-              <w:rPr>
-                <w:sz w:val="18"/>
-                <w:szCs w:val="18"/>
-              </w:rPr>
-              <w:t>PrintWriter,int,String,Options</w:t>
-            </w:r>
-            <w:proofErr w:type="spellEnd"/>
-            <w:r>
-              <w:rPr>
-                <w:sz w:val="18"/>
-                <w:szCs w:val="18"/>
-              </w:rPr>
-              <w:t>)</w:t>
+            <w:r>
+              <w:rPr>
+                <w:sz w:val="18"/>
+                <w:szCs w:val="18"/>
+              </w:rPr>
+              <w:t>HelpFormatter.printUsage(PrintWriter,int,String,Options)</w:t>
             </w:r>
           </w:p>
         </w:tc>
@@ -20933,53 +18977,12 @@
                 <w:szCs w:val="18"/>
               </w:rPr>
             </w:pPr>
-            <w:proofErr w:type="spellStart"/>
-            <w:r>
-              <w:rPr>
-                <w:sz w:val="18"/>
-                <w:szCs w:val="18"/>
-              </w:rPr>
-              <w:t>Parser.parse</w:t>
-            </w:r>
-            <w:proofErr w:type="spellEnd"/>
-            <w:r>
-              <w:rPr>
-                <w:sz w:val="18"/>
-                <w:szCs w:val="18"/>
-              </w:rPr>
-              <w:t>(</w:t>
-            </w:r>
-            <w:proofErr w:type="spellStart"/>
-            <w:r>
-              <w:rPr>
-                <w:sz w:val="18"/>
-                <w:szCs w:val="18"/>
-              </w:rPr>
-              <w:t>Options,String</w:t>
-            </w:r>
-            <w:proofErr w:type="spellEnd"/>
-            <w:r>
-              <w:rPr>
-                <w:sz w:val="18"/>
-                <w:szCs w:val="18"/>
-              </w:rPr>
-              <w:t>[],</w:t>
-            </w:r>
-            <w:proofErr w:type="spellStart"/>
-            <w:r>
-              <w:rPr>
-                <w:sz w:val="18"/>
-                <w:szCs w:val="18"/>
-              </w:rPr>
-              <w:t>Properties,boolean</w:t>
-            </w:r>
-            <w:proofErr w:type="spellEnd"/>
-            <w:r>
-              <w:rPr>
-                <w:sz w:val="18"/>
-                <w:szCs w:val="18"/>
-              </w:rPr>
-              <w:t>)</w:t>
+            <w:r>
+              <w:rPr>
+                <w:sz w:val="18"/>
+                <w:szCs w:val="18"/>
+              </w:rPr>
+              <w:t>Parser.parse(Options,String[],Properties,boolean)</w:t>
             </w:r>
           </w:p>
         </w:tc>
@@ -21268,21 +19271,12 @@
                 <w:szCs w:val="18"/>
               </w:rPr>
             </w:pPr>
-            <w:proofErr w:type="spellStart"/>
-            <w:r>
-              <w:rPr>
-                <w:sz w:val="18"/>
-                <w:szCs w:val="18"/>
-              </w:rPr>
-              <w:t>Parser.processProperties</w:t>
-            </w:r>
-            <w:proofErr w:type="spellEnd"/>
-            <w:r>
-              <w:rPr>
-                <w:sz w:val="18"/>
-                <w:szCs w:val="18"/>
-              </w:rPr>
-              <w:t>(Properties)</w:t>
+            <w:r>
+              <w:rPr>
+                <w:sz w:val="18"/>
+                <w:szCs w:val="18"/>
+              </w:rPr>
+              <w:t>Parser.processProperties(Properties)</w:t>
             </w:r>
           </w:p>
         </w:tc>
@@ -21555,21 +19549,12 @@
                 <w:szCs w:val="18"/>
               </w:rPr>
             </w:pPr>
-            <w:proofErr w:type="spellStart"/>
-            <w:r>
-              <w:rPr>
-                <w:sz w:val="18"/>
-                <w:szCs w:val="18"/>
-              </w:rPr>
-              <w:t>PatternOptionBuilder.parsePattern</w:t>
-            </w:r>
-            <w:proofErr w:type="spellEnd"/>
-            <w:r>
-              <w:rPr>
-                <w:sz w:val="18"/>
-                <w:szCs w:val="18"/>
-              </w:rPr>
-              <w:t>(String)</w:t>
+            <w:r>
+              <w:rPr>
+                <w:sz w:val="18"/>
+                <w:szCs w:val="18"/>
+              </w:rPr>
+              <w:t>PatternOptionBuilder.parsePattern(String)</w:t>
             </w:r>
           </w:p>
         </w:tc>
@@ -21866,53 +19851,12 @@
                 <w:szCs w:val="18"/>
               </w:rPr>
             </w:pPr>
-            <w:proofErr w:type="spellStart"/>
-            <w:r>
-              <w:rPr>
-                <w:sz w:val="18"/>
-                <w:szCs w:val="18"/>
-              </w:rPr>
-              <w:t>PosixParser.flatten</w:t>
-            </w:r>
-            <w:proofErr w:type="spellEnd"/>
-            <w:r>
-              <w:rPr>
-                <w:sz w:val="18"/>
-                <w:szCs w:val="18"/>
-              </w:rPr>
-              <w:t>(</w:t>
-            </w:r>
-            <w:proofErr w:type="spellStart"/>
-            <w:r>
-              <w:rPr>
-                <w:sz w:val="18"/>
-                <w:szCs w:val="18"/>
-              </w:rPr>
-              <w:t>Options,String</w:t>
-            </w:r>
-            <w:proofErr w:type="spellEnd"/>
-            <w:r>
-              <w:rPr>
-                <w:sz w:val="18"/>
-                <w:szCs w:val="18"/>
-              </w:rPr>
-              <w:t>[],</w:t>
-            </w:r>
-            <w:proofErr w:type="spellStart"/>
-            <w:r>
-              <w:rPr>
-                <w:sz w:val="18"/>
-                <w:szCs w:val="18"/>
-              </w:rPr>
-              <w:t>boolean</w:t>
-            </w:r>
-            <w:proofErr w:type="spellEnd"/>
-            <w:r>
-              <w:rPr>
-                <w:sz w:val="18"/>
-                <w:szCs w:val="18"/>
-              </w:rPr>
-              <w:t>)</w:t>
+            <w:r>
+              <w:rPr>
+                <w:sz w:val="18"/>
+                <w:szCs w:val="18"/>
+              </w:rPr>
+              <w:t>PosixParser.flatten(Options,String[],boolean)</w:t>
             </w:r>
           </w:p>
         </w:tc>
@@ -22217,21 +20161,12 @@
                 <w:szCs w:val="18"/>
               </w:rPr>
             </w:pPr>
-            <w:proofErr w:type="spellStart"/>
-            <w:r>
-              <w:rPr>
-                <w:sz w:val="18"/>
-                <w:szCs w:val="18"/>
-              </w:rPr>
-              <w:t>TypeHandler.putDefaultMap</w:t>
-            </w:r>
-            <w:proofErr w:type="spellEnd"/>
-            <w:r>
-              <w:rPr>
-                <w:sz w:val="18"/>
-                <w:szCs w:val="18"/>
-              </w:rPr>
-              <w:t>(Map)</w:t>
+            <w:r>
+              <w:rPr>
+                <w:sz w:val="18"/>
+                <w:szCs w:val="18"/>
+              </w:rPr>
+              <w:t>TypeHandler.putDefaultMap(Map)</w:t>
             </w:r>
           </w:p>
         </w:tc>
@@ -22504,37 +20439,12 @@
                 <w:szCs w:val="18"/>
               </w:rPr>
             </w:pPr>
-            <w:proofErr w:type="spellStart"/>
-            <w:r>
-              <w:rPr>
-                <w:sz w:val="18"/>
-                <w:szCs w:val="18"/>
-              </w:rPr>
-              <w:t>HelpFormatter.getTableDefinition</w:t>
-            </w:r>
-            <w:proofErr w:type="spellEnd"/>
-            <w:r>
-              <w:rPr>
-                <w:sz w:val="18"/>
-                <w:szCs w:val="18"/>
-              </w:rPr>
-              <w:t>(</w:t>
-            </w:r>
-            <w:proofErr w:type="spellStart"/>
-            <w:r>
-              <w:rPr>
-                <w:sz w:val="18"/>
-                <w:szCs w:val="18"/>
-              </w:rPr>
-              <w:t>Iterable</w:t>
-            </w:r>
-            <w:proofErr w:type="spellEnd"/>
-            <w:r>
-              <w:rPr>
-                <w:sz w:val="18"/>
-                <w:szCs w:val="18"/>
-              </w:rPr>
-              <w:t>&lt;Option&gt;)  [help pkg]</w:t>
+            <w:r>
+              <w:rPr>
+                <w:sz w:val="18"/>
+                <w:szCs w:val="18"/>
+              </w:rPr>
+              <w:t>HelpFormatter.getTableDefinition(Iterable&lt;Option&gt;)  [help pkg]</w:t>
             </w:r>
           </w:p>
         </w:tc>
@@ -22807,37 +20717,12 @@
                 <w:szCs w:val="18"/>
               </w:rPr>
             </w:pPr>
-            <w:proofErr w:type="spellStart"/>
-            <w:r>
-              <w:rPr>
-                <w:sz w:val="18"/>
-                <w:szCs w:val="18"/>
-              </w:rPr>
-              <w:t>TextHelpAppendable.adjustTableFormat</w:t>
-            </w:r>
-            <w:proofErr w:type="spellEnd"/>
-            <w:r>
-              <w:rPr>
-                <w:sz w:val="18"/>
-                <w:szCs w:val="18"/>
-              </w:rPr>
-              <w:t>(</w:t>
-            </w:r>
-            <w:proofErr w:type="spellStart"/>
-            <w:r>
-              <w:rPr>
-                <w:sz w:val="18"/>
-                <w:szCs w:val="18"/>
-              </w:rPr>
-              <w:t>TableDefinition</w:t>
-            </w:r>
-            <w:proofErr w:type="spellEnd"/>
-            <w:r>
-              <w:rPr>
-                <w:sz w:val="18"/>
-                <w:szCs w:val="18"/>
-              </w:rPr>
-              <w:t>)  [help pkg]</w:t>
+            <w:r>
+              <w:rPr>
+                <w:sz w:val="18"/>
+                <w:szCs w:val="18"/>
+              </w:rPr>
+              <w:t>TextHelpAppendable.adjustTableFormat(TableDefinition)  [help pkg]</w:t>
             </w:r>
           </w:p>
         </w:tc>
@@ -23134,37 +21019,12 @@
                 <w:szCs w:val="18"/>
               </w:rPr>
             </w:pPr>
-            <w:proofErr w:type="spellStart"/>
-            <w:r>
-              <w:rPr>
-                <w:sz w:val="18"/>
-                <w:szCs w:val="18"/>
-              </w:rPr>
-              <w:t>TextStyle.pad</w:t>
-            </w:r>
-            <w:proofErr w:type="spellEnd"/>
-            <w:r>
-              <w:rPr>
-                <w:sz w:val="18"/>
-                <w:szCs w:val="18"/>
-              </w:rPr>
-              <w:t>(</w:t>
-            </w:r>
-            <w:proofErr w:type="spellStart"/>
-            <w:r>
-              <w:rPr>
-                <w:sz w:val="18"/>
-                <w:szCs w:val="18"/>
-              </w:rPr>
-              <w:t>boolean,CharSequence</w:t>
-            </w:r>
-            <w:proofErr w:type="spellEnd"/>
-            <w:r>
-              <w:rPr>
-                <w:sz w:val="18"/>
-                <w:szCs w:val="18"/>
-              </w:rPr>
-              <w:t>)  [help pkg]</w:t>
+            <w:r>
+              <w:rPr>
+                <w:sz w:val="18"/>
+                <w:szCs w:val="18"/>
+              </w:rPr>
+              <w:t>TextStyle.pad(boolean,CharSequence)  [help pkg]</w:t>
             </w:r>
           </w:p>
         </w:tc>
@@ -23453,7 +21313,6 @@
                 <w:szCs w:val="18"/>
               </w:rPr>
             </w:pPr>
-            <w:proofErr w:type="spellStart"/>
             <w:r>
               <w:rPr>
                 <w:sz w:val="18"/>
@@ -23461,7 +21320,6 @@
               </w:rPr>
               <w:t>CommandLine</w:t>
             </w:r>
-            <w:proofErr w:type="spellEnd"/>
           </w:p>
         </w:tc>
         <w:tc>
@@ -24059,7 +21917,6 @@
                 <w:szCs w:val="18"/>
               </w:rPr>
             </w:pPr>
-            <w:proofErr w:type="spellStart"/>
             <w:r>
               <w:rPr>
                 <w:sz w:val="18"/>
@@ -24067,7 +21924,6 @@
               </w:rPr>
               <w:t>HelpFormatter</w:t>
             </w:r>
-            <w:proofErr w:type="spellEnd"/>
           </w:p>
         </w:tc>
         <w:tc>
@@ -25245,7 +23101,6 @@
                 <w:szCs w:val="18"/>
               </w:rPr>
             </w:pPr>
-            <w:proofErr w:type="spellStart"/>
             <w:r>
               <w:rPr>
                 <w:sz w:val="18"/>
@@ -25253,7 +23108,6 @@
               </w:rPr>
               <w:t>PatternOptionBuilder</w:t>
             </w:r>
-            <w:proofErr w:type="spellEnd"/>
           </w:p>
         </w:tc>
         <w:tc>
@@ -25525,7 +23379,6 @@
                 <w:szCs w:val="18"/>
               </w:rPr>
             </w:pPr>
-            <w:proofErr w:type="spellStart"/>
             <w:r>
               <w:rPr>
                 <w:sz w:val="18"/>
@@ -25533,7 +23386,6 @@
               </w:rPr>
               <w:t>TypeHandler</w:t>
             </w:r>
-            <w:proofErr w:type="spellEnd"/>
           </w:p>
         </w:tc>
         <w:tc>
@@ -25805,21 +23657,12 @@
                 <w:szCs w:val="18"/>
               </w:rPr>
             </w:pPr>
-            <w:proofErr w:type="spellStart"/>
-            <w:r>
-              <w:rPr>
-                <w:sz w:val="18"/>
-                <w:szCs w:val="18"/>
-              </w:rPr>
-              <w:t>TextHelpAppendable</w:t>
-            </w:r>
-            <w:proofErr w:type="spellEnd"/>
-            <w:r>
-              <w:rPr>
-                <w:sz w:val="18"/>
-                <w:szCs w:val="18"/>
-              </w:rPr>
-              <w:t xml:space="preserve">  [help pkg]</w:t>
+            <w:r>
+              <w:rPr>
+                <w:sz w:val="18"/>
+                <w:szCs w:val="18"/>
+              </w:rPr>
+              <w:t>TextHelpAppendable  [help pkg]</w:t>
             </w:r>
           </w:p>
         </w:tc>
@@ -26108,37 +23951,12 @@
                 <w:szCs w:val="18"/>
               </w:rPr>
             </w:pPr>
-            <w:proofErr w:type="spellStart"/>
-            <w:r>
-              <w:rPr>
-                <w:sz w:val="18"/>
-                <w:szCs w:val="18"/>
-              </w:rPr>
-              <w:t>DefaultParser.parse</w:t>
-            </w:r>
-            <w:proofErr w:type="spellEnd"/>
-            <w:r>
-              <w:rPr>
-                <w:sz w:val="18"/>
-                <w:szCs w:val="18"/>
-              </w:rPr>
-              <w:t>(</w:t>
-            </w:r>
-            <w:proofErr w:type="spellStart"/>
-            <w:r>
-              <w:rPr>
-                <w:sz w:val="18"/>
-                <w:szCs w:val="18"/>
-              </w:rPr>
-              <w:t>Options,Properties,NonOptionAction,String</w:t>
-            </w:r>
-            <w:proofErr w:type="spellEnd"/>
-            <w:r>
-              <w:rPr>
-                <w:sz w:val="18"/>
-                <w:szCs w:val="18"/>
-              </w:rPr>
-              <w:t>[])</w:t>
+            <w:r>
+              <w:rPr>
+                <w:sz w:val="18"/>
+                <w:szCs w:val="18"/>
+              </w:rPr>
+              <w:t>DefaultParser.parse(Options,Properties,NonOptionAction,String[])</w:t>
             </w:r>
           </w:p>
         </w:tc>
@@ -26435,37 +24253,12 @@
                 <w:szCs w:val="18"/>
               </w:rPr>
             </w:pPr>
-            <w:proofErr w:type="spellStart"/>
-            <w:r>
-              <w:rPr>
-                <w:sz w:val="18"/>
-                <w:szCs w:val="18"/>
-              </w:rPr>
-              <w:t>HelpFormatter.appendOptions</w:t>
-            </w:r>
-            <w:proofErr w:type="spellEnd"/>
-            <w:r>
-              <w:rPr>
-                <w:sz w:val="18"/>
-                <w:szCs w:val="18"/>
-              </w:rPr>
-              <w:t>(</w:t>
-            </w:r>
-            <w:proofErr w:type="spellStart"/>
-            <w:r>
-              <w:rPr>
-                <w:sz w:val="18"/>
-                <w:szCs w:val="18"/>
-              </w:rPr>
-              <w:t>Appendable,int,Options,int,int</w:t>
-            </w:r>
-            <w:proofErr w:type="spellEnd"/>
-            <w:r>
-              <w:rPr>
-                <w:sz w:val="18"/>
-                <w:szCs w:val="18"/>
-              </w:rPr>
-              <w:t>)</w:t>
+            <w:r>
+              <w:rPr>
+                <w:sz w:val="18"/>
+                <w:szCs w:val="18"/>
+              </w:rPr>
+              <w:t>HelpFormatter.appendOptions(Appendable,int,Options,int,int)</w:t>
             </w:r>
           </w:p>
         </w:tc>
@@ -27069,23 +24862,7 @@
                 <w:sz w:val="18"/>
                 <w:szCs w:val="18"/>
               </w:rPr>
-              <w:t>HelpFormatter.printHelp(PrintWriter,int,String,String,</w:t>
-            </w:r>
-            <w:proofErr w:type="gramStart"/>
-            <w:r>
-              <w:rPr>
-                <w:sz w:val="18"/>
-                <w:szCs w:val="18"/>
-              </w:rPr>
-              <w:t>Options</w:t>
-            </w:r>
-            <w:proofErr w:type="gramEnd"/>
-            <w:r>
-              <w:rPr>
-                <w:sz w:val="18"/>
-                <w:szCs w:val="18"/>
-              </w:rPr>
-              <w:t>,int,int,String,boolean)</w:t>
+              <w:t>HelpFormatter.printHelp(PrintWriter,int,String,String,Options,int,int,String,boolean)</w:t>
             </w:r>
           </w:p>
         </w:tc>
@@ -27406,37 +25183,12 @@
                 <w:szCs w:val="18"/>
               </w:rPr>
             </w:pPr>
-            <w:proofErr w:type="spellStart"/>
-            <w:r>
-              <w:rPr>
-                <w:sz w:val="18"/>
-                <w:szCs w:val="18"/>
-              </w:rPr>
-              <w:t>HelpFormatter.printHelp</w:t>
-            </w:r>
-            <w:proofErr w:type="spellEnd"/>
-            <w:r>
-              <w:rPr>
-                <w:sz w:val="18"/>
-                <w:szCs w:val="18"/>
-              </w:rPr>
-              <w:t>(</w:t>
-            </w:r>
-            <w:proofErr w:type="spellStart"/>
-            <w:r>
-              <w:rPr>
-                <w:sz w:val="18"/>
-                <w:szCs w:val="18"/>
-              </w:rPr>
-              <w:t>String,String,Options,String,boolean</w:t>
-            </w:r>
-            <w:proofErr w:type="spellEnd"/>
-            <w:r>
-              <w:rPr>
-                <w:sz w:val="18"/>
-                <w:szCs w:val="18"/>
-              </w:rPr>
-              <w:t>)</w:t>
+            <w:r>
+              <w:rPr>
+                <w:sz w:val="18"/>
+                <w:szCs w:val="18"/>
+              </w:rPr>
+              <w:t>HelpFormatter.printHelp(String,String,Options,String,boolean)</w:t>
             </w:r>
           </w:p>
         </w:tc>
@@ -27717,37 +25469,12 @@
                 <w:szCs w:val="18"/>
               </w:rPr>
             </w:pPr>
-            <w:proofErr w:type="spellStart"/>
-            <w:r>
-              <w:rPr>
-                <w:sz w:val="18"/>
-                <w:szCs w:val="18"/>
-              </w:rPr>
-              <w:t>HelpFormatter.printHelp</w:t>
-            </w:r>
-            <w:proofErr w:type="spellEnd"/>
-            <w:r>
-              <w:rPr>
-                <w:sz w:val="18"/>
-                <w:szCs w:val="18"/>
-              </w:rPr>
-              <w:t>(</w:t>
-            </w:r>
-            <w:proofErr w:type="spellStart"/>
-            <w:r>
-              <w:rPr>
-                <w:sz w:val="18"/>
-                <w:szCs w:val="18"/>
-              </w:rPr>
-              <w:t>int,String,String,Options,String</w:t>
-            </w:r>
-            <w:proofErr w:type="spellEnd"/>
-            <w:r>
-              <w:rPr>
-                <w:sz w:val="18"/>
-                <w:szCs w:val="18"/>
-              </w:rPr>
-              <w:t>)</w:t>
+            <w:r>
+              <w:rPr>
+                <w:sz w:val="18"/>
+                <w:szCs w:val="18"/>
+              </w:rPr>
+              <w:t>HelpFormatter.printHelp(int,String,String,Options,String)</w:t>
             </w:r>
           </w:p>
         </w:tc>
@@ -28338,37 +26065,12 @@
                 <w:szCs w:val="18"/>
               </w:rPr>
             </w:pPr>
-            <w:proofErr w:type="spellStart"/>
-            <w:r>
-              <w:rPr>
-                <w:sz w:val="18"/>
-                <w:szCs w:val="18"/>
-              </w:rPr>
-              <w:t>HelpFormatter.printOptions</w:t>
-            </w:r>
-            <w:proofErr w:type="spellEnd"/>
-            <w:r>
-              <w:rPr>
-                <w:sz w:val="18"/>
-                <w:szCs w:val="18"/>
-              </w:rPr>
-              <w:t>(</w:t>
-            </w:r>
-            <w:proofErr w:type="spellStart"/>
-            <w:r>
-              <w:rPr>
-                <w:sz w:val="18"/>
-                <w:szCs w:val="18"/>
-              </w:rPr>
-              <w:t>PrintWriter,int,Options,int,int</w:t>
-            </w:r>
-            <w:proofErr w:type="spellEnd"/>
-            <w:r>
-              <w:rPr>
-                <w:sz w:val="18"/>
-                <w:szCs w:val="18"/>
-              </w:rPr>
-              <w:t>)</w:t>
+            <w:r>
+              <w:rPr>
+                <w:sz w:val="18"/>
+                <w:szCs w:val="18"/>
+              </w:rPr>
+              <w:t>HelpFormatter.printOptions(PrintWriter,int,Options,int,int)</w:t>
             </w:r>
           </w:p>
         </w:tc>
@@ -28649,37 +26351,12 @@
                 <w:szCs w:val="18"/>
               </w:rPr>
             </w:pPr>
-            <w:proofErr w:type="spellStart"/>
-            <w:r>
-              <w:rPr>
-                <w:sz w:val="18"/>
-                <w:szCs w:val="18"/>
-              </w:rPr>
-              <w:t>HelpFormatter.renderOptions</w:t>
-            </w:r>
-            <w:proofErr w:type="spellEnd"/>
-            <w:r>
-              <w:rPr>
-                <w:sz w:val="18"/>
-                <w:szCs w:val="18"/>
-              </w:rPr>
-              <w:t>(</w:t>
-            </w:r>
-            <w:proofErr w:type="spellStart"/>
-            <w:r>
-              <w:rPr>
-                <w:sz w:val="18"/>
-                <w:szCs w:val="18"/>
-              </w:rPr>
-              <w:t>StringBuffer,int,Options,int,int</w:t>
-            </w:r>
-            <w:proofErr w:type="spellEnd"/>
-            <w:r>
-              <w:rPr>
-                <w:sz w:val="18"/>
-                <w:szCs w:val="18"/>
-              </w:rPr>
-              <w:t>)</w:t>
+            <w:r>
+              <w:rPr>
+                <w:sz w:val="18"/>
+                <w:szCs w:val="18"/>
+              </w:rPr>
+              <w:t>HelpFormatter.renderOptions(StringBuffer,int,Options,int,int)</w:t>
             </w:r>
           </w:p>
         </w:tc>
@@ -28965,23 +26642,7 @@
                 <w:sz w:val="18"/>
                 <w:szCs w:val="18"/>
               </w:rPr>
-              <w:t>Option(</w:t>
-            </w:r>
-            <w:proofErr w:type="spellStart"/>
-            <w:r>
-              <w:rPr>
-                <w:sz w:val="18"/>
-                <w:szCs w:val="18"/>
-              </w:rPr>
-              <w:t>String,String,boolean,String</w:t>
-            </w:r>
-            <w:proofErr w:type="spellEnd"/>
-            <w:r>
-              <w:rPr>
-                <w:sz w:val="18"/>
-                <w:szCs w:val="18"/>
-              </w:rPr>
-              <w:t>)</w:t>
+              <w:t>Option(String,String,boolean,String)</w:t>
             </w:r>
           </w:p>
         </w:tc>
@@ -29270,37 +26931,12 @@
                 <w:szCs w:val="18"/>
               </w:rPr>
             </w:pPr>
-            <w:proofErr w:type="spellStart"/>
-            <w:r>
-              <w:rPr>
-                <w:sz w:val="18"/>
-                <w:szCs w:val="18"/>
-              </w:rPr>
-              <w:t>Options.addOption</w:t>
-            </w:r>
-            <w:proofErr w:type="spellEnd"/>
-            <w:r>
-              <w:rPr>
-                <w:sz w:val="18"/>
-                <w:szCs w:val="18"/>
-              </w:rPr>
-              <w:t>(</w:t>
-            </w:r>
-            <w:proofErr w:type="spellStart"/>
-            <w:r>
-              <w:rPr>
-                <w:sz w:val="18"/>
-                <w:szCs w:val="18"/>
-              </w:rPr>
-              <w:t>String,String,boolean,String</w:t>
-            </w:r>
-            <w:proofErr w:type="spellEnd"/>
-            <w:r>
-              <w:rPr>
-                <w:sz w:val="18"/>
-                <w:szCs w:val="18"/>
-              </w:rPr>
-              <w:t>)</w:t>
+            <w:r>
+              <w:rPr>
+                <w:sz w:val="18"/>
+                <w:szCs w:val="18"/>
+              </w:rPr>
+              <w:t>Options.addOption(String,String,boolean,String)</w:t>
             </w:r>
           </w:p>
         </w:tc>
@@ -29573,37 +27209,12 @@
                 <w:szCs w:val="18"/>
               </w:rPr>
             </w:pPr>
-            <w:proofErr w:type="spellStart"/>
-            <w:r>
-              <w:rPr>
-                <w:sz w:val="18"/>
-                <w:szCs w:val="18"/>
-              </w:rPr>
-              <w:t>Options.addOption</w:t>
-            </w:r>
-            <w:proofErr w:type="spellEnd"/>
-            <w:r>
-              <w:rPr>
-                <w:sz w:val="18"/>
-                <w:szCs w:val="18"/>
-              </w:rPr>
-              <w:t>(</w:t>
-            </w:r>
-            <w:proofErr w:type="spellStart"/>
-            <w:r>
-              <w:rPr>
-                <w:sz w:val="18"/>
-                <w:szCs w:val="18"/>
-              </w:rPr>
-              <w:t>String,boolean,String</w:t>
-            </w:r>
-            <w:proofErr w:type="spellEnd"/>
-            <w:r>
-              <w:rPr>
-                <w:sz w:val="18"/>
-                <w:szCs w:val="18"/>
-              </w:rPr>
-              <w:t>)</w:t>
+            <w:r>
+              <w:rPr>
+                <w:sz w:val="18"/>
+                <w:szCs w:val="18"/>
+              </w:rPr>
+              <w:t>Options.addOption(String,boolean,String)</w:t>
             </w:r>
           </w:p>
         </w:tc>
@@ -29876,37 +27487,12 @@
                 <w:szCs w:val="18"/>
               </w:rPr>
             </w:pPr>
-            <w:proofErr w:type="spellStart"/>
-            <w:r>
-              <w:rPr>
-                <w:sz w:val="18"/>
-                <w:szCs w:val="18"/>
-              </w:rPr>
-              <w:t>Options.addRequiredOption</w:t>
-            </w:r>
-            <w:proofErr w:type="spellEnd"/>
-            <w:r>
-              <w:rPr>
-                <w:sz w:val="18"/>
-                <w:szCs w:val="18"/>
-              </w:rPr>
-              <w:t>(</w:t>
-            </w:r>
-            <w:proofErr w:type="spellStart"/>
-            <w:r>
-              <w:rPr>
-                <w:sz w:val="18"/>
-                <w:szCs w:val="18"/>
-              </w:rPr>
-              <w:t>String,String,boolean,String</w:t>
-            </w:r>
-            <w:proofErr w:type="spellEnd"/>
-            <w:r>
-              <w:rPr>
-                <w:sz w:val="18"/>
-                <w:szCs w:val="18"/>
-              </w:rPr>
-              <w:t>)</w:t>
+            <w:r>
+              <w:rPr>
+                <w:sz w:val="18"/>
+                <w:szCs w:val="18"/>
+              </w:rPr>
+              <w:t>Options.addRequiredOption(String,String,boolean,String)</w:t>
             </w:r>
           </w:p>
         </w:tc>
@@ -30736,37 +28322,12 @@
                 <w:szCs w:val="18"/>
               </w:rPr>
             </w:pPr>
-            <w:proofErr w:type="spellStart"/>
-            <w:r>
-              <w:rPr>
-                <w:sz w:val="18"/>
-                <w:szCs w:val="18"/>
-              </w:rPr>
-              <w:t>OptionFormatter.Builder.setArgumentNameDelimiters</w:t>
-            </w:r>
-            <w:proofErr w:type="spellEnd"/>
-            <w:r>
-              <w:rPr>
-                <w:sz w:val="18"/>
-                <w:szCs w:val="18"/>
-              </w:rPr>
-              <w:t>(</w:t>
-            </w:r>
-            <w:proofErr w:type="spellStart"/>
-            <w:r>
-              <w:rPr>
-                <w:sz w:val="18"/>
-                <w:szCs w:val="18"/>
-              </w:rPr>
-              <w:t>String,String</w:t>
-            </w:r>
-            <w:proofErr w:type="spellEnd"/>
-            <w:r>
-              <w:rPr>
-                <w:sz w:val="18"/>
-                <w:szCs w:val="18"/>
-              </w:rPr>
-              <w:t>)  [help pkg]</w:t>
+            <w:r>
+              <w:rPr>
+                <w:sz w:val="18"/>
+                <w:szCs w:val="18"/>
+              </w:rPr>
+              <w:t>OptionFormatter.Builder.setArgumentNameDelimiters(String,String)  [help pkg]</w:t>
             </w:r>
           </w:p>
         </w:tc>
@@ -31039,37 +28600,12 @@
                 <w:szCs w:val="18"/>
               </w:rPr>
             </w:pPr>
-            <w:proofErr w:type="spellStart"/>
-            <w:r>
-              <w:rPr>
-                <w:sz w:val="18"/>
-                <w:szCs w:val="18"/>
-              </w:rPr>
-              <w:t>OptionFormatter.Builder.setOptionalDelimiters</w:t>
-            </w:r>
-            <w:proofErr w:type="spellEnd"/>
-            <w:r>
-              <w:rPr>
-                <w:sz w:val="18"/>
-                <w:szCs w:val="18"/>
-              </w:rPr>
-              <w:t>(</w:t>
-            </w:r>
-            <w:proofErr w:type="spellStart"/>
-            <w:r>
-              <w:rPr>
-                <w:sz w:val="18"/>
-                <w:szCs w:val="18"/>
-              </w:rPr>
-              <w:t>String,String</w:t>
-            </w:r>
-            <w:proofErr w:type="spellEnd"/>
-            <w:r>
-              <w:rPr>
-                <w:sz w:val="18"/>
-                <w:szCs w:val="18"/>
-              </w:rPr>
-              <w:t>)  [help pkg]</w:t>
+            <w:r>
+              <w:rPr>
+                <w:sz w:val="18"/>
+                <w:szCs w:val="18"/>
+              </w:rPr>
+              <w:t>OptionFormatter.Builder.setOptionalDelimiters(String,String)  [help pkg]</w:t>
             </w:r>
           </w:p>
         </w:tc>
@@ -31649,25 +29185,33 @@
                 <w:sz w:val="18"/>
                 <w:szCs w:val="18"/>
               </w:rPr>
-              <w:t xml:space="preserve">&lt;ruleset name="smells" </w:t>
-            </w:r>
-            <w:proofErr w:type="spellStart"/>
+              <w:t>&lt;ruleset name="smells" xmlns="http://pmd.sourceforge.net/ruleset/2.0.0"&gt;</w:t>
+            </w:r>
+          </w:p>
+          <w:p>
+            <w:pPr>
+              <w:spacing w:line="240" w:lineRule="auto"/>
+            </w:pPr>
             <w:r>
               <w:rPr>
                 <w:rFonts w:ascii="Courier New" w:eastAsia="Courier New" w:hAnsi="Courier New" w:cs="Courier New"/>
                 <w:sz w:val="18"/>
                 <w:szCs w:val="18"/>
               </w:rPr>
-              <w:t>xmlns</w:t>
-            </w:r>
-            <w:proofErr w:type="spellEnd"/>
+              <w:t xml:space="preserve">  &lt;description&gt;3 smells&lt;/description&gt;</w:t>
+            </w:r>
+          </w:p>
+          <w:p>
+            <w:pPr>
+              <w:spacing w:line="240" w:lineRule="auto"/>
+            </w:pPr>
             <w:r>
               <w:rPr>
                 <w:rFonts w:ascii="Courier New" w:eastAsia="Courier New" w:hAnsi="Courier New" w:cs="Courier New"/>
                 <w:sz w:val="18"/>
                 <w:szCs w:val="18"/>
               </w:rPr>
-              <w:t>="http://pmd.sourceforge.net/ruleset/2.0.0"&gt;</w:t>
+              <w:t xml:space="preserve">  &lt;rule ref="category/java/design.xml/GodClass"/&gt;</w:t>
             </w:r>
           </w:p>
           <w:p>
@@ -31680,7 +29224,7 @@
                 <w:sz w:val="18"/>
                 <w:szCs w:val="18"/>
               </w:rPr>
-              <w:t xml:space="preserve">  &lt;description&gt;3 smells&lt;/description&gt;</w:t>
+              <w:t xml:space="preserve">  &lt;rule ref="category/java/design.xml/NcssCount"&gt;</w:t>
             </w:r>
           </w:p>
           <w:p>
@@ -31693,25 +29237,33 @@
                 <w:sz w:val="18"/>
                 <w:szCs w:val="18"/>
               </w:rPr>
-              <w:t xml:space="preserve">  &lt;rule ref="category/java/design.xml/</w:t>
-            </w:r>
-            <w:proofErr w:type="spellStart"/>
+              <w:t xml:space="preserve">    &lt;properties&gt;</w:t>
+            </w:r>
+          </w:p>
+          <w:p>
+            <w:pPr>
+              <w:spacing w:line="240" w:lineRule="auto"/>
+            </w:pPr>
             <w:r>
               <w:rPr>
                 <w:rFonts w:ascii="Courier New" w:eastAsia="Courier New" w:hAnsi="Courier New" w:cs="Courier New"/>
                 <w:sz w:val="18"/>
                 <w:szCs w:val="18"/>
               </w:rPr>
-              <w:t>GodClass</w:t>
-            </w:r>
-            <w:proofErr w:type="spellEnd"/>
+              <w:t xml:space="preserve">      &lt;property name="methodReportLevel" value="30"/&gt;</w:t>
+            </w:r>
+          </w:p>
+          <w:p>
+            <w:pPr>
+              <w:spacing w:line="240" w:lineRule="auto"/>
+            </w:pPr>
             <w:r>
               <w:rPr>
                 <w:rFonts w:ascii="Courier New" w:eastAsia="Courier New" w:hAnsi="Courier New" w:cs="Courier New"/>
                 <w:sz w:val="18"/>
                 <w:szCs w:val="18"/>
               </w:rPr>
-              <w:t>"/&gt;</w:t>
+              <w:t xml:space="preserve">      &lt;property name="classReportLevel" value="100000"/&gt;</w:t>
             </w:r>
           </w:p>
           <w:p>
@@ -31724,25 +29276,33 @@
                 <w:sz w:val="18"/>
                 <w:szCs w:val="18"/>
               </w:rPr>
-              <w:t xml:space="preserve">  &lt;rule ref="category/java/design.xml/</w:t>
-            </w:r>
-            <w:proofErr w:type="spellStart"/>
+              <w:t xml:space="preserve">    &lt;/properties&gt;</w:t>
+            </w:r>
+          </w:p>
+          <w:p>
+            <w:pPr>
+              <w:spacing w:line="240" w:lineRule="auto"/>
+            </w:pPr>
             <w:r>
               <w:rPr>
                 <w:rFonts w:ascii="Courier New" w:eastAsia="Courier New" w:hAnsi="Courier New" w:cs="Courier New"/>
                 <w:sz w:val="18"/>
                 <w:szCs w:val="18"/>
               </w:rPr>
-              <w:t>NcssCount</w:t>
-            </w:r>
-            <w:proofErr w:type="spellEnd"/>
+              <w:t xml:space="preserve">  &lt;/rule&gt;</w:t>
+            </w:r>
+          </w:p>
+          <w:p>
+            <w:pPr>
+              <w:spacing w:line="240" w:lineRule="auto"/>
+            </w:pPr>
             <w:r>
               <w:rPr>
                 <w:rFonts w:ascii="Courier New" w:eastAsia="Courier New" w:hAnsi="Courier New" w:cs="Courier New"/>
                 <w:sz w:val="18"/>
                 <w:szCs w:val="18"/>
               </w:rPr>
-              <w:t>"&gt;</w:t>
+              <w:t xml:space="preserve">  &lt;rule ref="category/java/design.xml/ExcessiveParameterList"&gt;</w:t>
             </w:r>
           </w:p>
           <w:p>
@@ -31755,157 +29315,7 @@
                 <w:sz w:val="18"/>
                 <w:szCs w:val="18"/>
               </w:rPr>
-              <w:t xml:space="preserve">    &lt;properties&gt;</w:t>
-            </w:r>
-          </w:p>
-          <w:p>
-            <w:pPr>
-              <w:spacing w:line="240" w:lineRule="auto"/>
-            </w:pPr>
-            <w:r>
-              <w:rPr>
-                <w:rFonts w:ascii="Courier New" w:eastAsia="Courier New" w:hAnsi="Courier New" w:cs="Courier New"/>
-                <w:sz w:val="18"/>
-                <w:szCs w:val="18"/>
-              </w:rPr>
-              <w:t xml:space="preserve">      &lt;property name="</w:t>
-            </w:r>
-            <w:proofErr w:type="spellStart"/>
-            <w:r>
-              <w:rPr>
-                <w:rFonts w:ascii="Courier New" w:eastAsia="Courier New" w:hAnsi="Courier New" w:cs="Courier New"/>
-                <w:sz w:val="18"/>
-                <w:szCs w:val="18"/>
-              </w:rPr>
-              <w:t>methodReportLevel</w:t>
-            </w:r>
-            <w:proofErr w:type="spellEnd"/>
-            <w:r>
-              <w:rPr>
-                <w:rFonts w:ascii="Courier New" w:eastAsia="Courier New" w:hAnsi="Courier New" w:cs="Courier New"/>
-                <w:sz w:val="18"/>
-                <w:szCs w:val="18"/>
-              </w:rPr>
-              <w:t>" value="30"/&gt;</w:t>
-            </w:r>
-          </w:p>
-          <w:p>
-            <w:pPr>
-              <w:spacing w:line="240" w:lineRule="auto"/>
-            </w:pPr>
-            <w:r>
-              <w:rPr>
-                <w:rFonts w:ascii="Courier New" w:eastAsia="Courier New" w:hAnsi="Courier New" w:cs="Courier New"/>
-                <w:sz w:val="18"/>
-                <w:szCs w:val="18"/>
-              </w:rPr>
-              <w:t xml:space="preserve">      &lt;property name="</w:t>
-            </w:r>
-            <w:proofErr w:type="spellStart"/>
-            <w:r>
-              <w:rPr>
-                <w:rFonts w:ascii="Courier New" w:eastAsia="Courier New" w:hAnsi="Courier New" w:cs="Courier New"/>
-                <w:sz w:val="18"/>
-                <w:szCs w:val="18"/>
-              </w:rPr>
-              <w:t>classReportLevel</w:t>
-            </w:r>
-            <w:proofErr w:type="spellEnd"/>
-            <w:r>
-              <w:rPr>
-                <w:rFonts w:ascii="Courier New" w:eastAsia="Courier New" w:hAnsi="Courier New" w:cs="Courier New"/>
-                <w:sz w:val="18"/>
-                <w:szCs w:val="18"/>
-              </w:rPr>
-              <w:t>" value="100000"/&gt;</w:t>
-            </w:r>
-          </w:p>
-          <w:p>
-            <w:pPr>
-              <w:spacing w:line="240" w:lineRule="auto"/>
-            </w:pPr>
-            <w:r>
-              <w:rPr>
-                <w:rFonts w:ascii="Courier New" w:eastAsia="Courier New" w:hAnsi="Courier New" w:cs="Courier New"/>
-                <w:sz w:val="18"/>
-                <w:szCs w:val="18"/>
-              </w:rPr>
-              <w:t xml:space="preserve">    &lt;/properties&gt;</w:t>
-            </w:r>
-          </w:p>
-          <w:p>
-            <w:pPr>
-              <w:spacing w:line="240" w:lineRule="auto"/>
-            </w:pPr>
-            <w:r>
-              <w:rPr>
-                <w:rFonts w:ascii="Courier New" w:eastAsia="Courier New" w:hAnsi="Courier New" w:cs="Courier New"/>
-                <w:sz w:val="18"/>
-                <w:szCs w:val="18"/>
-              </w:rPr>
-              <w:t xml:space="preserve">  &lt;/rule&gt;</w:t>
-            </w:r>
-          </w:p>
-          <w:p>
-            <w:pPr>
-              <w:spacing w:line="240" w:lineRule="auto"/>
-            </w:pPr>
-            <w:r>
-              <w:rPr>
-                <w:rFonts w:ascii="Courier New" w:eastAsia="Courier New" w:hAnsi="Courier New" w:cs="Courier New"/>
-                <w:sz w:val="18"/>
-                <w:szCs w:val="18"/>
-              </w:rPr>
-              <w:t xml:space="preserve">  &lt;rule ref="category/java/design.xml/</w:t>
-            </w:r>
-            <w:proofErr w:type="spellStart"/>
-            <w:r>
-              <w:rPr>
-                <w:rFonts w:ascii="Courier New" w:eastAsia="Courier New" w:hAnsi="Courier New" w:cs="Courier New"/>
-                <w:sz w:val="18"/>
-                <w:szCs w:val="18"/>
-              </w:rPr>
-              <w:t>ExcessiveParameterList</w:t>
-            </w:r>
-            <w:proofErr w:type="spellEnd"/>
-            <w:r>
-              <w:rPr>
-                <w:rFonts w:ascii="Courier New" w:eastAsia="Courier New" w:hAnsi="Courier New" w:cs="Courier New"/>
-                <w:sz w:val="18"/>
-                <w:szCs w:val="18"/>
-              </w:rPr>
-              <w:t>"&gt;</w:t>
-            </w:r>
-          </w:p>
-          <w:p>
-            <w:pPr>
-              <w:spacing w:line="240" w:lineRule="auto"/>
-            </w:pPr>
-            <w:r>
-              <w:rPr>
-                <w:rFonts w:ascii="Courier New" w:eastAsia="Courier New" w:hAnsi="Courier New" w:cs="Courier New"/>
-                <w:sz w:val="18"/>
-                <w:szCs w:val="18"/>
-              </w:rPr>
-              <w:t xml:space="preserve">    </w:t>
-            </w:r>
-            <w:proofErr w:type="gramStart"/>
-            <w:r>
-              <w:rPr>
-                <w:rFonts w:ascii="Courier New" w:eastAsia="Courier New" w:hAnsi="Courier New" w:cs="Courier New"/>
-                <w:sz w:val="18"/>
-                <w:szCs w:val="18"/>
-              </w:rPr>
-              <w:t>&lt;properties&gt;&lt;</w:t>
-            </w:r>
-            <w:proofErr w:type="gramEnd"/>
-            <w:r>
-              <w:rPr>
-                <w:rFonts w:ascii="Courier New" w:eastAsia="Courier New" w:hAnsi="Courier New" w:cs="Courier New"/>
-                <w:sz w:val="18"/>
-                <w:szCs w:val="18"/>
-              </w:rPr>
-              <w:t>property name="minimum" value="5"/&gt;&lt;/properties&gt;</w:t>
+              <w:t xml:space="preserve">    &lt;properties&gt;&lt;property name="minimum" value="5"/&gt;&lt;/properties&gt;</w:t>
             </w:r>
           </w:p>
           <w:p>
@@ -31992,19 +29402,11 @@
           <w:p>
             <w:pPr>
               <w:spacing w:line="240" w:lineRule="auto"/>
-            </w:pPr>
-            <w:r>
               <w:rPr>
                 <w:rFonts w:ascii="Courier New" w:eastAsia="Courier New" w:hAnsi="Courier New" w:cs="Courier New"/>
                 <w:sz w:val="18"/>
                 <w:szCs w:val="18"/>
               </w:rPr>
-              <w:t>git clone https://github.com/apache/commons-cli.git &amp;&amp; cd commons-cli</w:t>
-            </w:r>
-          </w:p>
-          <w:p>
-            <w:pPr>
-              <w:spacing w:line="240" w:lineRule="auto"/>
             </w:pPr>
             <w:r>
               <w:rPr>
@@ -32012,138 +29414,74 @@
                 <w:sz w:val="18"/>
                 <w:szCs w:val="18"/>
               </w:rPr>
-              <w:t>git checkout bc23215cff121397c6c473a0633e5a7b77055511</w:t>
-            </w:r>
-          </w:p>
-          <w:p>
-            <w:pPr>
-              <w:spacing w:line="240" w:lineRule="auto"/>
-            </w:pPr>
-            <w:proofErr w:type="spellStart"/>
-            <w:r>
+              <w:t xml:space="preserve">     git clone https://github.com/apache/commons-cli.git</w:t>
+            </w:r>
+          </w:p>
+          <w:p>
+            <w:pPr>
+              <w:spacing w:line="240" w:lineRule="auto"/>
               <w:rPr>
                 <w:rFonts w:ascii="Courier New" w:eastAsia="Courier New" w:hAnsi="Courier New" w:cs="Courier New"/>
                 <w:sz w:val="18"/>
                 <w:szCs w:val="18"/>
               </w:rPr>
-              <w:t>pygount</w:t>
-            </w:r>
-            <w:proofErr w:type="spellEnd"/>
+            </w:pPr>
             <w:r>
               <w:rPr>
                 <w:rFonts w:ascii="Courier New" w:eastAsia="Courier New" w:hAnsi="Courier New" w:cs="Courier New"/>
                 <w:sz w:val="18"/>
                 <w:szCs w:val="18"/>
               </w:rPr>
-              <w:t xml:space="preserve"> --format=summary --suffix=java </w:t>
-            </w:r>
-            <w:proofErr w:type="spellStart"/>
-            <w:r>
+              <w:t xml:space="preserve">     git -C commons-cli checkout bc23215cff121397c6c473a0633e5a7b77055511</w:t>
+            </w:r>
+          </w:p>
+          <w:p>
+            <w:pPr>
+              <w:spacing w:line="240" w:lineRule="auto"/>
               <w:rPr>
                 <w:rFonts w:ascii="Courier New" w:eastAsia="Courier New" w:hAnsi="Courier New" w:cs="Courier New"/>
                 <w:sz w:val="18"/>
                 <w:szCs w:val="18"/>
               </w:rPr>
-              <w:t>src</w:t>
-            </w:r>
-            <w:proofErr w:type="spellEnd"/>
+            </w:pPr>
             <w:r>
               <w:rPr>
                 <w:rFonts w:ascii="Courier New" w:eastAsia="Courier New" w:hAnsi="Courier New" w:cs="Courier New"/>
                 <w:sz w:val="18"/>
                 <w:szCs w:val="18"/>
               </w:rPr>
-              <w:t>/main/java            # LOC: 36 files, 2,842 code lines</w:t>
-            </w:r>
-          </w:p>
-          <w:p>
-            <w:pPr>
-              <w:spacing w:line="240" w:lineRule="auto"/>
-            </w:pPr>
-            <w:r>
+              <w:t xml:space="preserve">     pygount --format=summary --suffix=java commons-cli/src/main/java</w:t>
+            </w:r>
+          </w:p>
+          <w:p>
+            <w:pPr>
+              <w:spacing w:line="240" w:lineRule="auto"/>
               <w:rPr>
                 <w:rFonts w:ascii="Courier New" w:eastAsia="Courier New" w:hAnsi="Courier New" w:cs="Courier New"/>
                 <w:sz w:val="18"/>
                 <w:szCs w:val="18"/>
               </w:rPr>
-              <w:t xml:space="preserve"># (comment stripping and bundling script -&gt; </w:t>
-            </w:r>
-            <w:proofErr w:type="spellStart"/>
+            </w:pPr>
             <w:r>
               <w:rPr>
                 <w:rFonts w:ascii="Courier New" w:eastAsia="Courier New" w:hAnsi="Courier New" w:cs="Courier New"/>
                 <w:sz w:val="18"/>
                 <w:szCs w:val="18"/>
               </w:rPr>
-              <w:t>stripped_src</w:t>
-            </w:r>
-            <w:proofErr w:type="spellEnd"/>
+              <w:t xml:space="preserve">     python3 strip_comments.py commons-cli/src/main/java stripped_src commons-cli-scope.txt</w:t>
+            </w:r>
+          </w:p>
+          <w:p>
+            <w:pPr>
+              <w:spacing w:line="240" w:lineRule="auto"/>
+            </w:pPr>
             <w:r>
               <w:rPr>
                 <w:rFonts w:ascii="Courier New" w:eastAsia="Courier New" w:hAnsi="Courier New" w:cs="Courier New"/>
                 <w:sz w:val="18"/>
                 <w:szCs w:val="18"/>
               </w:rPr>
-              <w:t>/ and commons-cli-scope.txt, 34 files)</w:t>
-            </w:r>
-          </w:p>
-          <w:p>
-            <w:pPr>
-              <w:spacing w:line="240" w:lineRule="auto"/>
-            </w:pPr>
-            <w:proofErr w:type="spellStart"/>
-            <w:r>
-              <w:rPr>
-                <w:rFonts w:ascii="Courier New" w:eastAsia="Courier New" w:hAnsi="Courier New" w:cs="Courier New"/>
-                <w:sz w:val="18"/>
-                <w:szCs w:val="18"/>
-              </w:rPr>
-              <w:t>pmd</w:t>
-            </w:r>
-            <w:proofErr w:type="spellEnd"/>
-            <w:r>
-              <w:rPr>
-                <w:rFonts w:ascii="Courier New" w:eastAsia="Courier New" w:hAnsi="Courier New" w:cs="Courier New"/>
-                <w:sz w:val="18"/>
-                <w:szCs w:val="18"/>
-              </w:rPr>
-              <w:t xml:space="preserve"> check -d </w:t>
-            </w:r>
-            <w:proofErr w:type="spellStart"/>
-            <w:r>
-              <w:rPr>
-                <w:rFonts w:ascii="Courier New" w:eastAsia="Courier New" w:hAnsi="Courier New" w:cs="Courier New"/>
-                <w:sz w:val="18"/>
-                <w:szCs w:val="18"/>
-              </w:rPr>
-              <w:t>stripped_src</w:t>
-            </w:r>
-            <w:proofErr w:type="spellEnd"/>
-            <w:r>
-              <w:rPr>
-                <w:rFonts w:ascii="Courier New" w:eastAsia="Courier New" w:hAnsi="Courier New" w:cs="Courier New"/>
-                <w:sz w:val="18"/>
-                <w:szCs w:val="18"/>
-              </w:rPr>
-              <w:t xml:space="preserve"> -R pmd-ruleset.xml -f </w:t>
-            </w:r>
-            <w:proofErr w:type="gramStart"/>
-            <w:r>
-              <w:rPr>
-                <w:rFonts w:ascii="Courier New" w:eastAsia="Courier New" w:hAnsi="Courier New" w:cs="Courier New"/>
-                <w:sz w:val="18"/>
-                <w:szCs w:val="18"/>
-              </w:rPr>
-              <w:t>xml --no</w:t>
-            </w:r>
-            <w:proofErr w:type="gramEnd"/>
-            <w:r>
-              <w:rPr>
-                <w:rFonts w:ascii="Courier New" w:eastAsia="Courier New" w:hAnsi="Courier New" w:cs="Courier New"/>
-                <w:sz w:val="18"/>
-                <w:szCs w:val="18"/>
-              </w:rPr>
-              <w:t>-cache -r pmd.xml   # PMD 7.28.0, OpenJDK 21</w:t>
+              <w:t xml:space="preserve">     pmd check -d stripped_src -R pmd-ruleset.xml -f text --no-cache</w:t>
             </w:r>
           </w:p>
         </w:tc>
@@ -32407,6 +29745,155 @@
       <w:lvlJc w:val="left"/>
     </w:lvl>
   </w:abstractNum>
+  <w:abstractNum w:abstractNumId="2" w15:restartNumberingAfterBreak="0">
+    <w:nsid w:val="6592685C"/>
+    <w:multiLevelType w:val="multilevel"/>
+    <w:tmpl w:val="B88C7710"/>
+    <w:lvl w:ilvl="0">
+      <w:start w:val="1"/>
+      <w:numFmt w:val="bullet"/>
+      <w:lvlText w:val=""/>
+      <w:lvlJc w:val="left"/>
+      <w:pPr>
+        <w:tabs>
+          <w:tab w:val="num" w:pos="720"/>
+        </w:tabs>
+        <w:ind w:left="720" w:hanging="360"/>
+      </w:pPr>
+      <w:rPr>
+        <w:rFonts w:ascii="Symbol" w:hAnsi="Symbol" w:hint="default"/>
+        <w:sz w:val="20"/>
+      </w:rPr>
+    </w:lvl>
+    <w:lvl w:ilvl="1" w:tentative="1">
+      <w:start w:val="1"/>
+      <w:numFmt w:val="bullet"/>
+      <w:lvlText w:val="o"/>
+      <w:lvlJc w:val="left"/>
+      <w:pPr>
+        <w:tabs>
+          <w:tab w:val="num" w:pos="1440"/>
+        </w:tabs>
+        <w:ind w:left="1440" w:hanging="360"/>
+      </w:pPr>
+      <w:rPr>
+        <w:rFonts w:ascii="Courier New" w:hAnsi="Courier New" w:hint="default"/>
+        <w:sz w:val="20"/>
+      </w:rPr>
+    </w:lvl>
+    <w:lvl w:ilvl="2" w:tentative="1">
+      <w:start w:val="1"/>
+      <w:numFmt w:val="bullet"/>
+      <w:lvlText w:val=""/>
+      <w:lvlJc w:val="left"/>
+      <w:pPr>
+        <w:tabs>
+          <w:tab w:val="num" w:pos="2160"/>
+        </w:tabs>
+        <w:ind w:left="2160" w:hanging="360"/>
+      </w:pPr>
+      <w:rPr>
+        <w:rFonts w:ascii="Wingdings" w:hAnsi="Wingdings" w:hint="default"/>
+        <w:sz w:val="20"/>
+      </w:rPr>
+    </w:lvl>
+    <w:lvl w:ilvl="3" w:tentative="1">
+      <w:start w:val="1"/>
+      <w:numFmt w:val="bullet"/>
+      <w:lvlText w:val=""/>
+      <w:lvlJc w:val="left"/>
+      <w:pPr>
+        <w:tabs>
+          <w:tab w:val="num" w:pos="2880"/>
+        </w:tabs>
+        <w:ind w:left="2880" w:hanging="360"/>
+      </w:pPr>
+      <w:rPr>
+        <w:rFonts w:ascii="Wingdings" w:hAnsi="Wingdings" w:hint="default"/>
+        <w:sz w:val="20"/>
+      </w:rPr>
+    </w:lvl>
+    <w:lvl w:ilvl="4" w:tentative="1">
+      <w:start w:val="1"/>
+      <w:numFmt w:val="bullet"/>
+      <w:lvlText w:val=""/>
+      <w:lvlJc w:val="left"/>
+      <w:pPr>
+        <w:tabs>
+          <w:tab w:val="num" w:pos="3600"/>
+        </w:tabs>
+        <w:ind w:left="3600" w:hanging="360"/>
+      </w:pPr>
+      <w:rPr>
+        <w:rFonts w:ascii="Wingdings" w:hAnsi="Wingdings" w:hint="default"/>
+        <w:sz w:val="20"/>
+      </w:rPr>
+    </w:lvl>
+    <w:lvl w:ilvl="5" w:tentative="1">
+      <w:start w:val="1"/>
+      <w:numFmt w:val="bullet"/>
+      <w:lvlText w:val=""/>
+      <w:lvlJc w:val="left"/>
+      <w:pPr>
+        <w:tabs>
+          <w:tab w:val="num" w:pos="4320"/>
+        </w:tabs>
+        <w:ind w:left="4320" w:hanging="360"/>
+      </w:pPr>
+      <w:rPr>
+        <w:rFonts w:ascii="Wingdings" w:hAnsi="Wingdings" w:hint="default"/>
+        <w:sz w:val="20"/>
+      </w:rPr>
+    </w:lvl>
+    <w:lvl w:ilvl="6" w:tentative="1">
+      <w:start w:val="1"/>
+      <w:numFmt w:val="bullet"/>
+      <w:lvlText w:val=""/>
+      <w:lvlJc w:val="left"/>
+      <w:pPr>
+        <w:tabs>
+          <w:tab w:val="num" w:pos="5040"/>
+        </w:tabs>
+        <w:ind w:left="5040" w:hanging="360"/>
+      </w:pPr>
+      <w:rPr>
+        <w:rFonts w:ascii="Wingdings" w:hAnsi="Wingdings" w:hint="default"/>
+        <w:sz w:val="20"/>
+      </w:rPr>
+    </w:lvl>
+    <w:lvl w:ilvl="7" w:tentative="1">
+      <w:start w:val="1"/>
+      <w:numFmt w:val="bullet"/>
+      <w:lvlText w:val=""/>
+      <w:lvlJc w:val="left"/>
+      <w:pPr>
+        <w:tabs>
+          <w:tab w:val="num" w:pos="5760"/>
+        </w:tabs>
+        <w:ind w:left="5760" w:hanging="360"/>
+      </w:pPr>
+      <w:rPr>
+        <w:rFonts w:ascii="Wingdings" w:hAnsi="Wingdings" w:hint="default"/>
+        <w:sz w:val="20"/>
+      </w:rPr>
+    </w:lvl>
+    <w:lvl w:ilvl="8" w:tentative="1">
+      <w:start w:val="1"/>
+      <w:numFmt w:val="bullet"/>
+      <w:lvlText w:val=""/>
+      <w:lvlJc w:val="left"/>
+      <w:pPr>
+        <w:tabs>
+          <w:tab w:val="num" w:pos="6480"/>
+        </w:tabs>
+        <w:ind w:left="6480" w:hanging="360"/>
+      </w:pPr>
+      <w:rPr>
+        <w:rFonts w:ascii="Wingdings" w:hAnsi="Wingdings" w:hint="default"/>
+        <w:sz w:val="20"/>
+      </w:rPr>
+    </w:lvl>
+  </w:abstractNum>
   <w:num w:numId="1" w16cid:durableId="423306258">
     <w:abstractNumId w:val="0"/>
     <w:lvlOverride w:ilvl="0">
@@ -32418,6 +29905,9 @@
     <w:lvlOverride w:ilvl="0">
       <w:startOverride w:val="1"/>
     </w:lvlOverride>
+  </w:num>
+  <w:num w:numId="3" w16cid:durableId="463885225">
+    <w:abstractNumId w:val="2"/>
   </w:num>
 </w:numbering>
 </file>
@@ -32913,7 +30403,6 @@
   <w:style w:type="character" w:default="1" w:styleId="DefaultParagraphFont">
     <w:name w:val="Default Paragraph Font"/>
     <w:uiPriority w:val="1"/>
-    <w:semiHidden/>
     <w:unhideWhenUsed/>
   </w:style>
   <w:style w:type="table" w:default="1" w:styleId="TableNormal">
@@ -33017,6 +30506,19 @@
     <w:semiHidden/>
     <w:unhideWhenUsed/>
     <w:rPr>
+      <w:sz w:val="20"/>
+      <w:szCs w:val="20"/>
+    </w:rPr>
+  </w:style>
+  <w:style w:type="character" w:styleId="HTMLCode">
+    <w:name w:val="HTML Code"/>
+    <w:basedOn w:val="DefaultParagraphFont"/>
+    <w:uiPriority w:val="99"/>
+    <w:semiHidden/>
+    <w:unhideWhenUsed/>
+    <w:rsid w:val="005829A5"/>
+    <w:rPr>
+      <w:rFonts w:ascii="Courier New" w:eastAsia="Times New Roman" w:hAnsi="Courier New" w:cs="Courier New"/>
       <w:sz w:val="20"/>
       <w:szCs w:val="20"/>
     </w:rPr>
